--- a/outputs/stockleague_edition/screening_report_established_v1.docx
+++ b/outputs/stockleague_edition/screening_report_established_v1.docx
@@ -6506,6 +6506,374 @@
     </w:tbl>
     <w:p>
       <w:pPr>
+        <w:spacing w:after="100" w:before="220"/>
+      </w:pPr>
+      <w:r>
+        <w:rPr>
+          <w:rFonts w:ascii="Yu Gothic" w:cs="Yu Gothic" w:eastAsia="Yu Gothic" w:hAnsi="Yu Gothic"/>
+          <w:b/>
+          <w:bCs/>
+          <w:i w:val="false"/>
+          <w:iCs w:val="false"/>
+          <w:color w:val="1B1F27"/>
+          <w:sz w:val="18"/>
+          <w:szCs w:val="18"/>
+        </w:rPr>
+        <w:t xml:space="preserve">流動性の下限（Amihud 2002）</w:t>
+      </w:r>
+    </w:p>
+    <w:p>
+      <w:pPr>
+        <w:spacing w:after="130" w:before="0" w:line="300"/>
+        <w:jc w:val="left"/>
+      </w:pPr>
+      <w:r>
+        <w:rPr>
+          <w:rFonts w:ascii="Yu Gothic" w:cs="Yu Gothic" w:eastAsia="Yu Gothic" w:hAnsi="Yu Gothic"/>
+          <w:b w:val="false"/>
+          <w:bCs w:val="false"/>
+          <w:i w:val="false"/>
+          <w:iCs w:val="false"/>
+          <w:color w:val="1B1F27"/>
+          <w:sz w:val="18"/>
+          <w:szCs w:val="18"/>
+        </w:rPr>
+        <w:t xml:space="preserve">売買が細い銘柄は、買えても売れない。直近60営業日の平均売買代金に下限を置く。Amihud (2002) は非流動性が期待リターンに織り込まれることを示しており、流動性を制約として置くこと自体に根拠がある。</w:t>
+      </w:r>
+    </w:p>
+    <w:tbl>
+      <w:tblPr>
+        <w:tblW w:type="dxa" w:w="10206"/>
+        <w:tblBorders>
+          <w:top w:val="single" w:color="auto" w:sz="4"/>
+          <w:left w:val="single" w:color="auto" w:sz="4"/>
+          <w:bottom w:val="single" w:color="auto" w:sz="4"/>
+          <w:right w:val="single" w:color="auto" w:sz="4"/>
+          <w:insideH w:val="single" w:color="auto" w:sz="4"/>
+          <w:insideV w:val="single" w:color="auto" w:sz="4"/>
+        </w:tblBorders>
+      </w:tblPr>
+      <w:tblGrid>
+        <w:gridCol w:w="9106"/>
+        <w:gridCol w:w="1100"/>
+      </w:tblGrid>
+      <w:tr>
+        <w:tc>
+          <w:tcPr>
+            <w:tcW w:type="dxa" w:w="9106"/>
+            <w:tcBorders>
+              <w:top w:val="none" w:color="FFFFFF" w:sz="0"/>
+              <w:left w:val="none" w:color="FFFFFF" w:sz="0"/>
+              <w:bottom w:val="none" w:color="FFFFFF" w:sz="0"/>
+              <w:right w:val="none" w:color="FFFFFF" w:sz="0"/>
+            </w:tcBorders>
+            <w:tcMar>
+              <w:top w:type="dxa" w:w="90"/>
+              <w:left w:type="dxa" w:w="0"/>
+              <w:bottom w:type="dxa" w:w="90"/>
+              <w:right w:type="dxa" w:w="0"/>
+            </w:tcMar>
+          </w:tcPr>
+          <w:p>
+            <w:pPr>
+              <w:spacing w:after="0" w:before="0"/>
+              <w:jc w:val="center"/>
+            </w:pPr>
+            <w:r>
+              <w:drawing>
+                <wp:inline distT="0" distB="0" distL="0" distR="0">
+                  <wp:extent cx="3028950" cy="647700"/>
+                  <wp:effectExtent t="0" r="0" b="0" l="0"/>
+                  <wp:docPr id="1" name="" descr="" title=""/>
+                  <wp:cNvGraphicFramePr>
+                    <a:graphicFrameLocks xmlns:a="http://schemas.openxmlformats.org/drawingml/2006/main" noChangeAspect="1"/>
+                  </wp:cNvGraphicFramePr>
+                  <a:graphic xmlns:a="http://schemas.openxmlformats.org/drawingml/2006/main">
+                    <a:graphicData uri="http://schemas.openxmlformats.org/drawingml/2006/picture">
+                      <pic:pic xmlns:pic="http://schemas.openxmlformats.org/drawingml/2006/picture">
+                        <pic:nvPicPr>
+                          <pic:cNvPr id="0" name="" descr=""/>
+                          <pic:cNvPicPr>
+                            <a:picLocks noChangeAspect="1" noChangeArrowheads="1"/>
+                          </pic:cNvPicPr>
+                        </pic:nvPicPr>
+                        <pic:blipFill>
+                          <a:blip r:embed="rId8" cstate="none"/>
+                          <a:srcRect/>
+                          <a:stretch>
+                            <a:fillRect/>
+                          </a:stretch>
+                        </pic:blipFill>
+                        <pic:spPr bwMode="auto">
+                          <a:xfrm>
+                            <a:off x="0" y="0"/>
+                            <a:ext cx="3028950" cy="647700"/>
+                          </a:xfrm>
+                          <a:prstGeom prst="rect">
+                            <a:avLst/>
+                          </a:prstGeom>
+                        </pic:spPr>
+                      </pic:pic>
+                    </a:graphicData>
+                  </a:graphic>
+                </wp:inline>
+              </w:drawing>
+            </w:r>
+          </w:p>
+        </w:tc>
+        <w:tc>
+          <w:tcPr>
+            <w:tcW w:type="dxa" w:w="1100"/>
+            <w:tcBorders>
+              <w:top w:val="none" w:color="FFFFFF" w:sz="0"/>
+              <w:left w:val="none" w:color="FFFFFF" w:sz="0"/>
+              <w:bottom w:val="none" w:color="FFFFFF" w:sz="0"/>
+              <w:right w:val="none" w:color="FFFFFF" w:sz="0"/>
+            </w:tcBorders>
+            <w:tcMar>
+              <w:top w:type="dxa" w:w="90"/>
+              <w:left w:type="dxa" w:w="0"/>
+              <w:bottom w:type="dxa" w:w="90"/>
+              <w:right w:type="dxa" w:w="0"/>
+            </w:tcMar>
+            <w:vAlign w:val="center"/>
+          </w:tcPr>
+          <w:p>
+            <w:pPr>
+              <w:spacing w:after="0" w:before="0"/>
+              <w:jc w:val="right"/>
+            </w:pPr>
+            <w:r>
+              <w:rPr>
+                <w:rFonts w:ascii="Yu Gothic" w:cs="Yu Gothic" w:eastAsia="Yu Gothic" w:hAnsi="Yu Gothic"/>
+                <w:b w:val="false"/>
+                <w:bCs w:val="false"/>
+                <w:i w:val="false"/>
+                <w:iCs w:val="false"/>
+                <w:color w:val="1B1F27"/>
+                <w:sz w:val="17"/>
+                <w:szCs w:val="17"/>
+              </w:rPr>
+              <w:t xml:space="preserve">(3)</w:t>
+            </w:r>
+          </w:p>
+        </w:tc>
+      </w:tr>
+    </w:tbl>
+    <w:p>
+      <w:pPr>
+        <w:spacing w:after="130" w:before="20"/>
+        <w:jc w:val="center"/>
+      </w:pPr>
+      <w:r>
+        <w:rPr>
+          <w:rFonts w:ascii="Yu Gothic" w:cs="Yu Gothic" w:eastAsia="Yu Gothic" w:hAnsi="Yu Gothic"/>
+          <w:b w:val="false"/>
+          <w:bCs w:val="false"/>
+          <w:i w:val="false"/>
+          <w:iCs w:val="false"/>
+          <w:color w:val="5B6373"/>
+          <w:sz w:val="15"/>
+          <w:szCs w:val="15"/>
+        </w:rPr>
+        <w:t xml:space="preserve">1日あたり2,000万円。P は終値、V は出来高。</w:t>
+      </w:r>
+    </w:p>
+    <w:p>
+      <w:pPr>
+        <w:spacing w:after="100" w:before="220"/>
+      </w:pPr>
+      <w:r>
+        <w:rPr>
+          <w:rFonts w:ascii="Yu Gothic" w:cs="Yu Gothic" w:eastAsia="Yu Gothic" w:hAnsi="Yu Gothic"/>
+          <w:b/>
+          <w:bCs/>
+          <w:i w:val="false"/>
+          <w:iCs w:val="false"/>
+          <w:color w:val="1B1F27"/>
+          <w:sz w:val="18"/>
+          <w:szCs w:val="18"/>
+        </w:rPr>
+        <w:t xml:space="preserve">倒産リスクの除外（Altman 1968）</w:t>
+      </w:r>
+    </w:p>
+    <w:p>
+      <w:pPr>
+        <w:spacing w:after="130" w:before="0" w:line="300"/>
+        <w:jc w:val="left"/>
+      </w:pPr>
+      <w:r>
+        <w:rPr>
+          <w:rFonts w:ascii="Yu Gothic" w:cs="Yu Gothic" w:eastAsia="Yu Gothic" w:hAnsi="Yu Gothic"/>
+          <w:b w:val="false"/>
+          <w:bCs w:val="false"/>
+          <w:i w:val="false"/>
+          <w:iCs w:val="false"/>
+          <w:color w:val="1B1F27"/>
+          <w:sz w:val="18"/>
+          <w:szCs w:val="18"/>
+        </w:rPr>
+        <w:t xml:space="preserve">割安に見える会社の一部は、単に倒産が近いから安い。Altman (1968) のZ-Score は、5つの財務比率の線形結合で倒産確率を判別する古典的な指標で、1.81を下回る領域を「危険」と定義している。</w:t>
+      </w:r>
+    </w:p>
+    <w:tbl>
+      <w:tblPr>
+        <w:tblW w:type="dxa" w:w="10206"/>
+        <w:tblBorders>
+          <w:top w:val="single" w:color="auto" w:sz="4"/>
+          <w:left w:val="single" w:color="auto" w:sz="4"/>
+          <w:bottom w:val="single" w:color="auto" w:sz="4"/>
+          <w:right w:val="single" w:color="auto" w:sz="4"/>
+          <w:insideH w:val="single" w:color="auto" w:sz="4"/>
+          <w:insideV w:val="single" w:color="auto" w:sz="4"/>
+        </w:tblBorders>
+      </w:tblPr>
+      <w:tblGrid>
+        <w:gridCol w:w="9106"/>
+        <w:gridCol w:w="1100"/>
+      </w:tblGrid>
+      <w:tr>
+        <w:tc>
+          <w:tcPr>
+            <w:tcW w:type="dxa" w:w="9106"/>
+            <w:tcBorders>
+              <w:top w:val="none" w:color="FFFFFF" w:sz="0"/>
+              <w:left w:val="none" w:color="FFFFFF" w:sz="0"/>
+              <w:bottom w:val="none" w:color="FFFFFF" w:sz="0"/>
+              <w:right w:val="none" w:color="FFFFFF" w:sz="0"/>
+            </w:tcBorders>
+            <w:tcMar>
+              <w:top w:type="dxa" w:w="90"/>
+              <w:left w:type="dxa" w:w="0"/>
+              <w:bottom w:type="dxa" w:w="90"/>
+              <w:right w:type="dxa" w:w="0"/>
+            </w:tcMar>
+          </w:tcPr>
+          <w:p>
+            <w:pPr>
+              <w:spacing w:after="0" w:before="0"/>
+              <w:jc w:val="center"/>
+            </w:pPr>
+            <w:r>
+              <w:drawing>
+                <wp:inline distT="0" distB="0" distL="0" distR="0">
+                  <wp:extent cx="4667250" cy="400050"/>
+                  <wp:effectExtent t="0" r="0" b="0" l="0"/>
+                  <wp:docPr id="1" name="" descr="" title=""/>
+                  <wp:cNvGraphicFramePr>
+                    <a:graphicFrameLocks xmlns:a="http://schemas.openxmlformats.org/drawingml/2006/main" noChangeAspect="1"/>
+                  </wp:cNvGraphicFramePr>
+                  <a:graphic xmlns:a="http://schemas.openxmlformats.org/drawingml/2006/main">
+                    <a:graphicData uri="http://schemas.openxmlformats.org/drawingml/2006/picture">
+                      <pic:pic xmlns:pic="http://schemas.openxmlformats.org/drawingml/2006/picture">
+                        <pic:nvPicPr>
+                          <pic:cNvPr id="0" name="" descr=""/>
+                          <pic:cNvPicPr>
+                            <a:picLocks noChangeAspect="1" noChangeArrowheads="1"/>
+                          </pic:cNvPicPr>
+                        </pic:nvPicPr>
+                        <pic:blipFill>
+                          <a:blip r:embed="rId9" cstate="none"/>
+                          <a:srcRect/>
+                          <a:stretch>
+                            <a:fillRect/>
+                          </a:stretch>
+                        </pic:blipFill>
+                        <pic:spPr bwMode="auto">
+                          <a:xfrm>
+                            <a:off x="0" y="0"/>
+                            <a:ext cx="4667250" cy="400050"/>
+                          </a:xfrm>
+                          <a:prstGeom prst="rect">
+                            <a:avLst/>
+                          </a:prstGeom>
+                        </pic:spPr>
+                      </pic:pic>
+                    </a:graphicData>
+                  </a:graphic>
+                </wp:inline>
+              </w:drawing>
+            </w:r>
+          </w:p>
+        </w:tc>
+        <w:tc>
+          <w:tcPr>
+            <w:tcW w:type="dxa" w:w="1100"/>
+            <w:tcBorders>
+              <w:top w:val="none" w:color="FFFFFF" w:sz="0"/>
+              <w:left w:val="none" w:color="FFFFFF" w:sz="0"/>
+              <w:bottom w:val="none" w:color="FFFFFF" w:sz="0"/>
+              <w:right w:val="none" w:color="FFFFFF" w:sz="0"/>
+            </w:tcBorders>
+            <w:tcMar>
+              <w:top w:type="dxa" w:w="90"/>
+              <w:left w:type="dxa" w:w="0"/>
+              <w:bottom w:type="dxa" w:w="90"/>
+              <w:right w:type="dxa" w:w="0"/>
+            </w:tcMar>
+            <w:vAlign w:val="center"/>
+          </w:tcPr>
+          <w:p>
+            <w:pPr>
+              <w:spacing w:after="0" w:before="0"/>
+              <w:jc w:val="right"/>
+            </w:pPr>
+            <w:r>
+              <w:rPr>
+                <w:rFonts w:ascii="Yu Gothic" w:cs="Yu Gothic" w:eastAsia="Yu Gothic" w:hAnsi="Yu Gothic"/>
+                <w:b w:val="false"/>
+                <w:bCs w:val="false"/>
+                <w:i w:val="false"/>
+                <w:iCs w:val="false"/>
+                <w:color w:val="1B1F27"/>
+                <w:sz w:val="17"/>
+                <w:szCs w:val="17"/>
+              </w:rPr>
+              <w:t xml:space="preserve">(4)</w:t>
+            </w:r>
+          </w:p>
+        </w:tc>
+      </w:tr>
+    </w:tbl>
+    <w:p>
+      <w:pPr>
+        <w:spacing w:after="130" w:before="20"/>
+        <w:jc w:val="center"/>
+      </w:pPr>
+      <w:r>
+        <w:rPr>
+          <w:rFonts w:ascii="Yu Gothic" w:cs="Yu Gothic" w:eastAsia="Yu Gothic" w:hAnsi="Yu Gothic"/>
+          <w:b w:val="false"/>
+          <w:bCs w:val="false"/>
+          <w:i w:val="false"/>
+          <w:iCs w:val="false"/>
+          <w:color w:val="5B6373"/>
+          <w:sz w:val="15"/>
+          <w:szCs w:val="15"/>
+        </w:rPr>
+        <w:t xml:space="preserve">Z &lt; 1.81 を除外する。閾値は原論文の値をそのまま用いる。</w:t>
+      </w:r>
+    </w:p>
+    <w:p>
+      <w:pPr>
+        <w:spacing w:after="150" w:before="110" w:line="285"/>
+      </w:pPr>
+      <w:r>
+        <w:rPr>
+          <w:rFonts w:ascii="Yu Gothic" w:cs="Yu Gothic" w:eastAsia="Yu Gothic" w:hAnsi="Yu Gothic"/>
+          <w:b w:val="false"/>
+          <w:bCs w:val="false"/>
+          <w:i w:val="false"/>
+          <w:iCs w:val="false"/>
+          <w:color w:val="5B6373"/>
+          <w:sz w:val="16"/>
+          <w:szCs w:val="16"/>
+        </w:rPr>
+        <w:t xml:space="preserve">この条件で236社が除外された（母集団の約12%）。なおZ-Scoreは製造業向けに推定されたモデルであり、非製造業では判別力が落ちることが知られている。本方式では「選ぶための指標」ではなく「明らかに危ない会社を落とす門番」としてのみ用いている。</w:t>
+      </w:r>
+    </w:p>
+    <w:p>
+      <w:pPr>
         <w:spacing w:after="60" w:before="150"/>
       </w:pPr>
       <w:r>
@@ -7514,7 +7882,1515 @@
           <w:sz w:val="18"/>
           <w:szCs w:val="18"/>
         </w:rPr>
-        <w:t xml:space="preserve">4つの軸はいずれも、査読論文または著名な実務書で定義が確定している式をそのまま用いる。「なぜこの式なのか」に論文名で答えられる状態にすることが、この構成の目的である。重みや境界値を我々が決めた箇所は第13章に列挙する。</w:t>
+        <w:t xml:space="preserve">4つの軸はいずれも、査読論文または著名な実務書で定義が確定している式をそのまま用いる。「なぜこの式なのか」に論文名で答えられる状態にすることが、この構成の目的である。以下、各軸について 出典 → なぜこの軸が要るか → 定義 → 記号の意味 → 直感 → 注意点 の順に述べる。重みや境界値を我々が決めた箇所は第13章に列挙する。</w:t>
+      </w:r>
+    </w:p>
+    <w:p>
+      <w:pPr>
+        <w:spacing w:after="60" w:before="150"/>
+      </w:pPr>
+      <w:r>
+        <w:rPr>
+          <w:rFonts w:ascii="Yu Gothic" w:cs="Yu Gothic" w:eastAsia="Yu Gothic" w:hAnsi="Yu Gothic"/>
+          <w:b/>
+          <w:bCs/>
+          <w:i w:val="false"/>
+          <w:iCs w:val="false"/>
+          <w:color w:val="5B6373"/>
+          <w:sz w:val="16"/>
+          <w:szCs w:val="16"/>
+        </w:rPr>
+        <w:t xml:space="preserve">記号の約束</w:t>
+      </w:r>
+    </w:p>
+    <w:tbl>
+      <w:tblPr>
+        <w:tblW w:type="dxa" w:w="10206"/>
+        <w:tblBorders>
+          <w:top w:val="single" w:color="auto" w:sz="4"/>
+          <w:left w:val="single" w:color="auto" w:sz="4"/>
+          <w:bottom w:val="single" w:color="auto" w:sz="4"/>
+          <w:right w:val="single" w:color="auto" w:sz="4"/>
+          <w:insideH w:val="single" w:color="auto" w:sz="4"/>
+          <w:insideV w:val="single" w:color="auto" w:sz="4"/>
+        </w:tblBorders>
+      </w:tblPr>
+      <w:tblGrid>
+        <w:gridCol w:w="1700"/>
+        <w:gridCol w:w="4200"/>
+        <w:gridCol w:w="4306"/>
+      </w:tblGrid>
+      <w:tr>
+        <w:trPr>
+          <w:tblHeader/>
+        </w:trPr>
+        <w:tc>
+          <w:tcPr>
+            <w:tcW w:type="dxa" w:w="1700"/>
+            <w:tcBorders>
+              <w:top w:val="single" w:color="C9CEDA" w:sz="2"/>
+              <w:left w:val="none" w:color="FFFFFF" w:sz="0"/>
+              <w:bottom w:val="single" w:color="C9CEDA" w:sz="2"/>
+              <w:right w:val="none" w:color="FFFFFF" w:sz="0"/>
+            </w:tcBorders>
+            <w:shd w:fill="E6F0EC" w:color="auto" w:val="clear"/>
+            <w:tcMar>
+              <w:top w:type="dxa" w:w="58"/>
+              <w:left w:type="dxa" w:w="88"/>
+              <w:bottom w:type="dxa" w:w="58"/>
+              <w:right w:type="dxa" w:w="88"/>
+            </w:tcMar>
+          </w:tcPr>
+          <w:p>
+            <w:pPr>
+              <w:spacing w:after="0" w:before="0" w:line="248"/>
+              <w:jc w:val="left"/>
+            </w:pPr>
+            <w:r>
+              <w:rPr>
+                <w:rFonts w:ascii="Yu Gothic" w:cs="Yu Gothic" w:eastAsia="Yu Gothic" w:hAnsi="Yu Gothic"/>
+                <w:b/>
+                <w:bCs/>
+                <w:i w:val="false"/>
+                <w:iCs w:val="false"/>
+                <w:color w:val="1B1F27"/>
+                <w:sz w:val="16"/>
+                <w:szCs w:val="16"/>
+              </w:rPr>
+              <w:t xml:space="preserve">記号</w:t>
+            </w:r>
+          </w:p>
+        </w:tc>
+        <w:tc>
+          <w:tcPr>
+            <w:tcW w:type="dxa" w:w="4200"/>
+            <w:tcBorders>
+              <w:top w:val="single" w:color="C9CEDA" w:sz="2"/>
+              <w:left w:val="none" w:color="FFFFFF" w:sz="0"/>
+              <w:bottom w:val="single" w:color="C9CEDA" w:sz="2"/>
+              <w:right w:val="none" w:color="FFFFFF" w:sz="0"/>
+            </w:tcBorders>
+            <w:shd w:fill="E6F0EC" w:color="auto" w:val="clear"/>
+            <w:tcMar>
+              <w:top w:type="dxa" w:w="58"/>
+              <w:left w:type="dxa" w:w="88"/>
+              <w:bottom w:type="dxa" w:w="58"/>
+              <w:right w:type="dxa" w:w="88"/>
+            </w:tcMar>
+          </w:tcPr>
+          <w:p>
+            <w:pPr>
+              <w:spacing w:after="0" w:before="0" w:line="248"/>
+              <w:jc w:val="left"/>
+            </w:pPr>
+            <w:r>
+              <w:rPr>
+                <w:rFonts w:ascii="Yu Gothic" w:cs="Yu Gothic" w:eastAsia="Yu Gothic" w:hAnsi="Yu Gothic"/>
+                <w:b/>
+                <w:bCs/>
+                <w:i w:val="false"/>
+                <w:iCs w:val="false"/>
+                <w:color w:val="1B1F27"/>
+                <w:sz w:val="16"/>
+                <w:szCs w:val="16"/>
+              </w:rPr>
+              <w:t xml:space="preserve">意味</w:t>
+            </w:r>
+          </w:p>
+        </w:tc>
+        <w:tc>
+          <w:tcPr>
+            <w:tcW w:type="dxa" w:w="4306"/>
+            <w:tcBorders>
+              <w:top w:val="single" w:color="C9CEDA" w:sz="2"/>
+              <w:left w:val="none" w:color="FFFFFF" w:sz="0"/>
+              <w:bottom w:val="single" w:color="C9CEDA" w:sz="2"/>
+              <w:right w:val="none" w:color="FFFFFF" w:sz="0"/>
+            </w:tcBorders>
+            <w:shd w:fill="E6F0EC" w:color="auto" w:val="clear"/>
+            <w:tcMar>
+              <w:top w:type="dxa" w:w="58"/>
+              <w:left w:type="dxa" w:w="88"/>
+              <w:bottom w:type="dxa" w:w="58"/>
+              <w:right w:type="dxa" w:w="88"/>
+            </w:tcMar>
+          </w:tcPr>
+          <w:p>
+            <w:pPr>
+              <w:spacing w:after="0" w:before="0" w:line="248"/>
+              <w:jc w:val="left"/>
+            </w:pPr>
+            <w:r>
+              <w:rPr>
+                <w:rFonts w:ascii="Yu Gothic" w:cs="Yu Gothic" w:eastAsia="Yu Gothic" w:hAnsi="Yu Gothic"/>
+                <w:b/>
+                <w:bCs/>
+                <w:i w:val="false"/>
+                <w:iCs w:val="false"/>
+                <w:color w:val="1B1F27"/>
+                <w:sz w:val="16"/>
+                <w:szCs w:val="16"/>
+              </w:rPr>
+              <w:t xml:space="preserve">備考</w:t>
+            </w:r>
+          </w:p>
+        </w:tc>
+      </w:tr>
+      <w:tr>
+        <w:tc>
+          <w:tcPr>
+            <w:tcW w:type="dxa" w:w="1700"/>
+            <w:tcBorders>
+              <w:top w:val="single" w:color="C9CEDA" w:sz="2"/>
+              <w:left w:val="none" w:color="FFFFFF" w:sz="0"/>
+              <w:bottom w:val="single" w:color="C9CEDA" w:sz="2"/>
+              <w:right w:val="none" w:color="FFFFFF" w:sz="0"/>
+            </w:tcBorders>
+            <w:tcMar>
+              <w:top w:type="dxa" w:w="58"/>
+              <w:left w:type="dxa" w:w="88"/>
+              <w:bottom w:type="dxa" w:w="58"/>
+              <w:right w:type="dxa" w:w="88"/>
+            </w:tcMar>
+          </w:tcPr>
+          <w:p>
+            <w:pPr>
+              <w:spacing w:after="0" w:before="0" w:line="248"/>
+              <w:jc w:val="left"/>
+            </w:pPr>
+            <w:r>
+              <w:rPr>
+                <w:rFonts w:ascii="Yu Gothic" w:cs="Yu Gothic" w:eastAsia="Yu Gothic" w:hAnsi="Yu Gothic"/>
+                <w:b w:val="false"/>
+                <w:bCs w:val="false"/>
+                <w:i w:val="false"/>
+                <w:iCs w:val="false"/>
+                <w:color w:val="1B1F27"/>
+                <w:sz w:val="16"/>
+                <w:szCs w:val="16"/>
+              </w:rPr>
+              <w:t xml:space="preserve">i</w:t>
+            </w:r>
+          </w:p>
+        </w:tc>
+        <w:tc>
+          <w:tcPr>
+            <w:tcW w:type="dxa" w:w="4200"/>
+            <w:tcBorders>
+              <w:top w:val="single" w:color="C9CEDA" w:sz="2"/>
+              <w:left w:val="none" w:color="FFFFFF" w:sz="0"/>
+              <w:bottom w:val="single" w:color="C9CEDA" w:sz="2"/>
+              <w:right w:val="none" w:color="FFFFFF" w:sz="0"/>
+            </w:tcBorders>
+            <w:tcMar>
+              <w:top w:type="dxa" w:w="58"/>
+              <w:left w:type="dxa" w:w="88"/>
+              <w:bottom w:type="dxa" w:w="58"/>
+              <w:right w:type="dxa" w:w="88"/>
+            </w:tcMar>
+          </w:tcPr>
+          <w:p>
+            <w:pPr>
+              <w:spacing w:after="0" w:before="0" w:line="248"/>
+              <w:jc w:val="left"/>
+            </w:pPr>
+            <w:r>
+              <w:rPr>
+                <w:rFonts w:ascii="Yu Gothic" w:cs="Yu Gothic" w:eastAsia="Yu Gothic" w:hAnsi="Yu Gothic"/>
+                <w:b w:val="false"/>
+                <w:bCs w:val="false"/>
+                <w:i w:val="false"/>
+                <w:iCs w:val="false"/>
+                <w:color w:val="1B1F27"/>
+                <w:sz w:val="16"/>
+                <w:szCs w:val="16"/>
+              </w:rPr>
+              <w:t xml:space="preserve">企業を表す添字</w:t>
+            </w:r>
+          </w:p>
+        </w:tc>
+        <w:tc>
+          <w:tcPr>
+            <w:tcW w:type="dxa" w:w="4306"/>
+            <w:tcBorders>
+              <w:top w:val="single" w:color="C9CEDA" w:sz="2"/>
+              <w:left w:val="none" w:color="FFFFFF" w:sz="0"/>
+              <w:bottom w:val="single" w:color="C9CEDA" w:sz="2"/>
+              <w:right w:val="none" w:color="FFFFFF" w:sz="0"/>
+            </w:tcBorders>
+            <w:tcMar>
+              <w:top w:type="dxa" w:w="58"/>
+              <w:left w:type="dxa" w:w="88"/>
+              <w:bottom w:type="dxa" w:w="58"/>
+              <w:right w:type="dxa" w:w="88"/>
+            </w:tcMar>
+          </w:tcPr>
+          <w:p>
+            <w:pPr>
+              <w:spacing w:after="0" w:before="0" w:line="248"/>
+              <w:jc w:val="left"/>
+            </w:pPr>
+            <w:r>
+              <w:rPr>
+                <w:rFonts w:ascii="Yu Gothic" w:cs="Yu Gothic" w:eastAsia="Yu Gothic" w:hAnsi="Yu Gothic"/>
+                <w:b w:val="false"/>
+                <w:bCs w:val="false"/>
+                <w:i w:val="false"/>
+                <w:iCs w:val="false"/>
+                <w:color w:val="1B1F27"/>
+                <w:sz w:val="16"/>
+                <w:szCs w:val="16"/>
+              </w:rPr>
+              <w:t xml:space="preserve">母集団の各社に振る</w:t>
+            </w:r>
+          </w:p>
+        </w:tc>
+      </w:tr>
+      <w:tr>
+        <w:tc>
+          <w:tcPr>
+            <w:tcW w:type="dxa" w:w="1700"/>
+            <w:tcBorders>
+              <w:top w:val="single" w:color="C9CEDA" w:sz="2"/>
+              <w:left w:val="none" w:color="FFFFFF" w:sz="0"/>
+              <w:bottom w:val="single" w:color="C9CEDA" w:sz="2"/>
+              <w:right w:val="none" w:color="FFFFFF" w:sz="0"/>
+            </w:tcBorders>
+            <w:shd w:fill="F7F8FB" w:color="auto" w:val="clear"/>
+            <w:tcMar>
+              <w:top w:type="dxa" w:w="58"/>
+              <w:left w:type="dxa" w:w="88"/>
+              <w:bottom w:type="dxa" w:w="58"/>
+              <w:right w:type="dxa" w:w="88"/>
+            </w:tcMar>
+          </w:tcPr>
+          <w:p>
+            <w:pPr>
+              <w:spacing w:after="0" w:before="0" w:line="248"/>
+              <w:jc w:val="left"/>
+            </w:pPr>
+            <w:r>
+              <w:rPr>
+                <w:rFonts w:ascii="Yu Gothic" w:cs="Yu Gothic" w:eastAsia="Yu Gothic" w:hAnsi="Yu Gothic"/>
+                <w:b w:val="false"/>
+                <w:bCs w:val="false"/>
+                <w:i w:val="false"/>
+                <w:iCs w:val="false"/>
+                <w:color w:val="1B1F27"/>
+                <w:sz w:val="16"/>
+                <w:szCs w:val="16"/>
+              </w:rPr>
+              <w:t xml:space="preserve">k</w:t>
+            </w:r>
+          </w:p>
+        </w:tc>
+        <w:tc>
+          <w:tcPr>
+            <w:tcW w:type="dxa" w:w="4200"/>
+            <w:tcBorders>
+              <w:top w:val="single" w:color="C9CEDA" w:sz="2"/>
+              <w:left w:val="none" w:color="FFFFFF" w:sz="0"/>
+              <w:bottom w:val="single" w:color="C9CEDA" w:sz="2"/>
+              <w:right w:val="none" w:color="FFFFFF" w:sz="0"/>
+            </w:tcBorders>
+            <w:shd w:fill="F7F8FB" w:color="auto" w:val="clear"/>
+            <w:tcMar>
+              <w:top w:type="dxa" w:w="58"/>
+              <w:left w:type="dxa" w:w="88"/>
+              <w:bottom w:type="dxa" w:w="58"/>
+              <w:right w:type="dxa" w:w="88"/>
+            </w:tcMar>
+          </w:tcPr>
+          <w:p>
+            <w:pPr>
+              <w:spacing w:after="0" w:before="0" w:line="248"/>
+              <w:jc w:val="left"/>
+            </w:pPr>
+            <w:r>
+              <w:rPr>
+                <w:rFonts w:ascii="Yu Gothic" w:cs="Yu Gothic" w:eastAsia="Yu Gothic" w:hAnsi="Yu Gothic"/>
+                <w:b w:val="false"/>
+                <w:bCs w:val="false"/>
+                <w:i w:val="false"/>
+                <w:iCs w:val="false"/>
+                <w:color w:val="1B1F27"/>
+                <w:sz w:val="16"/>
+                <w:szCs w:val="16"/>
+              </w:rPr>
+              <w:t xml:space="preserve">軸を構成する成分を表す添字</w:t>
+            </w:r>
+          </w:p>
+        </w:tc>
+        <w:tc>
+          <w:tcPr>
+            <w:tcW w:type="dxa" w:w="4306"/>
+            <w:tcBorders>
+              <w:top w:val="single" w:color="C9CEDA" w:sz="2"/>
+              <w:left w:val="none" w:color="FFFFFF" w:sz="0"/>
+              <w:bottom w:val="single" w:color="C9CEDA" w:sz="2"/>
+              <w:right w:val="none" w:color="FFFFFF" w:sz="0"/>
+            </w:tcBorders>
+            <w:shd w:fill="F7F8FB" w:color="auto" w:val="clear"/>
+            <w:tcMar>
+              <w:top w:type="dxa" w:w="58"/>
+              <w:left w:type="dxa" w:w="88"/>
+              <w:bottom w:type="dxa" w:w="58"/>
+              <w:right w:type="dxa" w:w="88"/>
+            </w:tcMar>
+          </w:tcPr>
+          <w:p>
+            <w:pPr>
+              <w:spacing w:after="0" w:before="0" w:line="248"/>
+              <w:jc w:val="left"/>
+            </w:pPr>
+            <w:r>
+              <w:rPr>
+                <w:rFonts w:ascii="Yu Gothic" w:cs="Yu Gothic" w:eastAsia="Yu Gothic" w:hAnsi="Yu Gothic"/>
+                <w:b w:val="false"/>
+                <w:bCs w:val="false"/>
+                <w:i w:val="false"/>
+                <w:iCs w:val="false"/>
+                <w:color w:val="1B1F27"/>
+                <w:sz w:val="16"/>
+                <w:szCs w:val="16"/>
+              </w:rPr>
+              <w:t xml:space="preserve">たとえば Moat なら6成分</w:t>
+            </w:r>
+          </w:p>
+        </w:tc>
+      </w:tr>
+      <w:tr>
+        <w:tc>
+          <w:tcPr>
+            <w:tcW w:type="dxa" w:w="1700"/>
+            <w:tcBorders>
+              <w:top w:val="single" w:color="C9CEDA" w:sz="2"/>
+              <w:left w:val="none" w:color="FFFFFF" w:sz="0"/>
+              <w:bottom w:val="single" w:color="C9CEDA" w:sz="2"/>
+              <w:right w:val="none" w:color="FFFFFF" w:sz="0"/>
+            </w:tcBorders>
+            <w:tcMar>
+              <w:top w:type="dxa" w:w="58"/>
+              <w:left w:type="dxa" w:w="88"/>
+              <w:bottom w:type="dxa" w:w="58"/>
+              <w:right w:type="dxa" w:w="88"/>
+            </w:tcMar>
+          </w:tcPr>
+          <w:p>
+            <w:pPr>
+              <w:spacing w:after="0" w:before="0" w:line="248"/>
+              <w:jc w:val="left"/>
+            </w:pPr>
+            <w:r>
+              <w:rPr>
+                <w:rFonts w:ascii="Yu Gothic" w:cs="Yu Gothic" w:eastAsia="Yu Gothic" w:hAnsi="Yu Gothic"/>
+                <w:b w:val="false"/>
+                <w:bCs w:val="false"/>
+                <w:i w:val="false"/>
+                <w:iCs w:val="false"/>
+                <w:color w:val="1B1F27"/>
+                <w:sz w:val="16"/>
+                <w:szCs w:val="16"/>
+              </w:rPr>
+              <w:t xml:space="preserve">N</w:t>
+            </w:r>
+          </w:p>
+        </w:tc>
+        <w:tc>
+          <w:tcPr>
+            <w:tcW w:type="dxa" w:w="4200"/>
+            <w:tcBorders>
+              <w:top w:val="single" w:color="C9CEDA" w:sz="2"/>
+              <w:left w:val="none" w:color="FFFFFF" w:sz="0"/>
+              <w:bottom w:val="single" w:color="C9CEDA" w:sz="2"/>
+              <w:right w:val="none" w:color="FFFFFF" w:sz="0"/>
+            </w:tcBorders>
+            <w:tcMar>
+              <w:top w:type="dxa" w:w="58"/>
+              <w:left w:type="dxa" w:w="88"/>
+              <w:bottom w:type="dxa" w:w="58"/>
+              <w:right w:type="dxa" w:w="88"/>
+            </w:tcMar>
+          </w:tcPr>
+          <w:p>
+            <w:pPr>
+              <w:spacing w:after="0" w:before="0" w:line="248"/>
+              <w:jc w:val="left"/>
+            </w:pPr>
+            <w:r>
+              <w:rPr>
+                <w:rFonts w:ascii="Yu Gothic" w:cs="Yu Gothic" w:eastAsia="Yu Gothic" w:hAnsi="Yu Gothic"/>
+                <w:b w:val="false"/>
+                <w:bCs w:val="false"/>
+                <w:i w:val="false"/>
+                <w:iCs w:val="false"/>
+                <w:color w:val="1B1F27"/>
+                <w:sz w:val="16"/>
+                <w:szCs w:val="16"/>
+              </w:rPr>
+              <w:t xml:space="preserve">母集団の企業数</w:t>
+            </w:r>
+          </w:p>
+        </w:tc>
+        <w:tc>
+          <w:tcPr>
+            <w:tcW w:type="dxa" w:w="4306"/>
+            <w:tcBorders>
+              <w:top w:val="single" w:color="C9CEDA" w:sz="2"/>
+              <w:left w:val="none" w:color="FFFFFF" w:sz="0"/>
+              <w:bottom w:val="single" w:color="C9CEDA" w:sz="2"/>
+              <w:right w:val="none" w:color="FFFFFF" w:sz="0"/>
+            </w:tcBorders>
+            <w:tcMar>
+              <w:top w:type="dxa" w:w="58"/>
+              <w:left w:type="dxa" w:w="88"/>
+              <w:bottom w:type="dxa" w:w="58"/>
+              <w:right w:type="dxa" w:w="88"/>
+            </w:tcMar>
+          </w:tcPr>
+          <w:p>
+            <w:pPr>
+              <w:spacing w:after="0" w:before="0" w:line="248"/>
+              <w:jc w:val="left"/>
+            </w:pPr>
+            <w:r>
+              <w:rPr>
+                <w:rFonts w:ascii="Yu Gothic" w:cs="Yu Gothic" w:eastAsia="Yu Gothic" w:hAnsi="Yu Gothic"/>
+                <w:b w:val="false"/>
+                <w:bCs w:val="false"/>
+                <w:i w:val="false"/>
+                <w:iCs w:val="false"/>
+                <w:color w:val="1B1F27"/>
+                <w:sz w:val="16"/>
+                <w:szCs w:val="16"/>
+              </w:rPr>
+              <w:t xml:space="preserve">Step 0 を通過した1,695社</w:t>
+            </w:r>
+          </w:p>
+        </w:tc>
+      </w:tr>
+      <w:tr>
+        <w:tc>
+          <w:tcPr>
+            <w:tcW w:type="dxa" w:w="1700"/>
+            <w:tcBorders>
+              <w:top w:val="single" w:color="C9CEDA" w:sz="2"/>
+              <w:left w:val="none" w:color="FFFFFF" w:sz="0"/>
+              <w:bottom w:val="single" w:color="C9CEDA" w:sz="2"/>
+              <w:right w:val="none" w:color="FFFFFF" w:sz="0"/>
+            </w:tcBorders>
+            <w:shd w:fill="F7F8FB" w:color="auto" w:val="clear"/>
+            <w:tcMar>
+              <w:top w:type="dxa" w:w="58"/>
+              <w:left w:type="dxa" w:w="88"/>
+              <w:bottom w:type="dxa" w:w="58"/>
+              <w:right w:type="dxa" w:w="88"/>
+            </w:tcMar>
+          </w:tcPr>
+          <w:p>
+            <w:pPr>
+              <w:spacing w:after="0" w:before="0" w:line="248"/>
+              <w:jc w:val="left"/>
+            </w:pPr>
+            <w:r>
+              <w:rPr>
+                <w:rFonts w:ascii="Yu Gothic" w:cs="Yu Gothic" w:eastAsia="Yu Gothic" w:hAnsi="Yu Gothic"/>
+                <w:b w:val="false"/>
+                <w:bCs w:val="false"/>
+                <w:i w:val="false"/>
+                <w:iCs w:val="false"/>
+                <w:color w:val="1B1F27"/>
+                <w:sz w:val="16"/>
+                <w:szCs w:val="16"/>
+              </w:rPr>
+              <w:t xml:space="preserve">pct(・)</w:t>
+            </w:r>
+          </w:p>
+        </w:tc>
+        <w:tc>
+          <w:tcPr>
+            <w:tcW w:type="dxa" w:w="4200"/>
+            <w:tcBorders>
+              <w:top w:val="single" w:color="C9CEDA" w:sz="2"/>
+              <w:left w:val="none" w:color="FFFFFF" w:sz="0"/>
+              <w:bottom w:val="single" w:color="C9CEDA" w:sz="2"/>
+              <w:right w:val="none" w:color="FFFFFF" w:sz="0"/>
+            </w:tcBorders>
+            <w:shd w:fill="F7F8FB" w:color="auto" w:val="clear"/>
+            <w:tcMar>
+              <w:top w:type="dxa" w:w="58"/>
+              <w:left w:type="dxa" w:w="88"/>
+              <w:bottom w:type="dxa" w:w="58"/>
+              <w:right w:type="dxa" w:w="88"/>
+            </w:tcMar>
+          </w:tcPr>
+          <w:p>
+            <w:pPr>
+              <w:spacing w:after="0" w:before="0" w:line="248"/>
+              <w:jc w:val="left"/>
+            </w:pPr>
+            <w:r>
+              <w:rPr>
+                <w:rFonts w:ascii="Yu Gothic" w:cs="Yu Gothic" w:eastAsia="Yu Gothic" w:hAnsi="Yu Gothic"/>
+                <w:b w:val="false"/>
+                <w:bCs w:val="false"/>
+                <w:i w:val="false"/>
+                <w:iCs w:val="false"/>
+                <w:color w:val="1B1F27"/>
+                <w:sz w:val="16"/>
+                <w:szCs w:val="16"/>
+              </w:rPr>
+              <w:t xml:space="preserve">母集団内の順位を0〜100点にする関数</w:t>
+            </w:r>
+          </w:p>
+        </w:tc>
+        <w:tc>
+          <w:tcPr>
+            <w:tcW w:type="dxa" w:w="4306"/>
+            <w:tcBorders>
+              <w:top w:val="single" w:color="C9CEDA" w:sz="2"/>
+              <w:left w:val="none" w:color="FFFFFF" w:sz="0"/>
+              <w:bottom w:val="single" w:color="C9CEDA" w:sz="2"/>
+              <w:right w:val="none" w:color="FFFFFF" w:sz="0"/>
+            </w:tcBorders>
+            <w:shd w:fill="F7F8FB" w:color="auto" w:val="clear"/>
+            <w:tcMar>
+              <w:top w:type="dxa" w:w="58"/>
+              <w:left w:type="dxa" w:w="88"/>
+              <w:bottom w:type="dxa" w:w="58"/>
+              <w:right w:type="dxa" w:w="88"/>
+            </w:tcMar>
+          </w:tcPr>
+          <w:p>
+            <w:pPr>
+              <w:spacing w:after="0" w:before="0" w:line="248"/>
+              <w:jc w:val="left"/>
+            </w:pPr>
+            <w:r>
+              <w:rPr>
+                <w:rFonts w:ascii="Yu Gothic" w:cs="Yu Gothic" w:eastAsia="Yu Gothic" w:hAnsi="Yu Gothic"/>
+                <w:b w:val="false"/>
+                <w:bCs w:val="false"/>
+                <w:i w:val="false"/>
+                <w:iCs w:val="false"/>
+                <w:color w:val="1B1F27"/>
+                <w:sz w:val="16"/>
+                <w:szCs w:val="16"/>
+              </w:rPr>
+              <w:t xml:space="preserve">式(1)</w:t>
+            </w:r>
+          </w:p>
+        </w:tc>
+      </w:tr>
+      <w:tr>
+        <w:tc>
+          <w:tcPr>
+            <w:tcW w:type="dxa" w:w="1700"/>
+            <w:tcBorders>
+              <w:top w:val="single" w:color="C9CEDA" w:sz="2"/>
+              <w:left w:val="none" w:color="FFFFFF" w:sz="0"/>
+              <w:bottom w:val="single" w:color="C9CEDA" w:sz="2"/>
+              <w:right w:val="none" w:color="FFFFFF" w:sz="0"/>
+            </w:tcBorders>
+            <w:tcMar>
+              <w:top w:type="dxa" w:w="58"/>
+              <w:left w:type="dxa" w:w="88"/>
+              <w:bottom w:type="dxa" w:w="58"/>
+              <w:right w:type="dxa" w:w="88"/>
+            </w:tcMar>
+          </w:tcPr>
+          <w:p>
+            <w:pPr>
+              <w:spacing w:after="0" w:before="0" w:line="248"/>
+              <w:jc w:val="left"/>
+            </w:pPr>
+            <w:r>
+              <w:rPr>
+                <w:rFonts w:ascii="Yu Gothic" w:cs="Yu Gothic" w:eastAsia="Yu Gothic" w:hAnsi="Yu Gothic"/>
+                <w:b w:val="false"/>
+                <w:bCs w:val="false"/>
+                <w:i w:val="false"/>
+                <w:iCs w:val="false"/>
+                <w:color w:val="1B1F27"/>
+                <w:sz w:val="16"/>
+                <w:szCs w:val="16"/>
+              </w:rPr>
+              <w:t xml:space="preserve">z(・)</w:t>
+            </w:r>
+          </w:p>
+        </w:tc>
+        <w:tc>
+          <w:tcPr>
+            <w:tcW w:type="dxa" w:w="4200"/>
+            <w:tcBorders>
+              <w:top w:val="single" w:color="C9CEDA" w:sz="2"/>
+              <w:left w:val="none" w:color="FFFFFF" w:sz="0"/>
+              <w:bottom w:val="single" w:color="C9CEDA" w:sz="2"/>
+              <w:right w:val="none" w:color="FFFFFF" w:sz="0"/>
+            </w:tcBorders>
+            <w:tcMar>
+              <w:top w:type="dxa" w:w="58"/>
+              <w:left w:type="dxa" w:w="88"/>
+              <w:bottom w:type="dxa" w:w="58"/>
+              <w:right w:type="dxa" w:w="88"/>
+            </w:tcMar>
+          </w:tcPr>
+          <w:p>
+            <w:pPr>
+              <w:spacing w:after="0" w:before="0" w:line="248"/>
+              <w:jc w:val="left"/>
+            </w:pPr>
+            <w:r>
+              <w:rPr>
+                <w:rFonts w:ascii="Yu Gothic" w:cs="Yu Gothic" w:eastAsia="Yu Gothic" w:hAnsi="Yu Gothic"/>
+                <w:b w:val="false"/>
+                <w:bCs w:val="false"/>
+                <w:i w:val="false"/>
+                <w:iCs w:val="false"/>
+                <w:color w:val="1B1F27"/>
+                <w:sz w:val="16"/>
+                <w:szCs w:val="16"/>
+              </w:rPr>
+              <w:t xml:space="preserve">順位を平均0・標準偏差1に標準化する関数</w:t>
+            </w:r>
+          </w:p>
+        </w:tc>
+        <w:tc>
+          <w:tcPr>
+            <w:tcW w:type="dxa" w:w="4306"/>
+            <w:tcBorders>
+              <w:top w:val="single" w:color="C9CEDA" w:sz="2"/>
+              <w:left w:val="none" w:color="FFFFFF" w:sz="0"/>
+              <w:bottom w:val="single" w:color="C9CEDA" w:sz="2"/>
+              <w:right w:val="none" w:color="FFFFFF" w:sz="0"/>
+            </w:tcBorders>
+            <w:tcMar>
+              <w:top w:type="dxa" w:w="58"/>
+              <w:left w:type="dxa" w:w="88"/>
+              <w:bottom w:type="dxa" w:w="58"/>
+              <w:right w:type="dxa" w:w="88"/>
+            </w:tcMar>
+          </w:tcPr>
+          <w:p>
+            <w:pPr>
+              <w:spacing w:after="0" w:before="0" w:line="248"/>
+              <w:jc w:val="left"/>
+            </w:pPr>
+            <w:r>
+              <w:rPr>
+                <w:rFonts w:ascii="Yu Gothic" w:cs="Yu Gothic" w:eastAsia="Yu Gothic" w:hAnsi="Yu Gothic"/>
+                <w:b w:val="false"/>
+                <w:bCs w:val="false"/>
+                <w:i w:val="false"/>
+                <w:iCs w:val="false"/>
+                <w:color w:val="1B1F27"/>
+                <w:sz w:val="16"/>
+                <w:szCs w:val="16"/>
+              </w:rPr>
+              <w:t xml:space="preserve">式(2)</w:t>
+            </w:r>
+          </w:p>
+        </w:tc>
+      </w:tr>
+      <w:tr>
+        <w:tc>
+          <w:tcPr>
+            <w:tcW w:type="dxa" w:w="1700"/>
+            <w:tcBorders>
+              <w:top w:val="single" w:color="C9CEDA" w:sz="2"/>
+              <w:left w:val="none" w:color="FFFFFF" w:sz="0"/>
+              <w:bottom w:val="single" w:color="C9CEDA" w:sz="2"/>
+              <w:right w:val="none" w:color="FFFFFF" w:sz="0"/>
+            </w:tcBorders>
+            <w:shd w:fill="F7F8FB" w:color="auto" w:val="clear"/>
+            <w:tcMar>
+              <w:top w:type="dxa" w:w="58"/>
+              <w:left w:type="dxa" w:w="88"/>
+              <w:bottom w:type="dxa" w:w="58"/>
+              <w:right w:type="dxa" w:w="88"/>
+            </w:tcMar>
+          </w:tcPr>
+          <w:p>
+            <w:pPr>
+              <w:spacing w:after="0" w:before="0" w:line="248"/>
+              <w:jc w:val="left"/>
+            </w:pPr>
+            <w:r>
+              <w:rPr>
+                <w:rFonts w:ascii="Yu Gothic" w:cs="Yu Gothic" w:eastAsia="Yu Gothic" w:hAnsi="Yu Gothic"/>
+                <w:b w:val="false"/>
+                <w:bCs w:val="false"/>
+                <w:i w:val="false"/>
+                <w:iCs w:val="false"/>
+                <w:color w:val="1B1F27"/>
+                <w:sz w:val="16"/>
+                <w:szCs w:val="16"/>
+              </w:rPr>
+              <w:t xml:space="preserve">Sales, COGS, GP</w:t>
+            </w:r>
+          </w:p>
+        </w:tc>
+        <w:tc>
+          <w:tcPr>
+            <w:tcW w:type="dxa" w:w="4200"/>
+            <w:tcBorders>
+              <w:top w:val="single" w:color="C9CEDA" w:sz="2"/>
+              <w:left w:val="none" w:color="FFFFFF" w:sz="0"/>
+              <w:bottom w:val="single" w:color="C9CEDA" w:sz="2"/>
+              <w:right w:val="none" w:color="FFFFFF" w:sz="0"/>
+            </w:tcBorders>
+            <w:shd w:fill="F7F8FB" w:color="auto" w:val="clear"/>
+            <w:tcMar>
+              <w:top w:type="dxa" w:w="58"/>
+              <w:left w:type="dxa" w:w="88"/>
+              <w:bottom w:type="dxa" w:w="58"/>
+              <w:right w:type="dxa" w:w="88"/>
+            </w:tcMar>
+          </w:tcPr>
+          <w:p>
+            <w:pPr>
+              <w:spacing w:after="0" w:before="0" w:line="248"/>
+              <w:jc w:val="left"/>
+            </w:pPr>
+            <w:r>
+              <w:rPr>
+                <w:rFonts w:ascii="Yu Gothic" w:cs="Yu Gothic" w:eastAsia="Yu Gothic" w:hAnsi="Yu Gothic"/>
+                <w:b w:val="false"/>
+                <w:bCs w:val="false"/>
+                <w:i w:val="false"/>
+                <w:iCs w:val="false"/>
+                <w:color w:val="1B1F27"/>
+                <w:sz w:val="16"/>
+                <w:szCs w:val="16"/>
+              </w:rPr>
+              <w:t xml:space="preserve">売上高、売上原価、売上総利益</w:t>
+            </w:r>
+          </w:p>
+        </w:tc>
+        <w:tc>
+          <w:tcPr>
+            <w:tcW w:type="dxa" w:w="4306"/>
+            <w:tcBorders>
+              <w:top w:val="single" w:color="C9CEDA" w:sz="2"/>
+              <w:left w:val="none" w:color="FFFFFF" w:sz="0"/>
+              <w:bottom w:val="single" w:color="C9CEDA" w:sz="2"/>
+              <w:right w:val="none" w:color="FFFFFF" w:sz="0"/>
+            </w:tcBorders>
+            <w:shd w:fill="F7F8FB" w:color="auto" w:val="clear"/>
+            <w:tcMar>
+              <w:top w:type="dxa" w:w="58"/>
+              <w:left w:type="dxa" w:w="88"/>
+              <w:bottom w:type="dxa" w:w="58"/>
+              <w:right w:type="dxa" w:w="88"/>
+            </w:tcMar>
+          </w:tcPr>
+          <w:p>
+            <w:pPr>
+              <w:spacing w:after="0" w:before="0" w:line="248"/>
+              <w:jc w:val="left"/>
+            </w:pPr>
+            <w:r>
+              <w:rPr>
+                <w:rFonts w:ascii="Yu Gothic" w:cs="Yu Gothic" w:eastAsia="Yu Gothic" w:hAnsi="Yu Gothic"/>
+                <w:b w:val="false"/>
+                <w:bCs w:val="false"/>
+                <w:i w:val="false"/>
+                <w:iCs w:val="false"/>
+                <w:color w:val="1B1F27"/>
+                <w:sz w:val="16"/>
+                <w:szCs w:val="16"/>
+              </w:rPr>
+              <w:t xml:space="preserve">GP = Sales − COGS</w:t>
+            </w:r>
+          </w:p>
+        </w:tc>
+      </w:tr>
+      <w:tr>
+        <w:tc>
+          <w:tcPr>
+            <w:tcW w:type="dxa" w:w="1700"/>
+            <w:tcBorders>
+              <w:top w:val="single" w:color="C9CEDA" w:sz="2"/>
+              <w:left w:val="none" w:color="FFFFFF" w:sz="0"/>
+              <w:bottom w:val="single" w:color="C9CEDA" w:sz="2"/>
+              <w:right w:val="none" w:color="FFFFFF" w:sz="0"/>
+            </w:tcBorders>
+            <w:tcMar>
+              <w:top w:type="dxa" w:w="58"/>
+              <w:left w:type="dxa" w:w="88"/>
+              <w:bottom w:type="dxa" w:w="58"/>
+              <w:right w:type="dxa" w:w="88"/>
+            </w:tcMar>
+          </w:tcPr>
+          <w:p>
+            <w:pPr>
+              <w:spacing w:after="0" w:before="0" w:line="248"/>
+              <w:jc w:val="left"/>
+            </w:pPr>
+            <w:r>
+              <w:rPr>
+                <w:rFonts w:ascii="Yu Gothic" w:cs="Yu Gothic" w:eastAsia="Yu Gothic" w:hAnsi="Yu Gothic"/>
+                <w:b w:val="false"/>
+                <w:bCs w:val="false"/>
+                <w:i w:val="false"/>
+                <w:iCs w:val="false"/>
+                <w:color w:val="1B1F27"/>
+                <w:sz w:val="16"/>
+                <w:szCs w:val="16"/>
+              </w:rPr>
+              <w:t xml:space="preserve">NI, EBIT, CFO</w:t>
+            </w:r>
+          </w:p>
+        </w:tc>
+        <w:tc>
+          <w:tcPr>
+            <w:tcW w:type="dxa" w:w="4200"/>
+            <w:tcBorders>
+              <w:top w:val="single" w:color="C9CEDA" w:sz="2"/>
+              <w:left w:val="none" w:color="FFFFFF" w:sz="0"/>
+              <w:bottom w:val="single" w:color="C9CEDA" w:sz="2"/>
+              <w:right w:val="none" w:color="FFFFFF" w:sz="0"/>
+            </w:tcBorders>
+            <w:tcMar>
+              <w:top w:type="dxa" w:w="58"/>
+              <w:left w:type="dxa" w:w="88"/>
+              <w:bottom w:type="dxa" w:w="58"/>
+              <w:right w:type="dxa" w:w="88"/>
+            </w:tcMar>
+          </w:tcPr>
+          <w:p>
+            <w:pPr>
+              <w:spacing w:after="0" w:before="0" w:line="248"/>
+              <w:jc w:val="left"/>
+            </w:pPr>
+            <w:r>
+              <w:rPr>
+                <w:rFonts w:ascii="Yu Gothic" w:cs="Yu Gothic" w:eastAsia="Yu Gothic" w:hAnsi="Yu Gothic"/>
+                <w:b w:val="false"/>
+                <w:bCs w:val="false"/>
+                <w:i w:val="false"/>
+                <w:iCs w:val="false"/>
+                <w:color w:val="1B1F27"/>
+                <w:sz w:val="16"/>
+                <w:szCs w:val="16"/>
+              </w:rPr>
+              <w:t xml:space="preserve">当期純利益、営業利益、営業キャッシュフロー</w:t>
+            </w:r>
+          </w:p>
+        </w:tc>
+        <w:tc>
+          <w:tcPr>
+            <w:tcW w:type="dxa" w:w="4306"/>
+            <w:tcBorders>
+              <w:top w:val="single" w:color="C9CEDA" w:sz="2"/>
+              <w:left w:val="none" w:color="FFFFFF" w:sz="0"/>
+              <w:bottom w:val="single" w:color="C9CEDA" w:sz="2"/>
+              <w:right w:val="none" w:color="FFFFFF" w:sz="0"/>
+            </w:tcBorders>
+            <w:tcMar>
+              <w:top w:type="dxa" w:w="58"/>
+              <w:left w:type="dxa" w:w="88"/>
+              <w:bottom w:type="dxa" w:w="58"/>
+              <w:right w:type="dxa" w:w="88"/>
+            </w:tcMar>
+          </w:tcPr>
+          <w:p>
+            <w:pPr>
+              <w:spacing w:after="0" w:before="0" w:line="248"/>
+              <w:jc w:val="left"/>
+            </w:pPr>
+            <w:r>
+              <w:rPr>
+                <w:rFonts w:ascii="Yu Gothic" w:cs="Yu Gothic" w:eastAsia="Yu Gothic" w:hAnsi="Yu Gothic"/>
+                <w:b w:val="false"/>
+                <w:bCs w:val="false"/>
+                <w:i w:val="false"/>
+                <w:iCs w:val="false"/>
+                <w:color w:val="1B1F27"/>
+                <w:sz w:val="16"/>
+                <w:szCs w:val="16"/>
+              </w:rPr>
+              <w:t xml:space="preserve">有価証券報告書</w:t>
+            </w:r>
+          </w:p>
+        </w:tc>
+      </w:tr>
+      <w:tr>
+        <w:tc>
+          <w:tcPr>
+            <w:tcW w:type="dxa" w:w="1700"/>
+            <w:tcBorders>
+              <w:top w:val="single" w:color="C9CEDA" w:sz="2"/>
+              <w:left w:val="none" w:color="FFFFFF" w:sz="0"/>
+              <w:bottom w:val="single" w:color="C9CEDA" w:sz="2"/>
+              <w:right w:val="none" w:color="FFFFFF" w:sz="0"/>
+            </w:tcBorders>
+            <w:shd w:fill="F7F8FB" w:color="auto" w:val="clear"/>
+            <w:tcMar>
+              <w:top w:type="dxa" w:w="58"/>
+              <w:left w:type="dxa" w:w="88"/>
+              <w:bottom w:type="dxa" w:w="58"/>
+              <w:right w:type="dxa" w:w="88"/>
+            </w:tcMar>
+          </w:tcPr>
+          <w:p>
+            <w:pPr>
+              <w:spacing w:after="0" w:before="0" w:line="248"/>
+              <w:jc w:val="left"/>
+            </w:pPr>
+            <w:r>
+              <w:rPr>
+                <w:rFonts w:ascii="Yu Gothic" w:cs="Yu Gothic" w:eastAsia="Yu Gothic" w:hAnsi="Yu Gothic"/>
+                <w:b w:val="false"/>
+                <w:bCs w:val="false"/>
+                <w:i w:val="false"/>
+                <w:iCs w:val="false"/>
+                <w:color w:val="1B1F27"/>
+                <w:sz w:val="16"/>
+                <w:szCs w:val="16"/>
+              </w:rPr>
+              <w:t xml:space="preserve">TA, TL, BE</w:t>
+            </w:r>
+          </w:p>
+        </w:tc>
+        <w:tc>
+          <w:tcPr>
+            <w:tcW w:type="dxa" w:w="4200"/>
+            <w:tcBorders>
+              <w:top w:val="single" w:color="C9CEDA" w:sz="2"/>
+              <w:left w:val="none" w:color="FFFFFF" w:sz="0"/>
+              <w:bottom w:val="single" w:color="C9CEDA" w:sz="2"/>
+              <w:right w:val="none" w:color="FFFFFF" w:sz="0"/>
+            </w:tcBorders>
+            <w:shd w:fill="F7F8FB" w:color="auto" w:val="clear"/>
+            <w:tcMar>
+              <w:top w:type="dxa" w:w="58"/>
+              <w:left w:type="dxa" w:w="88"/>
+              <w:bottom w:type="dxa" w:w="58"/>
+              <w:right w:type="dxa" w:w="88"/>
+            </w:tcMar>
+          </w:tcPr>
+          <w:p>
+            <w:pPr>
+              <w:spacing w:after="0" w:before="0" w:line="248"/>
+              <w:jc w:val="left"/>
+            </w:pPr>
+            <w:r>
+              <w:rPr>
+                <w:rFonts w:ascii="Yu Gothic" w:cs="Yu Gothic" w:eastAsia="Yu Gothic" w:hAnsi="Yu Gothic"/>
+                <w:b w:val="false"/>
+                <w:bCs w:val="false"/>
+                <w:i w:val="false"/>
+                <w:iCs w:val="false"/>
+                <w:color w:val="1B1F27"/>
+                <w:sz w:val="16"/>
+                <w:szCs w:val="16"/>
+              </w:rPr>
+              <w:t xml:space="preserve">総資産、負債合計、自己資本</w:t>
+            </w:r>
+          </w:p>
+        </w:tc>
+        <w:tc>
+          <w:tcPr>
+            <w:tcW w:type="dxa" w:w="4306"/>
+            <w:tcBorders>
+              <w:top w:val="single" w:color="C9CEDA" w:sz="2"/>
+              <w:left w:val="none" w:color="FFFFFF" w:sz="0"/>
+              <w:bottom w:val="single" w:color="C9CEDA" w:sz="2"/>
+              <w:right w:val="none" w:color="FFFFFF" w:sz="0"/>
+            </w:tcBorders>
+            <w:shd w:fill="F7F8FB" w:color="auto" w:val="clear"/>
+            <w:tcMar>
+              <w:top w:type="dxa" w:w="58"/>
+              <w:left w:type="dxa" w:w="88"/>
+              <w:bottom w:type="dxa" w:w="58"/>
+              <w:right w:type="dxa" w:w="88"/>
+            </w:tcMar>
+          </w:tcPr>
+          <w:p>
+            <w:pPr>
+              <w:spacing w:after="0" w:before="0" w:line="248"/>
+              <w:jc w:val="left"/>
+            </w:pPr>
+            <w:r>
+              <w:rPr>
+                <w:rFonts w:ascii="Yu Gothic" w:cs="Yu Gothic" w:eastAsia="Yu Gothic" w:hAnsi="Yu Gothic"/>
+                <w:b w:val="false"/>
+                <w:bCs w:val="false"/>
+                <w:i w:val="false"/>
+                <w:iCs w:val="false"/>
+                <w:color w:val="1B1F27"/>
+                <w:sz w:val="16"/>
+                <w:szCs w:val="16"/>
+              </w:rPr>
+              <w:t xml:space="preserve">同上</w:t>
+            </w:r>
+          </w:p>
+        </w:tc>
+      </w:tr>
+      <w:tr>
+        <w:tc>
+          <w:tcPr>
+            <w:tcW w:type="dxa" w:w="1700"/>
+            <w:tcBorders>
+              <w:top w:val="single" w:color="C9CEDA" w:sz="2"/>
+              <w:left w:val="none" w:color="FFFFFF" w:sz="0"/>
+              <w:bottom w:val="single" w:color="C9CEDA" w:sz="2"/>
+              <w:right w:val="none" w:color="FFFFFF" w:sz="0"/>
+            </w:tcBorders>
+            <w:tcMar>
+              <w:top w:type="dxa" w:w="58"/>
+              <w:left w:type="dxa" w:w="88"/>
+              <w:bottom w:type="dxa" w:w="58"/>
+              <w:right w:type="dxa" w:w="88"/>
+            </w:tcMar>
+          </w:tcPr>
+          <w:p>
+            <w:pPr>
+              <w:spacing w:after="0" w:before="0" w:line="248"/>
+              <w:jc w:val="left"/>
+            </w:pPr>
+            <w:r>
+              <w:rPr>
+                <w:rFonts w:ascii="Yu Gothic" w:cs="Yu Gothic" w:eastAsia="Yu Gothic" w:hAnsi="Yu Gothic"/>
+                <w:b w:val="false"/>
+                <w:bCs w:val="false"/>
+                <w:i w:val="false"/>
+                <w:iCs w:val="false"/>
+                <w:color w:val="1B1F27"/>
+                <w:sz w:val="16"/>
+                <w:szCs w:val="16"/>
+              </w:rPr>
+              <w:t xml:space="preserve">WC, RE</w:t>
+            </w:r>
+          </w:p>
+        </w:tc>
+        <w:tc>
+          <w:tcPr>
+            <w:tcW w:type="dxa" w:w="4200"/>
+            <w:tcBorders>
+              <w:top w:val="single" w:color="C9CEDA" w:sz="2"/>
+              <w:left w:val="none" w:color="FFFFFF" w:sz="0"/>
+              <w:bottom w:val="single" w:color="C9CEDA" w:sz="2"/>
+              <w:right w:val="none" w:color="FFFFFF" w:sz="0"/>
+            </w:tcBorders>
+            <w:tcMar>
+              <w:top w:type="dxa" w:w="58"/>
+              <w:left w:type="dxa" w:w="88"/>
+              <w:bottom w:type="dxa" w:w="58"/>
+              <w:right w:type="dxa" w:w="88"/>
+            </w:tcMar>
+          </w:tcPr>
+          <w:p>
+            <w:pPr>
+              <w:spacing w:after="0" w:before="0" w:line="248"/>
+              <w:jc w:val="left"/>
+            </w:pPr>
+            <w:r>
+              <w:rPr>
+                <w:rFonts w:ascii="Yu Gothic" w:cs="Yu Gothic" w:eastAsia="Yu Gothic" w:hAnsi="Yu Gothic"/>
+                <w:b w:val="false"/>
+                <w:bCs w:val="false"/>
+                <w:i w:val="false"/>
+                <w:iCs w:val="false"/>
+                <w:color w:val="1B1F27"/>
+                <w:sz w:val="16"/>
+                <w:szCs w:val="16"/>
+              </w:rPr>
+              <w:t xml:space="preserve">正味運転資本（流動資産−流動負債）、利益剰余金</w:t>
+            </w:r>
+          </w:p>
+        </w:tc>
+        <w:tc>
+          <w:tcPr>
+            <w:tcW w:type="dxa" w:w="4306"/>
+            <w:tcBorders>
+              <w:top w:val="single" w:color="C9CEDA" w:sz="2"/>
+              <w:left w:val="none" w:color="FFFFFF" w:sz="0"/>
+              <w:bottom w:val="single" w:color="C9CEDA" w:sz="2"/>
+              <w:right w:val="none" w:color="FFFFFF" w:sz="0"/>
+            </w:tcBorders>
+            <w:tcMar>
+              <w:top w:type="dxa" w:w="58"/>
+              <w:left w:type="dxa" w:w="88"/>
+              <w:bottom w:type="dxa" w:w="58"/>
+              <w:right w:type="dxa" w:w="88"/>
+            </w:tcMar>
+          </w:tcPr>
+          <w:p>
+            <w:pPr>
+              <w:spacing w:after="0" w:before="0" w:line="248"/>
+              <w:jc w:val="left"/>
+            </w:pPr>
+            <w:r>
+              <w:rPr>
+                <w:rFonts w:ascii="Yu Gothic" w:cs="Yu Gothic" w:eastAsia="Yu Gothic" w:hAnsi="Yu Gothic"/>
+                <w:b w:val="false"/>
+                <w:bCs w:val="false"/>
+                <w:i w:val="false"/>
+                <w:iCs w:val="false"/>
+                <w:color w:val="1B1F27"/>
+                <w:sz w:val="16"/>
+                <w:szCs w:val="16"/>
+              </w:rPr>
+              <w:t xml:space="preserve">同上</w:t>
+            </w:r>
+          </w:p>
+        </w:tc>
+      </w:tr>
+      <w:tr>
+        <w:tc>
+          <w:tcPr>
+            <w:tcW w:type="dxa" w:w="1700"/>
+            <w:tcBorders>
+              <w:top w:val="single" w:color="C9CEDA" w:sz="2"/>
+              <w:left w:val="none" w:color="FFFFFF" w:sz="0"/>
+              <w:bottom w:val="single" w:color="C9CEDA" w:sz="2"/>
+              <w:right w:val="none" w:color="FFFFFF" w:sz="0"/>
+            </w:tcBorders>
+            <w:shd w:fill="F7F8FB" w:color="auto" w:val="clear"/>
+            <w:tcMar>
+              <w:top w:type="dxa" w:w="58"/>
+              <w:left w:type="dxa" w:w="88"/>
+              <w:bottom w:type="dxa" w:w="58"/>
+              <w:right w:type="dxa" w:w="88"/>
+            </w:tcMar>
+          </w:tcPr>
+          <w:p>
+            <w:pPr>
+              <w:spacing w:after="0" w:before="0" w:line="248"/>
+              <w:jc w:val="left"/>
+            </w:pPr>
+            <w:r>
+              <w:rPr>
+                <w:rFonts w:ascii="Yu Gothic" w:cs="Yu Gothic" w:eastAsia="Yu Gothic" w:hAnsi="Yu Gothic"/>
+                <w:b w:val="false"/>
+                <w:bCs w:val="false"/>
+                <w:i w:val="false"/>
+                <w:iCs w:val="false"/>
+                <w:color w:val="1B1F27"/>
+                <w:sz w:val="16"/>
+                <w:szCs w:val="16"/>
+              </w:rPr>
+              <w:t xml:space="preserve">RD</w:t>
+            </w:r>
+          </w:p>
+        </w:tc>
+        <w:tc>
+          <w:tcPr>
+            <w:tcW w:type="dxa" w:w="4200"/>
+            <w:tcBorders>
+              <w:top w:val="single" w:color="C9CEDA" w:sz="2"/>
+              <w:left w:val="none" w:color="FFFFFF" w:sz="0"/>
+              <w:bottom w:val="single" w:color="C9CEDA" w:sz="2"/>
+              <w:right w:val="none" w:color="FFFFFF" w:sz="0"/>
+            </w:tcBorders>
+            <w:shd w:fill="F7F8FB" w:color="auto" w:val="clear"/>
+            <w:tcMar>
+              <w:top w:type="dxa" w:w="58"/>
+              <w:left w:type="dxa" w:w="88"/>
+              <w:bottom w:type="dxa" w:w="58"/>
+              <w:right w:type="dxa" w:w="88"/>
+            </w:tcMar>
+          </w:tcPr>
+          <w:p>
+            <w:pPr>
+              <w:spacing w:after="0" w:before="0" w:line="248"/>
+              <w:jc w:val="left"/>
+            </w:pPr>
+            <w:r>
+              <w:rPr>
+                <w:rFonts w:ascii="Yu Gothic" w:cs="Yu Gothic" w:eastAsia="Yu Gothic" w:hAnsi="Yu Gothic"/>
+                <w:b w:val="false"/>
+                <w:bCs w:val="false"/>
+                <w:i w:val="false"/>
+                <w:iCs w:val="false"/>
+                <w:color w:val="1B1F27"/>
+                <w:sz w:val="16"/>
+                <w:szCs w:val="16"/>
+              </w:rPr>
+              <w:t xml:space="preserve">研究開発費</w:t>
+            </w:r>
+          </w:p>
+        </w:tc>
+        <w:tc>
+          <w:tcPr>
+            <w:tcW w:type="dxa" w:w="4306"/>
+            <w:tcBorders>
+              <w:top w:val="single" w:color="C9CEDA" w:sz="2"/>
+              <w:left w:val="none" w:color="FFFFFF" w:sz="0"/>
+              <w:bottom w:val="single" w:color="C9CEDA" w:sz="2"/>
+              <w:right w:val="none" w:color="FFFFFF" w:sz="0"/>
+            </w:tcBorders>
+            <w:shd w:fill="F7F8FB" w:color="auto" w:val="clear"/>
+            <w:tcMar>
+              <w:top w:type="dxa" w:w="58"/>
+              <w:left w:type="dxa" w:w="88"/>
+              <w:bottom w:type="dxa" w:w="58"/>
+              <w:right w:type="dxa" w:w="88"/>
+            </w:tcMar>
+          </w:tcPr>
+          <w:p>
+            <w:pPr>
+              <w:spacing w:after="0" w:before="0" w:line="248"/>
+              <w:jc w:val="left"/>
+            </w:pPr>
+            <w:r>
+              <w:rPr>
+                <w:rFonts w:ascii="Yu Gothic" w:cs="Yu Gothic" w:eastAsia="Yu Gothic" w:hAnsi="Yu Gothic"/>
+                <w:b w:val="false"/>
+                <w:bCs w:val="false"/>
+                <w:i w:val="false"/>
+                <w:iCs w:val="false"/>
+                <w:color w:val="1B1F27"/>
+                <w:sz w:val="16"/>
+                <w:szCs w:val="16"/>
+              </w:rPr>
+              <w:t xml:space="preserve">記載がない場合は 0 とする</w:t>
+            </w:r>
+          </w:p>
+        </w:tc>
+      </w:tr>
+      <w:tr>
+        <w:tc>
+          <w:tcPr>
+            <w:tcW w:type="dxa" w:w="1700"/>
+            <w:tcBorders>
+              <w:top w:val="single" w:color="C9CEDA" w:sz="2"/>
+              <w:left w:val="none" w:color="FFFFFF" w:sz="0"/>
+              <w:bottom w:val="single" w:color="C9CEDA" w:sz="2"/>
+              <w:right w:val="none" w:color="FFFFFF" w:sz="0"/>
+            </w:tcBorders>
+            <w:tcMar>
+              <w:top w:type="dxa" w:w="58"/>
+              <w:left w:type="dxa" w:w="88"/>
+              <w:bottom w:type="dxa" w:w="58"/>
+              <w:right w:type="dxa" w:w="88"/>
+            </w:tcMar>
+          </w:tcPr>
+          <w:p>
+            <w:pPr>
+              <w:spacing w:after="0" w:before="0" w:line="248"/>
+              <w:jc w:val="left"/>
+            </w:pPr>
+            <w:r>
+              <w:rPr>
+                <w:rFonts w:ascii="Yu Gothic" w:cs="Yu Gothic" w:eastAsia="Yu Gothic" w:hAnsi="Yu Gothic"/>
+                <w:b w:val="false"/>
+                <w:bCs w:val="false"/>
+                <w:i w:val="false"/>
+                <w:iCs w:val="false"/>
+                <w:color w:val="1B1F27"/>
+                <w:sz w:val="16"/>
+                <w:szCs w:val="16"/>
+              </w:rPr>
+              <w:t xml:space="preserve">S, P, MC</w:t>
+            </w:r>
+          </w:p>
+        </w:tc>
+        <w:tc>
+          <w:tcPr>
+            <w:tcW w:type="dxa" w:w="4200"/>
+            <w:tcBorders>
+              <w:top w:val="single" w:color="C9CEDA" w:sz="2"/>
+              <w:left w:val="none" w:color="FFFFFF" w:sz="0"/>
+              <w:bottom w:val="single" w:color="C9CEDA" w:sz="2"/>
+              <w:right w:val="none" w:color="FFFFFF" w:sz="0"/>
+            </w:tcBorders>
+            <w:tcMar>
+              <w:top w:type="dxa" w:w="58"/>
+              <w:left w:type="dxa" w:w="88"/>
+              <w:bottom w:type="dxa" w:w="58"/>
+              <w:right w:type="dxa" w:w="88"/>
+            </w:tcMar>
+          </w:tcPr>
+          <w:p>
+            <w:pPr>
+              <w:spacing w:after="0" w:before="0" w:line="248"/>
+              <w:jc w:val="left"/>
+            </w:pPr>
+            <w:r>
+              <w:rPr>
+                <w:rFonts w:ascii="Yu Gothic" w:cs="Yu Gothic" w:eastAsia="Yu Gothic" w:hAnsi="Yu Gothic"/>
+                <w:b w:val="false"/>
+                <w:bCs w:val="false"/>
+                <w:i w:val="false"/>
+                <w:iCs w:val="false"/>
+                <w:color w:val="1B1F27"/>
+                <w:sz w:val="16"/>
+                <w:szCs w:val="16"/>
+              </w:rPr>
+              <w:t xml:space="preserve">発行済株式数、株価、時価総額</w:t>
+            </w:r>
+          </w:p>
+        </w:tc>
+        <w:tc>
+          <w:tcPr>
+            <w:tcW w:type="dxa" w:w="4306"/>
+            <w:tcBorders>
+              <w:top w:val="single" w:color="C9CEDA" w:sz="2"/>
+              <w:left w:val="none" w:color="FFFFFF" w:sz="0"/>
+              <w:bottom w:val="single" w:color="C9CEDA" w:sz="2"/>
+              <w:right w:val="none" w:color="FFFFFF" w:sz="0"/>
+            </w:tcBorders>
+            <w:tcMar>
+              <w:top w:type="dxa" w:w="58"/>
+              <w:left w:type="dxa" w:w="88"/>
+              <w:bottom w:type="dxa" w:w="58"/>
+              <w:right w:type="dxa" w:w="88"/>
+            </w:tcMar>
+          </w:tcPr>
+          <w:p>
+            <w:pPr>
+              <w:spacing w:after="0" w:before="0" w:line="248"/>
+              <w:jc w:val="left"/>
+            </w:pPr>
+            <w:r>
+              <w:rPr>
+                <w:rFonts w:ascii="Yu Gothic" w:cs="Yu Gothic" w:eastAsia="Yu Gothic" w:hAnsi="Yu Gothic"/>
+                <w:b w:val="false"/>
+                <w:bCs w:val="false"/>
+                <w:i w:val="false"/>
+                <w:iCs w:val="false"/>
+                <w:color w:val="1B1F27"/>
+                <w:sz w:val="16"/>
+                <w:szCs w:val="16"/>
+              </w:rPr>
+              <w:t xml:space="preserve">MC = S × P</w:t>
+            </w:r>
+          </w:p>
+        </w:tc>
+      </w:tr>
+      <w:tr>
+        <w:tc>
+          <w:tcPr>
+            <w:tcW w:type="dxa" w:w="1700"/>
+            <w:tcBorders>
+              <w:top w:val="single" w:color="C9CEDA" w:sz="2"/>
+              <w:left w:val="none" w:color="FFFFFF" w:sz="0"/>
+              <w:bottom w:val="single" w:color="C9CEDA" w:sz="2"/>
+              <w:right w:val="none" w:color="FFFFFF" w:sz="0"/>
+            </w:tcBorders>
+            <w:shd w:fill="F7F8FB" w:color="auto" w:val="clear"/>
+            <w:tcMar>
+              <w:top w:type="dxa" w:w="58"/>
+              <w:left w:type="dxa" w:w="88"/>
+              <w:bottom w:type="dxa" w:w="58"/>
+              <w:right w:type="dxa" w:w="88"/>
+            </w:tcMar>
+          </w:tcPr>
+          <w:p>
+            <w:pPr>
+              <w:spacing w:after="0" w:before="0" w:line="248"/>
+              <w:jc w:val="left"/>
+            </w:pPr>
+            <w:r>
+              <w:rPr>
+                <w:rFonts w:ascii="Yu Gothic" w:cs="Yu Gothic" w:eastAsia="Yu Gothic" w:hAnsi="Yu Gothic"/>
+                <w:b w:val="false"/>
+                <w:bCs w:val="false"/>
+                <w:i w:val="false"/>
+                <w:iCs w:val="false"/>
+                <w:color w:val="1B1F27"/>
+                <w:sz w:val="16"/>
+                <w:szCs w:val="16"/>
+              </w:rPr>
+              <w:t xml:space="preserve">Debt, Cash, EV</w:t>
+            </w:r>
+          </w:p>
+        </w:tc>
+        <w:tc>
+          <w:tcPr>
+            <w:tcW w:type="dxa" w:w="4200"/>
+            <w:tcBorders>
+              <w:top w:val="single" w:color="C9CEDA" w:sz="2"/>
+              <w:left w:val="none" w:color="FFFFFF" w:sz="0"/>
+              <w:bottom w:val="single" w:color="C9CEDA" w:sz="2"/>
+              <w:right w:val="none" w:color="FFFFFF" w:sz="0"/>
+            </w:tcBorders>
+            <w:shd w:fill="F7F8FB" w:color="auto" w:val="clear"/>
+            <w:tcMar>
+              <w:top w:type="dxa" w:w="58"/>
+              <w:left w:type="dxa" w:w="88"/>
+              <w:bottom w:type="dxa" w:w="58"/>
+              <w:right w:type="dxa" w:w="88"/>
+            </w:tcMar>
+          </w:tcPr>
+          <w:p>
+            <w:pPr>
+              <w:spacing w:after="0" w:before="0" w:line="248"/>
+              <w:jc w:val="left"/>
+            </w:pPr>
+            <w:r>
+              <w:rPr>
+                <w:rFonts w:ascii="Yu Gothic" w:cs="Yu Gothic" w:eastAsia="Yu Gothic" w:hAnsi="Yu Gothic"/>
+                <w:b w:val="false"/>
+                <w:bCs w:val="false"/>
+                <w:i w:val="false"/>
+                <w:iCs w:val="false"/>
+                <w:color w:val="1B1F27"/>
+                <w:sz w:val="16"/>
+                <w:szCs w:val="16"/>
+              </w:rPr>
+              <w:t xml:space="preserve">有利子負債、現預金、企業価値</w:t>
+            </w:r>
+          </w:p>
+        </w:tc>
+        <w:tc>
+          <w:tcPr>
+            <w:tcW w:type="dxa" w:w="4306"/>
+            <w:tcBorders>
+              <w:top w:val="single" w:color="C9CEDA" w:sz="2"/>
+              <w:left w:val="none" w:color="FFFFFF" w:sz="0"/>
+              <w:bottom w:val="single" w:color="C9CEDA" w:sz="2"/>
+              <w:right w:val="none" w:color="FFFFFF" w:sz="0"/>
+            </w:tcBorders>
+            <w:shd w:fill="F7F8FB" w:color="auto" w:val="clear"/>
+            <w:tcMar>
+              <w:top w:type="dxa" w:w="58"/>
+              <w:left w:type="dxa" w:w="88"/>
+              <w:bottom w:type="dxa" w:w="58"/>
+              <w:right w:type="dxa" w:w="88"/>
+            </w:tcMar>
+          </w:tcPr>
+          <w:p>
+            <w:pPr>
+              <w:spacing w:after="0" w:before="0" w:line="248"/>
+              <w:jc w:val="left"/>
+            </w:pPr>
+            <w:r>
+              <w:rPr>
+                <w:rFonts w:ascii="Yu Gothic" w:cs="Yu Gothic" w:eastAsia="Yu Gothic" w:hAnsi="Yu Gothic"/>
+                <w:b w:val="false"/>
+                <w:bCs w:val="false"/>
+                <w:i w:val="false"/>
+                <w:iCs w:val="false"/>
+                <w:color w:val="1B1F27"/>
+                <w:sz w:val="16"/>
+                <w:szCs w:val="16"/>
+              </w:rPr>
+              <w:t xml:space="preserve">EV = MC + Debt − Cash</w:t>
+            </w:r>
+          </w:p>
+        </w:tc>
+      </w:tr>
+    </w:tbl>
+    <w:p>
+      <w:pPr>
+        <w:spacing w:after="150" w:before="110" w:line="285"/>
+      </w:pPr>
+      <w:r>
+        <w:rPr>
+          <w:rFonts w:ascii="Yu Gothic" w:cs="Yu Gothic" w:eastAsia="Yu Gothic" w:hAnsi="Yu Gothic"/>
+          <w:b w:val="false"/>
+          <w:bCs w:val="false"/>
+          <w:i w:val="false"/>
+          <w:iCs w:val="false"/>
+          <w:color w:val="5B6373"/>
+          <w:sz w:val="16"/>
+          <w:szCs w:val="16"/>
+        </w:rPr>
+        <w:t xml:space="preserve">添字 i は企業、k は軸を構成する成分を表す。指標名は立体（ローマン体）で書き、変数は斜体で書く。定義には := を、恒等な等式には = を用いる。</w:t>
       </w:r>
     </w:p>
     <w:p>
@@ -7565,7 +9441,7 @@
           <w:sz w:val="17"/>
           <w:szCs w:val="17"/>
         </w:rPr>
-        <w:t xml:space="preserve">Asness, Frazzini &amp; Pedersen (2019) Quality Minus Junk, Review of Accounting Studies 24, pp.34-112 の Profitability 部分</w:t>
+        <w:t xml:space="preserve">Asness, Frazzini &amp; Pedersen (2019) Quality Minus Junk, Review of Accounting Studies 24, pp.34-112（Profitability 部分）／Novy-Marx (2013)／Sloan (1996)</w:t>
       </w:r>
     </w:p>
     <w:p>
@@ -7584,55 +9460,873 @@
           <w:sz w:val="18"/>
           <w:szCs w:val="18"/>
         </w:rPr>
-        <w:t xml:space="preserve">「利益率が高く、その利益が現金として入ってきていて、会計操作に頼っていない」会社を高く評価する。6つの指標を順位化・標準化して平均する。</w:t>
+        <w:t xml:space="preserve">「いま強い会社か」を測る。ここでいう強さとは、売上に対して高い利益が残り、その利益が現金として実際に入ってきており、かつ会計上の見積りに頼っていない状態を指す。Asness, Frazzini &amp; Pedersen (2019) は、この性質を持つ企業群（Quality）が、持たない企業群（Junk）に対して長期的に超過リターンを得てきたことを国際分散したサンプルで示している。</w:t>
       </w:r>
     </w:p>
     <w:p>
       <w:pPr>
-        <w:shd w:fill="F2F4F8" w:color="auto" w:val="clear"/>
-        <w:spacing w:after="0" w:before="140" w:line="265"/>
-        <w:ind w:left="130" w:right="130"/>
+        <w:spacing w:after="130" w:before="0" w:line="300"/>
+        <w:jc w:val="left"/>
       </w:pPr>
       <w:r>
         <w:rPr>
-          <w:rFonts w:ascii="SFMono-Regular" w:cs="SFMono-Regular" w:eastAsia="SFMono-Regular" w:hAnsi="SFMono-Regular"/>
+          <w:rFonts w:ascii="Yu Gothic" w:cs="Yu Gothic" w:eastAsia="Yu Gothic" w:hAnsi="Yu Gothic"/>
+          <w:b w:val="false"/>
+          <w:bCs w:val="false"/>
+          <w:i w:val="false"/>
+          <w:iCs w:val="false"/>
           <w:color w:val="1B1F27"/>
+          <w:sz w:val="18"/>
+          <w:szCs w:val="18"/>
+        </w:rPr>
+        <w:t xml:space="preserve">同論文の Quality は Profitability・Growth・Safety の3部構成だが、本方式では Growth を②Change、Safety を Step 0 の Altman Z-Score に分けて担わせているため、①には Profitability 部分のみを用いる。</w:t>
+      </w:r>
+    </w:p>
+    <w:tbl>
+      <w:tblPr>
+        <w:tblW w:type="dxa" w:w="10206"/>
+        <w:tblBorders>
+          <w:top w:val="single" w:color="auto" w:sz="4"/>
+          <w:left w:val="single" w:color="auto" w:sz="4"/>
+          <w:bottom w:val="single" w:color="auto" w:sz="4"/>
+          <w:right w:val="single" w:color="auto" w:sz="4"/>
+          <w:insideH w:val="single" w:color="auto" w:sz="4"/>
+          <w:insideV w:val="single" w:color="auto" w:sz="4"/>
+        </w:tblBorders>
+      </w:tblPr>
+      <w:tblGrid>
+        <w:gridCol w:w="9106"/>
+        <w:gridCol w:w="1100"/>
+      </w:tblGrid>
+      <w:tr>
+        <w:tc>
+          <w:tcPr>
+            <w:tcW w:type="dxa" w:w="9106"/>
+            <w:tcBorders>
+              <w:top w:val="none" w:color="FFFFFF" w:sz="0"/>
+              <w:left w:val="none" w:color="FFFFFF" w:sz="0"/>
+              <w:bottom w:val="none" w:color="FFFFFF" w:sz="0"/>
+              <w:right w:val="none" w:color="FFFFFF" w:sz="0"/>
+            </w:tcBorders>
+            <w:tcMar>
+              <w:top w:type="dxa" w:w="90"/>
+              <w:left w:type="dxa" w:w="0"/>
+              <w:bottom w:type="dxa" w:w="90"/>
+              <w:right w:type="dxa" w:w="0"/>
+            </w:tcMar>
+          </w:tcPr>
+          <w:p>
+            <w:pPr>
+              <w:spacing w:after="0" w:before="0"/>
+              <w:jc w:val="center"/>
+            </w:pPr>
+            <w:r>
+              <w:drawing>
+                <wp:inline distT="0" distB="0" distL="0" distR="0">
+                  <wp:extent cx="5715000" cy="266700"/>
+                  <wp:effectExtent t="0" r="0" b="0" l="0"/>
+                  <wp:docPr id="1" name="" descr="" title=""/>
+                  <wp:cNvGraphicFramePr>
+                    <a:graphicFrameLocks xmlns:a="http://schemas.openxmlformats.org/drawingml/2006/main" noChangeAspect="1"/>
+                  </wp:cNvGraphicFramePr>
+                  <a:graphic xmlns:a="http://schemas.openxmlformats.org/drawingml/2006/main">
+                    <a:graphicData uri="http://schemas.openxmlformats.org/drawingml/2006/picture">
+                      <pic:pic xmlns:pic="http://schemas.openxmlformats.org/drawingml/2006/picture">
+                        <pic:nvPicPr>
+                          <pic:cNvPr id="0" name="" descr=""/>
+                          <pic:cNvPicPr>
+                            <a:picLocks noChangeAspect="1" noChangeArrowheads="1"/>
+                          </pic:cNvPicPr>
+                        </pic:nvPicPr>
+                        <pic:blipFill>
+                          <a:blip r:embed="rId10" cstate="none"/>
+                          <a:srcRect/>
+                          <a:stretch>
+                            <a:fillRect/>
+                          </a:stretch>
+                        </pic:blipFill>
+                        <pic:spPr bwMode="auto">
+                          <a:xfrm>
+                            <a:off x="0" y="0"/>
+                            <a:ext cx="5715000" cy="266700"/>
+                          </a:xfrm>
+                          <a:prstGeom prst="rect">
+                            <a:avLst/>
+                          </a:prstGeom>
+                        </pic:spPr>
+                      </pic:pic>
+                    </a:graphicData>
+                  </a:graphic>
+                </wp:inline>
+              </w:drawing>
+            </w:r>
+          </w:p>
+        </w:tc>
+        <w:tc>
+          <w:tcPr>
+            <w:tcW w:type="dxa" w:w="1100"/>
+            <w:tcBorders>
+              <w:top w:val="none" w:color="FFFFFF" w:sz="0"/>
+              <w:left w:val="none" w:color="FFFFFF" w:sz="0"/>
+              <w:bottom w:val="none" w:color="FFFFFF" w:sz="0"/>
+              <w:right w:val="none" w:color="FFFFFF" w:sz="0"/>
+            </w:tcBorders>
+            <w:tcMar>
+              <w:top w:type="dxa" w:w="90"/>
+              <w:left w:type="dxa" w:w="0"/>
+              <w:bottom w:type="dxa" w:w="90"/>
+              <w:right w:type="dxa" w:w="0"/>
+            </w:tcMar>
+            <w:vAlign w:val="center"/>
+          </w:tcPr>
+          <w:p>
+            <w:pPr>
+              <w:spacing w:after="0" w:before="0"/>
+              <w:jc w:val="right"/>
+            </w:pPr>
+            <w:r>
+              <w:rPr>
+                <w:rFonts w:ascii="Yu Gothic" w:cs="Yu Gothic" w:eastAsia="Yu Gothic" w:hAnsi="Yu Gothic"/>
+                <w:b w:val="false"/>
+                <w:bCs w:val="false"/>
+                <w:i w:val="false"/>
+                <w:iCs w:val="false"/>
+                <w:color w:val="1B1F27"/>
+                <w:sz w:val="17"/>
+                <w:szCs w:val="17"/>
+              </w:rPr>
+              <w:t xml:space="preserve">(5)</w:t>
+            </w:r>
+          </w:p>
+        </w:tc>
+      </w:tr>
+    </w:tbl>
+    <w:p>
+      <w:pPr>
+        <w:spacing w:after="130" w:before="20"/>
+        <w:jc w:val="center"/>
+      </w:pPr>
+      <w:r>
+        <w:rPr>
+          <w:rFonts w:ascii="Yu Gothic" w:cs="Yu Gothic" w:eastAsia="Yu Gothic" w:hAnsi="Yu Gothic"/>
+          <w:b w:val="false"/>
+          <w:bCs w:val="false"/>
+          <w:i w:val="false"/>
+          <w:iCs w:val="false"/>
+          <w:color w:val="5B6373"/>
           <w:sz w:val="15"/>
           <w:szCs w:val="15"/>
         </w:rPr>
-        <w:t xml:space="preserve">Moat = 平均( z(GPOA), z(ROE), z(ROA), z(CFOA), z(GMAR), z(−ACC) )</w:t>
+        <w:t xml:space="preserve">①Moat の定義。6成分の標準化値の平均。</w:t>
       </w:r>
     </w:p>
     <w:p>
       <w:pPr>
-        <w:shd w:fill="F2F4F8" w:color="auto" w:val="clear"/>
-        <w:spacing w:after="0" w:before="0" w:line="265"/>
-        <w:ind w:left="130" w:right="130"/>
+        <w:spacing w:after="130" w:before="0" w:line="300"/>
+        <w:jc w:val="left"/>
       </w:pPr>
       <w:r>
         <w:rPr>
-          <w:rFonts w:ascii="SFMono-Regular" w:cs="SFMono-Regular" w:eastAsia="SFMono-Regular" w:hAnsi="SFMono-Regular"/>
+          <w:rFonts w:ascii="Yu Gothic" w:cs="Yu Gothic" w:eastAsia="Yu Gothic" w:hAnsi="Yu Gothic"/>
+          <w:b w:val="false"/>
+          <w:bCs w:val="false"/>
+          <w:i w:val="false"/>
+          <w:iCs w:val="false"/>
           <w:color w:val="1B1F27"/>
+          <w:sz w:val="18"/>
+          <w:szCs w:val="18"/>
+        </w:rPr>
+        <w:t xml:space="preserve">各成分は次のように定義する。</w:t>
+      </w:r>
+    </w:p>
+    <w:tbl>
+      <w:tblPr>
+        <w:tblW w:type="dxa" w:w="10206"/>
+        <w:tblBorders>
+          <w:top w:val="single" w:color="auto" w:sz="4"/>
+          <w:left w:val="single" w:color="auto" w:sz="4"/>
+          <w:bottom w:val="single" w:color="auto" w:sz="4"/>
+          <w:right w:val="single" w:color="auto" w:sz="4"/>
+          <w:insideH w:val="single" w:color="auto" w:sz="4"/>
+          <w:insideV w:val="single" w:color="auto" w:sz="4"/>
+        </w:tblBorders>
+      </w:tblPr>
+      <w:tblGrid>
+        <w:gridCol w:w="9106"/>
+        <w:gridCol w:w="1100"/>
+      </w:tblGrid>
+      <w:tr>
+        <w:tc>
+          <w:tcPr>
+            <w:tcW w:type="dxa" w:w="9106"/>
+            <w:tcBorders>
+              <w:top w:val="none" w:color="FFFFFF" w:sz="0"/>
+              <w:left w:val="none" w:color="FFFFFF" w:sz="0"/>
+              <w:bottom w:val="none" w:color="FFFFFF" w:sz="0"/>
+              <w:right w:val="none" w:color="FFFFFF" w:sz="0"/>
+            </w:tcBorders>
+            <w:tcMar>
+              <w:top w:type="dxa" w:w="90"/>
+              <w:left w:type="dxa" w:w="0"/>
+              <w:bottom w:type="dxa" w:w="90"/>
+              <w:right w:type="dxa" w:w="0"/>
+            </w:tcMar>
+          </w:tcPr>
+          <w:p>
+            <w:pPr>
+              <w:spacing w:after="0" w:before="0"/>
+              <w:jc w:val="center"/>
+            </w:pPr>
+            <w:r>
+              <w:drawing>
+                <wp:inline distT="0" distB="0" distL="0" distR="0">
+                  <wp:extent cx="2771775" cy="400050"/>
+                  <wp:effectExtent t="0" r="0" b="0" l="0"/>
+                  <wp:docPr id="1" name="" descr="" title=""/>
+                  <wp:cNvGraphicFramePr>
+                    <a:graphicFrameLocks xmlns:a="http://schemas.openxmlformats.org/drawingml/2006/main" noChangeAspect="1"/>
+                  </wp:cNvGraphicFramePr>
+                  <a:graphic xmlns:a="http://schemas.openxmlformats.org/drawingml/2006/main">
+                    <a:graphicData uri="http://schemas.openxmlformats.org/drawingml/2006/picture">
+                      <pic:pic xmlns:pic="http://schemas.openxmlformats.org/drawingml/2006/picture">
+                        <pic:nvPicPr>
+                          <pic:cNvPr id="0" name="" descr=""/>
+                          <pic:cNvPicPr>
+                            <a:picLocks noChangeAspect="1" noChangeArrowheads="1"/>
+                          </pic:cNvPicPr>
+                        </pic:nvPicPr>
+                        <pic:blipFill>
+                          <a:blip r:embed="rId11" cstate="none"/>
+                          <a:srcRect/>
+                          <a:stretch>
+                            <a:fillRect/>
+                          </a:stretch>
+                        </pic:blipFill>
+                        <pic:spPr bwMode="auto">
+                          <a:xfrm>
+                            <a:off x="0" y="0"/>
+                            <a:ext cx="2771775" cy="400050"/>
+                          </a:xfrm>
+                          <a:prstGeom prst="rect">
+                            <a:avLst/>
+                          </a:prstGeom>
+                        </pic:spPr>
+                      </pic:pic>
+                    </a:graphicData>
+                  </a:graphic>
+                </wp:inline>
+              </w:drawing>
+            </w:r>
+          </w:p>
+        </w:tc>
+        <w:tc>
+          <w:tcPr>
+            <w:tcW w:type="dxa" w:w="1100"/>
+            <w:tcBorders>
+              <w:top w:val="none" w:color="FFFFFF" w:sz="0"/>
+              <w:left w:val="none" w:color="FFFFFF" w:sz="0"/>
+              <w:bottom w:val="none" w:color="FFFFFF" w:sz="0"/>
+              <w:right w:val="none" w:color="FFFFFF" w:sz="0"/>
+            </w:tcBorders>
+            <w:tcMar>
+              <w:top w:type="dxa" w:w="90"/>
+              <w:left w:type="dxa" w:w="0"/>
+              <w:bottom w:type="dxa" w:w="90"/>
+              <w:right w:type="dxa" w:w="0"/>
+            </w:tcMar>
+            <w:vAlign w:val="center"/>
+          </w:tcPr>
+          <w:p>
+            <w:pPr>
+              <w:spacing w:after="0" w:before="0"/>
+              <w:jc w:val="right"/>
+            </w:pPr>
+            <w:r>
+              <w:rPr>
+                <w:rFonts w:ascii="Yu Gothic" w:cs="Yu Gothic" w:eastAsia="Yu Gothic" w:hAnsi="Yu Gothic"/>
+                <w:b w:val="false"/>
+                <w:bCs w:val="false"/>
+                <w:i w:val="false"/>
+                <w:iCs w:val="false"/>
+                <w:color w:val="1B1F27"/>
+                <w:sz w:val="17"/>
+                <w:szCs w:val="17"/>
+              </w:rPr>
+              <w:t xml:space="preserve">(6)</w:t>
+            </w:r>
+          </w:p>
+        </w:tc>
+      </w:tr>
+    </w:tbl>
+    <w:p>
+      <w:pPr>
+        <w:spacing w:after="130" w:before="20"/>
+        <w:jc w:val="center"/>
+      </w:pPr>
+      <w:r>
+        <w:rPr>
+          <w:rFonts w:ascii="Yu Gothic" w:cs="Yu Gothic" w:eastAsia="Yu Gothic" w:hAnsi="Yu Gothic"/>
+          <w:b w:val="false"/>
+          <w:bCs w:val="false"/>
+          <w:i w:val="false"/>
+          <w:iCs w:val="false"/>
+          <w:color w:val="5B6373"/>
           <w:sz w:val="15"/>
           <w:szCs w:val="15"/>
         </w:rPr>
-        <w:t xml:space="preserve"> </w:t>
+        <w:t xml:space="preserve">総資産に対する売上総利益。Novy-Marx (2013) の Gross Profitability。</w:t>
       </w:r>
     </w:p>
+    <w:tbl>
+      <w:tblPr>
+        <w:tblW w:type="dxa" w:w="10206"/>
+        <w:tblBorders>
+          <w:top w:val="single" w:color="auto" w:sz="4"/>
+          <w:left w:val="single" w:color="auto" w:sz="4"/>
+          <w:bottom w:val="single" w:color="auto" w:sz="4"/>
+          <w:right w:val="single" w:color="auto" w:sz="4"/>
+          <w:insideH w:val="single" w:color="auto" w:sz="4"/>
+          <w:insideV w:val="single" w:color="auto" w:sz="4"/>
+        </w:tblBorders>
+      </w:tblPr>
+      <w:tblGrid>
+        <w:gridCol w:w="9106"/>
+        <w:gridCol w:w="1100"/>
+      </w:tblGrid>
+      <w:tr>
+        <w:tc>
+          <w:tcPr>
+            <w:tcW w:type="dxa" w:w="9106"/>
+            <w:tcBorders>
+              <w:top w:val="none" w:color="FFFFFF" w:sz="0"/>
+              <w:left w:val="none" w:color="FFFFFF" w:sz="0"/>
+              <w:bottom w:val="none" w:color="FFFFFF" w:sz="0"/>
+              <w:right w:val="none" w:color="FFFFFF" w:sz="0"/>
+            </w:tcBorders>
+            <w:tcMar>
+              <w:top w:type="dxa" w:w="90"/>
+              <w:left w:type="dxa" w:w="0"/>
+              <w:bottom w:type="dxa" w:w="90"/>
+              <w:right w:type="dxa" w:w="0"/>
+            </w:tcMar>
+          </w:tcPr>
+          <w:p>
+            <w:pPr>
+              <w:spacing w:after="0" w:before="0"/>
+              <w:jc w:val="center"/>
+            </w:pPr>
+            <w:r>
+              <w:drawing>
+                <wp:inline distT="0" distB="0" distL="0" distR="0">
+                  <wp:extent cx="2952750" cy="400050"/>
+                  <wp:effectExtent t="0" r="0" b="0" l="0"/>
+                  <wp:docPr id="1" name="" descr="" title=""/>
+                  <wp:cNvGraphicFramePr>
+                    <a:graphicFrameLocks xmlns:a="http://schemas.openxmlformats.org/drawingml/2006/main" noChangeAspect="1"/>
+                  </wp:cNvGraphicFramePr>
+                  <a:graphic xmlns:a="http://schemas.openxmlformats.org/drawingml/2006/main">
+                    <a:graphicData uri="http://schemas.openxmlformats.org/drawingml/2006/picture">
+                      <pic:pic xmlns:pic="http://schemas.openxmlformats.org/drawingml/2006/picture">
+                        <pic:nvPicPr>
+                          <pic:cNvPr id="0" name="" descr=""/>
+                          <pic:cNvPicPr>
+                            <a:picLocks noChangeAspect="1" noChangeArrowheads="1"/>
+                          </pic:cNvPicPr>
+                        </pic:nvPicPr>
+                        <pic:blipFill>
+                          <a:blip r:embed="rId12" cstate="none"/>
+                          <a:srcRect/>
+                          <a:stretch>
+                            <a:fillRect/>
+                          </a:stretch>
+                        </pic:blipFill>
+                        <pic:spPr bwMode="auto">
+                          <a:xfrm>
+                            <a:off x="0" y="0"/>
+                            <a:ext cx="2952750" cy="400050"/>
+                          </a:xfrm>
+                          <a:prstGeom prst="rect">
+                            <a:avLst/>
+                          </a:prstGeom>
+                        </pic:spPr>
+                      </pic:pic>
+                    </a:graphicData>
+                  </a:graphic>
+                </wp:inline>
+              </w:drawing>
+            </w:r>
+          </w:p>
+        </w:tc>
+        <w:tc>
+          <w:tcPr>
+            <w:tcW w:type="dxa" w:w="1100"/>
+            <w:tcBorders>
+              <w:top w:val="none" w:color="FFFFFF" w:sz="0"/>
+              <w:left w:val="none" w:color="FFFFFF" w:sz="0"/>
+              <w:bottom w:val="none" w:color="FFFFFF" w:sz="0"/>
+              <w:right w:val="none" w:color="FFFFFF" w:sz="0"/>
+            </w:tcBorders>
+            <w:tcMar>
+              <w:top w:type="dxa" w:w="90"/>
+              <w:left w:type="dxa" w:w="0"/>
+              <w:bottom w:type="dxa" w:w="90"/>
+              <w:right w:type="dxa" w:w="0"/>
+            </w:tcMar>
+            <w:vAlign w:val="center"/>
+          </w:tcPr>
+          <w:p>
+            <w:pPr>
+              <w:spacing w:after="0" w:before="0"/>
+              <w:jc w:val="right"/>
+            </w:pPr>
+            <w:r>
+              <w:rPr>
+                <w:rFonts w:ascii="Yu Gothic" w:cs="Yu Gothic" w:eastAsia="Yu Gothic" w:hAnsi="Yu Gothic"/>
+                <w:b w:val="false"/>
+                <w:bCs w:val="false"/>
+                <w:i w:val="false"/>
+                <w:iCs w:val="false"/>
+                <w:color w:val="1B1F27"/>
+                <w:sz w:val="17"/>
+                <w:szCs w:val="17"/>
+              </w:rPr>
+              <w:t xml:space="preserve">(7)</w:t>
+            </w:r>
+          </w:p>
+        </w:tc>
+      </w:tr>
+    </w:tbl>
     <w:p>
       <w:pPr>
-        <w:shd w:fill="F2F4F8" w:color="auto" w:val="clear"/>
-        <w:spacing w:after="160" w:before="0" w:line="265"/>
-        <w:ind w:left="130" w:right="130"/>
+        <w:spacing w:after="130" w:before="20"/>
+        <w:jc w:val="center"/>
       </w:pPr>
       <w:r>
         <w:rPr>
-          <w:rFonts w:ascii="SFMono-Regular" w:cs="SFMono-Regular" w:eastAsia="SFMono-Regular" w:hAnsi="SFMono-Regular"/>
-          <w:color w:val="1B1F27"/>
+          <w:rFonts w:ascii="Yu Gothic" w:cs="Yu Gothic" w:eastAsia="Yu Gothic" w:hAnsi="Yu Gothic"/>
+          <w:b w:val="false"/>
+          <w:bCs w:val="false"/>
+          <w:i w:val="false"/>
+          <w:iCs w:val="false"/>
+          <w:color w:val="5B6373"/>
           <w:sz w:val="15"/>
           <w:szCs w:val="15"/>
         </w:rPr>
-        <w:t xml:space="preserve">z(x) は x の順位を平均0・標準偏差1に直したもの</w:t>
+        <w:t xml:space="preserve">自己資本利益率と総資産利益率。</w:t>
+      </w:r>
+    </w:p>
+    <w:tbl>
+      <w:tblPr>
+        <w:tblW w:type="dxa" w:w="10206"/>
+        <w:tblBorders>
+          <w:top w:val="single" w:color="auto" w:sz="4"/>
+          <w:left w:val="single" w:color="auto" w:sz="4"/>
+          <w:bottom w:val="single" w:color="auto" w:sz="4"/>
+          <w:right w:val="single" w:color="auto" w:sz="4"/>
+          <w:insideH w:val="single" w:color="auto" w:sz="4"/>
+          <w:insideV w:val="single" w:color="auto" w:sz="4"/>
+        </w:tblBorders>
+      </w:tblPr>
+      <w:tblGrid>
+        <w:gridCol w:w="9106"/>
+        <w:gridCol w:w="1100"/>
+      </w:tblGrid>
+      <w:tr>
+        <w:tc>
+          <w:tcPr>
+            <w:tcW w:type="dxa" w:w="9106"/>
+            <w:tcBorders>
+              <w:top w:val="none" w:color="FFFFFF" w:sz="0"/>
+              <w:left w:val="none" w:color="FFFFFF" w:sz="0"/>
+              <w:bottom w:val="none" w:color="FFFFFF" w:sz="0"/>
+              <w:right w:val="none" w:color="FFFFFF" w:sz="0"/>
+            </w:tcBorders>
+            <w:tcMar>
+              <w:top w:type="dxa" w:w="90"/>
+              <w:left w:type="dxa" w:w="0"/>
+              <w:bottom w:type="dxa" w:w="90"/>
+              <w:right w:type="dxa" w:w="0"/>
+            </w:tcMar>
+          </w:tcPr>
+          <w:p>
+            <w:pPr>
+              <w:spacing w:after="0" w:before="0"/>
+              <w:jc w:val="center"/>
+            </w:pPr>
+            <w:r>
+              <w:drawing>
+                <wp:inline distT="0" distB="0" distL="0" distR="0">
+                  <wp:extent cx="3495675" cy="400050"/>
+                  <wp:effectExtent t="0" r="0" b="0" l="0"/>
+                  <wp:docPr id="1" name="" descr="" title=""/>
+                  <wp:cNvGraphicFramePr>
+                    <a:graphicFrameLocks xmlns:a="http://schemas.openxmlformats.org/drawingml/2006/main" noChangeAspect="1"/>
+                  </wp:cNvGraphicFramePr>
+                  <a:graphic xmlns:a="http://schemas.openxmlformats.org/drawingml/2006/main">
+                    <a:graphicData uri="http://schemas.openxmlformats.org/drawingml/2006/picture">
+                      <pic:pic xmlns:pic="http://schemas.openxmlformats.org/drawingml/2006/picture">
+                        <pic:nvPicPr>
+                          <pic:cNvPr id="0" name="" descr=""/>
+                          <pic:cNvPicPr>
+                            <a:picLocks noChangeAspect="1" noChangeArrowheads="1"/>
+                          </pic:cNvPicPr>
+                        </pic:nvPicPr>
+                        <pic:blipFill>
+                          <a:blip r:embed="rId13" cstate="none"/>
+                          <a:srcRect/>
+                          <a:stretch>
+                            <a:fillRect/>
+                          </a:stretch>
+                        </pic:blipFill>
+                        <pic:spPr bwMode="auto">
+                          <a:xfrm>
+                            <a:off x="0" y="0"/>
+                            <a:ext cx="3495675" cy="400050"/>
+                          </a:xfrm>
+                          <a:prstGeom prst="rect">
+                            <a:avLst/>
+                          </a:prstGeom>
+                        </pic:spPr>
+                      </pic:pic>
+                    </a:graphicData>
+                  </a:graphic>
+                </wp:inline>
+              </w:drawing>
+            </w:r>
+          </w:p>
+        </w:tc>
+        <w:tc>
+          <w:tcPr>
+            <w:tcW w:type="dxa" w:w="1100"/>
+            <w:tcBorders>
+              <w:top w:val="none" w:color="FFFFFF" w:sz="0"/>
+              <w:left w:val="none" w:color="FFFFFF" w:sz="0"/>
+              <w:bottom w:val="none" w:color="FFFFFF" w:sz="0"/>
+              <w:right w:val="none" w:color="FFFFFF" w:sz="0"/>
+            </w:tcBorders>
+            <w:tcMar>
+              <w:top w:type="dxa" w:w="90"/>
+              <w:left w:type="dxa" w:w="0"/>
+              <w:bottom w:type="dxa" w:w="90"/>
+              <w:right w:type="dxa" w:w="0"/>
+            </w:tcMar>
+            <w:vAlign w:val="center"/>
+          </w:tcPr>
+          <w:p>
+            <w:pPr>
+              <w:spacing w:after="0" w:before="0"/>
+              <w:jc w:val="right"/>
+            </w:pPr>
+            <w:r>
+              <w:rPr>
+                <w:rFonts w:ascii="Yu Gothic" w:cs="Yu Gothic" w:eastAsia="Yu Gothic" w:hAnsi="Yu Gothic"/>
+                <w:b w:val="false"/>
+                <w:bCs w:val="false"/>
+                <w:i w:val="false"/>
+                <w:iCs w:val="false"/>
+                <w:color w:val="1B1F27"/>
+                <w:sz w:val="17"/>
+                <w:szCs w:val="17"/>
+              </w:rPr>
+              <w:t xml:space="preserve">(8)</w:t>
+            </w:r>
+          </w:p>
+        </w:tc>
+      </w:tr>
+    </w:tbl>
+    <w:p>
+      <w:pPr>
+        <w:spacing w:after="130" w:before="20"/>
+        <w:jc w:val="center"/>
+      </w:pPr>
+      <w:r>
+        <w:rPr>
+          <w:rFonts w:ascii="Yu Gothic" w:cs="Yu Gothic" w:eastAsia="Yu Gothic" w:hAnsi="Yu Gothic"/>
+          <w:b w:val="false"/>
+          <w:bCs w:val="false"/>
+          <w:i w:val="false"/>
+          <w:iCs w:val="false"/>
+          <w:color w:val="5B6373"/>
+          <w:sz w:val="15"/>
+          <w:szCs w:val="15"/>
+        </w:rPr>
+        <w:t xml:space="preserve">総資産に対する営業CFと、粗利率。</w:t>
+      </w:r>
+    </w:p>
+    <w:tbl>
+      <w:tblPr>
+        <w:tblW w:type="dxa" w:w="10206"/>
+        <w:tblBorders>
+          <w:top w:val="single" w:color="auto" w:sz="4"/>
+          <w:left w:val="single" w:color="auto" w:sz="4"/>
+          <w:bottom w:val="single" w:color="auto" w:sz="4"/>
+          <w:right w:val="single" w:color="auto" w:sz="4"/>
+          <w:insideH w:val="single" w:color="auto" w:sz="4"/>
+          <w:insideV w:val="single" w:color="auto" w:sz="4"/>
+        </w:tblBorders>
+      </w:tblPr>
+      <w:tblGrid>
+        <w:gridCol w:w="9106"/>
+        <w:gridCol w:w="1100"/>
+      </w:tblGrid>
+      <w:tr>
+        <w:tc>
+          <w:tcPr>
+            <w:tcW w:type="dxa" w:w="9106"/>
+            <w:tcBorders>
+              <w:top w:val="none" w:color="FFFFFF" w:sz="0"/>
+              <w:left w:val="none" w:color="FFFFFF" w:sz="0"/>
+              <w:bottom w:val="none" w:color="FFFFFF" w:sz="0"/>
+              <w:right w:val="none" w:color="FFFFFF" w:sz="0"/>
+            </w:tcBorders>
+            <w:tcMar>
+              <w:top w:type="dxa" w:w="90"/>
+              <w:left w:type="dxa" w:w="0"/>
+              <w:bottom w:type="dxa" w:w="90"/>
+              <w:right w:type="dxa" w:w="0"/>
+            </w:tcMar>
+          </w:tcPr>
+          <w:p>
+            <w:pPr>
+              <w:spacing w:after="0" w:before="0"/>
+              <w:jc w:val="center"/>
+            </w:pPr>
+            <w:r>
+              <w:drawing>
+                <wp:inline distT="0" distB="0" distL="0" distR="0">
+                  <wp:extent cx="2000250" cy="400050"/>
+                  <wp:effectExtent t="0" r="0" b="0" l="0"/>
+                  <wp:docPr id="1" name="" descr="" title=""/>
+                  <wp:cNvGraphicFramePr>
+                    <a:graphicFrameLocks xmlns:a="http://schemas.openxmlformats.org/drawingml/2006/main" noChangeAspect="1"/>
+                  </wp:cNvGraphicFramePr>
+                  <a:graphic xmlns:a="http://schemas.openxmlformats.org/drawingml/2006/main">
+                    <a:graphicData uri="http://schemas.openxmlformats.org/drawingml/2006/picture">
+                      <pic:pic xmlns:pic="http://schemas.openxmlformats.org/drawingml/2006/picture">
+                        <pic:nvPicPr>
+                          <pic:cNvPr id="0" name="" descr=""/>
+                          <pic:cNvPicPr>
+                            <a:picLocks noChangeAspect="1" noChangeArrowheads="1"/>
+                          </pic:cNvPicPr>
+                        </pic:nvPicPr>
+                        <pic:blipFill>
+                          <a:blip r:embed="rId14" cstate="none"/>
+                          <a:srcRect/>
+                          <a:stretch>
+                            <a:fillRect/>
+                          </a:stretch>
+                        </pic:blipFill>
+                        <pic:spPr bwMode="auto">
+                          <a:xfrm>
+                            <a:off x="0" y="0"/>
+                            <a:ext cx="2000250" cy="400050"/>
+                          </a:xfrm>
+                          <a:prstGeom prst="rect">
+                            <a:avLst/>
+                          </a:prstGeom>
+                        </pic:spPr>
+                      </pic:pic>
+                    </a:graphicData>
+                  </a:graphic>
+                </wp:inline>
+              </w:drawing>
+            </w:r>
+          </w:p>
+        </w:tc>
+        <w:tc>
+          <w:tcPr>
+            <w:tcW w:type="dxa" w:w="1100"/>
+            <w:tcBorders>
+              <w:top w:val="none" w:color="FFFFFF" w:sz="0"/>
+              <w:left w:val="none" w:color="FFFFFF" w:sz="0"/>
+              <w:bottom w:val="none" w:color="FFFFFF" w:sz="0"/>
+              <w:right w:val="none" w:color="FFFFFF" w:sz="0"/>
+            </w:tcBorders>
+            <w:tcMar>
+              <w:top w:type="dxa" w:w="90"/>
+              <w:left w:type="dxa" w:w="0"/>
+              <w:bottom w:type="dxa" w:w="90"/>
+              <w:right w:type="dxa" w:w="0"/>
+            </w:tcMar>
+            <w:vAlign w:val="center"/>
+          </w:tcPr>
+          <w:p>
+            <w:pPr>
+              <w:spacing w:after="0" w:before="0"/>
+              <w:jc w:val="right"/>
+            </w:pPr>
+            <w:r>
+              <w:rPr>
+                <w:rFonts w:ascii="Yu Gothic" w:cs="Yu Gothic" w:eastAsia="Yu Gothic" w:hAnsi="Yu Gothic"/>
+                <w:b w:val="false"/>
+                <w:bCs w:val="false"/>
+                <w:i w:val="false"/>
+                <w:iCs w:val="false"/>
+                <w:color w:val="1B1F27"/>
+                <w:sz w:val="17"/>
+                <w:szCs w:val="17"/>
+              </w:rPr>
+              <w:t xml:space="preserve">(9)</w:t>
+            </w:r>
+          </w:p>
+        </w:tc>
+      </w:tr>
+    </w:tbl>
+    <w:p>
+      <w:pPr>
+        <w:spacing w:after="130" w:before="20"/>
+        <w:jc w:val="center"/>
+      </w:pPr>
+      <w:r>
+        <w:rPr>
+          <w:rFonts w:ascii="Yu Gothic" w:cs="Yu Gothic" w:eastAsia="Yu Gothic" w:hAnsi="Yu Gothic"/>
+          <w:b w:val="false"/>
+          <w:bCs w:val="false"/>
+          <w:i w:val="false"/>
+          <w:iCs w:val="false"/>
+          <w:color w:val="5B6373"/>
+          <w:sz w:val="15"/>
+          <w:szCs w:val="15"/>
+        </w:rPr>
+        <w:t xml:space="preserve">会計発生高。Sloan (1996)。利益が現金を伴っていないほど値が小さくなるよう符号を反転している。</w:t>
+      </w:r>
+    </w:p>
+    <w:tbl>
+      <w:tblPr>
+        <w:tblW w:type="dxa" w:w="10206"/>
+        <w:tblBorders>
+          <w:top w:val="single" w:color="auto" w:sz="4"/>
+          <w:left w:val="single" w:color="auto" w:sz="4"/>
+          <w:bottom w:val="single" w:color="auto" w:sz="4"/>
+          <w:right w:val="single" w:color="auto" w:sz="4"/>
+          <w:insideH w:val="single" w:color="auto" w:sz="4"/>
+          <w:insideV w:val="single" w:color="auto" w:sz="4"/>
+        </w:tblBorders>
+      </w:tblPr>
+      <w:tblGrid>
+        <w:gridCol w:w="9106"/>
+        <w:gridCol w:w="1100"/>
+      </w:tblGrid>
+      <w:tr>
+        <w:tc>
+          <w:tcPr>
+            <w:tcW w:type="dxa" w:w="9106"/>
+            <w:tcBorders>
+              <w:top w:val="none" w:color="FFFFFF" w:sz="0"/>
+              <w:left w:val="none" w:color="FFFFFF" w:sz="0"/>
+              <w:bottom w:val="none" w:color="FFFFFF" w:sz="0"/>
+              <w:right w:val="none" w:color="FFFFFF" w:sz="0"/>
+            </w:tcBorders>
+            <w:tcMar>
+              <w:top w:type="dxa" w:w="90"/>
+              <w:left w:type="dxa" w:w="0"/>
+              <w:bottom w:type="dxa" w:w="90"/>
+              <w:right w:type="dxa" w:w="0"/>
+            </w:tcMar>
+          </w:tcPr>
+          <w:p>
+            <w:pPr>
+              <w:spacing w:after="0" w:before="0"/>
+              <w:jc w:val="center"/>
+            </w:pPr>
+            <w:r>
+              <w:drawing>
+                <wp:inline distT="0" distB="0" distL="0" distR="0">
+                  <wp:extent cx="2085975" cy="466725"/>
+                  <wp:effectExtent t="0" r="0" b="0" l="0"/>
+                  <wp:docPr id="1" name="" descr="" title=""/>
+                  <wp:cNvGraphicFramePr>
+                    <a:graphicFrameLocks xmlns:a="http://schemas.openxmlformats.org/drawingml/2006/main" noChangeAspect="1"/>
+                  </wp:cNvGraphicFramePr>
+                  <a:graphic xmlns:a="http://schemas.openxmlformats.org/drawingml/2006/main">
+                    <a:graphicData uri="http://schemas.openxmlformats.org/drawingml/2006/picture">
+                      <pic:pic xmlns:pic="http://schemas.openxmlformats.org/drawingml/2006/picture">
+                        <pic:nvPicPr>
+                          <pic:cNvPr id="0" name="" descr=""/>
+                          <pic:cNvPicPr>
+                            <a:picLocks noChangeAspect="1" noChangeArrowheads="1"/>
+                          </pic:cNvPicPr>
+                        </pic:nvPicPr>
+                        <pic:blipFill>
+                          <a:blip r:embed="rId15" cstate="none"/>
+                          <a:srcRect/>
+                          <a:stretch>
+                            <a:fillRect/>
+                          </a:stretch>
+                        </pic:blipFill>
+                        <pic:spPr bwMode="auto">
+                          <a:xfrm>
+                            <a:off x="0" y="0"/>
+                            <a:ext cx="2085975" cy="466725"/>
+                          </a:xfrm>
+                          <a:prstGeom prst="rect">
+                            <a:avLst/>
+                          </a:prstGeom>
+                        </pic:spPr>
+                      </pic:pic>
+                    </a:graphicData>
+                  </a:graphic>
+                </wp:inline>
+              </w:drawing>
+            </w:r>
+          </w:p>
+        </w:tc>
+        <w:tc>
+          <w:tcPr>
+            <w:tcW w:type="dxa" w:w="1100"/>
+            <w:tcBorders>
+              <w:top w:val="none" w:color="FFFFFF" w:sz="0"/>
+              <w:left w:val="none" w:color="FFFFFF" w:sz="0"/>
+              <w:bottom w:val="none" w:color="FFFFFF" w:sz="0"/>
+              <w:right w:val="none" w:color="FFFFFF" w:sz="0"/>
+            </w:tcBorders>
+            <w:tcMar>
+              <w:top w:type="dxa" w:w="90"/>
+              <w:left w:type="dxa" w:w="0"/>
+              <w:bottom w:type="dxa" w:w="90"/>
+              <w:right w:type="dxa" w:w="0"/>
+            </w:tcMar>
+            <w:vAlign w:val="center"/>
+          </w:tcPr>
+          <w:p>
+            <w:pPr>
+              <w:spacing w:after="0" w:before="0"/>
+              <w:jc w:val="right"/>
+            </w:pPr>
+            <w:r>
+              <w:rPr>
+                <w:rFonts w:ascii="Yu Gothic" w:cs="Yu Gothic" w:eastAsia="Yu Gothic" w:hAnsi="Yu Gothic"/>
+                <w:b w:val="false"/>
+                <w:bCs w:val="false"/>
+                <w:i w:val="false"/>
+                <w:iCs w:val="false"/>
+                <w:color w:val="1B1F27"/>
+                <w:sz w:val="17"/>
+                <w:szCs w:val="17"/>
+              </w:rPr>
+              <w:t xml:space="preserve">(10)</w:t>
+            </w:r>
+          </w:p>
+        </w:tc>
+      </w:tr>
+    </w:tbl>
+    <w:p>
+      <w:pPr>
+        <w:spacing w:after="130" w:before="20"/>
+        <w:jc w:val="center"/>
+      </w:pPr>
+      <w:r>
+        <w:rPr>
+          <w:rFonts w:ascii="Yu Gothic" w:cs="Yu Gothic" w:eastAsia="Yu Gothic" w:hAnsi="Yu Gothic"/>
+          <w:b w:val="false"/>
+          <w:bCs w:val="false"/>
+          <w:i w:val="false"/>
+          <w:iCs w:val="false"/>
+          <w:color w:val="5B6373"/>
+          <w:sz w:val="15"/>
+          <w:szCs w:val="15"/>
+        </w:rPr>
+        <w:t xml:space="preserve">標準化。生の値ではなく順位を標準化するので、外れ値に引きずられない。</w:t>
       </w:r>
     </w:p>
     <w:p>
@@ -7650,7 +10344,7 @@
           <w:sz w:val="16"/>
           <w:szCs w:val="16"/>
         </w:rPr>
-        <w:t xml:space="preserve">成分の意味</w:t>
+        <w:t xml:space="preserve">成分の意味と取得率</w:t>
       </w:r>
     </w:p>
     <w:tbl>
@@ -7666,9 +10360,10 @@
         </w:tblBorders>
       </w:tblPr>
       <w:tblGrid>
-        <w:gridCol w:w="2700"/>
-        <w:gridCol w:w="5200"/>
-        <w:gridCol w:w="2306"/>
+        <w:gridCol w:w="1700"/>
+        <w:gridCol w:w="3500"/>
+        <w:gridCol w:w="3406"/>
+        <w:gridCol w:w="1600"/>
       </w:tblGrid>
       <w:tr>
         <w:trPr>
@@ -7676,7 +10371,7 @@
         </w:trPr>
         <w:tc>
           <w:tcPr>
-            <w:tcW w:type="dxa" w:w="2700"/>
+            <w:tcW w:type="dxa" w:w="1700"/>
             <w:tcBorders>
               <w:top w:val="single" w:color="C9CEDA" w:sz="2"/>
               <w:left w:val="none" w:color="FFFFFF" w:sz="0"/>
@@ -7713,7 +10408,7 @@
         </w:tc>
         <w:tc>
           <w:tcPr>
-            <w:tcW w:type="dxa" w:w="5200"/>
+            <w:tcW w:type="dxa" w:w="3500"/>
             <w:tcBorders>
               <w:top w:val="single" w:color="C9CEDA" w:sz="2"/>
               <w:left w:val="none" w:color="FFFFFF" w:sz="0"/>
@@ -7750,7 +10445,7 @@
         </w:tc>
         <w:tc>
           <w:tcPr>
-            <w:tcW w:type="dxa" w:w="2306"/>
+            <w:tcW w:type="dxa" w:w="3406"/>
             <w:tcBorders>
               <w:top w:val="single" w:color="C9CEDA" w:sz="2"/>
               <w:left w:val="none" w:color="FFFFFF" w:sz="0"/>
@@ -7768,7 +10463,7 @@
           <w:p>
             <w:pPr>
               <w:spacing w:after="0" w:before="0" w:line="248"/>
-              <w:jc w:val="right"/>
+              <w:jc w:val="left"/>
             </w:pPr>
             <w:r>
               <w:rPr>
@@ -7781,6 +10476,43 @@
                 <w:sz w:val="16"/>
                 <w:szCs w:val="16"/>
               </w:rPr>
+              <w:t xml:space="preserve">何を捉えるか</w:t>
+            </w:r>
+          </w:p>
+        </w:tc>
+        <w:tc>
+          <w:tcPr>
+            <w:tcW w:type="dxa" w:w="1600"/>
+            <w:tcBorders>
+              <w:top w:val="single" w:color="C9CEDA" w:sz="2"/>
+              <w:left w:val="none" w:color="FFFFFF" w:sz="0"/>
+              <w:bottom w:val="single" w:color="C9CEDA" w:sz="2"/>
+              <w:right w:val="none" w:color="FFFFFF" w:sz="0"/>
+            </w:tcBorders>
+            <w:shd w:fill="E6F0EC" w:color="auto" w:val="clear"/>
+            <w:tcMar>
+              <w:top w:type="dxa" w:w="58"/>
+              <w:left w:type="dxa" w:w="88"/>
+              <w:bottom w:type="dxa" w:w="58"/>
+              <w:right w:type="dxa" w:w="88"/>
+            </w:tcMar>
+          </w:tcPr>
+          <w:p>
+            <w:pPr>
+              <w:spacing w:after="0" w:before="0" w:line="248"/>
+              <w:jc w:val="right"/>
+            </w:pPr>
+            <w:r>
+              <w:rPr>
+                <w:rFonts w:ascii="Yu Gothic" w:cs="Yu Gothic" w:eastAsia="Yu Gothic" w:hAnsi="Yu Gothic"/>
+                <w:b/>
+                <w:bCs/>
+                <w:i w:val="false"/>
+                <w:iCs w:val="false"/>
+                <w:color w:val="1B1F27"/>
+                <w:sz w:val="16"/>
+                <w:szCs w:val="16"/>
+              </w:rPr>
               <w:t xml:space="preserve">取得率</w:t>
             </w:r>
           </w:p>
@@ -7789,7 +10521,7 @@
       <w:tr>
         <w:tc>
           <w:tcPr>
-            <w:tcW w:type="dxa" w:w="2700"/>
+            <w:tcW w:type="dxa" w:w="1700"/>
             <w:tcBorders>
               <w:top w:val="single" w:color="C9CEDA" w:sz="2"/>
               <w:left w:val="none" w:color="FFFFFF" w:sz="0"/>
@@ -7825,7 +10557,7 @@
         </w:tc>
         <w:tc>
           <w:tcPr>
-            <w:tcW w:type="dxa" w:w="5200"/>
+            <w:tcW w:type="dxa" w:w="3500"/>
             <w:tcBorders>
               <w:top w:val="single" w:color="C9CEDA" w:sz="2"/>
               <w:left w:val="none" w:color="FFFFFF" w:sz="0"/>
@@ -7855,13 +10587,49 @@
                 <w:sz w:val="16"/>
                 <w:szCs w:val="16"/>
               </w:rPr>
-              <w:t xml:space="preserve">売上総利益 ÷ 総資産（Novy-Marx 2013）</w:t>
-            </w:r>
-          </w:p>
-        </w:tc>
-        <w:tc>
-          <w:tcPr>
-            <w:tcW w:type="dxa" w:w="2306"/>
+              <w:t xml:space="preserve">売上総利益 ÷ 総資産</w:t>
+            </w:r>
+          </w:p>
+        </w:tc>
+        <w:tc>
+          <w:tcPr>
+            <w:tcW w:type="dxa" w:w="3406"/>
+            <w:tcBorders>
+              <w:top w:val="single" w:color="C9CEDA" w:sz="2"/>
+              <w:left w:val="none" w:color="FFFFFF" w:sz="0"/>
+              <w:bottom w:val="single" w:color="C9CEDA" w:sz="2"/>
+              <w:right w:val="none" w:color="FFFFFF" w:sz="0"/>
+            </w:tcBorders>
+            <w:tcMar>
+              <w:top w:type="dxa" w:w="58"/>
+              <w:left w:type="dxa" w:w="88"/>
+              <w:bottom w:type="dxa" w:w="58"/>
+              <w:right w:type="dxa" w:w="88"/>
+            </w:tcMar>
+          </w:tcPr>
+          <w:p>
+            <w:pPr>
+              <w:spacing w:after="0" w:before="0" w:line="248"/>
+              <w:jc w:val="left"/>
+            </w:pPr>
+            <w:r>
+              <w:rPr>
+                <w:rFonts w:ascii="Yu Gothic" w:cs="Yu Gothic" w:eastAsia="Yu Gothic" w:hAnsi="Yu Gothic"/>
+                <w:b w:val="false"/>
+                <w:bCs w:val="false"/>
+                <w:i w:val="false"/>
+                <w:iCs w:val="false"/>
+                <w:color w:val="1B1F27"/>
+                <w:sz w:val="16"/>
+                <w:szCs w:val="16"/>
+              </w:rPr>
+              <w:t xml:space="preserve">資産をどれだけ付加価値に変えているか</w:t>
+            </w:r>
+          </w:p>
+        </w:tc>
+        <w:tc>
+          <w:tcPr>
+            <w:tcW w:type="dxa" w:w="1600"/>
             <w:tcBorders>
               <w:top w:val="single" w:color="C9CEDA" w:sz="2"/>
               <w:left w:val="none" w:color="FFFFFF" w:sz="0"/>
@@ -7899,7 +10667,7 @@
       <w:tr>
         <w:tc>
           <w:tcPr>
-            <w:tcW w:type="dxa" w:w="2700"/>
+            <w:tcW w:type="dxa" w:w="1700"/>
             <w:tcBorders>
               <w:top w:val="single" w:color="C9CEDA" w:sz="2"/>
               <w:left w:val="none" w:color="FFFFFF" w:sz="0"/>
@@ -7936,7 +10704,7 @@
         </w:tc>
         <w:tc>
           <w:tcPr>
-            <w:tcW w:type="dxa" w:w="5200"/>
+            <w:tcW w:type="dxa" w:w="3500"/>
             <w:tcBorders>
               <w:top w:val="single" w:color="C9CEDA" w:sz="2"/>
               <w:left w:val="none" w:color="FFFFFF" w:sz="0"/>
@@ -7973,7 +10741,44 @@
         </w:tc>
         <w:tc>
           <w:tcPr>
-            <w:tcW w:type="dxa" w:w="2306"/>
+            <w:tcW w:type="dxa" w:w="3406"/>
+            <w:tcBorders>
+              <w:top w:val="single" w:color="C9CEDA" w:sz="2"/>
+              <w:left w:val="none" w:color="FFFFFF" w:sz="0"/>
+              <w:bottom w:val="single" w:color="C9CEDA" w:sz="2"/>
+              <w:right w:val="none" w:color="FFFFFF" w:sz="0"/>
+            </w:tcBorders>
+            <w:shd w:fill="F7F8FB" w:color="auto" w:val="clear"/>
+            <w:tcMar>
+              <w:top w:type="dxa" w:w="58"/>
+              <w:left w:type="dxa" w:w="88"/>
+              <w:bottom w:type="dxa" w:w="58"/>
+              <w:right w:type="dxa" w:w="88"/>
+            </w:tcMar>
+          </w:tcPr>
+          <w:p>
+            <w:pPr>
+              <w:spacing w:after="0" w:before="0" w:line="248"/>
+              <w:jc w:val="left"/>
+            </w:pPr>
+            <w:r>
+              <w:rPr>
+                <w:rFonts w:ascii="Yu Gothic" w:cs="Yu Gothic" w:eastAsia="Yu Gothic" w:hAnsi="Yu Gothic"/>
+                <w:b w:val="false"/>
+                <w:bCs w:val="false"/>
+                <w:i w:val="false"/>
+                <w:iCs w:val="false"/>
+                <w:color w:val="1B1F27"/>
+                <w:sz w:val="16"/>
+                <w:szCs w:val="16"/>
+              </w:rPr>
+              <w:t xml:space="preserve">株主資本の運用効率</w:t>
+            </w:r>
+          </w:p>
+        </w:tc>
+        <w:tc>
+          <w:tcPr>
+            <w:tcW w:type="dxa" w:w="1600"/>
             <w:tcBorders>
               <w:top w:val="single" w:color="C9CEDA" w:sz="2"/>
               <w:left w:val="none" w:color="FFFFFF" w:sz="0"/>
@@ -8012,7 +10817,7 @@
       <w:tr>
         <w:tc>
           <w:tcPr>
-            <w:tcW w:type="dxa" w:w="2700"/>
+            <w:tcW w:type="dxa" w:w="1700"/>
             <w:tcBorders>
               <w:top w:val="single" w:color="C9CEDA" w:sz="2"/>
               <w:left w:val="none" w:color="FFFFFF" w:sz="0"/>
@@ -8048,7 +10853,7 @@
         </w:tc>
         <w:tc>
           <w:tcPr>
-            <w:tcW w:type="dxa" w:w="5200"/>
+            <w:tcW w:type="dxa" w:w="3500"/>
             <w:tcBorders>
               <w:top w:val="single" w:color="C9CEDA" w:sz="2"/>
               <w:left w:val="none" w:color="FFFFFF" w:sz="0"/>
@@ -8084,7 +10889,43 @@
         </w:tc>
         <w:tc>
           <w:tcPr>
-            <w:tcW w:type="dxa" w:w="2306"/>
+            <w:tcW w:type="dxa" w:w="3406"/>
+            <w:tcBorders>
+              <w:top w:val="single" w:color="C9CEDA" w:sz="2"/>
+              <w:left w:val="none" w:color="FFFFFF" w:sz="0"/>
+              <w:bottom w:val="single" w:color="C9CEDA" w:sz="2"/>
+              <w:right w:val="none" w:color="FFFFFF" w:sz="0"/>
+            </w:tcBorders>
+            <w:tcMar>
+              <w:top w:type="dxa" w:w="58"/>
+              <w:left w:type="dxa" w:w="88"/>
+              <w:bottom w:type="dxa" w:w="58"/>
+              <w:right w:type="dxa" w:w="88"/>
+            </w:tcMar>
+          </w:tcPr>
+          <w:p>
+            <w:pPr>
+              <w:spacing w:after="0" w:before="0" w:line="248"/>
+              <w:jc w:val="left"/>
+            </w:pPr>
+            <w:r>
+              <w:rPr>
+                <w:rFonts w:ascii="Yu Gothic" w:cs="Yu Gothic" w:eastAsia="Yu Gothic" w:hAnsi="Yu Gothic"/>
+                <w:b w:val="false"/>
+                <w:bCs w:val="false"/>
+                <w:i w:val="false"/>
+                <w:iCs w:val="false"/>
+                <w:color w:val="1B1F27"/>
+                <w:sz w:val="16"/>
+                <w:szCs w:val="16"/>
+              </w:rPr>
+              <w:t xml:space="preserve">資産全体の運用効率</w:t>
+            </w:r>
+          </w:p>
+        </w:tc>
+        <w:tc>
+          <w:tcPr>
+            <w:tcW w:type="dxa" w:w="1600"/>
             <w:tcBorders>
               <w:top w:val="single" w:color="C9CEDA" w:sz="2"/>
               <w:left w:val="none" w:color="FFFFFF" w:sz="0"/>
@@ -8122,7 +10963,7 @@
       <w:tr>
         <w:tc>
           <w:tcPr>
-            <w:tcW w:type="dxa" w:w="2700"/>
+            <w:tcW w:type="dxa" w:w="1700"/>
             <w:tcBorders>
               <w:top w:val="single" w:color="C9CEDA" w:sz="2"/>
               <w:left w:val="none" w:color="FFFFFF" w:sz="0"/>
@@ -8159,7 +11000,7 @@
         </w:tc>
         <w:tc>
           <w:tcPr>
-            <w:tcW w:type="dxa" w:w="5200"/>
+            <w:tcW w:type="dxa" w:w="3500"/>
             <w:tcBorders>
               <w:top w:val="single" w:color="C9CEDA" w:sz="2"/>
               <w:left w:val="none" w:color="FFFFFF" w:sz="0"/>
@@ -8190,13 +11031,50 @@
                 <w:sz w:val="16"/>
                 <w:szCs w:val="16"/>
               </w:rPr>
-              <w:t xml:space="preserve">営業キャッシュフロー ÷ 総資産</w:t>
-            </w:r>
-          </w:p>
-        </w:tc>
-        <w:tc>
-          <w:tcPr>
-            <w:tcW w:type="dxa" w:w="2306"/>
+              <w:t xml:space="preserve">営業CF ÷ 総資産</w:t>
+            </w:r>
+          </w:p>
+        </w:tc>
+        <w:tc>
+          <w:tcPr>
+            <w:tcW w:type="dxa" w:w="3406"/>
+            <w:tcBorders>
+              <w:top w:val="single" w:color="C9CEDA" w:sz="2"/>
+              <w:left w:val="none" w:color="FFFFFF" w:sz="0"/>
+              <w:bottom w:val="single" w:color="C9CEDA" w:sz="2"/>
+              <w:right w:val="none" w:color="FFFFFF" w:sz="0"/>
+            </w:tcBorders>
+            <w:shd w:fill="F7F8FB" w:color="auto" w:val="clear"/>
+            <w:tcMar>
+              <w:top w:type="dxa" w:w="58"/>
+              <w:left w:type="dxa" w:w="88"/>
+              <w:bottom w:type="dxa" w:w="58"/>
+              <w:right w:type="dxa" w:w="88"/>
+            </w:tcMar>
+          </w:tcPr>
+          <w:p>
+            <w:pPr>
+              <w:spacing w:after="0" w:before="0" w:line="248"/>
+              <w:jc w:val="left"/>
+            </w:pPr>
+            <w:r>
+              <w:rPr>
+                <w:rFonts w:ascii="Yu Gothic" w:cs="Yu Gothic" w:eastAsia="Yu Gothic" w:hAnsi="Yu Gothic"/>
+                <w:b w:val="false"/>
+                <w:bCs w:val="false"/>
+                <w:i w:val="false"/>
+                <w:iCs w:val="false"/>
+                <w:color w:val="1B1F27"/>
+                <w:sz w:val="16"/>
+                <w:szCs w:val="16"/>
+              </w:rPr>
+              <w:t xml:space="preserve">利益ではなく現金で見た効率</w:t>
+            </w:r>
+          </w:p>
+        </w:tc>
+        <w:tc>
+          <w:tcPr>
+            <w:tcW w:type="dxa" w:w="1600"/>
             <w:tcBorders>
               <w:top w:val="single" w:color="C9CEDA" w:sz="2"/>
               <w:left w:val="none" w:color="FFFFFF" w:sz="0"/>
@@ -8235,7 +11113,7 @@
       <w:tr>
         <w:tc>
           <w:tcPr>
-            <w:tcW w:type="dxa" w:w="2700"/>
+            <w:tcW w:type="dxa" w:w="1700"/>
             <w:tcBorders>
               <w:top w:val="single" w:color="C9CEDA" w:sz="2"/>
               <w:left w:val="none" w:color="FFFFFF" w:sz="0"/>
@@ -8271,7 +11149,7 @@
         </w:tc>
         <w:tc>
           <w:tcPr>
-            <w:tcW w:type="dxa" w:w="5200"/>
+            <w:tcW w:type="dxa" w:w="3500"/>
             <w:tcBorders>
               <w:top w:val="single" w:color="C9CEDA" w:sz="2"/>
               <w:left w:val="none" w:color="FFFFFF" w:sz="0"/>
@@ -8301,13 +11179,49 @@
                 <w:sz w:val="16"/>
                 <w:szCs w:val="16"/>
               </w:rPr>
-              <w:t xml:space="preserve">売上総利益 ÷ 売上高（粗利率）</w:t>
-            </w:r>
-          </w:p>
-        </w:tc>
-        <w:tc>
-          <w:tcPr>
-            <w:tcW w:type="dxa" w:w="2306"/>
+              <w:t xml:space="preserve">売上総利益 ÷ 売上高</w:t>
+            </w:r>
+          </w:p>
+        </w:tc>
+        <w:tc>
+          <w:tcPr>
+            <w:tcW w:type="dxa" w:w="3406"/>
+            <w:tcBorders>
+              <w:top w:val="single" w:color="C9CEDA" w:sz="2"/>
+              <w:left w:val="none" w:color="FFFFFF" w:sz="0"/>
+              <w:bottom w:val="single" w:color="C9CEDA" w:sz="2"/>
+              <w:right w:val="none" w:color="FFFFFF" w:sz="0"/>
+            </w:tcBorders>
+            <w:tcMar>
+              <w:top w:type="dxa" w:w="58"/>
+              <w:left w:type="dxa" w:w="88"/>
+              <w:bottom w:type="dxa" w:w="58"/>
+              <w:right w:type="dxa" w:w="88"/>
+            </w:tcMar>
+          </w:tcPr>
+          <w:p>
+            <w:pPr>
+              <w:spacing w:after="0" w:before="0" w:line="248"/>
+              <w:jc w:val="left"/>
+            </w:pPr>
+            <w:r>
+              <w:rPr>
+                <w:rFonts w:ascii="Yu Gothic" w:cs="Yu Gothic" w:eastAsia="Yu Gothic" w:hAnsi="Yu Gothic"/>
+                <w:b w:val="false"/>
+                <w:bCs w:val="false"/>
+                <w:i w:val="false"/>
+                <w:iCs w:val="false"/>
+                <w:color w:val="1B1F27"/>
+                <w:sz w:val="16"/>
+                <w:szCs w:val="16"/>
+              </w:rPr>
+              <w:t xml:space="preserve">値付けの力（粗利率）</w:t>
+            </w:r>
+          </w:p>
+        </w:tc>
+        <w:tc>
+          <w:tcPr>
+            <w:tcW w:type="dxa" w:w="1600"/>
             <w:tcBorders>
               <w:top w:val="single" w:color="C9CEDA" w:sz="2"/>
               <w:left w:val="none" w:color="FFFFFF" w:sz="0"/>
@@ -8345,7 +11259,7 @@
       <w:tr>
         <w:tc>
           <w:tcPr>
-            <w:tcW w:type="dxa" w:w="2700"/>
+            <w:tcW w:type="dxa" w:w="1700"/>
             <w:tcBorders>
               <w:top w:val="single" w:color="C9CEDA" w:sz="2"/>
               <w:left w:val="none" w:color="FFFFFF" w:sz="0"/>
@@ -8376,13 +11290,13 @@
                 <w:sz w:val="16"/>
                 <w:szCs w:val="16"/>
               </w:rPr>
-              <w:t xml:space="preserve">−ACC</w:t>
-            </w:r>
-          </w:p>
-        </w:tc>
-        <w:tc>
-          <w:tcPr>
-            <w:tcW w:type="dxa" w:w="5200"/>
+              <w:t xml:space="preserve">ACC</w:t>
+            </w:r>
+          </w:p>
+        </w:tc>
+        <w:tc>
+          <w:tcPr>
+            <w:tcW w:type="dxa" w:w="3500"/>
             <w:tcBorders>
               <w:top w:val="single" w:color="C9CEDA" w:sz="2"/>
               <w:left w:val="none" w:color="FFFFFF" w:sz="0"/>
@@ -8413,13 +11327,50 @@
                 <w:sz w:val="16"/>
                 <w:szCs w:val="16"/>
               </w:rPr>
-              <w:t xml:space="preserve">−(当期純利益 − 営業CF) ÷ 総資産（Sloan 1996。利益の質）</w:t>
-            </w:r>
-          </w:p>
-        </w:tc>
-        <w:tc>
-          <w:tcPr>
-            <w:tcW w:type="dxa" w:w="2306"/>
+              <w:t xml:space="preserve">−(当期純利益 − 営業CF) ÷ 総資産</w:t>
+            </w:r>
+          </w:p>
+        </w:tc>
+        <w:tc>
+          <w:tcPr>
+            <w:tcW w:type="dxa" w:w="3406"/>
+            <w:tcBorders>
+              <w:top w:val="single" w:color="C9CEDA" w:sz="2"/>
+              <w:left w:val="none" w:color="FFFFFF" w:sz="0"/>
+              <w:bottom w:val="single" w:color="C9CEDA" w:sz="2"/>
+              <w:right w:val="none" w:color="FFFFFF" w:sz="0"/>
+            </w:tcBorders>
+            <w:shd w:fill="F7F8FB" w:color="auto" w:val="clear"/>
+            <w:tcMar>
+              <w:top w:type="dxa" w:w="58"/>
+              <w:left w:type="dxa" w:w="88"/>
+              <w:bottom w:type="dxa" w:w="58"/>
+              <w:right w:type="dxa" w:w="88"/>
+            </w:tcMar>
+          </w:tcPr>
+          <w:p>
+            <w:pPr>
+              <w:spacing w:after="0" w:before="0" w:line="248"/>
+              <w:jc w:val="left"/>
+            </w:pPr>
+            <w:r>
+              <w:rPr>
+                <w:rFonts w:ascii="Yu Gothic" w:cs="Yu Gothic" w:eastAsia="Yu Gothic" w:hAnsi="Yu Gothic"/>
+                <w:b w:val="false"/>
+                <w:bCs w:val="false"/>
+                <w:i w:val="false"/>
+                <w:iCs w:val="false"/>
+                <w:color w:val="1B1F27"/>
+                <w:sz w:val="16"/>
+                <w:szCs w:val="16"/>
+              </w:rPr>
+              <w:t xml:space="preserve">利益の質。見積りへの依存度</w:t>
+            </w:r>
+          </w:p>
+        </w:tc>
+        <w:tc>
+          <w:tcPr>
+            <w:tcW w:type="dxa" w:w="1600"/>
             <w:tcBorders>
               <w:top w:val="single" w:color="C9CEDA" w:sz="2"/>
               <w:left w:val="none" w:color="FFFFFF" w:sz="0"/>
@@ -8456,6 +11407,66 @@
         </w:tc>
       </w:tr>
     </w:tbl>
+    <w:p>
+      <w:pPr>
+        <w:pBdr>
+          <w:left w:val="single" w:color="1F5B4E" w:sz="18" w:space="10"/>
+        </w:pBdr>
+        <w:shd w:fill="E6F0EC" w:color="auto" w:val="clear"/>
+        <w:spacing w:after="190" w:before="170" w:line="300"/>
+        <w:ind w:left="130" w:right="130"/>
+      </w:pPr>
+      <w:r>
+        <w:rPr>
+          <w:rFonts w:ascii="Yu Gothic" w:cs="Yu Gothic" w:eastAsia="Yu Gothic" w:hAnsi="Yu Gothic"/>
+          <w:b w:val="false"/>
+          <w:bCs w:val="false"/>
+          <w:i w:val="false"/>
+          <w:iCs w:val="false"/>
+          <w:color w:val="1B1F27"/>
+          <w:sz w:val="18"/>
+          <w:szCs w:val="18"/>
+        </w:rPr>
+        <w:t xml:space="preserve">直感 — 同じ100億円の資産を使うなら、売上総利益が5億円しか出ない会社より30億円出る会社の方が、資産を効率よく付加価値に変えている。さらにその利益が現金で入ってきていれば（CFOAが高くACCが良好なら）、帳簿上だけの利益ではないと確認できる。</w:t>
+      </w:r>
+    </w:p>
+    <w:p>
+      <w:pPr>
+        <w:spacing w:after="100" w:before="220"/>
+      </w:pPr>
+      <w:r>
+        <w:rPr>
+          <w:rFonts w:ascii="Yu Gothic" w:cs="Yu Gothic" w:eastAsia="Yu Gothic" w:hAnsi="Yu Gothic"/>
+          <w:b/>
+          <w:bCs/>
+          <w:i w:val="false"/>
+          <w:iCs w:val="false"/>
+          <w:color w:val="1B1F27"/>
+          <w:sz w:val="18"/>
+          <w:szCs w:val="18"/>
+        </w:rPr>
+        <w:t xml:space="preserve">なぜROEだけではないのか</w:t>
+      </w:r>
+    </w:p>
+    <w:p>
+      <w:pPr>
+        <w:spacing w:after="130" w:before="0" w:line="300"/>
+        <w:jc w:val="left"/>
+      </w:pPr>
+      <w:r>
+        <w:rPr>
+          <w:rFonts w:ascii="Yu Gothic" w:cs="Yu Gothic" w:eastAsia="Yu Gothic" w:hAnsi="Yu Gothic"/>
+          <w:b w:val="false"/>
+          <w:bCs w:val="false"/>
+          <w:i w:val="false"/>
+          <w:iCs w:val="false"/>
+          <w:color w:val="1B1F27"/>
+          <w:sz w:val="18"/>
+          <w:szCs w:val="18"/>
+        </w:rPr>
+        <w:t xml:space="preserve">ROEは有名だが、借入を増やすだけで高く見えるという弱点がある。また当期純利益は特別損益や税効果の影響を受ける。売上総利益は損益計算書の入口に近く、販管費構造や資本構成の差を受けにくい。6成分を並べるのは、どれか1つの指標のクセに結果が左右されるのを避けるためである。</w:t>
+      </w:r>
+    </w:p>
     <w:p>
       <w:pPr>
         <w:spacing w:after="150" w:before="110" w:line="285"/>
@@ -8471,7 +11482,7 @@
           <w:sz w:val="16"/>
           <w:szCs w:val="16"/>
         </w:rPr>
-        <w:t xml:space="preserve">GPOAはNovy-Marx (2013)、ACCはSloan (1996)。QMJはこれらを束ねた枠組みであり、本軸は「既存式の、既存の束ね方」になっている。</w:t>
+        <w:t xml:space="preserve">注意点。GPOAとGMARは粗利を開示しない業種で欠測する（取得率94.2%）。欠測した成分は平均から外しており、ゼロでは埋めていない。また粗利率は業種差が大きく、小売や医薬品では高く、素材や電力では低く出やすい。Step 3の業種上限がこの偏りを部分的に打ち消している。</w:t>
       </w:r>
     </w:p>
     <w:p>
@@ -8522,7 +11533,7 @@
           <w:sz w:val="17"/>
           <w:szCs w:val="17"/>
         </w:rPr>
-        <w:t xml:space="preserve">Piotroski (2000) Value Investing, Journal of Accounting Research 38 Supplement, pp.1-41 の F-Score</w:t>
+        <w:t xml:space="preserve">Piotroski (2000) Value Investing: The Use of Historical Financial Statement Information to Separate Winners from Losers, Journal of Accounting Research 38 Supplement, pp.1-41</w:t>
       </w:r>
     </w:p>
     <w:p>
@@ -8541,119 +11552,302 @@
           <w:sz w:val="18"/>
           <w:szCs w:val="18"/>
         </w:rPr>
-        <w:t xml:space="preserve">会計上の9つのチェックに1点ずつ付け、0〜9点で「去年より良くなったか」を測る。株価倍率を一切含まないので、Price軸と重複しない。</w:t>
+        <w:t xml:space="preserve">「去年より良くなっているか」を測る。同じ収益性でも、悪化しつつある会社と改善しつつある会社では意味が違う。Piotroski (2000) は、割安株の中から財務状態が改善している企業を選び出すために、決算書から読み取れる9つの二値シグナルを提案した。</w:t>
       </w:r>
     </w:p>
     <w:p>
       <w:pPr>
-        <w:shd w:fill="F2F4F8" w:color="auto" w:val="clear"/>
-        <w:spacing w:after="0" w:before="140" w:line="265"/>
-        <w:ind w:left="130" w:right="130"/>
+        <w:spacing w:after="130" w:before="0" w:line="300"/>
+        <w:jc w:val="left"/>
       </w:pPr>
       <w:r>
         <w:rPr>
-          <w:rFonts w:ascii="SFMono-Regular" w:cs="SFMono-Regular" w:eastAsia="SFMono-Regular" w:hAnsi="SFMono-Regular"/>
+          <w:rFonts w:ascii="Yu Gothic" w:cs="Yu Gothic" w:eastAsia="Yu Gothic" w:hAnsi="Yu Gothic"/>
+          <w:b w:val="false"/>
+          <w:bCs w:val="false"/>
+          <w:i w:val="false"/>
+          <w:iCs w:val="false"/>
           <w:color w:val="1B1F27"/>
+          <w:sz w:val="18"/>
+          <w:szCs w:val="18"/>
+        </w:rPr>
+        <w:t xml:space="preserve">9つのシグナルはそれぞれ「良ければ1点、そうでなければ0点」で、合計が0〜9点のスコアになる。同論文は、割安株のうちスコアが高い群と低い群でその後のリターンに有意な差があることを報告している。</w:t>
+      </w:r>
+    </w:p>
+    <w:tbl>
+      <w:tblPr>
+        <w:tblW w:type="dxa" w:w="10206"/>
+        <w:tblBorders>
+          <w:top w:val="single" w:color="auto" w:sz="4"/>
+          <w:left w:val="single" w:color="auto" w:sz="4"/>
+          <w:bottom w:val="single" w:color="auto" w:sz="4"/>
+          <w:right w:val="single" w:color="auto" w:sz="4"/>
+          <w:insideH w:val="single" w:color="auto" w:sz="4"/>
+          <w:insideV w:val="single" w:color="auto" w:sz="4"/>
+        </w:tblBorders>
+      </w:tblPr>
+      <w:tblGrid>
+        <w:gridCol w:w="9106"/>
+        <w:gridCol w:w="1100"/>
+      </w:tblGrid>
+      <w:tr>
+        <w:tc>
+          <w:tcPr>
+            <w:tcW w:type="dxa" w:w="9106"/>
+            <w:tcBorders>
+              <w:top w:val="none" w:color="FFFFFF" w:sz="0"/>
+              <w:left w:val="none" w:color="FFFFFF" w:sz="0"/>
+              <w:bottom w:val="none" w:color="FFFFFF" w:sz="0"/>
+              <w:right w:val="none" w:color="FFFFFF" w:sz="0"/>
+            </w:tcBorders>
+            <w:tcMar>
+              <w:top w:type="dxa" w:w="90"/>
+              <w:left w:type="dxa" w:w="0"/>
+              <w:bottom w:type="dxa" w:w="90"/>
+              <w:right w:type="dxa" w:w="0"/>
+            </w:tcMar>
+          </w:tcPr>
+          <w:p>
+            <w:pPr>
+              <w:spacing w:after="0" w:before="0"/>
+              <w:jc w:val="center"/>
+            </w:pPr>
+            <w:r>
+              <w:drawing>
+                <wp:inline distT="0" distB="0" distL="0" distR="0">
+                  <wp:extent cx="3200400" cy="647700"/>
+                  <wp:effectExtent t="0" r="0" b="0" l="0"/>
+                  <wp:docPr id="1" name="" descr="" title=""/>
+                  <wp:cNvGraphicFramePr>
+                    <a:graphicFrameLocks xmlns:a="http://schemas.openxmlformats.org/drawingml/2006/main" noChangeAspect="1"/>
+                  </wp:cNvGraphicFramePr>
+                  <a:graphic xmlns:a="http://schemas.openxmlformats.org/drawingml/2006/main">
+                    <a:graphicData uri="http://schemas.openxmlformats.org/drawingml/2006/picture">
+                      <pic:pic xmlns:pic="http://schemas.openxmlformats.org/drawingml/2006/picture">
+                        <pic:nvPicPr>
+                          <pic:cNvPr id="0" name="" descr=""/>
+                          <pic:cNvPicPr>
+                            <a:picLocks noChangeAspect="1" noChangeArrowheads="1"/>
+                          </pic:cNvPicPr>
+                        </pic:nvPicPr>
+                        <pic:blipFill>
+                          <a:blip r:embed="rId16" cstate="none"/>
+                          <a:srcRect/>
+                          <a:stretch>
+                            <a:fillRect/>
+                          </a:stretch>
+                        </pic:blipFill>
+                        <pic:spPr bwMode="auto">
+                          <a:xfrm>
+                            <a:off x="0" y="0"/>
+                            <a:ext cx="3200400" cy="647700"/>
+                          </a:xfrm>
+                          <a:prstGeom prst="rect">
+                            <a:avLst/>
+                          </a:prstGeom>
+                        </pic:spPr>
+                      </pic:pic>
+                    </a:graphicData>
+                  </a:graphic>
+                </wp:inline>
+              </w:drawing>
+            </w:r>
+          </w:p>
+        </w:tc>
+        <w:tc>
+          <w:tcPr>
+            <w:tcW w:type="dxa" w:w="1100"/>
+            <w:tcBorders>
+              <w:top w:val="none" w:color="FFFFFF" w:sz="0"/>
+              <w:left w:val="none" w:color="FFFFFF" w:sz="0"/>
+              <w:bottom w:val="none" w:color="FFFFFF" w:sz="0"/>
+              <w:right w:val="none" w:color="FFFFFF" w:sz="0"/>
+            </w:tcBorders>
+            <w:tcMar>
+              <w:top w:type="dxa" w:w="90"/>
+              <w:left w:type="dxa" w:w="0"/>
+              <w:bottom w:type="dxa" w:w="90"/>
+              <w:right w:type="dxa" w:w="0"/>
+            </w:tcMar>
+            <w:vAlign w:val="center"/>
+          </w:tcPr>
+          <w:p>
+            <w:pPr>
+              <w:spacing w:after="0" w:before="0"/>
+              <w:jc w:val="right"/>
+            </w:pPr>
+            <w:r>
+              <w:rPr>
+                <w:rFonts w:ascii="Yu Gothic" w:cs="Yu Gothic" w:eastAsia="Yu Gothic" w:hAnsi="Yu Gothic"/>
+                <w:b w:val="false"/>
+                <w:bCs w:val="false"/>
+                <w:i w:val="false"/>
+                <w:iCs w:val="false"/>
+                <w:color w:val="1B1F27"/>
+                <w:sz w:val="17"/>
+                <w:szCs w:val="17"/>
+              </w:rPr>
+              <w:t xml:space="preserve">(11)</w:t>
+            </w:r>
+          </w:p>
+        </w:tc>
+      </w:tr>
+    </w:tbl>
+    <w:p>
+      <w:pPr>
+        <w:spacing w:after="130" w:before="20"/>
+        <w:jc w:val="center"/>
+      </w:pPr>
+      <w:r>
+        <w:rPr>
+          <w:rFonts w:ascii="Yu Gothic" w:cs="Yu Gothic" w:eastAsia="Yu Gothic" w:hAnsi="Yu Gothic"/>
+          <w:b w:val="false"/>
+          <w:bCs w:val="false"/>
+          <w:i w:val="false"/>
+          <w:iCs w:val="false"/>
+          <w:color w:val="5B6373"/>
           <w:sz w:val="15"/>
           <w:szCs w:val="15"/>
         </w:rPr>
-        <w:t xml:space="preserve">Change = 次の9項目の合計（各0または1点）</w:t>
+        <w:t xml:space="preserve">F-Score の定義。s は各シグナルの成否を表す0/1の値。</w:t>
       </w:r>
     </w:p>
+    <w:tbl>
+      <w:tblPr>
+        <w:tblW w:type="dxa" w:w="10206"/>
+        <w:tblBorders>
+          <w:top w:val="single" w:color="auto" w:sz="4"/>
+          <w:left w:val="single" w:color="auto" w:sz="4"/>
+          <w:bottom w:val="single" w:color="auto" w:sz="4"/>
+          <w:right w:val="single" w:color="auto" w:sz="4"/>
+          <w:insideH w:val="single" w:color="auto" w:sz="4"/>
+          <w:insideV w:val="single" w:color="auto" w:sz="4"/>
+        </w:tblBorders>
+      </w:tblPr>
+      <w:tblGrid>
+        <w:gridCol w:w="9106"/>
+        <w:gridCol w:w="1100"/>
+      </w:tblGrid>
+      <w:tr>
+        <w:tc>
+          <w:tcPr>
+            <w:tcW w:type="dxa" w:w="9106"/>
+            <w:tcBorders>
+              <w:top w:val="none" w:color="FFFFFF" w:sz="0"/>
+              <w:left w:val="none" w:color="FFFFFF" w:sz="0"/>
+              <w:bottom w:val="none" w:color="FFFFFF" w:sz="0"/>
+              <w:right w:val="none" w:color="FFFFFF" w:sz="0"/>
+            </w:tcBorders>
+            <w:tcMar>
+              <w:top w:type="dxa" w:w="90"/>
+              <w:left w:type="dxa" w:w="0"/>
+              <w:bottom w:type="dxa" w:w="90"/>
+              <w:right w:type="dxa" w:w="0"/>
+            </w:tcMar>
+          </w:tcPr>
+          <w:p>
+            <w:pPr>
+              <w:spacing w:after="0" w:before="0"/>
+              <w:jc w:val="center"/>
+            </w:pPr>
+            <w:r>
+              <w:drawing>
+                <wp:inline distT="0" distB="0" distL="0" distR="0">
+                  <wp:extent cx="1857375" cy="285750"/>
+                  <wp:effectExtent t="0" r="0" b="0" l="0"/>
+                  <wp:docPr id="1" name="" descr="" title=""/>
+                  <wp:cNvGraphicFramePr>
+                    <a:graphicFrameLocks xmlns:a="http://schemas.openxmlformats.org/drawingml/2006/main" noChangeAspect="1"/>
+                  </wp:cNvGraphicFramePr>
+                  <a:graphic xmlns:a="http://schemas.openxmlformats.org/drawingml/2006/main">
+                    <a:graphicData uri="http://schemas.openxmlformats.org/drawingml/2006/picture">
+                      <pic:pic xmlns:pic="http://schemas.openxmlformats.org/drawingml/2006/picture">
+                        <pic:nvPicPr>
+                          <pic:cNvPr id="0" name="" descr=""/>
+                          <pic:cNvPicPr>
+                            <a:picLocks noChangeAspect="1" noChangeArrowheads="1"/>
+                          </pic:cNvPicPr>
+                        </pic:nvPicPr>
+                        <pic:blipFill>
+                          <a:blip r:embed="rId17" cstate="none"/>
+                          <a:srcRect/>
+                          <a:stretch>
+                            <a:fillRect/>
+                          </a:stretch>
+                        </pic:blipFill>
+                        <pic:spPr bwMode="auto">
+                          <a:xfrm>
+                            <a:off x="0" y="0"/>
+                            <a:ext cx="1857375" cy="285750"/>
+                          </a:xfrm>
+                          <a:prstGeom prst="rect">
+                            <a:avLst/>
+                          </a:prstGeom>
+                        </pic:spPr>
+                      </pic:pic>
+                    </a:graphicData>
+                  </a:graphic>
+                </wp:inline>
+              </w:drawing>
+            </w:r>
+          </w:p>
+        </w:tc>
+        <w:tc>
+          <w:tcPr>
+            <w:tcW w:type="dxa" w:w="1100"/>
+            <w:tcBorders>
+              <w:top w:val="none" w:color="FFFFFF" w:sz="0"/>
+              <w:left w:val="none" w:color="FFFFFF" w:sz="0"/>
+              <w:bottom w:val="none" w:color="FFFFFF" w:sz="0"/>
+              <w:right w:val="none" w:color="FFFFFF" w:sz="0"/>
+            </w:tcBorders>
+            <w:tcMar>
+              <w:top w:type="dxa" w:w="90"/>
+              <w:left w:type="dxa" w:w="0"/>
+              <w:bottom w:type="dxa" w:w="90"/>
+              <w:right w:type="dxa" w:w="0"/>
+            </w:tcMar>
+            <w:vAlign w:val="center"/>
+          </w:tcPr>
+          <w:p>
+            <w:pPr>
+              <w:spacing w:after="0" w:before="0"/>
+              <w:jc w:val="right"/>
+            </w:pPr>
+            <w:r>
+              <w:rPr>
+                <w:rFonts w:ascii="Yu Gothic" w:cs="Yu Gothic" w:eastAsia="Yu Gothic" w:hAnsi="Yu Gothic"/>
+                <w:b w:val="false"/>
+                <w:bCs w:val="false"/>
+                <w:i w:val="false"/>
+                <w:iCs w:val="false"/>
+                <w:color w:val="1B1F27"/>
+                <w:sz w:val="17"/>
+                <w:szCs w:val="17"/>
+              </w:rPr>
+              <w:t xml:space="preserve">(12)</w:t>
+            </w:r>
+          </w:p>
+        </w:tc>
+      </w:tr>
+    </w:tbl>
     <w:p>
       <w:pPr>
-        <w:shd w:fill="F2F4F8" w:color="auto" w:val="clear"/>
-        <w:spacing w:after="0" w:before="0" w:line="265"/>
-        <w:ind w:left="130" w:right="130"/>
+        <w:spacing w:after="130" w:before="20"/>
+        <w:jc w:val="center"/>
       </w:pPr>
       <w:r>
         <w:rPr>
-          <w:rFonts w:ascii="SFMono-Regular" w:cs="SFMono-Regular" w:eastAsia="SFMono-Regular" w:hAnsi="SFMono-Regular"/>
-          <w:color w:val="1B1F27"/>
+          <w:rFonts w:ascii="Yu Gothic" w:cs="Yu Gothic" w:eastAsia="Yu Gothic" w:hAnsi="Yu Gothic"/>
+          <w:b w:val="false"/>
+          <w:bCs w:val="false"/>
+          <w:i w:val="false"/>
+          <w:iCs w:val="false"/>
+          <w:color w:val="5B6373"/>
           <w:sz w:val="15"/>
           <w:szCs w:val="15"/>
         </w:rPr>
-        <w:t xml:space="preserve"> </w:t>
-      </w:r>
-    </w:p>
-    <w:p>
-      <w:pPr>
-        <w:shd w:fill="F2F4F8" w:color="auto" w:val="clear"/>
-        <w:spacing w:after="0" w:before="0" w:line="265"/>
-        <w:ind w:left="130" w:right="130"/>
-      </w:pPr>
-      <w:r>
-        <w:rPr>
-          <w:rFonts w:ascii="SFMono-Regular" w:cs="SFMono-Regular" w:eastAsia="SFMono-Regular" w:hAnsi="SFMono-Regular"/>
-          <w:color w:val="1B1F27"/>
-          <w:sz w:val="15"/>
-          <w:szCs w:val="15"/>
-        </w:rPr>
-        <w:t xml:space="preserve">  収益性  ① ROAがプラス        ② 営業CFがプラス</w:t>
-      </w:r>
-    </w:p>
-    <w:p>
-      <w:pPr>
-        <w:shd w:fill="F2F4F8" w:color="auto" w:val="clear"/>
-        <w:spacing w:after="0" w:before="0" w:line="265"/>
-        <w:ind w:left="130" w:right="130"/>
-      </w:pPr>
-      <w:r>
-        <w:rPr>
-          <w:rFonts w:ascii="SFMono-Regular" w:cs="SFMono-Regular" w:eastAsia="SFMono-Regular" w:hAnsi="SFMono-Regular"/>
-          <w:color w:val="1B1F27"/>
-          <w:sz w:val="15"/>
-          <w:szCs w:val="15"/>
-        </w:rPr>
-        <w:t xml:space="preserve">          ③ ROAが前期より改善   ④ 営業CF &gt; 当期純利益（会計の質）</w:t>
-      </w:r>
-    </w:p>
-    <w:p>
-      <w:pPr>
-        <w:shd w:fill="F2F4F8" w:color="auto" w:val="clear"/>
-        <w:spacing w:after="0" w:before="0" w:line="265"/>
-        <w:ind w:left="130" w:right="130"/>
-      </w:pPr>
-      <w:r>
-        <w:rPr>
-          <w:rFonts w:ascii="SFMono-Regular" w:cs="SFMono-Regular" w:eastAsia="SFMono-Regular" w:hAnsi="SFMono-Regular"/>
-          <w:color w:val="1B1F27"/>
-          <w:sz w:val="15"/>
-          <w:szCs w:val="15"/>
-        </w:rPr>
-        <w:t xml:space="preserve">  財務    ⑤ レバレッジが低下   ⑥ 流動比率が改善</w:t>
-      </w:r>
-    </w:p>
-    <w:p>
-      <w:pPr>
-        <w:shd w:fill="F2F4F8" w:color="auto" w:val="clear"/>
-        <w:spacing w:after="0" w:before="0" w:line="265"/>
-        <w:ind w:left="130" w:right="130"/>
-      </w:pPr>
-      <w:r>
-        <w:rPr>
-          <w:rFonts w:ascii="SFMono-Regular" w:cs="SFMono-Regular" w:eastAsia="SFMono-Regular" w:hAnsi="SFMono-Regular"/>
-          <w:color w:val="1B1F27"/>
-          <w:sz w:val="15"/>
-          <w:szCs w:val="15"/>
-        </w:rPr>
-        <w:t xml:space="preserve">          ⑦ 増資をしていない</w:t>
-      </w:r>
-    </w:p>
-    <w:p>
-      <w:pPr>
-        <w:shd w:fill="F2F4F8" w:color="auto" w:val="clear"/>
-        <w:spacing w:after="160" w:before="0" w:line="265"/>
-        <w:ind w:left="130" w:right="130"/>
-      </w:pPr>
-      <w:r>
-        <w:rPr>
-          <w:rFonts w:ascii="SFMono-Regular" w:cs="SFMono-Regular" w:eastAsia="SFMono-Regular" w:hAnsi="SFMono-Regular"/>
-          <w:color w:val="1B1F27"/>
-          <w:sz w:val="15"/>
-          <w:szCs w:val="15"/>
-        </w:rPr>
-        <w:t xml:space="preserve">  効率    ⑧ 売上総利益率が改善  ⑨ 総資産回転率が改善</w:t>
+        <w:t xml:space="preserve">他の軸と足せるよう、0〜9点を0〜100点の順位点に直す。</w:t>
       </w:r>
     </w:p>
     <w:p>
@@ -8671,7 +11865,7 @@
           <w:sz w:val="16"/>
           <w:szCs w:val="16"/>
         </w:rPr>
-        <w:t xml:space="preserve">成分の意味</w:t>
+        <w:t xml:space="preserve">9つのシグナルの内訳（Piotroski 2000）</w:t>
       </w:r>
     </w:p>
     <w:tbl>
@@ -8687,9 +11881,10 @@
         </w:tblBorders>
       </w:tblPr>
       <w:tblGrid>
-        <w:gridCol w:w="2700"/>
-        <w:gridCol w:w="5200"/>
-        <w:gridCol w:w="2306"/>
+        <w:gridCol w:w="560"/>
+        <w:gridCol w:w="1500"/>
+        <w:gridCol w:w="3600"/>
+        <w:gridCol w:w="4546"/>
       </w:tblGrid>
       <w:tr>
         <w:trPr>
@@ -8697,7 +11892,7 @@
         </w:trPr>
         <w:tc>
           <w:tcPr>
-            <w:tcW w:type="dxa" w:w="2700"/>
+            <w:tcW w:type="dxa" w:w="560"/>
             <w:tcBorders>
               <w:top w:val="single" w:color="C9CEDA" w:sz="2"/>
               <w:left w:val="none" w:color="FFFFFF" w:sz="0"/>
@@ -8715,7 +11910,7 @@
           <w:p>
             <w:pPr>
               <w:spacing w:after="0" w:before="0" w:line="248"/>
-              <w:jc w:val="left"/>
+              <w:jc w:val="right"/>
             </w:pPr>
             <w:r>
               <w:rPr>
@@ -8725,16 +11920,16 @@
                 <w:i w:val="false"/>
                 <w:iCs w:val="false"/>
                 <w:color w:val="1B1F27"/>
-                <w:sz w:val="16"/>
-                <w:szCs w:val="16"/>
-              </w:rPr>
-              <w:t xml:space="preserve">成分</w:t>
-            </w:r>
-          </w:p>
-        </w:tc>
-        <w:tc>
-          <w:tcPr>
-            <w:tcW w:type="dxa" w:w="5200"/>
+                <w:sz w:val="15"/>
+                <w:szCs w:val="15"/>
+              </w:rPr>
+              <w:t xml:space="preserve">#</w:t>
+            </w:r>
+          </w:p>
+        </w:tc>
+        <w:tc>
+          <w:tcPr>
+            <w:tcW w:type="dxa" w:w="1500"/>
             <w:tcBorders>
               <w:top w:val="single" w:color="C9CEDA" w:sz="2"/>
               <w:left w:val="none" w:color="FFFFFF" w:sz="0"/>
@@ -8762,16 +11957,16 @@
                 <w:i w:val="false"/>
                 <w:iCs w:val="false"/>
                 <w:color w:val="1B1F27"/>
-                <w:sz w:val="16"/>
-                <w:szCs w:val="16"/>
-              </w:rPr>
-              <w:t xml:space="preserve">定義</w:t>
-            </w:r>
-          </w:p>
-        </w:tc>
-        <w:tc>
-          <w:tcPr>
-            <w:tcW w:type="dxa" w:w="2306"/>
+                <w:sz w:val="15"/>
+                <w:szCs w:val="15"/>
+              </w:rPr>
+              <w:t xml:space="preserve">分類</w:t>
+            </w:r>
+          </w:p>
+        </w:tc>
+        <w:tc>
+          <w:tcPr>
+            <w:tcW w:type="dxa" w:w="3600"/>
             <w:tcBorders>
               <w:top w:val="single" w:color="C9CEDA" w:sz="2"/>
               <w:left w:val="none" w:color="FFFFFF" w:sz="0"/>
@@ -8789,7 +11984,7 @@
           <w:p>
             <w:pPr>
               <w:spacing w:after="0" w:before="0" w:line="248"/>
-              <w:jc w:val="right"/>
+              <w:jc w:val="left"/>
             </w:pPr>
             <w:r>
               <w:rPr>
@@ -8799,10 +11994,47 @@
                 <w:i w:val="false"/>
                 <w:iCs w:val="false"/>
                 <w:color w:val="1B1F27"/>
-                <w:sz w:val="16"/>
-                <w:szCs w:val="16"/>
-              </w:rPr>
-              <w:t xml:space="preserve">取得率</w:t>
+                <w:sz w:val="15"/>
+                <w:szCs w:val="15"/>
+              </w:rPr>
+              <w:t xml:space="preserve">1点がつく条件</w:t>
+            </w:r>
+          </w:p>
+        </w:tc>
+        <w:tc>
+          <w:tcPr>
+            <w:tcW w:type="dxa" w:w="4546"/>
+            <w:tcBorders>
+              <w:top w:val="single" w:color="C9CEDA" w:sz="2"/>
+              <w:left w:val="none" w:color="FFFFFF" w:sz="0"/>
+              <w:bottom w:val="single" w:color="C9CEDA" w:sz="2"/>
+              <w:right w:val="none" w:color="FFFFFF" w:sz="0"/>
+            </w:tcBorders>
+            <w:shd w:fill="E6F0EC" w:color="auto" w:val="clear"/>
+            <w:tcMar>
+              <w:top w:type="dxa" w:w="58"/>
+              <w:left w:type="dxa" w:w="88"/>
+              <w:bottom w:type="dxa" w:w="58"/>
+              <w:right w:type="dxa" w:w="88"/>
+            </w:tcMar>
+          </w:tcPr>
+          <w:p>
+            <w:pPr>
+              <w:spacing w:after="0" w:before="0" w:line="248"/>
+              <w:jc w:val="left"/>
+            </w:pPr>
+            <w:r>
+              <w:rPr>
+                <w:rFonts w:ascii="Yu Gothic" w:cs="Yu Gothic" w:eastAsia="Yu Gothic" w:hAnsi="Yu Gothic"/>
+                <w:b/>
+                <w:bCs/>
+                <w:i w:val="false"/>
+                <w:iCs w:val="false"/>
+                <w:color w:val="1B1F27"/>
+                <w:sz w:val="15"/>
+                <w:szCs w:val="15"/>
+              </w:rPr>
+              <w:t xml:space="preserve">何を確かめているか</w:t>
             </w:r>
           </w:p>
         </w:tc>
@@ -8810,7 +12042,43 @@
       <w:tr>
         <w:tc>
           <w:tcPr>
-            <w:tcW w:type="dxa" w:w="2700"/>
+            <w:tcW w:type="dxa" w:w="560"/>
+            <w:tcBorders>
+              <w:top w:val="single" w:color="C9CEDA" w:sz="2"/>
+              <w:left w:val="none" w:color="FFFFFF" w:sz="0"/>
+              <w:bottom w:val="single" w:color="C9CEDA" w:sz="2"/>
+              <w:right w:val="none" w:color="FFFFFF" w:sz="0"/>
+            </w:tcBorders>
+            <w:tcMar>
+              <w:top w:type="dxa" w:w="58"/>
+              <w:left w:type="dxa" w:w="88"/>
+              <w:bottom w:type="dxa" w:w="58"/>
+              <w:right w:type="dxa" w:w="88"/>
+            </w:tcMar>
+          </w:tcPr>
+          <w:p>
+            <w:pPr>
+              <w:spacing w:after="0" w:before="0" w:line="248"/>
+              <w:jc w:val="right"/>
+            </w:pPr>
+            <w:r>
+              <w:rPr>
+                <w:rFonts w:ascii="Yu Gothic" w:cs="Yu Gothic" w:eastAsia="Yu Gothic" w:hAnsi="Yu Gothic"/>
+                <w:b w:val="false"/>
+                <w:bCs w:val="false"/>
+                <w:i w:val="false"/>
+                <w:iCs w:val="false"/>
+                <w:color w:val="1B1F27"/>
+                <w:sz w:val="15"/>
+                <w:szCs w:val="15"/>
+              </w:rPr>
+              <w:t xml:space="preserve">1</w:t>
+            </w:r>
+          </w:p>
+        </w:tc>
+        <w:tc>
+          <w:tcPr>
+            <w:tcW w:type="dxa" w:w="1500"/>
             <w:tcBorders>
               <w:top w:val="single" w:color="C9CEDA" w:sz="2"/>
               <w:left w:val="none" w:color="FFFFFF" w:sz="0"/>
@@ -8837,16 +12105,16 @@
                 <w:i w:val="false"/>
                 <w:iCs w:val="false"/>
                 <w:color w:val="1B1F27"/>
-                <w:sz w:val="16"/>
-                <w:szCs w:val="16"/>
-              </w:rPr>
-              <w:t xml:space="preserve">F-Score</w:t>
-            </w:r>
-          </w:p>
-        </w:tc>
-        <w:tc>
-          <w:tcPr>
-            <w:tcW w:type="dxa" w:w="5200"/>
+                <w:sz w:val="15"/>
+                <w:szCs w:val="15"/>
+              </w:rPr>
+              <w:t xml:space="preserve">収益性</w:t>
+            </w:r>
+          </w:p>
+        </w:tc>
+        <w:tc>
+          <w:tcPr>
+            <w:tcW w:type="dxa" w:w="3600"/>
             <w:tcBorders>
               <w:top w:val="single" w:color="C9CEDA" w:sz="2"/>
               <w:left w:val="none" w:color="FFFFFF" w:sz="0"/>
@@ -8873,46 +12141,46 @@
                 <w:i w:val="false"/>
                 <w:iCs w:val="false"/>
                 <w:color w:val="1B1F27"/>
-                <w:sz w:val="16"/>
-                <w:szCs w:val="16"/>
-              </w:rPr>
-              <w:t xml:space="preserve">上記9項目の合計（0〜9点）</w:t>
-            </w:r>
-          </w:p>
-        </w:tc>
-        <w:tc>
-          <w:tcPr>
-            <w:tcW w:type="dxa" w:w="2306"/>
-            <w:tcBorders>
-              <w:top w:val="single" w:color="C9CEDA" w:sz="2"/>
-              <w:left w:val="none" w:color="FFFFFF" w:sz="0"/>
-              <w:bottom w:val="single" w:color="C9CEDA" w:sz="2"/>
-              <w:right w:val="none" w:color="FFFFFF" w:sz="0"/>
-            </w:tcBorders>
-            <w:tcMar>
-              <w:top w:type="dxa" w:w="58"/>
-              <w:left w:type="dxa" w:w="88"/>
-              <w:bottom w:type="dxa" w:w="58"/>
-              <w:right w:type="dxa" w:w="88"/>
-            </w:tcMar>
-          </w:tcPr>
-          <w:p>
-            <w:pPr>
-              <w:spacing w:after="0" w:before="0" w:line="248"/>
-              <w:jc w:val="right"/>
-            </w:pPr>
-            <w:r>
-              <w:rPr>
-                <w:rFonts w:ascii="Yu Gothic" w:cs="Yu Gothic" w:eastAsia="Yu Gothic" w:hAnsi="Yu Gothic"/>
-                <w:b w:val="false"/>
-                <w:bCs w:val="false"/>
-                <w:i w:val="false"/>
-                <w:iCs w:val="false"/>
-                <w:color w:val="1B1F27"/>
-                <w:sz w:val="16"/>
-                <w:szCs w:val="16"/>
-              </w:rPr>
-              <w:t xml:space="preserve">100.0%</w:t>
+                <w:sz w:val="15"/>
+                <w:szCs w:val="15"/>
+              </w:rPr>
+              <w:t xml:space="preserve">当期のROAがプラス</w:t>
+            </w:r>
+          </w:p>
+        </w:tc>
+        <w:tc>
+          <w:tcPr>
+            <w:tcW w:type="dxa" w:w="4546"/>
+            <w:tcBorders>
+              <w:top w:val="single" w:color="C9CEDA" w:sz="2"/>
+              <w:left w:val="none" w:color="FFFFFF" w:sz="0"/>
+              <w:bottom w:val="single" w:color="C9CEDA" w:sz="2"/>
+              <w:right w:val="none" w:color="FFFFFF" w:sz="0"/>
+            </w:tcBorders>
+            <w:tcMar>
+              <w:top w:type="dxa" w:w="58"/>
+              <w:left w:type="dxa" w:w="88"/>
+              <w:bottom w:type="dxa" w:w="58"/>
+              <w:right w:type="dxa" w:w="88"/>
+            </w:tcMar>
+          </w:tcPr>
+          <w:p>
+            <w:pPr>
+              <w:spacing w:after="0" w:before="0" w:line="248"/>
+              <w:jc w:val="left"/>
+            </w:pPr>
+            <w:r>
+              <w:rPr>
+                <w:rFonts w:ascii="Yu Gothic" w:cs="Yu Gothic" w:eastAsia="Yu Gothic" w:hAnsi="Yu Gothic"/>
+                <w:b w:val="false"/>
+                <w:bCs w:val="false"/>
+                <w:i w:val="false"/>
+                <w:iCs w:val="false"/>
+                <w:color w:val="1B1F27"/>
+                <w:sz w:val="15"/>
+                <w:szCs w:val="15"/>
+              </w:rPr>
+              <w:t xml:space="preserve">そもそも黒字か</w:t>
             </w:r>
           </w:p>
         </w:tc>
@@ -8920,7 +12188,44 @@
       <w:tr>
         <w:tc>
           <w:tcPr>
-            <w:tcW w:type="dxa" w:w="2700"/>
+            <w:tcW w:type="dxa" w:w="560"/>
+            <w:tcBorders>
+              <w:top w:val="single" w:color="C9CEDA" w:sz="2"/>
+              <w:left w:val="none" w:color="FFFFFF" w:sz="0"/>
+              <w:bottom w:val="single" w:color="C9CEDA" w:sz="2"/>
+              <w:right w:val="none" w:color="FFFFFF" w:sz="0"/>
+            </w:tcBorders>
+            <w:shd w:fill="F7F8FB" w:color="auto" w:val="clear"/>
+            <w:tcMar>
+              <w:top w:type="dxa" w:w="58"/>
+              <w:left w:type="dxa" w:w="88"/>
+              <w:bottom w:type="dxa" w:w="58"/>
+              <w:right w:type="dxa" w:w="88"/>
+            </w:tcMar>
+          </w:tcPr>
+          <w:p>
+            <w:pPr>
+              <w:spacing w:after="0" w:before="0" w:line="248"/>
+              <w:jc w:val="right"/>
+            </w:pPr>
+            <w:r>
+              <w:rPr>
+                <w:rFonts w:ascii="Yu Gothic" w:cs="Yu Gothic" w:eastAsia="Yu Gothic" w:hAnsi="Yu Gothic"/>
+                <w:b w:val="false"/>
+                <w:bCs w:val="false"/>
+                <w:i w:val="false"/>
+                <w:iCs w:val="false"/>
+                <w:color w:val="1B1F27"/>
+                <w:sz w:val="15"/>
+                <w:szCs w:val="15"/>
+              </w:rPr>
+              <w:t xml:space="preserve">2</w:t>
+            </w:r>
+          </w:p>
+        </w:tc>
+        <w:tc>
+          <w:tcPr>
+            <w:tcW w:type="dxa" w:w="1500"/>
             <w:tcBorders>
               <w:top w:val="single" w:color="C9CEDA" w:sz="2"/>
               <w:left w:val="none" w:color="FFFFFF" w:sz="0"/>
@@ -8948,16 +12253,16 @@
                 <w:i w:val="false"/>
                 <w:iCs w:val="false"/>
                 <w:color w:val="1B1F27"/>
-                <w:sz w:val="16"/>
-                <w:szCs w:val="16"/>
-              </w:rPr>
-              <w:t xml:space="preserve">（内訳）</w:t>
-            </w:r>
-          </w:p>
-        </w:tc>
-        <w:tc>
-          <w:tcPr>
-            <w:tcW w:type="dxa" w:w="5200"/>
+                <w:sz w:val="15"/>
+                <w:szCs w:val="15"/>
+              </w:rPr>
+              <w:t xml:space="preserve">収益性</w:t>
+            </w:r>
+          </w:p>
+        </w:tc>
+        <w:tc>
+          <w:tcPr>
+            <w:tcW w:type="dxa" w:w="3600"/>
             <w:tcBorders>
               <w:top w:val="single" w:color="C9CEDA" w:sz="2"/>
               <w:left w:val="none" w:color="FFFFFF" w:sz="0"/>
@@ -8985,52 +12290,1146 @@
                 <w:i w:val="false"/>
                 <w:iCs w:val="false"/>
                 <w:color w:val="1B1F27"/>
-                <w:sz w:val="16"/>
-                <w:szCs w:val="16"/>
-              </w:rPr>
-              <w:t xml:space="preserve">平均8.8項目が計算可能。欠測項目は合計から除く</w:t>
-            </w:r>
-          </w:p>
-        </w:tc>
-        <w:tc>
-          <w:tcPr>
-            <w:tcW w:type="dxa" w:w="2306"/>
-            <w:tcBorders>
-              <w:top w:val="single" w:color="C9CEDA" w:sz="2"/>
-              <w:left w:val="none" w:color="FFFFFF" w:sz="0"/>
-              <w:bottom w:val="single" w:color="C9CEDA" w:sz="2"/>
-              <w:right w:val="none" w:color="FFFFFF" w:sz="0"/>
-            </w:tcBorders>
-            <w:shd w:fill="F7F8FB" w:color="auto" w:val="clear"/>
-            <w:tcMar>
-              <w:top w:type="dxa" w:w="58"/>
-              <w:left w:type="dxa" w:w="88"/>
-              <w:bottom w:type="dxa" w:w="58"/>
-              <w:right w:type="dxa" w:w="88"/>
-            </w:tcMar>
-          </w:tcPr>
-          <w:p>
-            <w:pPr>
-              <w:spacing w:after="0" w:before="0" w:line="248"/>
-              <w:jc w:val="right"/>
-            </w:pPr>
-            <w:r>
-              <w:rPr>
-                <w:rFonts w:ascii="Yu Gothic" w:cs="Yu Gothic" w:eastAsia="Yu Gothic" w:hAnsi="Yu Gothic"/>
-                <w:b w:val="false"/>
-                <w:bCs w:val="false"/>
-                <w:i w:val="false"/>
-                <w:iCs w:val="false"/>
-                <w:color w:val="1B1F27"/>
-                <w:sz w:val="16"/>
-                <w:szCs w:val="16"/>
-              </w:rPr>
-              <w:t xml:space="preserve">—</w:t>
+                <w:sz w:val="15"/>
+                <w:szCs w:val="15"/>
+              </w:rPr>
+              <w:t xml:space="preserve">当期の営業CFがプラス</w:t>
+            </w:r>
+          </w:p>
+        </w:tc>
+        <w:tc>
+          <w:tcPr>
+            <w:tcW w:type="dxa" w:w="4546"/>
+            <w:tcBorders>
+              <w:top w:val="single" w:color="C9CEDA" w:sz="2"/>
+              <w:left w:val="none" w:color="FFFFFF" w:sz="0"/>
+              <w:bottom w:val="single" w:color="C9CEDA" w:sz="2"/>
+              <w:right w:val="none" w:color="FFFFFF" w:sz="0"/>
+            </w:tcBorders>
+            <w:shd w:fill="F7F8FB" w:color="auto" w:val="clear"/>
+            <w:tcMar>
+              <w:top w:type="dxa" w:w="58"/>
+              <w:left w:type="dxa" w:w="88"/>
+              <w:bottom w:type="dxa" w:w="58"/>
+              <w:right w:type="dxa" w:w="88"/>
+            </w:tcMar>
+          </w:tcPr>
+          <w:p>
+            <w:pPr>
+              <w:spacing w:after="0" w:before="0" w:line="248"/>
+              <w:jc w:val="left"/>
+            </w:pPr>
+            <w:r>
+              <w:rPr>
+                <w:rFonts w:ascii="Yu Gothic" w:cs="Yu Gothic" w:eastAsia="Yu Gothic" w:hAnsi="Yu Gothic"/>
+                <w:b w:val="false"/>
+                <w:bCs w:val="false"/>
+                <w:i w:val="false"/>
+                <w:iCs w:val="false"/>
+                <w:color w:val="1B1F27"/>
+                <w:sz w:val="15"/>
+                <w:szCs w:val="15"/>
+              </w:rPr>
+              <w:t xml:space="preserve">本業で現金が入っているか</w:t>
+            </w:r>
+          </w:p>
+        </w:tc>
+      </w:tr>
+      <w:tr>
+        <w:tc>
+          <w:tcPr>
+            <w:tcW w:type="dxa" w:w="560"/>
+            <w:tcBorders>
+              <w:top w:val="single" w:color="C9CEDA" w:sz="2"/>
+              <w:left w:val="none" w:color="FFFFFF" w:sz="0"/>
+              <w:bottom w:val="single" w:color="C9CEDA" w:sz="2"/>
+              <w:right w:val="none" w:color="FFFFFF" w:sz="0"/>
+            </w:tcBorders>
+            <w:tcMar>
+              <w:top w:type="dxa" w:w="58"/>
+              <w:left w:type="dxa" w:w="88"/>
+              <w:bottom w:type="dxa" w:w="58"/>
+              <w:right w:type="dxa" w:w="88"/>
+            </w:tcMar>
+          </w:tcPr>
+          <w:p>
+            <w:pPr>
+              <w:spacing w:after="0" w:before="0" w:line="248"/>
+              <w:jc w:val="right"/>
+            </w:pPr>
+            <w:r>
+              <w:rPr>
+                <w:rFonts w:ascii="Yu Gothic" w:cs="Yu Gothic" w:eastAsia="Yu Gothic" w:hAnsi="Yu Gothic"/>
+                <w:b w:val="false"/>
+                <w:bCs w:val="false"/>
+                <w:i w:val="false"/>
+                <w:iCs w:val="false"/>
+                <w:color w:val="1B1F27"/>
+                <w:sz w:val="15"/>
+                <w:szCs w:val="15"/>
+              </w:rPr>
+              <w:t xml:space="preserve">3</w:t>
+            </w:r>
+          </w:p>
+        </w:tc>
+        <w:tc>
+          <w:tcPr>
+            <w:tcW w:type="dxa" w:w="1500"/>
+            <w:tcBorders>
+              <w:top w:val="single" w:color="C9CEDA" w:sz="2"/>
+              <w:left w:val="none" w:color="FFFFFF" w:sz="0"/>
+              <w:bottom w:val="single" w:color="C9CEDA" w:sz="2"/>
+              <w:right w:val="none" w:color="FFFFFF" w:sz="0"/>
+            </w:tcBorders>
+            <w:tcMar>
+              <w:top w:type="dxa" w:w="58"/>
+              <w:left w:type="dxa" w:w="88"/>
+              <w:bottom w:type="dxa" w:w="58"/>
+              <w:right w:type="dxa" w:w="88"/>
+            </w:tcMar>
+          </w:tcPr>
+          <w:p>
+            <w:pPr>
+              <w:spacing w:after="0" w:before="0" w:line="248"/>
+              <w:jc w:val="left"/>
+            </w:pPr>
+            <w:r>
+              <w:rPr>
+                <w:rFonts w:ascii="Yu Gothic" w:cs="Yu Gothic" w:eastAsia="Yu Gothic" w:hAnsi="Yu Gothic"/>
+                <w:b w:val="false"/>
+                <w:bCs w:val="false"/>
+                <w:i w:val="false"/>
+                <w:iCs w:val="false"/>
+                <w:color w:val="1B1F27"/>
+                <w:sz w:val="15"/>
+                <w:szCs w:val="15"/>
+              </w:rPr>
+              <w:t xml:space="preserve">収益性</w:t>
+            </w:r>
+          </w:p>
+        </w:tc>
+        <w:tc>
+          <w:tcPr>
+            <w:tcW w:type="dxa" w:w="3600"/>
+            <w:tcBorders>
+              <w:top w:val="single" w:color="C9CEDA" w:sz="2"/>
+              <w:left w:val="none" w:color="FFFFFF" w:sz="0"/>
+              <w:bottom w:val="single" w:color="C9CEDA" w:sz="2"/>
+              <w:right w:val="none" w:color="FFFFFF" w:sz="0"/>
+            </w:tcBorders>
+            <w:tcMar>
+              <w:top w:type="dxa" w:w="58"/>
+              <w:left w:type="dxa" w:w="88"/>
+              <w:bottom w:type="dxa" w:w="58"/>
+              <w:right w:type="dxa" w:w="88"/>
+            </w:tcMar>
+          </w:tcPr>
+          <w:p>
+            <w:pPr>
+              <w:spacing w:after="0" w:before="0" w:line="248"/>
+              <w:jc w:val="left"/>
+            </w:pPr>
+            <w:r>
+              <w:rPr>
+                <w:rFonts w:ascii="Yu Gothic" w:cs="Yu Gothic" w:eastAsia="Yu Gothic" w:hAnsi="Yu Gothic"/>
+                <w:b w:val="false"/>
+                <w:bCs w:val="false"/>
+                <w:i w:val="false"/>
+                <w:iCs w:val="false"/>
+                <w:color w:val="1B1F27"/>
+                <w:sz w:val="15"/>
+                <w:szCs w:val="15"/>
+              </w:rPr>
+              <w:t xml:space="preserve">ROAが前期より上昇</w:t>
+            </w:r>
+          </w:p>
+        </w:tc>
+        <w:tc>
+          <w:tcPr>
+            <w:tcW w:type="dxa" w:w="4546"/>
+            <w:tcBorders>
+              <w:top w:val="single" w:color="C9CEDA" w:sz="2"/>
+              <w:left w:val="none" w:color="FFFFFF" w:sz="0"/>
+              <w:bottom w:val="single" w:color="C9CEDA" w:sz="2"/>
+              <w:right w:val="none" w:color="FFFFFF" w:sz="0"/>
+            </w:tcBorders>
+            <w:tcMar>
+              <w:top w:type="dxa" w:w="58"/>
+              <w:left w:type="dxa" w:w="88"/>
+              <w:bottom w:type="dxa" w:w="58"/>
+              <w:right w:type="dxa" w:w="88"/>
+            </w:tcMar>
+          </w:tcPr>
+          <w:p>
+            <w:pPr>
+              <w:spacing w:after="0" w:before="0" w:line="248"/>
+              <w:jc w:val="left"/>
+            </w:pPr>
+            <w:r>
+              <w:rPr>
+                <w:rFonts w:ascii="Yu Gothic" w:cs="Yu Gothic" w:eastAsia="Yu Gothic" w:hAnsi="Yu Gothic"/>
+                <w:b w:val="false"/>
+                <w:bCs w:val="false"/>
+                <w:i w:val="false"/>
+                <w:iCs w:val="false"/>
+                <w:color w:val="1B1F27"/>
+                <w:sz w:val="15"/>
+                <w:szCs w:val="15"/>
+              </w:rPr>
+              <w:t xml:space="preserve">稼ぐ力が改善しているか</w:t>
+            </w:r>
+          </w:p>
+        </w:tc>
+      </w:tr>
+      <w:tr>
+        <w:tc>
+          <w:tcPr>
+            <w:tcW w:type="dxa" w:w="560"/>
+            <w:tcBorders>
+              <w:top w:val="single" w:color="C9CEDA" w:sz="2"/>
+              <w:left w:val="none" w:color="FFFFFF" w:sz="0"/>
+              <w:bottom w:val="single" w:color="C9CEDA" w:sz="2"/>
+              <w:right w:val="none" w:color="FFFFFF" w:sz="0"/>
+            </w:tcBorders>
+            <w:shd w:fill="F7F8FB" w:color="auto" w:val="clear"/>
+            <w:tcMar>
+              <w:top w:type="dxa" w:w="58"/>
+              <w:left w:type="dxa" w:w="88"/>
+              <w:bottom w:type="dxa" w:w="58"/>
+              <w:right w:type="dxa" w:w="88"/>
+            </w:tcMar>
+          </w:tcPr>
+          <w:p>
+            <w:pPr>
+              <w:spacing w:after="0" w:before="0" w:line="248"/>
+              <w:jc w:val="right"/>
+            </w:pPr>
+            <w:r>
+              <w:rPr>
+                <w:rFonts w:ascii="Yu Gothic" w:cs="Yu Gothic" w:eastAsia="Yu Gothic" w:hAnsi="Yu Gothic"/>
+                <w:b w:val="false"/>
+                <w:bCs w:val="false"/>
+                <w:i w:val="false"/>
+                <w:iCs w:val="false"/>
+                <w:color w:val="1B1F27"/>
+                <w:sz w:val="15"/>
+                <w:szCs w:val="15"/>
+              </w:rPr>
+              <w:t xml:space="preserve">4</w:t>
+            </w:r>
+          </w:p>
+        </w:tc>
+        <w:tc>
+          <w:tcPr>
+            <w:tcW w:type="dxa" w:w="1500"/>
+            <w:tcBorders>
+              <w:top w:val="single" w:color="C9CEDA" w:sz="2"/>
+              <w:left w:val="none" w:color="FFFFFF" w:sz="0"/>
+              <w:bottom w:val="single" w:color="C9CEDA" w:sz="2"/>
+              <w:right w:val="none" w:color="FFFFFF" w:sz="0"/>
+            </w:tcBorders>
+            <w:shd w:fill="F7F8FB" w:color="auto" w:val="clear"/>
+            <w:tcMar>
+              <w:top w:type="dxa" w:w="58"/>
+              <w:left w:type="dxa" w:w="88"/>
+              <w:bottom w:type="dxa" w:w="58"/>
+              <w:right w:type="dxa" w:w="88"/>
+            </w:tcMar>
+          </w:tcPr>
+          <w:p>
+            <w:pPr>
+              <w:spacing w:after="0" w:before="0" w:line="248"/>
+              <w:jc w:val="left"/>
+            </w:pPr>
+            <w:r>
+              <w:rPr>
+                <w:rFonts w:ascii="Yu Gothic" w:cs="Yu Gothic" w:eastAsia="Yu Gothic" w:hAnsi="Yu Gothic"/>
+                <w:b w:val="false"/>
+                <w:bCs w:val="false"/>
+                <w:i w:val="false"/>
+                <w:iCs w:val="false"/>
+                <w:color w:val="1B1F27"/>
+                <w:sz w:val="15"/>
+                <w:szCs w:val="15"/>
+              </w:rPr>
+              <w:t xml:space="preserve">収益性</w:t>
+            </w:r>
+          </w:p>
+        </w:tc>
+        <w:tc>
+          <w:tcPr>
+            <w:tcW w:type="dxa" w:w="3600"/>
+            <w:tcBorders>
+              <w:top w:val="single" w:color="C9CEDA" w:sz="2"/>
+              <w:left w:val="none" w:color="FFFFFF" w:sz="0"/>
+              <w:bottom w:val="single" w:color="C9CEDA" w:sz="2"/>
+              <w:right w:val="none" w:color="FFFFFF" w:sz="0"/>
+            </w:tcBorders>
+            <w:shd w:fill="F7F8FB" w:color="auto" w:val="clear"/>
+            <w:tcMar>
+              <w:top w:type="dxa" w:w="58"/>
+              <w:left w:type="dxa" w:w="88"/>
+              <w:bottom w:type="dxa" w:w="58"/>
+              <w:right w:type="dxa" w:w="88"/>
+            </w:tcMar>
+          </w:tcPr>
+          <w:p>
+            <w:pPr>
+              <w:spacing w:after="0" w:before="0" w:line="248"/>
+              <w:jc w:val="left"/>
+            </w:pPr>
+            <w:r>
+              <w:rPr>
+                <w:rFonts w:ascii="Yu Gothic" w:cs="Yu Gothic" w:eastAsia="Yu Gothic" w:hAnsi="Yu Gothic"/>
+                <w:b w:val="false"/>
+                <w:bCs w:val="false"/>
+                <w:i w:val="false"/>
+                <w:iCs w:val="false"/>
+                <w:color w:val="1B1F27"/>
+                <w:sz w:val="15"/>
+                <w:szCs w:val="15"/>
+              </w:rPr>
+              <w:t xml:space="preserve">営業CF ＞ 当期純利益</w:t>
+            </w:r>
+          </w:p>
+        </w:tc>
+        <w:tc>
+          <w:tcPr>
+            <w:tcW w:type="dxa" w:w="4546"/>
+            <w:tcBorders>
+              <w:top w:val="single" w:color="C9CEDA" w:sz="2"/>
+              <w:left w:val="none" w:color="FFFFFF" w:sz="0"/>
+              <w:bottom w:val="single" w:color="C9CEDA" w:sz="2"/>
+              <w:right w:val="none" w:color="FFFFFF" w:sz="0"/>
+            </w:tcBorders>
+            <w:shd w:fill="F7F8FB" w:color="auto" w:val="clear"/>
+            <w:tcMar>
+              <w:top w:type="dxa" w:w="58"/>
+              <w:left w:type="dxa" w:w="88"/>
+              <w:bottom w:type="dxa" w:w="58"/>
+              <w:right w:type="dxa" w:w="88"/>
+            </w:tcMar>
+          </w:tcPr>
+          <w:p>
+            <w:pPr>
+              <w:spacing w:after="0" w:before="0" w:line="248"/>
+              <w:jc w:val="left"/>
+            </w:pPr>
+            <w:r>
+              <w:rPr>
+                <w:rFonts w:ascii="Yu Gothic" w:cs="Yu Gothic" w:eastAsia="Yu Gothic" w:hAnsi="Yu Gothic"/>
+                <w:b w:val="false"/>
+                <w:bCs w:val="false"/>
+                <w:i w:val="false"/>
+                <w:iCs w:val="false"/>
+                <w:color w:val="1B1F27"/>
+                <w:sz w:val="15"/>
+                <w:szCs w:val="15"/>
+              </w:rPr>
+              <w:t xml:space="preserve">利益が現金を伴っているか（会計の質）</w:t>
+            </w:r>
+          </w:p>
+        </w:tc>
+      </w:tr>
+      <w:tr>
+        <w:tc>
+          <w:tcPr>
+            <w:tcW w:type="dxa" w:w="560"/>
+            <w:tcBorders>
+              <w:top w:val="single" w:color="C9CEDA" w:sz="2"/>
+              <w:left w:val="none" w:color="FFFFFF" w:sz="0"/>
+              <w:bottom w:val="single" w:color="C9CEDA" w:sz="2"/>
+              <w:right w:val="none" w:color="FFFFFF" w:sz="0"/>
+            </w:tcBorders>
+            <w:tcMar>
+              <w:top w:type="dxa" w:w="58"/>
+              <w:left w:type="dxa" w:w="88"/>
+              <w:bottom w:type="dxa" w:w="58"/>
+              <w:right w:type="dxa" w:w="88"/>
+            </w:tcMar>
+          </w:tcPr>
+          <w:p>
+            <w:pPr>
+              <w:spacing w:after="0" w:before="0" w:line="248"/>
+              <w:jc w:val="right"/>
+            </w:pPr>
+            <w:r>
+              <w:rPr>
+                <w:rFonts w:ascii="Yu Gothic" w:cs="Yu Gothic" w:eastAsia="Yu Gothic" w:hAnsi="Yu Gothic"/>
+                <w:b w:val="false"/>
+                <w:bCs w:val="false"/>
+                <w:i w:val="false"/>
+                <w:iCs w:val="false"/>
+                <w:color w:val="1B1F27"/>
+                <w:sz w:val="15"/>
+                <w:szCs w:val="15"/>
+              </w:rPr>
+              <w:t xml:space="preserve">5</w:t>
+            </w:r>
+          </w:p>
+        </w:tc>
+        <w:tc>
+          <w:tcPr>
+            <w:tcW w:type="dxa" w:w="1500"/>
+            <w:tcBorders>
+              <w:top w:val="single" w:color="C9CEDA" w:sz="2"/>
+              <w:left w:val="none" w:color="FFFFFF" w:sz="0"/>
+              <w:bottom w:val="single" w:color="C9CEDA" w:sz="2"/>
+              <w:right w:val="none" w:color="FFFFFF" w:sz="0"/>
+            </w:tcBorders>
+            <w:tcMar>
+              <w:top w:type="dxa" w:w="58"/>
+              <w:left w:type="dxa" w:w="88"/>
+              <w:bottom w:type="dxa" w:w="58"/>
+              <w:right w:type="dxa" w:w="88"/>
+            </w:tcMar>
+          </w:tcPr>
+          <w:p>
+            <w:pPr>
+              <w:spacing w:after="0" w:before="0" w:line="248"/>
+              <w:jc w:val="left"/>
+            </w:pPr>
+            <w:r>
+              <w:rPr>
+                <w:rFonts w:ascii="Yu Gothic" w:cs="Yu Gothic" w:eastAsia="Yu Gothic" w:hAnsi="Yu Gothic"/>
+                <w:b w:val="false"/>
+                <w:bCs w:val="false"/>
+                <w:i w:val="false"/>
+                <w:iCs w:val="false"/>
+                <w:color w:val="1B1F27"/>
+                <w:sz w:val="15"/>
+                <w:szCs w:val="15"/>
+              </w:rPr>
+              <w:t xml:space="preserve">財務</w:t>
+            </w:r>
+          </w:p>
+        </w:tc>
+        <w:tc>
+          <w:tcPr>
+            <w:tcW w:type="dxa" w:w="3600"/>
+            <w:tcBorders>
+              <w:top w:val="single" w:color="C9CEDA" w:sz="2"/>
+              <w:left w:val="none" w:color="FFFFFF" w:sz="0"/>
+              <w:bottom w:val="single" w:color="C9CEDA" w:sz="2"/>
+              <w:right w:val="none" w:color="FFFFFF" w:sz="0"/>
+            </w:tcBorders>
+            <w:tcMar>
+              <w:top w:type="dxa" w:w="58"/>
+              <w:left w:type="dxa" w:w="88"/>
+              <w:bottom w:type="dxa" w:w="58"/>
+              <w:right w:type="dxa" w:w="88"/>
+            </w:tcMar>
+          </w:tcPr>
+          <w:p>
+            <w:pPr>
+              <w:spacing w:after="0" w:before="0" w:line="248"/>
+              <w:jc w:val="left"/>
+            </w:pPr>
+            <w:r>
+              <w:rPr>
+                <w:rFonts w:ascii="Yu Gothic" w:cs="Yu Gothic" w:eastAsia="Yu Gothic" w:hAnsi="Yu Gothic"/>
+                <w:b w:val="false"/>
+                <w:bCs w:val="false"/>
+                <w:i w:val="false"/>
+                <w:iCs w:val="false"/>
+                <w:color w:val="1B1F27"/>
+                <w:sz w:val="15"/>
+                <w:szCs w:val="15"/>
+              </w:rPr>
+              <w:t xml:space="preserve">レバレッジが前期より低下</w:t>
+            </w:r>
+          </w:p>
+        </w:tc>
+        <w:tc>
+          <w:tcPr>
+            <w:tcW w:type="dxa" w:w="4546"/>
+            <w:tcBorders>
+              <w:top w:val="single" w:color="C9CEDA" w:sz="2"/>
+              <w:left w:val="none" w:color="FFFFFF" w:sz="0"/>
+              <w:bottom w:val="single" w:color="C9CEDA" w:sz="2"/>
+              <w:right w:val="none" w:color="FFFFFF" w:sz="0"/>
+            </w:tcBorders>
+            <w:tcMar>
+              <w:top w:type="dxa" w:w="58"/>
+              <w:left w:type="dxa" w:w="88"/>
+              <w:bottom w:type="dxa" w:w="58"/>
+              <w:right w:type="dxa" w:w="88"/>
+            </w:tcMar>
+          </w:tcPr>
+          <w:p>
+            <w:pPr>
+              <w:spacing w:after="0" w:before="0" w:line="248"/>
+              <w:jc w:val="left"/>
+            </w:pPr>
+            <w:r>
+              <w:rPr>
+                <w:rFonts w:ascii="Yu Gothic" w:cs="Yu Gothic" w:eastAsia="Yu Gothic" w:hAnsi="Yu Gothic"/>
+                <w:b w:val="false"/>
+                <w:bCs w:val="false"/>
+                <w:i w:val="false"/>
+                <w:iCs w:val="false"/>
+                <w:color w:val="1B1F27"/>
+                <w:sz w:val="15"/>
+                <w:szCs w:val="15"/>
+              </w:rPr>
+              <w:t xml:space="preserve">借入依存を強めていないか</w:t>
+            </w:r>
+          </w:p>
+        </w:tc>
+      </w:tr>
+      <w:tr>
+        <w:tc>
+          <w:tcPr>
+            <w:tcW w:type="dxa" w:w="560"/>
+            <w:tcBorders>
+              <w:top w:val="single" w:color="C9CEDA" w:sz="2"/>
+              <w:left w:val="none" w:color="FFFFFF" w:sz="0"/>
+              <w:bottom w:val="single" w:color="C9CEDA" w:sz="2"/>
+              <w:right w:val="none" w:color="FFFFFF" w:sz="0"/>
+            </w:tcBorders>
+            <w:shd w:fill="F7F8FB" w:color="auto" w:val="clear"/>
+            <w:tcMar>
+              <w:top w:type="dxa" w:w="58"/>
+              <w:left w:type="dxa" w:w="88"/>
+              <w:bottom w:type="dxa" w:w="58"/>
+              <w:right w:type="dxa" w:w="88"/>
+            </w:tcMar>
+          </w:tcPr>
+          <w:p>
+            <w:pPr>
+              <w:spacing w:after="0" w:before="0" w:line="248"/>
+              <w:jc w:val="right"/>
+            </w:pPr>
+            <w:r>
+              <w:rPr>
+                <w:rFonts w:ascii="Yu Gothic" w:cs="Yu Gothic" w:eastAsia="Yu Gothic" w:hAnsi="Yu Gothic"/>
+                <w:b w:val="false"/>
+                <w:bCs w:val="false"/>
+                <w:i w:val="false"/>
+                <w:iCs w:val="false"/>
+                <w:color w:val="1B1F27"/>
+                <w:sz w:val="15"/>
+                <w:szCs w:val="15"/>
+              </w:rPr>
+              <w:t xml:space="preserve">6</w:t>
+            </w:r>
+          </w:p>
+        </w:tc>
+        <w:tc>
+          <w:tcPr>
+            <w:tcW w:type="dxa" w:w="1500"/>
+            <w:tcBorders>
+              <w:top w:val="single" w:color="C9CEDA" w:sz="2"/>
+              <w:left w:val="none" w:color="FFFFFF" w:sz="0"/>
+              <w:bottom w:val="single" w:color="C9CEDA" w:sz="2"/>
+              <w:right w:val="none" w:color="FFFFFF" w:sz="0"/>
+            </w:tcBorders>
+            <w:shd w:fill="F7F8FB" w:color="auto" w:val="clear"/>
+            <w:tcMar>
+              <w:top w:type="dxa" w:w="58"/>
+              <w:left w:type="dxa" w:w="88"/>
+              <w:bottom w:type="dxa" w:w="58"/>
+              <w:right w:type="dxa" w:w="88"/>
+            </w:tcMar>
+          </w:tcPr>
+          <w:p>
+            <w:pPr>
+              <w:spacing w:after="0" w:before="0" w:line="248"/>
+              <w:jc w:val="left"/>
+            </w:pPr>
+            <w:r>
+              <w:rPr>
+                <w:rFonts w:ascii="Yu Gothic" w:cs="Yu Gothic" w:eastAsia="Yu Gothic" w:hAnsi="Yu Gothic"/>
+                <w:b w:val="false"/>
+                <w:bCs w:val="false"/>
+                <w:i w:val="false"/>
+                <w:iCs w:val="false"/>
+                <w:color w:val="1B1F27"/>
+                <w:sz w:val="15"/>
+                <w:szCs w:val="15"/>
+              </w:rPr>
+              <w:t xml:space="preserve">財務</w:t>
+            </w:r>
+          </w:p>
+        </w:tc>
+        <w:tc>
+          <w:tcPr>
+            <w:tcW w:type="dxa" w:w="3600"/>
+            <w:tcBorders>
+              <w:top w:val="single" w:color="C9CEDA" w:sz="2"/>
+              <w:left w:val="none" w:color="FFFFFF" w:sz="0"/>
+              <w:bottom w:val="single" w:color="C9CEDA" w:sz="2"/>
+              <w:right w:val="none" w:color="FFFFFF" w:sz="0"/>
+            </w:tcBorders>
+            <w:shd w:fill="F7F8FB" w:color="auto" w:val="clear"/>
+            <w:tcMar>
+              <w:top w:type="dxa" w:w="58"/>
+              <w:left w:type="dxa" w:w="88"/>
+              <w:bottom w:type="dxa" w:w="58"/>
+              <w:right w:type="dxa" w:w="88"/>
+            </w:tcMar>
+          </w:tcPr>
+          <w:p>
+            <w:pPr>
+              <w:spacing w:after="0" w:before="0" w:line="248"/>
+              <w:jc w:val="left"/>
+            </w:pPr>
+            <w:r>
+              <w:rPr>
+                <w:rFonts w:ascii="Yu Gothic" w:cs="Yu Gothic" w:eastAsia="Yu Gothic" w:hAnsi="Yu Gothic"/>
+                <w:b w:val="false"/>
+                <w:bCs w:val="false"/>
+                <w:i w:val="false"/>
+                <w:iCs w:val="false"/>
+                <w:color w:val="1B1F27"/>
+                <w:sz w:val="15"/>
+                <w:szCs w:val="15"/>
+              </w:rPr>
+              <w:t xml:space="preserve">流動比率が前期より上昇</w:t>
+            </w:r>
+          </w:p>
+        </w:tc>
+        <w:tc>
+          <w:tcPr>
+            <w:tcW w:type="dxa" w:w="4546"/>
+            <w:tcBorders>
+              <w:top w:val="single" w:color="C9CEDA" w:sz="2"/>
+              <w:left w:val="none" w:color="FFFFFF" w:sz="0"/>
+              <w:bottom w:val="single" w:color="C9CEDA" w:sz="2"/>
+              <w:right w:val="none" w:color="FFFFFF" w:sz="0"/>
+            </w:tcBorders>
+            <w:shd w:fill="F7F8FB" w:color="auto" w:val="clear"/>
+            <w:tcMar>
+              <w:top w:type="dxa" w:w="58"/>
+              <w:left w:type="dxa" w:w="88"/>
+              <w:bottom w:type="dxa" w:w="58"/>
+              <w:right w:type="dxa" w:w="88"/>
+            </w:tcMar>
+          </w:tcPr>
+          <w:p>
+            <w:pPr>
+              <w:spacing w:after="0" w:before="0" w:line="248"/>
+              <w:jc w:val="left"/>
+            </w:pPr>
+            <w:r>
+              <w:rPr>
+                <w:rFonts w:ascii="Yu Gothic" w:cs="Yu Gothic" w:eastAsia="Yu Gothic" w:hAnsi="Yu Gothic"/>
+                <w:b w:val="false"/>
+                <w:bCs w:val="false"/>
+                <w:i w:val="false"/>
+                <w:iCs w:val="false"/>
+                <w:color w:val="1B1F27"/>
+                <w:sz w:val="15"/>
+                <w:szCs w:val="15"/>
+              </w:rPr>
+              <w:t xml:space="preserve">短期の支払能力が改善しているか</w:t>
+            </w:r>
+          </w:p>
+        </w:tc>
+      </w:tr>
+      <w:tr>
+        <w:tc>
+          <w:tcPr>
+            <w:tcW w:type="dxa" w:w="560"/>
+            <w:tcBorders>
+              <w:top w:val="single" w:color="C9CEDA" w:sz="2"/>
+              <w:left w:val="none" w:color="FFFFFF" w:sz="0"/>
+              <w:bottom w:val="single" w:color="C9CEDA" w:sz="2"/>
+              <w:right w:val="none" w:color="FFFFFF" w:sz="0"/>
+            </w:tcBorders>
+            <w:tcMar>
+              <w:top w:type="dxa" w:w="58"/>
+              <w:left w:type="dxa" w:w="88"/>
+              <w:bottom w:type="dxa" w:w="58"/>
+              <w:right w:type="dxa" w:w="88"/>
+            </w:tcMar>
+          </w:tcPr>
+          <w:p>
+            <w:pPr>
+              <w:spacing w:after="0" w:before="0" w:line="248"/>
+              <w:jc w:val="right"/>
+            </w:pPr>
+            <w:r>
+              <w:rPr>
+                <w:rFonts w:ascii="Yu Gothic" w:cs="Yu Gothic" w:eastAsia="Yu Gothic" w:hAnsi="Yu Gothic"/>
+                <w:b w:val="false"/>
+                <w:bCs w:val="false"/>
+                <w:i w:val="false"/>
+                <w:iCs w:val="false"/>
+                <w:color w:val="1B1F27"/>
+                <w:sz w:val="15"/>
+                <w:szCs w:val="15"/>
+              </w:rPr>
+              <w:t xml:space="preserve">7</w:t>
+            </w:r>
+          </w:p>
+        </w:tc>
+        <w:tc>
+          <w:tcPr>
+            <w:tcW w:type="dxa" w:w="1500"/>
+            <w:tcBorders>
+              <w:top w:val="single" w:color="C9CEDA" w:sz="2"/>
+              <w:left w:val="none" w:color="FFFFFF" w:sz="0"/>
+              <w:bottom w:val="single" w:color="C9CEDA" w:sz="2"/>
+              <w:right w:val="none" w:color="FFFFFF" w:sz="0"/>
+            </w:tcBorders>
+            <w:tcMar>
+              <w:top w:type="dxa" w:w="58"/>
+              <w:left w:type="dxa" w:w="88"/>
+              <w:bottom w:type="dxa" w:w="58"/>
+              <w:right w:type="dxa" w:w="88"/>
+            </w:tcMar>
+          </w:tcPr>
+          <w:p>
+            <w:pPr>
+              <w:spacing w:after="0" w:before="0" w:line="248"/>
+              <w:jc w:val="left"/>
+            </w:pPr>
+            <w:r>
+              <w:rPr>
+                <w:rFonts w:ascii="Yu Gothic" w:cs="Yu Gothic" w:eastAsia="Yu Gothic" w:hAnsi="Yu Gothic"/>
+                <w:b w:val="false"/>
+                <w:bCs w:val="false"/>
+                <w:i w:val="false"/>
+                <w:iCs w:val="false"/>
+                <w:color w:val="1B1F27"/>
+                <w:sz w:val="15"/>
+                <w:szCs w:val="15"/>
+              </w:rPr>
+              <w:t xml:space="preserve">財務</w:t>
+            </w:r>
+          </w:p>
+        </w:tc>
+        <w:tc>
+          <w:tcPr>
+            <w:tcW w:type="dxa" w:w="3600"/>
+            <w:tcBorders>
+              <w:top w:val="single" w:color="C9CEDA" w:sz="2"/>
+              <w:left w:val="none" w:color="FFFFFF" w:sz="0"/>
+              <w:bottom w:val="single" w:color="C9CEDA" w:sz="2"/>
+              <w:right w:val="none" w:color="FFFFFF" w:sz="0"/>
+            </w:tcBorders>
+            <w:tcMar>
+              <w:top w:type="dxa" w:w="58"/>
+              <w:left w:type="dxa" w:w="88"/>
+              <w:bottom w:type="dxa" w:w="58"/>
+              <w:right w:type="dxa" w:w="88"/>
+            </w:tcMar>
+          </w:tcPr>
+          <w:p>
+            <w:pPr>
+              <w:spacing w:after="0" w:before="0" w:line="248"/>
+              <w:jc w:val="left"/>
+            </w:pPr>
+            <w:r>
+              <w:rPr>
+                <w:rFonts w:ascii="Yu Gothic" w:cs="Yu Gothic" w:eastAsia="Yu Gothic" w:hAnsi="Yu Gothic"/>
+                <w:b w:val="false"/>
+                <w:bCs w:val="false"/>
+                <w:i w:val="false"/>
+                <w:iCs w:val="false"/>
+                <w:color w:val="1B1F27"/>
+                <w:sz w:val="15"/>
+                <w:szCs w:val="15"/>
+              </w:rPr>
+              <w:t xml:space="preserve">当期に増資をしていない</w:t>
+            </w:r>
+          </w:p>
+        </w:tc>
+        <w:tc>
+          <w:tcPr>
+            <w:tcW w:type="dxa" w:w="4546"/>
+            <w:tcBorders>
+              <w:top w:val="single" w:color="C9CEDA" w:sz="2"/>
+              <w:left w:val="none" w:color="FFFFFF" w:sz="0"/>
+              <w:bottom w:val="single" w:color="C9CEDA" w:sz="2"/>
+              <w:right w:val="none" w:color="FFFFFF" w:sz="0"/>
+            </w:tcBorders>
+            <w:tcMar>
+              <w:top w:type="dxa" w:w="58"/>
+              <w:left w:type="dxa" w:w="88"/>
+              <w:bottom w:type="dxa" w:w="58"/>
+              <w:right w:type="dxa" w:w="88"/>
+            </w:tcMar>
+          </w:tcPr>
+          <w:p>
+            <w:pPr>
+              <w:spacing w:after="0" w:before="0" w:line="248"/>
+              <w:jc w:val="left"/>
+            </w:pPr>
+            <w:r>
+              <w:rPr>
+                <w:rFonts w:ascii="Yu Gothic" w:cs="Yu Gothic" w:eastAsia="Yu Gothic" w:hAnsi="Yu Gothic"/>
+                <w:b w:val="false"/>
+                <w:bCs w:val="false"/>
+                <w:i w:val="false"/>
+                <w:iCs w:val="false"/>
+                <w:color w:val="1B1F27"/>
+                <w:sz w:val="15"/>
+                <w:szCs w:val="15"/>
+              </w:rPr>
+              <w:t xml:space="preserve">株主の持分を薄めていないか</w:t>
+            </w:r>
+          </w:p>
+        </w:tc>
+      </w:tr>
+      <w:tr>
+        <w:tc>
+          <w:tcPr>
+            <w:tcW w:type="dxa" w:w="560"/>
+            <w:tcBorders>
+              <w:top w:val="single" w:color="C9CEDA" w:sz="2"/>
+              <w:left w:val="none" w:color="FFFFFF" w:sz="0"/>
+              <w:bottom w:val="single" w:color="C9CEDA" w:sz="2"/>
+              <w:right w:val="none" w:color="FFFFFF" w:sz="0"/>
+            </w:tcBorders>
+            <w:shd w:fill="F7F8FB" w:color="auto" w:val="clear"/>
+            <w:tcMar>
+              <w:top w:type="dxa" w:w="58"/>
+              <w:left w:type="dxa" w:w="88"/>
+              <w:bottom w:type="dxa" w:w="58"/>
+              <w:right w:type="dxa" w:w="88"/>
+            </w:tcMar>
+          </w:tcPr>
+          <w:p>
+            <w:pPr>
+              <w:spacing w:after="0" w:before="0" w:line="248"/>
+              <w:jc w:val="right"/>
+            </w:pPr>
+            <w:r>
+              <w:rPr>
+                <w:rFonts w:ascii="Yu Gothic" w:cs="Yu Gothic" w:eastAsia="Yu Gothic" w:hAnsi="Yu Gothic"/>
+                <w:b w:val="false"/>
+                <w:bCs w:val="false"/>
+                <w:i w:val="false"/>
+                <w:iCs w:val="false"/>
+                <w:color w:val="1B1F27"/>
+                <w:sz w:val="15"/>
+                <w:szCs w:val="15"/>
+              </w:rPr>
+              <w:t xml:space="preserve">8</w:t>
+            </w:r>
+          </w:p>
+        </w:tc>
+        <w:tc>
+          <w:tcPr>
+            <w:tcW w:type="dxa" w:w="1500"/>
+            <w:tcBorders>
+              <w:top w:val="single" w:color="C9CEDA" w:sz="2"/>
+              <w:left w:val="none" w:color="FFFFFF" w:sz="0"/>
+              <w:bottom w:val="single" w:color="C9CEDA" w:sz="2"/>
+              <w:right w:val="none" w:color="FFFFFF" w:sz="0"/>
+            </w:tcBorders>
+            <w:shd w:fill="F7F8FB" w:color="auto" w:val="clear"/>
+            <w:tcMar>
+              <w:top w:type="dxa" w:w="58"/>
+              <w:left w:type="dxa" w:w="88"/>
+              <w:bottom w:type="dxa" w:w="58"/>
+              <w:right w:type="dxa" w:w="88"/>
+            </w:tcMar>
+          </w:tcPr>
+          <w:p>
+            <w:pPr>
+              <w:spacing w:after="0" w:before="0" w:line="248"/>
+              <w:jc w:val="left"/>
+            </w:pPr>
+            <w:r>
+              <w:rPr>
+                <w:rFonts w:ascii="Yu Gothic" w:cs="Yu Gothic" w:eastAsia="Yu Gothic" w:hAnsi="Yu Gothic"/>
+                <w:b w:val="false"/>
+                <w:bCs w:val="false"/>
+                <w:i w:val="false"/>
+                <w:iCs w:val="false"/>
+                <w:color w:val="1B1F27"/>
+                <w:sz w:val="15"/>
+                <w:szCs w:val="15"/>
+              </w:rPr>
+              <w:t xml:space="preserve">効率</w:t>
+            </w:r>
+          </w:p>
+        </w:tc>
+        <w:tc>
+          <w:tcPr>
+            <w:tcW w:type="dxa" w:w="3600"/>
+            <w:tcBorders>
+              <w:top w:val="single" w:color="C9CEDA" w:sz="2"/>
+              <w:left w:val="none" w:color="FFFFFF" w:sz="0"/>
+              <w:bottom w:val="single" w:color="C9CEDA" w:sz="2"/>
+              <w:right w:val="none" w:color="FFFFFF" w:sz="0"/>
+            </w:tcBorders>
+            <w:shd w:fill="F7F8FB" w:color="auto" w:val="clear"/>
+            <w:tcMar>
+              <w:top w:type="dxa" w:w="58"/>
+              <w:left w:type="dxa" w:w="88"/>
+              <w:bottom w:type="dxa" w:w="58"/>
+              <w:right w:type="dxa" w:w="88"/>
+            </w:tcMar>
+          </w:tcPr>
+          <w:p>
+            <w:pPr>
+              <w:spacing w:after="0" w:before="0" w:line="248"/>
+              <w:jc w:val="left"/>
+            </w:pPr>
+            <w:r>
+              <w:rPr>
+                <w:rFonts w:ascii="Yu Gothic" w:cs="Yu Gothic" w:eastAsia="Yu Gothic" w:hAnsi="Yu Gothic"/>
+                <w:b w:val="false"/>
+                <w:bCs w:val="false"/>
+                <w:i w:val="false"/>
+                <w:iCs w:val="false"/>
+                <w:color w:val="1B1F27"/>
+                <w:sz w:val="15"/>
+                <w:szCs w:val="15"/>
+              </w:rPr>
+              <w:t xml:space="preserve">売上総利益率が前期より上昇</w:t>
+            </w:r>
+          </w:p>
+        </w:tc>
+        <w:tc>
+          <w:tcPr>
+            <w:tcW w:type="dxa" w:w="4546"/>
+            <w:tcBorders>
+              <w:top w:val="single" w:color="C9CEDA" w:sz="2"/>
+              <w:left w:val="none" w:color="FFFFFF" w:sz="0"/>
+              <w:bottom w:val="single" w:color="C9CEDA" w:sz="2"/>
+              <w:right w:val="none" w:color="FFFFFF" w:sz="0"/>
+            </w:tcBorders>
+            <w:shd w:fill="F7F8FB" w:color="auto" w:val="clear"/>
+            <w:tcMar>
+              <w:top w:type="dxa" w:w="58"/>
+              <w:left w:type="dxa" w:w="88"/>
+              <w:bottom w:type="dxa" w:w="58"/>
+              <w:right w:type="dxa" w:w="88"/>
+            </w:tcMar>
+          </w:tcPr>
+          <w:p>
+            <w:pPr>
+              <w:spacing w:after="0" w:before="0" w:line="248"/>
+              <w:jc w:val="left"/>
+            </w:pPr>
+            <w:r>
+              <w:rPr>
+                <w:rFonts w:ascii="Yu Gothic" w:cs="Yu Gothic" w:eastAsia="Yu Gothic" w:hAnsi="Yu Gothic"/>
+                <w:b w:val="false"/>
+                <w:bCs w:val="false"/>
+                <w:i w:val="false"/>
+                <w:iCs w:val="false"/>
+                <w:color w:val="1B1F27"/>
+                <w:sz w:val="15"/>
+                <w:szCs w:val="15"/>
+              </w:rPr>
+              <w:t xml:space="preserve">値付けの力が改善しているか</w:t>
+            </w:r>
+          </w:p>
+        </w:tc>
+      </w:tr>
+      <w:tr>
+        <w:tc>
+          <w:tcPr>
+            <w:tcW w:type="dxa" w:w="560"/>
+            <w:tcBorders>
+              <w:top w:val="single" w:color="C9CEDA" w:sz="2"/>
+              <w:left w:val="none" w:color="FFFFFF" w:sz="0"/>
+              <w:bottom w:val="single" w:color="C9CEDA" w:sz="2"/>
+              <w:right w:val="none" w:color="FFFFFF" w:sz="0"/>
+            </w:tcBorders>
+            <w:tcMar>
+              <w:top w:type="dxa" w:w="58"/>
+              <w:left w:type="dxa" w:w="88"/>
+              <w:bottom w:type="dxa" w:w="58"/>
+              <w:right w:type="dxa" w:w="88"/>
+            </w:tcMar>
+          </w:tcPr>
+          <w:p>
+            <w:pPr>
+              <w:spacing w:after="0" w:before="0" w:line="248"/>
+              <w:jc w:val="right"/>
+            </w:pPr>
+            <w:r>
+              <w:rPr>
+                <w:rFonts w:ascii="Yu Gothic" w:cs="Yu Gothic" w:eastAsia="Yu Gothic" w:hAnsi="Yu Gothic"/>
+                <w:b w:val="false"/>
+                <w:bCs w:val="false"/>
+                <w:i w:val="false"/>
+                <w:iCs w:val="false"/>
+                <w:color w:val="1B1F27"/>
+                <w:sz w:val="15"/>
+                <w:szCs w:val="15"/>
+              </w:rPr>
+              <w:t xml:space="preserve">9</w:t>
+            </w:r>
+          </w:p>
+        </w:tc>
+        <w:tc>
+          <w:tcPr>
+            <w:tcW w:type="dxa" w:w="1500"/>
+            <w:tcBorders>
+              <w:top w:val="single" w:color="C9CEDA" w:sz="2"/>
+              <w:left w:val="none" w:color="FFFFFF" w:sz="0"/>
+              <w:bottom w:val="single" w:color="C9CEDA" w:sz="2"/>
+              <w:right w:val="none" w:color="FFFFFF" w:sz="0"/>
+            </w:tcBorders>
+            <w:tcMar>
+              <w:top w:type="dxa" w:w="58"/>
+              <w:left w:type="dxa" w:w="88"/>
+              <w:bottom w:type="dxa" w:w="58"/>
+              <w:right w:type="dxa" w:w="88"/>
+            </w:tcMar>
+          </w:tcPr>
+          <w:p>
+            <w:pPr>
+              <w:spacing w:after="0" w:before="0" w:line="248"/>
+              <w:jc w:val="left"/>
+            </w:pPr>
+            <w:r>
+              <w:rPr>
+                <w:rFonts w:ascii="Yu Gothic" w:cs="Yu Gothic" w:eastAsia="Yu Gothic" w:hAnsi="Yu Gothic"/>
+                <w:b w:val="false"/>
+                <w:bCs w:val="false"/>
+                <w:i w:val="false"/>
+                <w:iCs w:val="false"/>
+                <w:color w:val="1B1F27"/>
+                <w:sz w:val="15"/>
+                <w:szCs w:val="15"/>
+              </w:rPr>
+              <w:t xml:space="preserve">効率</w:t>
+            </w:r>
+          </w:p>
+        </w:tc>
+        <w:tc>
+          <w:tcPr>
+            <w:tcW w:type="dxa" w:w="3600"/>
+            <w:tcBorders>
+              <w:top w:val="single" w:color="C9CEDA" w:sz="2"/>
+              <w:left w:val="none" w:color="FFFFFF" w:sz="0"/>
+              <w:bottom w:val="single" w:color="C9CEDA" w:sz="2"/>
+              <w:right w:val="none" w:color="FFFFFF" w:sz="0"/>
+            </w:tcBorders>
+            <w:tcMar>
+              <w:top w:type="dxa" w:w="58"/>
+              <w:left w:type="dxa" w:w="88"/>
+              <w:bottom w:type="dxa" w:w="58"/>
+              <w:right w:type="dxa" w:w="88"/>
+            </w:tcMar>
+          </w:tcPr>
+          <w:p>
+            <w:pPr>
+              <w:spacing w:after="0" w:before="0" w:line="248"/>
+              <w:jc w:val="left"/>
+            </w:pPr>
+            <w:r>
+              <w:rPr>
+                <w:rFonts w:ascii="Yu Gothic" w:cs="Yu Gothic" w:eastAsia="Yu Gothic" w:hAnsi="Yu Gothic"/>
+                <w:b w:val="false"/>
+                <w:bCs w:val="false"/>
+                <w:i w:val="false"/>
+                <w:iCs w:val="false"/>
+                <w:color w:val="1B1F27"/>
+                <w:sz w:val="15"/>
+                <w:szCs w:val="15"/>
+              </w:rPr>
+              <w:t xml:space="preserve">総資産回転率が前期より上昇</w:t>
+            </w:r>
+          </w:p>
+        </w:tc>
+        <w:tc>
+          <w:tcPr>
+            <w:tcW w:type="dxa" w:w="4546"/>
+            <w:tcBorders>
+              <w:top w:val="single" w:color="C9CEDA" w:sz="2"/>
+              <w:left w:val="none" w:color="FFFFFF" w:sz="0"/>
+              <w:bottom w:val="single" w:color="C9CEDA" w:sz="2"/>
+              <w:right w:val="none" w:color="FFFFFF" w:sz="0"/>
+            </w:tcBorders>
+            <w:tcMar>
+              <w:top w:type="dxa" w:w="58"/>
+              <w:left w:type="dxa" w:w="88"/>
+              <w:bottom w:type="dxa" w:w="58"/>
+              <w:right w:type="dxa" w:w="88"/>
+            </w:tcMar>
+          </w:tcPr>
+          <w:p>
+            <w:pPr>
+              <w:spacing w:after="0" w:before="0" w:line="248"/>
+              <w:jc w:val="left"/>
+            </w:pPr>
+            <w:r>
+              <w:rPr>
+                <w:rFonts w:ascii="Yu Gothic" w:cs="Yu Gothic" w:eastAsia="Yu Gothic" w:hAnsi="Yu Gothic"/>
+                <w:b w:val="false"/>
+                <w:bCs w:val="false"/>
+                <w:i w:val="false"/>
+                <w:iCs w:val="false"/>
+                <w:color w:val="1B1F27"/>
+                <w:sz w:val="15"/>
+                <w:szCs w:val="15"/>
+              </w:rPr>
+              <w:t xml:space="preserve">資産を前より上手く使えているか</w:t>
             </w:r>
           </w:p>
         </w:tc>
       </w:tr>
     </w:tbl>
+    <w:p>
+      <w:pPr>
+        <w:pBdr>
+          <w:left w:val="single" w:color="1F5B4E" w:sz="18" w:space="10"/>
+        </w:pBdr>
+        <w:shd w:fill="E6F0EC" w:color="auto" w:val="clear"/>
+        <w:spacing w:after="190" w:before="170" w:line="300"/>
+        <w:ind w:left="130" w:right="130"/>
+      </w:pPr>
+      <w:r>
+        <w:rPr>
+          <w:rFonts w:ascii="Yu Gothic" w:cs="Yu Gothic" w:eastAsia="Yu Gothic" w:hAnsi="Yu Gothic"/>
+          <w:b w:val="false"/>
+          <w:bCs w:val="false"/>
+          <w:i w:val="false"/>
+          <w:iCs w:val="false"/>
+          <w:color w:val="1B1F27"/>
+          <w:sz w:val="18"/>
+          <w:szCs w:val="18"/>
+        </w:rPr>
+        <w:t xml:space="preserve">直感 — 4番の「営業CF ＞ 当期純利益」が特徴的である。利益だけが増えて現金が伴っていない会社は、売掛金や在庫が膨らんでいる可能性が高い。この1点があるおかげで、見かけの増益と実質の改善を区別できる。</w:t>
+      </w:r>
+    </w:p>
+    <w:p>
+      <w:pPr>
+        <w:spacing w:after="100" w:before="220"/>
+      </w:pPr>
+      <w:r>
+        <w:rPr>
+          <w:rFonts w:ascii="Yu Gothic" w:cs="Yu Gothic" w:eastAsia="Yu Gothic" w:hAnsi="Yu Gothic"/>
+          <w:b/>
+          <w:bCs/>
+          <w:i w:val="false"/>
+          <w:iCs w:val="false"/>
+          <w:color w:val="1B1F27"/>
+          <w:sz w:val="18"/>
+          <w:szCs w:val="18"/>
+        </w:rPr>
+        <w:t xml:space="preserve">この軸が Price 軸と重複しない理由</w:t>
+      </w:r>
+    </w:p>
+    <w:p>
+      <w:pPr>
+        <w:spacing w:after="130" w:before="0" w:line="300"/>
+        <w:jc w:val="left"/>
+      </w:pPr>
+      <w:r>
+        <w:rPr>
+          <w:rFonts w:ascii="Yu Gothic" w:cs="Yu Gothic" w:eastAsia="Yu Gothic" w:hAnsi="Yu Gothic"/>
+          <w:b w:val="false"/>
+          <w:bCs w:val="false"/>
+          <w:i w:val="false"/>
+          <w:iCs w:val="false"/>
+          <w:color w:val="1B1F27"/>
+          <w:sz w:val="18"/>
+          <w:szCs w:val="18"/>
+        </w:rPr>
+        <w:t xml:space="preserve">9つのシグナルはすべて決算書の中だけで完結しており、株価も時価総額も使っていない。したがって④Priceとは構造的に独立である。実測でも両者の順位相関は+0.33にとどまる。以前の「変わる堀」の式は重みの70%がPBR・PER・配当利回りで、実質的に割安さを測っていた。</w:t>
+      </w:r>
+    </w:p>
     <w:p>
       <w:pPr>
         <w:spacing w:after="150" w:before="110" w:line="285"/>
@@ -9046,7 +13445,7 @@
           <w:sz w:val="16"/>
           <w:szCs w:val="16"/>
         </w:rPr>
-        <w:t xml:space="preserve">参考文献では「9項目のうち6項目で実装」と注記していたが、時点データには9項目すべてが入っており原式どおり実装できる。</w:t>
+        <w:t xml:space="preserve">注意点。9項目のうち平均8.8項目しか計算できない（取得率100.0%）。欠測した項目は合計から除いているため、満点が9点に満たない企業がある。また0〜9点の離散値なので同点が多く、単独では細かい順位づけができない。他の3軸と合成して初めて機能する。</w:t>
       </w:r>
     </w:p>
     <w:p>
@@ -9116,55 +13515,164 @@
           <w:sz w:val="18"/>
           <w:szCs w:val="18"/>
         </w:rPr>
-        <w:t xml:space="preserve">研究開発にどれだけ資源を投じているかで、将来の変化への備えを測る。同論文は研究開発集約度の高い企業に長期の超過リターンがあることを示している。</w:t>
+        <w:t xml:space="preserve">「これから来る変化の恩恵を受けられるか」を測りたい。ただし、この問いを直接測る式は手元のデータでは作れない。そこで、変化に備えてどれだけ資源を投じているかで代替する。</w:t>
       </w:r>
     </w:p>
     <w:p>
       <w:pPr>
-        <w:shd w:fill="F2F4F8" w:color="auto" w:val="clear"/>
-        <w:spacing w:after="0" w:before="140" w:line="265"/>
-        <w:ind w:left="130" w:right="130"/>
+        <w:spacing w:after="130" w:before="0" w:line="300"/>
+        <w:jc w:val="left"/>
       </w:pPr>
       <w:r>
         <w:rPr>
-          <w:rFonts w:ascii="SFMono-Regular" w:cs="SFMono-Regular" w:eastAsia="SFMono-Regular" w:hAnsi="SFMono-Regular"/>
+          <w:rFonts w:ascii="Yu Gothic" w:cs="Yu Gothic" w:eastAsia="Yu Gothic" w:hAnsi="Yu Gothic"/>
+          <w:b w:val="false"/>
+          <w:bCs w:val="false"/>
+          <w:i w:val="false"/>
+          <w:iCs w:val="false"/>
           <w:color w:val="1B1F27"/>
+          <w:sz w:val="18"/>
+          <w:szCs w:val="18"/>
+        </w:rPr>
+        <w:t xml:space="preserve">Chan, Lakonishok &amp; Sougiannis (2001) は、研究開発費を時価総額や売上高で割った研究開発集約度が高い企業に、長期の超過リターンが観察されることを示した。会計上、研究開発費は資産計上されずその期の費用になるため、利益と純資産が過小に見える。その分だけ市場が価値を見落としやすい、という論理である。</w:t>
+      </w:r>
+    </w:p>
+    <w:tbl>
+      <w:tblPr>
+        <w:tblW w:type="dxa" w:w="10206"/>
+        <w:tblBorders>
+          <w:top w:val="single" w:color="auto" w:sz="4"/>
+          <w:left w:val="single" w:color="auto" w:sz="4"/>
+          <w:bottom w:val="single" w:color="auto" w:sz="4"/>
+          <w:right w:val="single" w:color="auto" w:sz="4"/>
+          <w:insideH w:val="single" w:color="auto" w:sz="4"/>
+          <w:insideV w:val="single" w:color="auto" w:sz="4"/>
+        </w:tblBorders>
+      </w:tblPr>
+      <w:tblGrid>
+        <w:gridCol w:w="9106"/>
+        <w:gridCol w:w="1100"/>
+      </w:tblGrid>
+      <w:tr>
+        <w:tc>
+          <w:tcPr>
+            <w:tcW w:type="dxa" w:w="9106"/>
+            <w:tcBorders>
+              <w:top w:val="none" w:color="FFFFFF" w:sz="0"/>
+              <w:left w:val="none" w:color="FFFFFF" w:sz="0"/>
+              <w:bottom w:val="none" w:color="FFFFFF" w:sz="0"/>
+              <w:right w:val="none" w:color="FFFFFF" w:sz="0"/>
+            </w:tcBorders>
+            <w:tcMar>
+              <w:top w:type="dxa" w:w="90"/>
+              <w:left w:type="dxa" w:w="0"/>
+              <w:bottom w:type="dxa" w:w="90"/>
+              <w:right w:type="dxa" w:w="0"/>
+            </w:tcMar>
+          </w:tcPr>
+          <w:p>
+            <w:pPr>
+              <w:spacing w:after="0" w:before="0"/>
+              <w:jc w:val="center"/>
+            </w:pPr>
+            <w:r>
+              <w:drawing>
+                <wp:inline distT="0" distB="0" distL="0" distR="0">
+                  <wp:extent cx="2962275" cy="400050"/>
+                  <wp:effectExtent t="0" r="0" b="0" l="0"/>
+                  <wp:docPr id="1" name="" descr="" title=""/>
+                  <wp:cNvGraphicFramePr>
+                    <a:graphicFrameLocks xmlns:a="http://schemas.openxmlformats.org/drawingml/2006/main" noChangeAspect="1"/>
+                  </wp:cNvGraphicFramePr>
+                  <a:graphic xmlns:a="http://schemas.openxmlformats.org/drawingml/2006/main">
+                    <a:graphicData uri="http://schemas.openxmlformats.org/drawingml/2006/picture">
+                      <pic:pic xmlns:pic="http://schemas.openxmlformats.org/drawingml/2006/picture">
+                        <pic:nvPicPr>
+                          <pic:cNvPr id="0" name="" descr=""/>
+                          <pic:cNvPicPr>
+                            <a:picLocks noChangeAspect="1" noChangeArrowheads="1"/>
+                          </pic:cNvPicPr>
+                        </pic:nvPicPr>
+                        <pic:blipFill>
+                          <a:blip r:embed="rId18" cstate="none"/>
+                          <a:srcRect/>
+                          <a:stretch>
+                            <a:fillRect/>
+                          </a:stretch>
+                        </pic:blipFill>
+                        <pic:spPr bwMode="auto">
+                          <a:xfrm>
+                            <a:off x="0" y="0"/>
+                            <a:ext cx="2962275" cy="400050"/>
+                          </a:xfrm>
+                          <a:prstGeom prst="rect">
+                            <a:avLst/>
+                          </a:prstGeom>
+                        </pic:spPr>
+                      </pic:pic>
+                    </a:graphicData>
+                  </a:graphic>
+                </wp:inline>
+              </w:drawing>
+            </w:r>
+          </w:p>
+        </w:tc>
+        <w:tc>
+          <w:tcPr>
+            <w:tcW w:type="dxa" w:w="1100"/>
+            <w:tcBorders>
+              <w:top w:val="none" w:color="FFFFFF" w:sz="0"/>
+              <w:left w:val="none" w:color="FFFFFF" w:sz="0"/>
+              <w:bottom w:val="none" w:color="FFFFFF" w:sz="0"/>
+              <w:right w:val="none" w:color="FFFFFF" w:sz="0"/>
+            </w:tcBorders>
+            <w:tcMar>
+              <w:top w:type="dxa" w:w="90"/>
+              <w:left w:type="dxa" w:w="0"/>
+              <w:bottom w:type="dxa" w:w="90"/>
+              <w:right w:type="dxa" w:w="0"/>
+            </w:tcMar>
+            <w:vAlign w:val="center"/>
+          </w:tcPr>
+          <w:p>
+            <w:pPr>
+              <w:spacing w:after="0" w:before="0"/>
+              <w:jc w:val="right"/>
+            </w:pPr>
+            <w:r>
+              <w:rPr>
+                <w:rFonts w:ascii="Yu Gothic" w:cs="Yu Gothic" w:eastAsia="Yu Gothic" w:hAnsi="Yu Gothic"/>
+                <w:b w:val="false"/>
+                <w:bCs w:val="false"/>
+                <w:i w:val="false"/>
+                <w:iCs w:val="false"/>
+                <w:color w:val="1B1F27"/>
+                <w:sz w:val="17"/>
+                <w:szCs w:val="17"/>
+              </w:rPr>
+              <w:t xml:space="preserve">(13)</w:t>
+            </w:r>
+          </w:p>
+        </w:tc>
+      </w:tr>
+    </w:tbl>
+    <w:p>
+      <w:pPr>
+        <w:spacing w:after="130" w:before="20"/>
+        <w:jc w:val="center"/>
+      </w:pPr>
+      <w:r>
+        <w:rPr>
+          <w:rFonts w:ascii="Yu Gothic" w:cs="Yu Gothic" w:eastAsia="Yu Gothic" w:hAnsi="Yu Gothic"/>
+          <w:b w:val="false"/>
+          <w:bCs w:val="false"/>
+          <w:i w:val="false"/>
+          <w:iCs w:val="false"/>
+          <w:color w:val="5B6373"/>
           <w:sz w:val="15"/>
           <w:szCs w:val="15"/>
         </w:rPr>
-        <w:t xml:space="preserve">Future = 平均( 順位(研究開発費 ÷ 時価総額), 順位(研究開発費 ÷ 売上高) )</w:t>
-      </w:r>
-    </w:p>
-    <w:p>
-      <w:pPr>
-        <w:shd w:fill="F2F4F8" w:color="auto" w:val="clear"/>
-        <w:spacing w:after="0" w:before="0" w:line="265"/>
-        <w:ind w:left="130" w:right="130"/>
-      </w:pPr>
-      <w:r>
-        <w:rPr>
-          <w:rFonts w:ascii="SFMono-Regular" w:cs="SFMono-Regular" w:eastAsia="SFMono-Regular" w:hAnsi="SFMono-Regular"/>
-          <w:color w:val="1B1F27"/>
-          <w:sz w:val="15"/>
-          <w:szCs w:val="15"/>
-        </w:rPr>
-        <w:t xml:space="preserve"> </w:t>
-      </w:r>
-    </w:p>
-    <w:p>
-      <w:pPr>
-        <w:shd w:fill="F2F4F8" w:color="auto" w:val="clear"/>
-        <w:spacing w:after="160" w:before="0" w:line="265"/>
-        <w:ind w:left="130" w:right="130"/>
-      </w:pPr>
-      <w:r>
-        <w:rPr>
-          <w:rFonts w:ascii="SFMono-Regular" w:cs="SFMono-Regular" w:eastAsia="SFMono-Regular" w:hAnsi="SFMono-Regular"/>
-          <w:color w:val="1B1F27"/>
-          <w:sz w:val="15"/>
-          <w:szCs w:val="15"/>
-        </w:rPr>
-        <w:t xml:space="preserve">研究開発費の記載がない会社は 0 とする</w:t>
+        <w:t xml:space="preserve">③Future の定義。市場評価に対する集約度と、事業規模に対する集約度の平均。</w:t>
       </w:r>
     </w:p>
     <w:p>
@@ -9182,7 +13690,7 @@
           <w:sz w:val="16"/>
           <w:szCs w:val="16"/>
         </w:rPr>
-        <w:t xml:space="preserve">成分の意味</w:t>
+        <w:t xml:space="preserve">成分の意味と取得率</w:t>
       </w:r>
     </w:p>
     <w:tbl>
@@ -9198,9 +13706,10 @@
         </w:tblBorders>
       </w:tblPr>
       <w:tblGrid>
-        <w:gridCol w:w="2700"/>
-        <w:gridCol w:w="5200"/>
-        <w:gridCol w:w="2306"/>
+        <w:gridCol w:w="2200"/>
+        <w:gridCol w:w="3400"/>
+        <w:gridCol w:w="3006"/>
+        <w:gridCol w:w="1600"/>
       </w:tblGrid>
       <w:tr>
         <w:trPr>
@@ -9208,7 +13717,7 @@
         </w:trPr>
         <w:tc>
           <w:tcPr>
-            <w:tcW w:type="dxa" w:w="2700"/>
+            <w:tcW w:type="dxa" w:w="2200"/>
             <w:tcBorders>
               <w:top w:val="single" w:color="C9CEDA" w:sz="2"/>
               <w:left w:val="none" w:color="FFFFFF" w:sz="0"/>
@@ -9245,7 +13754,7 @@
         </w:tc>
         <w:tc>
           <w:tcPr>
-            <w:tcW w:type="dxa" w:w="5200"/>
+            <w:tcW w:type="dxa" w:w="3400"/>
             <w:tcBorders>
               <w:top w:val="single" w:color="C9CEDA" w:sz="2"/>
               <w:left w:val="none" w:color="FFFFFF" w:sz="0"/>
@@ -9282,7 +13791,7 @@
         </w:tc>
         <w:tc>
           <w:tcPr>
-            <w:tcW w:type="dxa" w:w="2306"/>
+            <w:tcW w:type="dxa" w:w="3006"/>
             <w:tcBorders>
               <w:top w:val="single" w:color="C9CEDA" w:sz="2"/>
               <w:left w:val="none" w:color="FFFFFF" w:sz="0"/>
@@ -9300,7 +13809,7 @@
           <w:p>
             <w:pPr>
               <w:spacing w:after="0" w:before="0" w:line="248"/>
-              <w:jc w:val="right"/>
+              <w:jc w:val="left"/>
             </w:pPr>
             <w:r>
               <w:rPr>
@@ -9313,6 +13822,43 @@
                 <w:sz w:val="16"/>
                 <w:szCs w:val="16"/>
               </w:rPr>
+              <w:t xml:space="preserve">何を捉えるか</w:t>
+            </w:r>
+          </w:p>
+        </w:tc>
+        <w:tc>
+          <w:tcPr>
+            <w:tcW w:type="dxa" w:w="1600"/>
+            <w:tcBorders>
+              <w:top w:val="single" w:color="C9CEDA" w:sz="2"/>
+              <w:left w:val="none" w:color="FFFFFF" w:sz="0"/>
+              <w:bottom w:val="single" w:color="C9CEDA" w:sz="2"/>
+              <w:right w:val="none" w:color="FFFFFF" w:sz="0"/>
+            </w:tcBorders>
+            <w:shd w:fill="E6F0EC" w:color="auto" w:val="clear"/>
+            <w:tcMar>
+              <w:top w:type="dxa" w:w="58"/>
+              <w:left w:type="dxa" w:w="88"/>
+              <w:bottom w:type="dxa" w:w="58"/>
+              <w:right w:type="dxa" w:w="88"/>
+            </w:tcMar>
+          </w:tcPr>
+          <w:p>
+            <w:pPr>
+              <w:spacing w:after="0" w:before="0" w:line="248"/>
+              <w:jc w:val="right"/>
+            </w:pPr>
+            <w:r>
+              <w:rPr>
+                <w:rFonts w:ascii="Yu Gothic" w:cs="Yu Gothic" w:eastAsia="Yu Gothic" w:hAnsi="Yu Gothic"/>
+                <w:b/>
+                <w:bCs/>
+                <w:i w:val="false"/>
+                <w:iCs w:val="false"/>
+                <w:color w:val="1B1F27"/>
+                <w:sz w:val="16"/>
+                <w:szCs w:val="16"/>
+              </w:rPr>
               <w:t xml:space="preserve">取得率</w:t>
             </w:r>
           </w:p>
@@ -9321,7 +13867,7 @@
       <w:tr>
         <w:tc>
           <w:tcPr>
-            <w:tcW w:type="dxa" w:w="2700"/>
+            <w:tcW w:type="dxa" w:w="2200"/>
             <w:tcBorders>
               <w:top w:val="single" w:color="C9CEDA" w:sz="2"/>
               <w:left w:val="none" w:color="FFFFFF" w:sz="0"/>
@@ -9351,13 +13897,13 @@
                 <w:sz w:val="16"/>
                 <w:szCs w:val="16"/>
               </w:rPr>
-              <w:t xml:space="preserve">R&amp;D ÷ 時価総額</w:t>
-            </w:r>
-          </w:p>
-        </w:tc>
-        <w:tc>
-          <w:tcPr>
-            <w:tcW w:type="dxa" w:w="5200"/>
+              <w:t xml:space="preserve">RD / MC</w:t>
+            </w:r>
+          </w:p>
+        </w:tc>
+        <w:tc>
+          <w:tcPr>
+            <w:tcW w:type="dxa" w:w="3400"/>
             <w:tcBorders>
               <w:top w:val="single" w:color="C9CEDA" w:sz="2"/>
               <w:left w:val="none" w:color="FFFFFF" w:sz="0"/>
@@ -9387,13 +13933,49 @@
                 <w:sz w:val="16"/>
                 <w:szCs w:val="16"/>
               </w:rPr>
-              <w:t xml:space="preserve">市場評価に対してどれだけ研究開発しているか</w:t>
-            </w:r>
-          </w:p>
-        </w:tc>
-        <w:tc>
-          <w:tcPr>
-            <w:tcW w:type="dxa" w:w="2306"/>
+              <w:t xml:space="preserve">研究開発費 ÷ 時価総額</w:t>
+            </w:r>
+          </w:p>
+        </w:tc>
+        <w:tc>
+          <w:tcPr>
+            <w:tcW w:type="dxa" w:w="3006"/>
+            <w:tcBorders>
+              <w:top w:val="single" w:color="C9CEDA" w:sz="2"/>
+              <w:left w:val="none" w:color="FFFFFF" w:sz="0"/>
+              <w:bottom w:val="single" w:color="C9CEDA" w:sz="2"/>
+              <w:right w:val="none" w:color="FFFFFF" w:sz="0"/>
+            </w:tcBorders>
+            <w:tcMar>
+              <w:top w:type="dxa" w:w="58"/>
+              <w:left w:type="dxa" w:w="88"/>
+              <w:bottom w:type="dxa" w:w="58"/>
+              <w:right w:type="dxa" w:w="88"/>
+            </w:tcMar>
+          </w:tcPr>
+          <w:p>
+            <w:pPr>
+              <w:spacing w:after="0" w:before="0" w:line="248"/>
+              <w:jc w:val="left"/>
+            </w:pPr>
+            <w:r>
+              <w:rPr>
+                <w:rFonts w:ascii="Yu Gothic" w:cs="Yu Gothic" w:eastAsia="Yu Gothic" w:hAnsi="Yu Gothic"/>
+                <w:b w:val="false"/>
+                <w:bCs w:val="false"/>
+                <w:i w:val="false"/>
+                <w:iCs w:val="false"/>
+                <w:color w:val="1B1F27"/>
+                <w:sz w:val="16"/>
+                <w:szCs w:val="16"/>
+              </w:rPr>
+              <w:t xml:space="preserve">市場評価に対する研究開発の厚み</w:t>
+            </w:r>
+          </w:p>
+        </w:tc>
+        <w:tc>
+          <w:tcPr>
+            <w:tcW w:type="dxa" w:w="1600"/>
             <w:tcBorders>
               <w:top w:val="single" w:color="C9CEDA" w:sz="2"/>
               <w:left w:val="none" w:color="FFFFFF" w:sz="0"/>
@@ -9431,7 +14013,7 @@
       <w:tr>
         <w:tc>
           <w:tcPr>
-            <w:tcW w:type="dxa" w:w="2700"/>
+            <w:tcW w:type="dxa" w:w="2200"/>
             <w:tcBorders>
               <w:top w:val="single" w:color="C9CEDA" w:sz="2"/>
               <w:left w:val="none" w:color="FFFFFF" w:sz="0"/>
@@ -9462,13 +14044,13 @@
                 <w:sz w:val="16"/>
                 <w:szCs w:val="16"/>
               </w:rPr>
-              <w:t xml:space="preserve">R&amp;D ÷ 売上高</w:t>
-            </w:r>
-          </w:p>
-        </w:tc>
-        <w:tc>
-          <w:tcPr>
-            <w:tcW w:type="dxa" w:w="5200"/>
+              <w:t xml:space="preserve">RD / Sales</w:t>
+            </w:r>
+          </w:p>
+        </w:tc>
+        <w:tc>
+          <w:tcPr>
+            <w:tcW w:type="dxa" w:w="3400"/>
             <w:tcBorders>
               <w:top w:val="single" w:color="C9CEDA" w:sz="2"/>
               <w:left w:val="none" w:color="FFFFFF" w:sz="0"/>
@@ -9499,13 +14081,50 @@
                 <w:sz w:val="16"/>
                 <w:szCs w:val="16"/>
               </w:rPr>
-              <w:t xml:space="preserve">事業規模に対してどれだけ研究開発しているか</w:t>
-            </w:r>
-          </w:p>
-        </w:tc>
-        <w:tc>
-          <w:tcPr>
-            <w:tcW w:type="dxa" w:w="2306"/>
+              <w:t xml:space="preserve">研究開発費 ÷ 売上高</w:t>
+            </w:r>
+          </w:p>
+        </w:tc>
+        <w:tc>
+          <w:tcPr>
+            <w:tcW w:type="dxa" w:w="3006"/>
+            <w:tcBorders>
+              <w:top w:val="single" w:color="C9CEDA" w:sz="2"/>
+              <w:left w:val="none" w:color="FFFFFF" w:sz="0"/>
+              <w:bottom w:val="single" w:color="C9CEDA" w:sz="2"/>
+              <w:right w:val="none" w:color="FFFFFF" w:sz="0"/>
+            </w:tcBorders>
+            <w:shd w:fill="F7F8FB" w:color="auto" w:val="clear"/>
+            <w:tcMar>
+              <w:top w:type="dxa" w:w="58"/>
+              <w:left w:type="dxa" w:w="88"/>
+              <w:bottom w:type="dxa" w:w="58"/>
+              <w:right w:type="dxa" w:w="88"/>
+            </w:tcMar>
+          </w:tcPr>
+          <w:p>
+            <w:pPr>
+              <w:spacing w:after="0" w:before="0" w:line="248"/>
+              <w:jc w:val="left"/>
+            </w:pPr>
+            <w:r>
+              <w:rPr>
+                <w:rFonts w:ascii="Yu Gothic" w:cs="Yu Gothic" w:eastAsia="Yu Gothic" w:hAnsi="Yu Gothic"/>
+                <w:b w:val="false"/>
+                <w:bCs w:val="false"/>
+                <w:i w:val="false"/>
+                <w:iCs w:val="false"/>
+                <w:color w:val="1B1F27"/>
+                <w:sz w:val="16"/>
+                <w:szCs w:val="16"/>
+              </w:rPr>
+              <w:t xml:space="preserve">事業規模に対する研究開発の厚み</w:t>
+            </w:r>
+          </w:p>
+        </w:tc>
+        <w:tc>
+          <w:tcPr>
+            <w:tcW w:type="dxa" w:w="1600"/>
             <w:tcBorders>
               <w:top w:val="single" w:color="C9CEDA" w:sz="2"/>
               <w:left w:val="none" w:color="FFFFFF" w:sz="0"/>
@@ -9542,6 +14161,1181 @@
         </w:tc>
       </w:tr>
     </w:tbl>
+    <w:p>
+      <w:pPr>
+        <w:spacing w:after="100" w:before="220"/>
+      </w:pPr>
+      <w:r>
+        <w:rPr>
+          <w:rFonts w:ascii="Yu Gothic" w:cs="Yu Gothic" w:eastAsia="Yu Gothic" w:hAnsi="Yu Gothic"/>
+          <w:b/>
+          <w:bCs/>
+          <w:i w:val="false"/>
+          <w:iCs w:val="false"/>
+          <w:color w:val="1B1F27"/>
+          <w:sz w:val="18"/>
+          <w:szCs w:val="18"/>
+        </w:rPr>
+        <w:t xml:space="preserve">研究開発費を開示していない企業の扱い</w:t>
+      </w:r>
+    </w:p>
+    <w:p>
+      <w:pPr>
+        <w:spacing w:after="130" w:before="0" w:line="300"/>
+        <w:jc w:val="left"/>
+      </w:pPr>
+      <w:r>
+        <w:rPr>
+          <w:rFonts w:ascii="Yu Gothic" w:cs="Yu Gothic" w:eastAsia="Yu Gothic" w:hAnsi="Yu Gothic"/>
+          <w:b w:val="false"/>
+          <w:bCs w:val="false"/>
+          <w:i w:val="false"/>
+          <w:iCs w:val="false"/>
+          <w:color w:val="1B1F27"/>
+          <w:sz w:val="18"/>
+          <w:szCs w:val="18"/>
+        </w:rPr>
+        <w:t xml:space="preserve">母集団の約35%は研究開発費の記載がない。これらは0として扱う。「データがないから平均値で埋める」のではなく、「記載がない＝研究開発をしていない」と解釈している。業種別の開示率がこの解釈を裏づけている。</w:t>
+      </w:r>
+    </w:p>
+    <w:p>
+      <w:pPr>
+        <w:spacing w:after="60" w:before="150"/>
+      </w:pPr>
+      <w:r>
+        <w:rPr>
+          <w:rFonts w:ascii="Yu Gothic" w:cs="Yu Gothic" w:eastAsia="Yu Gothic" w:hAnsi="Yu Gothic"/>
+          <w:b/>
+          <w:bCs/>
+          <w:i w:val="false"/>
+          <w:iCs w:val="false"/>
+          <w:color w:val="5B6373"/>
+          <w:sz w:val="16"/>
+          <w:szCs w:val="16"/>
+        </w:rPr>
+        <w:t xml:space="preserve">研究開発費の開示率（業種別・抜粋）</w:t>
+      </w:r>
+    </w:p>
+    <w:tbl>
+      <w:tblPr>
+        <w:tblW w:type="dxa" w:w="10206"/>
+        <w:tblBorders>
+          <w:top w:val="single" w:color="auto" w:sz="4"/>
+          <w:left w:val="single" w:color="auto" w:sz="4"/>
+          <w:bottom w:val="single" w:color="auto" w:sz="4"/>
+          <w:right w:val="single" w:color="auto" w:sz="4"/>
+          <w:insideH w:val="single" w:color="auto" w:sz="4"/>
+          <w:insideV w:val="single" w:color="auto" w:sz="4"/>
+        </w:tblBorders>
+      </w:tblPr>
+      <w:tblGrid>
+        <w:gridCol w:w="2553"/>
+        <w:gridCol w:w="2550"/>
+        <w:gridCol w:w="2553"/>
+        <w:gridCol w:w="2550"/>
+      </w:tblGrid>
+      <w:tr>
+        <w:trPr>
+          <w:tblHeader/>
+        </w:trPr>
+        <w:tc>
+          <w:tcPr>
+            <w:tcW w:type="dxa" w:w="2553"/>
+            <w:tcBorders>
+              <w:top w:val="single" w:color="C9CEDA" w:sz="2"/>
+              <w:left w:val="none" w:color="FFFFFF" w:sz="0"/>
+              <w:bottom w:val="single" w:color="C9CEDA" w:sz="2"/>
+              <w:right w:val="none" w:color="FFFFFF" w:sz="0"/>
+            </w:tcBorders>
+            <w:shd w:fill="E6F0EC" w:color="auto" w:val="clear"/>
+            <w:tcMar>
+              <w:top w:type="dxa" w:w="58"/>
+              <w:left w:type="dxa" w:w="88"/>
+              <w:bottom w:type="dxa" w:w="58"/>
+              <w:right w:type="dxa" w:w="88"/>
+            </w:tcMar>
+          </w:tcPr>
+          <w:p>
+            <w:pPr>
+              <w:spacing w:after="0" w:before="0" w:line="248"/>
+              <w:jc w:val="left"/>
+            </w:pPr>
+            <w:r>
+              <w:rPr>
+                <w:rFonts w:ascii="Yu Gothic" w:cs="Yu Gothic" w:eastAsia="Yu Gothic" w:hAnsi="Yu Gothic"/>
+                <w:b/>
+                <w:bCs/>
+                <w:i w:val="false"/>
+                <w:iCs w:val="false"/>
+                <w:color w:val="1B1F27"/>
+                <w:sz w:val="16"/>
+                <w:szCs w:val="16"/>
+              </w:rPr>
+              <w:t xml:space="preserve">開示率が低い業種</w:t>
+            </w:r>
+          </w:p>
+        </w:tc>
+        <w:tc>
+          <w:tcPr>
+            <w:tcW w:type="dxa" w:w="2550"/>
+            <w:tcBorders>
+              <w:top w:val="single" w:color="C9CEDA" w:sz="2"/>
+              <w:left w:val="none" w:color="FFFFFF" w:sz="0"/>
+              <w:bottom w:val="single" w:color="C9CEDA" w:sz="2"/>
+              <w:right w:val="none" w:color="FFFFFF" w:sz="0"/>
+            </w:tcBorders>
+            <w:shd w:fill="E6F0EC" w:color="auto" w:val="clear"/>
+            <w:tcMar>
+              <w:top w:type="dxa" w:w="58"/>
+              <w:left w:type="dxa" w:w="88"/>
+              <w:bottom w:type="dxa" w:w="58"/>
+              <w:right w:type="dxa" w:w="88"/>
+            </w:tcMar>
+          </w:tcPr>
+          <w:p>
+            <w:pPr>
+              <w:spacing w:after="0" w:before="0" w:line="248"/>
+              <w:jc w:val="right"/>
+            </w:pPr>
+            <w:r>
+              <w:rPr>
+                <w:rFonts w:ascii="Yu Gothic" w:cs="Yu Gothic" w:eastAsia="Yu Gothic" w:hAnsi="Yu Gothic"/>
+                <w:b/>
+                <w:bCs/>
+                <w:i w:val="false"/>
+                <w:iCs w:val="false"/>
+                <w:color w:val="1B1F27"/>
+                <w:sz w:val="16"/>
+                <w:szCs w:val="16"/>
+              </w:rPr>
+              <w:t xml:space="preserve">開示率</w:t>
+            </w:r>
+          </w:p>
+        </w:tc>
+        <w:tc>
+          <w:tcPr>
+            <w:tcW w:type="dxa" w:w="2553"/>
+            <w:tcBorders>
+              <w:top w:val="single" w:color="C9CEDA" w:sz="2"/>
+              <w:left w:val="none" w:color="FFFFFF" w:sz="0"/>
+              <w:bottom w:val="single" w:color="C9CEDA" w:sz="2"/>
+              <w:right w:val="none" w:color="FFFFFF" w:sz="0"/>
+            </w:tcBorders>
+            <w:shd w:fill="E6F0EC" w:color="auto" w:val="clear"/>
+            <w:tcMar>
+              <w:top w:type="dxa" w:w="58"/>
+              <w:left w:type="dxa" w:w="88"/>
+              <w:bottom w:type="dxa" w:w="58"/>
+              <w:right w:type="dxa" w:w="88"/>
+            </w:tcMar>
+          </w:tcPr>
+          <w:p>
+            <w:pPr>
+              <w:spacing w:after="0" w:before="0" w:line="248"/>
+              <w:jc w:val="left"/>
+            </w:pPr>
+            <w:r>
+              <w:rPr>
+                <w:rFonts w:ascii="Yu Gothic" w:cs="Yu Gothic" w:eastAsia="Yu Gothic" w:hAnsi="Yu Gothic"/>
+                <w:b/>
+                <w:bCs/>
+                <w:i w:val="false"/>
+                <w:iCs w:val="false"/>
+                <w:color w:val="1B1F27"/>
+                <w:sz w:val="16"/>
+                <w:szCs w:val="16"/>
+              </w:rPr>
+              <w:t xml:space="preserve">開示率が高い業種</w:t>
+            </w:r>
+          </w:p>
+        </w:tc>
+        <w:tc>
+          <w:tcPr>
+            <w:tcW w:type="dxa" w:w="2550"/>
+            <w:tcBorders>
+              <w:top w:val="single" w:color="C9CEDA" w:sz="2"/>
+              <w:left w:val="none" w:color="FFFFFF" w:sz="0"/>
+              <w:bottom w:val="single" w:color="C9CEDA" w:sz="2"/>
+              <w:right w:val="none" w:color="FFFFFF" w:sz="0"/>
+            </w:tcBorders>
+            <w:shd w:fill="E6F0EC" w:color="auto" w:val="clear"/>
+            <w:tcMar>
+              <w:top w:type="dxa" w:w="58"/>
+              <w:left w:type="dxa" w:w="88"/>
+              <w:bottom w:type="dxa" w:w="58"/>
+              <w:right w:type="dxa" w:w="88"/>
+            </w:tcMar>
+          </w:tcPr>
+          <w:p>
+            <w:pPr>
+              <w:spacing w:after="0" w:before="0" w:line="248"/>
+              <w:jc w:val="right"/>
+            </w:pPr>
+            <w:r>
+              <w:rPr>
+                <w:rFonts w:ascii="Yu Gothic" w:cs="Yu Gothic" w:eastAsia="Yu Gothic" w:hAnsi="Yu Gothic"/>
+                <w:b/>
+                <w:bCs/>
+                <w:i w:val="false"/>
+                <w:iCs w:val="false"/>
+                <w:color w:val="1B1F27"/>
+                <w:sz w:val="16"/>
+                <w:szCs w:val="16"/>
+              </w:rPr>
+              <w:t xml:space="preserve">開示率</w:t>
+            </w:r>
+          </w:p>
+        </w:tc>
+      </w:tr>
+      <w:tr>
+        <w:tc>
+          <w:tcPr>
+            <w:tcW w:type="dxa" w:w="2553"/>
+            <w:tcBorders>
+              <w:top w:val="single" w:color="C9CEDA" w:sz="2"/>
+              <w:left w:val="none" w:color="FFFFFF" w:sz="0"/>
+              <w:bottom w:val="single" w:color="C9CEDA" w:sz="2"/>
+              <w:right w:val="none" w:color="FFFFFF" w:sz="0"/>
+            </w:tcBorders>
+            <w:tcMar>
+              <w:top w:type="dxa" w:w="58"/>
+              <w:left w:type="dxa" w:w="88"/>
+              <w:bottom w:type="dxa" w:w="58"/>
+              <w:right w:type="dxa" w:w="88"/>
+            </w:tcMar>
+          </w:tcPr>
+          <w:p>
+            <w:pPr>
+              <w:spacing w:after="0" w:before="0" w:line="248"/>
+              <w:jc w:val="left"/>
+            </w:pPr>
+            <w:r>
+              <w:rPr>
+                <w:rFonts w:ascii="Yu Gothic" w:cs="Yu Gothic" w:eastAsia="Yu Gothic" w:hAnsi="Yu Gothic"/>
+                <w:b w:val="false"/>
+                <w:bCs w:val="false"/>
+                <w:i w:val="false"/>
+                <w:iCs w:val="false"/>
+                <w:color w:val="1B1F27"/>
+                <w:sz w:val="16"/>
+                <w:szCs w:val="16"/>
+              </w:rPr>
+              <w:t xml:space="preserve">銀行業</w:t>
+            </w:r>
+          </w:p>
+        </w:tc>
+        <w:tc>
+          <w:tcPr>
+            <w:tcW w:type="dxa" w:w="2550"/>
+            <w:tcBorders>
+              <w:top w:val="single" w:color="C9CEDA" w:sz="2"/>
+              <w:left w:val="none" w:color="FFFFFF" w:sz="0"/>
+              <w:bottom w:val="single" w:color="C9CEDA" w:sz="2"/>
+              <w:right w:val="none" w:color="FFFFFF" w:sz="0"/>
+            </w:tcBorders>
+            <w:tcMar>
+              <w:top w:type="dxa" w:w="58"/>
+              <w:left w:type="dxa" w:w="88"/>
+              <w:bottom w:type="dxa" w:w="58"/>
+              <w:right w:type="dxa" w:w="88"/>
+            </w:tcMar>
+          </w:tcPr>
+          <w:p>
+            <w:pPr>
+              <w:spacing w:after="0" w:before="0" w:line="248"/>
+              <w:jc w:val="right"/>
+            </w:pPr>
+            <w:r>
+              <w:rPr>
+                <w:rFonts w:ascii="Yu Gothic" w:cs="Yu Gothic" w:eastAsia="Yu Gothic" w:hAnsi="Yu Gothic"/>
+                <w:b w:val="false"/>
+                <w:bCs w:val="false"/>
+                <w:i w:val="false"/>
+                <w:iCs w:val="false"/>
+                <w:color w:val="1B1F27"/>
+                <w:sz w:val="16"/>
+                <w:szCs w:val="16"/>
+              </w:rPr>
+              <w:t xml:space="preserve">1.3%</w:t>
+            </w:r>
+          </w:p>
+        </w:tc>
+        <w:tc>
+          <w:tcPr>
+            <w:tcW w:type="dxa" w:w="2553"/>
+            <w:tcBorders>
+              <w:top w:val="single" w:color="C9CEDA" w:sz="2"/>
+              <w:left w:val="none" w:color="FFFFFF" w:sz="0"/>
+              <w:bottom w:val="single" w:color="C9CEDA" w:sz="2"/>
+              <w:right w:val="none" w:color="FFFFFF" w:sz="0"/>
+            </w:tcBorders>
+            <w:tcMar>
+              <w:top w:type="dxa" w:w="58"/>
+              <w:left w:type="dxa" w:w="88"/>
+              <w:bottom w:type="dxa" w:w="58"/>
+              <w:right w:type="dxa" w:w="88"/>
+            </w:tcMar>
+          </w:tcPr>
+          <w:p>
+            <w:pPr>
+              <w:spacing w:after="0" w:before="0" w:line="248"/>
+              <w:jc w:val="left"/>
+            </w:pPr>
+            <w:r>
+              <w:rPr>
+                <w:rFonts w:ascii="Yu Gothic" w:cs="Yu Gothic" w:eastAsia="Yu Gothic" w:hAnsi="Yu Gothic"/>
+                <w:b w:val="false"/>
+                <w:bCs w:val="false"/>
+                <w:i w:val="false"/>
+                <w:iCs w:val="false"/>
+                <w:color w:val="1B1F27"/>
+                <w:sz w:val="16"/>
+                <w:szCs w:val="16"/>
+              </w:rPr>
+              <w:t xml:space="preserve">ガラス・土石製品</w:t>
+            </w:r>
+          </w:p>
+        </w:tc>
+        <w:tc>
+          <w:tcPr>
+            <w:tcW w:type="dxa" w:w="2550"/>
+            <w:tcBorders>
+              <w:top w:val="single" w:color="C9CEDA" w:sz="2"/>
+              <w:left w:val="none" w:color="FFFFFF" w:sz="0"/>
+              <w:bottom w:val="single" w:color="C9CEDA" w:sz="2"/>
+              <w:right w:val="none" w:color="FFFFFF" w:sz="0"/>
+            </w:tcBorders>
+            <w:tcMar>
+              <w:top w:type="dxa" w:w="58"/>
+              <w:left w:type="dxa" w:w="88"/>
+              <w:bottom w:type="dxa" w:w="58"/>
+              <w:right w:type="dxa" w:w="88"/>
+            </w:tcMar>
+          </w:tcPr>
+          <w:p>
+            <w:pPr>
+              <w:spacing w:after="0" w:before="0" w:line="248"/>
+              <w:jc w:val="right"/>
+            </w:pPr>
+            <w:r>
+              <w:rPr>
+                <w:rFonts w:ascii="Yu Gothic" w:cs="Yu Gothic" w:eastAsia="Yu Gothic" w:hAnsi="Yu Gothic"/>
+                <w:b w:val="false"/>
+                <w:bCs w:val="false"/>
+                <w:i w:val="false"/>
+                <w:iCs w:val="false"/>
+                <w:color w:val="1B1F27"/>
+                <w:sz w:val="16"/>
+                <w:szCs w:val="16"/>
+              </w:rPr>
+              <w:t xml:space="preserve">100.0%</w:t>
+            </w:r>
+          </w:p>
+        </w:tc>
+      </w:tr>
+      <w:tr>
+        <w:tc>
+          <w:tcPr>
+            <w:tcW w:type="dxa" w:w="2553"/>
+            <w:tcBorders>
+              <w:top w:val="single" w:color="C9CEDA" w:sz="2"/>
+              <w:left w:val="none" w:color="FFFFFF" w:sz="0"/>
+              <w:bottom w:val="single" w:color="C9CEDA" w:sz="2"/>
+              <w:right w:val="none" w:color="FFFFFF" w:sz="0"/>
+            </w:tcBorders>
+            <w:shd w:fill="F7F8FB" w:color="auto" w:val="clear"/>
+            <w:tcMar>
+              <w:top w:type="dxa" w:w="58"/>
+              <w:left w:type="dxa" w:w="88"/>
+              <w:bottom w:type="dxa" w:w="58"/>
+              <w:right w:type="dxa" w:w="88"/>
+            </w:tcMar>
+          </w:tcPr>
+          <w:p>
+            <w:pPr>
+              <w:spacing w:after="0" w:before="0" w:line="248"/>
+              <w:jc w:val="left"/>
+            </w:pPr>
+            <w:r>
+              <w:rPr>
+                <w:rFonts w:ascii="Yu Gothic" w:cs="Yu Gothic" w:eastAsia="Yu Gothic" w:hAnsi="Yu Gothic"/>
+                <w:b w:val="false"/>
+                <w:bCs w:val="false"/>
+                <w:i w:val="false"/>
+                <w:iCs w:val="false"/>
+                <w:color w:val="1B1F27"/>
+                <w:sz w:val="16"/>
+                <w:szCs w:val="16"/>
+              </w:rPr>
+              <w:t xml:space="preserve">その他金融業</w:t>
+            </w:r>
+          </w:p>
+        </w:tc>
+        <w:tc>
+          <w:tcPr>
+            <w:tcW w:type="dxa" w:w="2550"/>
+            <w:tcBorders>
+              <w:top w:val="single" w:color="C9CEDA" w:sz="2"/>
+              <w:left w:val="none" w:color="FFFFFF" w:sz="0"/>
+              <w:bottom w:val="single" w:color="C9CEDA" w:sz="2"/>
+              <w:right w:val="none" w:color="FFFFFF" w:sz="0"/>
+            </w:tcBorders>
+            <w:shd w:fill="F7F8FB" w:color="auto" w:val="clear"/>
+            <w:tcMar>
+              <w:top w:type="dxa" w:w="58"/>
+              <w:left w:type="dxa" w:w="88"/>
+              <w:bottom w:type="dxa" w:w="58"/>
+              <w:right w:type="dxa" w:w="88"/>
+            </w:tcMar>
+          </w:tcPr>
+          <w:p>
+            <w:pPr>
+              <w:spacing w:after="0" w:before="0" w:line="248"/>
+              <w:jc w:val="right"/>
+            </w:pPr>
+            <w:r>
+              <w:rPr>
+                <w:rFonts w:ascii="Yu Gothic" w:cs="Yu Gothic" w:eastAsia="Yu Gothic" w:hAnsi="Yu Gothic"/>
+                <w:b w:val="false"/>
+                <w:bCs w:val="false"/>
+                <w:i w:val="false"/>
+                <w:iCs w:val="false"/>
+                <w:color w:val="1B1F27"/>
+                <w:sz w:val="16"/>
+                <w:szCs w:val="16"/>
+              </w:rPr>
+              <w:t xml:space="preserve">5.6%</w:t>
+            </w:r>
+          </w:p>
+        </w:tc>
+        <w:tc>
+          <w:tcPr>
+            <w:tcW w:type="dxa" w:w="2553"/>
+            <w:tcBorders>
+              <w:top w:val="single" w:color="C9CEDA" w:sz="2"/>
+              <w:left w:val="none" w:color="FFFFFF" w:sz="0"/>
+              <w:bottom w:val="single" w:color="C9CEDA" w:sz="2"/>
+              <w:right w:val="none" w:color="FFFFFF" w:sz="0"/>
+            </w:tcBorders>
+            <w:shd w:fill="F7F8FB" w:color="auto" w:val="clear"/>
+            <w:tcMar>
+              <w:top w:type="dxa" w:w="58"/>
+              <w:left w:type="dxa" w:w="88"/>
+              <w:bottom w:type="dxa" w:w="58"/>
+              <w:right w:type="dxa" w:w="88"/>
+            </w:tcMar>
+          </w:tcPr>
+          <w:p>
+            <w:pPr>
+              <w:spacing w:after="0" w:before="0" w:line="248"/>
+              <w:jc w:val="left"/>
+            </w:pPr>
+            <w:r>
+              <w:rPr>
+                <w:rFonts w:ascii="Yu Gothic" w:cs="Yu Gothic" w:eastAsia="Yu Gothic" w:hAnsi="Yu Gothic"/>
+                <w:b w:val="false"/>
+                <w:bCs w:val="false"/>
+                <w:i w:val="false"/>
+                <w:iCs w:val="false"/>
+                <w:color w:val="1B1F27"/>
+                <w:sz w:val="16"/>
+                <w:szCs w:val="16"/>
+              </w:rPr>
+              <w:t xml:space="preserve">輸送用機器</w:t>
+            </w:r>
+          </w:p>
+        </w:tc>
+        <w:tc>
+          <w:tcPr>
+            <w:tcW w:type="dxa" w:w="2550"/>
+            <w:tcBorders>
+              <w:top w:val="single" w:color="C9CEDA" w:sz="2"/>
+              <w:left w:val="none" w:color="FFFFFF" w:sz="0"/>
+              <w:bottom w:val="single" w:color="C9CEDA" w:sz="2"/>
+              <w:right w:val="none" w:color="FFFFFF" w:sz="0"/>
+            </w:tcBorders>
+            <w:shd w:fill="F7F8FB" w:color="auto" w:val="clear"/>
+            <w:tcMar>
+              <w:top w:type="dxa" w:w="58"/>
+              <w:left w:type="dxa" w:w="88"/>
+              <w:bottom w:type="dxa" w:w="58"/>
+              <w:right w:type="dxa" w:w="88"/>
+            </w:tcMar>
+          </w:tcPr>
+          <w:p>
+            <w:pPr>
+              <w:spacing w:after="0" w:before="0" w:line="248"/>
+              <w:jc w:val="right"/>
+            </w:pPr>
+            <w:r>
+              <w:rPr>
+                <w:rFonts w:ascii="Yu Gothic" w:cs="Yu Gothic" w:eastAsia="Yu Gothic" w:hAnsi="Yu Gothic"/>
+                <w:b w:val="false"/>
+                <w:bCs w:val="false"/>
+                <w:i w:val="false"/>
+                <w:iCs w:val="false"/>
+                <w:color w:val="1B1F27"/>
+                <w:sz w:val="16"/>
+                <w:szCs w:val="16"/>
+              </w:rPr>
+              <w:t xml:space="preserve">98.8%</w:t>
+            </w:r>
+          </w:p>
+        </w:tc>
+      </w:tr>
+      <w:tr>
+        <w:tc>
+          <w:tcPr>
+            <w:tcW w:type="dxa" w:w="2553"/>
+            <w:tcBorders>
+              <w:top w:val="single" w:color="C9CEDA" w:sz="2"/>
+              <w:left w:val="none" w:color="FFFFFF" w:sz="0"/>
+              <w:bottom w:val="single" w:color="C9CEDA" w:sz="2"/>
+              <w:right w:val="none" w:color="FFFFFF" w:sz="0"/>
+            </w:tcBorders>
+            <w:tcMar>
+              <w:top w:type="dxa" w:w="58"/>
+              <w:left w:type="dxa" w:w="88"/>
+              <w:bottom w:type="dxa" w:w="58"/>
+              <w:right w:type="dxa" w:w="88"/>
+            </w:tcMar>
+          </w:tcPr>
+          <w:p>
+            <w:pPr>
+              <w:spacing w:after="0" w:before="0" w:line="248"/>
+              <w:jc w:val="left"/>
+            </w:pPr>
+            <w:r>
+              <w:rPr>
+                <w:rFonts w:ascii="Yu Gothic" w:cs="Yu Gothic" w:eastAsia="Yu Gothic" w:hAnsi="Yu Gothic"/>
+                <w:b w:val="false"/>
+                <w:bCs w:val="false"/>
+                <w:i w:val="false"/>
+                <w:iCs w:val="false"/>
+                <w:color w:val="1B1F27"/>
+                <w:sz w:val="16"/>
+                <w:szCs w:val="16"/>
+              </w:rPr>
+              <w:t xml:space="preserve">不動産業</w:t>
+            </w:r>
+          </w:p>
+        </w:tc>
+        <w:tc>
+          <w:tcPr>
+            <w:tcW w:type="dxa" w:w="2550"/>
+            <w:tcBorders>
+              <w:top w:val="single" w:color="C9CEDA" w:sz="2"/>
+              <w:left w:val="none" w:color="FFFFFF" w:sz="0"/>
+              <w:bottom w:val="single" w:color="C9CEDA" w:sz="2"/>
+              <w:right w:val="none" w:color="FFFFFF" w:sz="0"/>
+            </w:tcBorders>
+            <w:tcMar>
+              <w:top w:type="dxa" w:w="58"/>
+              <w:left w:type="dxa" w:w="88"/>
+              <w:bottom w:type="dxa" w:w="58"/>
+              <w:right w:type="dxa" w:w="88"/>
+            </w:tcMar>
+          </w:tcPr>
+          <w:p>
+            <w:pPr>
+              <w:spacing w:after="0" w:before="0" w:line="248"/>
+              <w:jc w:val="right"/>
+            </w:pPr>
+            <w:r>
+              <w:rPr>
+                <w:rFonts w:ascii="Yu Gothic" w:cs="Yu Gothic" w:eastAsia="Yu Gothic" w:hAnsi="Yu Gothic"/>
+                <w:b w:val="false"/>
+                <w:bCs w:val="false"/>
+                <w:i w:val="false"/>
+                <w:iCs w:val="false"/>
+                <w:color w:val="1B1F27"/>
+                <w:sz w:val="16"/>
+                <w:szCs w:val="16"/>
+              </w:rPr>
+              <w:t xml:space="preserve">8.6%</w:t>
+            </w:r>
+          </w:p>
+        </w:tc>
+        <w:tc>
+          <w:tcPr>
+            <w:tcW w:type="dxa" w:w="2553"/>
+            <w:tcBorders>
+              <w:top w:val="single" w:color="C9CEDA" w:sz="2"/>
+              <w:left w:val="none" w:color="FFFFFF" w:sz="0"/>
+              <w:bottom w:val="single" w:color="C9CEDA" w:sz="2"/>
+              <w:right w:val="none" w:color="FFFFFF" w:sz="0"/>
+            </w:tcBorders>
+            <w:tcMar>
+              <w:top w:type="dxa" w:w="58"/>
+              <w:left w:type="dxa" w:w="88"/>
+              <w:bottom w:type="dxa" w:w="58"/>
+              <w:right w:type="dxa" w:w="88"/>
+            </w:tcMar>
+          </w:tcPr>
+          <w:p>
+            <w:pPr>
+              <w:spacing w:after="0" w:before="0" w:line="248"/>
+              <w:jc w:val="left"/>
+            </w:pPr>
+            <w:r>
+              <w:rPr>
+                <w:rFonts w:ascii="Yu Gothic" w:cs="Yu Gothic" w:eastAsia="Yu Gothic" w:hAnsi="Yu Gothic"/>
+                <w:b w:val="false"/>
+                <w:bCs w:val="false"/>
+                <w:i w:val="false"/>
+                <w:iCs w:val="false"/>
+                <w:color w:val="1B1F27"/>
+                <w:sz w:val="16"/>
+                <w:szCs w:val="16"/>
+              </w:rPr>
+              <w:t xml:space="preserve">医薬品</w:t>
+            </w:r>
+          </w:p>
+        </w:tc>
+        <w:tc>
+          <w:tcPr>
+            <w:tcW w:type="dxa" w:w="2550"/>
+            <w:tcBorders>
+              <w:top w:val="single" w:color="C9CEDA" w:sz="2"/>
+              <w:left w:val="none" w:color="FFFFFF" w:sz="0"/>
+              <w:bottom w:val="single" w:color="C9CEDA" w:sz="2"/>
+              <w:right w:val="none" w:color="FFFFFF" w:sz="0"/>
+            </w:tcBorders>
+            <w:tcMar>
+              <w:top w:type="dxa" w:w="58"/>
+              <w:left w:type="dxa" w:w="88"/>
+              <w:bottom w:type="dxa" w:w="58"/>
+              <w:right w:type="dxa" w:w="88"/>
+            </w:tcMar>
+          </w:tcPr>
+          <w:p>
+            <w:pPr>
+              <w:spacing w:after="0" w:before="0" w:line="248"/>
+              <w:jc w:val="right"/>
+            </w:pPr>
+            <w:r>
+              <w:rPr>
+                <w:rFonts w:ascii="Yu Gothic" w:cs="Yu Gothic" w:eastAsia="Yu Gothic" w:hAnsi="Yu Gothic"/>
+                <w:b w:val="false"/>
+                <w:bCs w:val="false"/>
+                <w:i w:val="false"/>
+                <w:iCs w:val="false"/>
+                <w:color w:val="1B1F27"/>
+                <w:sz w:val="16"/>
+                <w:szCs w:val="16"/>
+              </w:rPr>
+              <w:t xml:space="preserve">98.6%</w:t>
+            </w:r>
+          </w:p>
+        </w:tc>
+      </w:tr>
+      <w:tr>
+        <w:tc>
+          <w:tcPr>
+            <w:tcW w:type="dxa" w:w="2553"/>
+            <w:tcBorders>
+              <w:top w:val="single" w:color="C9CEDA" w:sz="2"/>
+              <w:left w:val="none" w:color="FFFFFF" w:sz="0"/>
+              <w:bottom w:val="single" w:color="C9CEDA" w:sz="2"/>
+              <w:right w:val="none" w:color="FFFFFF" w:sz="0"/>
+            </w:tcBorders>
+            <w:shd w:fill="F7F8FB" w:color="auto" w:val="clear"/>
+            <w:tcMar>
+              <w:top w:type="dxa" w:w="58"/>
+              <w:left w:type="dxa" w:w="88"/>
+              <w:bottom w:type="dxa" w:w="58"/>
+              <w:right w:type="dxa" w:w="88"/>
+            </w:tcMar>
+          </w:tcPr>
+          <w:p>
+            <w:pPr>
+              <w:spacing w:after="0" w:before="0" w:line="248"/>
+              <w:jc w:val="left"/>
+            </w:pPr>
+            <w:r>
+              <w:rPr>
+                <w:rFonts w:ascii="Yu Gothic" w:cs="Yu Gothic" w:eastAsia="Yu Gothic" w:hAnsi="Yu Gothic"/>
+                <w:b w:val="false"/>
+                <w:bCs w:val="false"/>
+                <w:i w:val="false"/>
+                <w:iCs w:val="false"/>
+                <w:color w:val="1B1F27"/>
+                <w:sz w:val="16"/>
+                <w:szCs w:val="16"/>
+              </w:rPr>
+              <w:t xml:space="preserve">小売業</w:t>
+            </w:r>
+          </w:p>
+        </w:tc>
+        <w:tc>
+          <w:tcPr>
+            <w:tcW w:type="dxa" w:w="2550"/>
+            <w:tcBorders>
+              <w:top w:val="single" w:color="C9CEDA" w:sz="2"/>
+              <w:left w:val="none" w:color="FFFFFF" w:sz="0"/>
+              <w:bottom w:val="single" w:color="C9CEDA" w:sz="2"/>
+              <w:right w:val="none" w:color="FFFFFF" w:sz="0"/>
+            </w:tcBorders>
+            <w:shd w:fill="F7F8FB" w:color="auto" w:val="clear"/>
+            <w:tcMar>
+              <w:top w:type="dxa" w:w="58"/>
+              <w:left w:type="dxa" w:w="88"/>
+              <w:bottom w:type="dxa" w:w="58"/>
+              <w:right w:type="dxa" w:w="88"/>
+            </w:tcMar>
+          </w:tcPr>
+          <w:p>
+            <w:pPr>
+              <w:spacing w:after="0" w:before="0" w:line="248"/>
+              <w:jc w:val="right"/>
+            </w:pPr>
+            <w:r>
+              <w:rPr>
+                <w:rFonts w:ascii="Yu Gothic" w:cs="Yu Gothic" w:eastAsia="Yu Gothic" w:hAnsi="Yu Gothic"/>
+                <w:b w:val="false"/>
+                <w:bCs w:val="false"/>
+                <w:i w:val="false"/>
+                <w:iCs w:val="false"/>
+                <w:color w:val="1B1F27"/>
+                <w:sz w:val="16"/>
+                <w:szCs w:val="16"/>
+              </w:rPr>
+              <w:t xml:space="preserve">9.5%</w:t>
+            </w:r>
+          </w:p>
+        </w:tc>
+        <w:tc>
+          <w:tcPr>
+            <w:tcW w:type="dxa" w:w="2553"/>
+            <w:tcBorders>
+              <w:top w:val="single" w:color="C9CEDA" w:sz="2"/>
+              <w:left w:val="none" w:color="FFFFFF" w:sz="0"/>
+              <w:bottom w:val="single" w:color="C9CEDA" w:sz="2"/>
+              <w:right w:val="none" w:color="FFFFFF" w:sz="0"/>
+            </w:tcBorders>
+            <w:shd w:fill="F7F8FB" w:color="auto" w:val="clear"/>
+            <w:tcMar>
+              <w:top w:type="dxa" w:w="58"/>
+              <w:left w:type="dxa" w:w="88"/>
+              <w:bottom w:type="dxa" w:w="58"/>
+              <w:right w:type="dxa" w:w="88"/>
+            </w:tcMar>
+          </w:tcPr>
+          <w:p>
+            <w:pPr>
+              <w:spacing w:after="0" w:before="0" w:line="248"/>
+              <w:jc w:val="left"/>
+            </w:pPr>
+            <w:r>
+              <w:rPr>
+                <w:rFonts w:ascii="Yu Gothic" w:cs="Yu Gothic" w:eastAsia="Yu Gothic" w:hAnsi="Yu Gothic"/>
+                <w:b w:val="false"/>
+                <w:bCs w:val="false"/>
+                <w:i w:val="false"/>
+                <w:iCs w:val="false"/>
+                <w:color w:val="1B1F27"/>
+                <w:sz w:val="16"/>
+                <w:szCs w:val="16"/>
+              </w:rPr>
+              <w:t xml:space="preserve">電気機器</w:t>
+            </w:r>
+          </w:p>
+        </w:tc>
+        <w:tc>
+          <w:tcPr>
+            <w:tcW w:type="dxa" w:w="2550"/>
+            <w:tcBorders>
+              <w:top w:val="single" w:color="C9CEDA" w:sz="2"/>
+              <w:left w:val="none" w:color="FFFFFF" w:sz="0"/>
+              <w:bottom w:val="single" w:color="C9CEDA" w:sz="2"/>
+              <w:right w:val="none" w:color="FFFFFF" w:sz="0"/>
+            </w:tcBorders>
+            <w:shd w:fill="F7F8FB" w:color="auto" w:val="clear"/>
+            <w:tcMar>
+              <w:top w:type="dxa" w:w="58"/>
+              <w:left w:type="dxa" w:w="88"/>
+              <w:bottom w:type="dxa" w:w="58"/>
+              <w:right w:type="dxa" w:w="88"/>
+            </w:tcMar>
+          </w:tcPr>
+          <w:p>
+            <w:pPr>
+              <w:spacing w:after="0" w:before="0" w:line="248"/>
+              <w:jc w:val="right"/>
+            </w:pPr>
+            <w:r>
+              <w:rPr>
+                <w:rFonts w:ascii="Yu Gothic" w:cs="Yu Gothic" w:eastAsia="Yu Gothic" w:hAnsi="Yu Gothic"/>
+                <w:b w:val="false"/>
+                <w:bCs w:val="false"/>
+                <w:i w:val="false"/>
+                <w:iCs w:val="false"/>
+                <w:color w:val="1B1F27"/>
+                <w:sz w:val="16"/>
+                <w:szCs w:val="16"/>
+              </w:rPr>
+              <w:t xml:space="preserve">98.2%</w:t>
+            </w:r>
+          </w:p>
+        </w:tc>
+      </w:tr>
+      <w:tr>
+        <w:tc>
+          <w:tcPr>
+            <w:tcW w:type="dxa" w:w="2553"/>
+            <w:tcBorders>
+              <w:top w:val="single" w:color="C9CEDA" w:sz="2"/>
+              <w:left w:val="none" w:color="FFFFFF" w:sz="0"/>
+              <w:bottom w:val="single" w:color="C9CEDA" w:sz="2"/>
+              <w:right w:val="none" w:color="FFFFFF" w:sz="0"/>
+            </w:tcBorders>
+            <w:tcMar>
+              <w:top w:type="dxa" w:w="58"/>
+              <w:left w:type="dxa" w:w="88"/>
+              <w:bottom w:type="dxa" w:w="58"/>
+              <w:right w:type="dxa" w:w="88"/>
+            </w:tcMar>
+          </w:tcPr>
+          <w:p>
+            <w:pPr>
+              <w:spacing w:after="0" w:before="0" w:line="248"/>
+              <w:jc w:val="left"/>
+            </w:pPr>
+            <w:r>
+              <w:rPr>
+                <w:rFonts w:ascii="Yu Gothic" w:cs="Yu Gothic" w:eastAsia="Yu Gothic" w:hAnsi="Yu Gothic"/>
+                <w:b w:val="false"/>
+                <w:bCs w:val="false"/>
+                <w:i w:val="false"/>
+                <w:iCs w:val="false"/>
+                <w:color w:val="1B1F27"/>
+                <w:sz w:val="16"/>
+                <w:szCs w:val="16"/>
+              </w:rPr>
+              <w:t xml:space="preserve">サービス業</w:t>
+            </w:r>
+          </w:p>
+        </w:tc>
+        <w:tc>
+          <w:tcPr>
+            <w:tcW w:type="dxa" w:w="2550"/>
+            <w:tcBorders>
+              <w:top w:val="single" w:color="C9CEDA" w:sz="2"/>
+              <w:left w:val="none" w:color="FFFFFF" w:sz="0"/>
+              <w:bottom w:val="single" w:color="C9CEDA" w:sz="2"/>
+              <w:right w:val="none" w:color="FFFFFF" w:sz="0"/>
+            </w:tcBorders>
+            <w:tcMar>
+              <w:top w:type="dxa" w:w="58"/>
+              <w:left w:type="dxa" w:w="88"/>
+              <w:bottom w:type="dxa" w:w="58"/>
+              <w:right w:type="dxa" w:w="88"/>
+            </w:tcMar>
+          </w:tcPr>
+          <w:p>
+            <w:pPr>
+              <w:spacing w:after="0" w:before="0" w:line="248"/>
+              <w:jc w:val="right"/>
+            </w:pPr>
+            <w:r>
+              <w:rPr>
+                <w:rFonts w:ascii="Yu Gothic" w:cs="Yu Gothic" w:eastAsia="Yu Gothic" w:hAnsi="Yu Gothic"/>
+                <w:b w:val="false"/>
+                <w:bCs w:val="false"/>
+                <w:i w:val="false"/>
+                <w:iCs w:val="false"/>
+                <w:color w:val="1B1F27"/>
+                <w:sz w:val="16"/>
+                <w:szCs w:val="16"/>
+              </w:rPr>
+              <w:t xml:space="preserve">24.1%</w:t>
+            </w:r>
+          </w:p>
+        </w:tc>
+        <w:tc>
+          <w:tcPr>
+            <w:tcW w:type="dxa" w:w="2553"/>
+            <w:tcBorders>
+              <w:top w:val="single" w:color="C9CEDA" w:sz="2"/>
+              <w:left w:val="none" w:color="FFFFFF" w:sz="0"/>
+              <w:bottom w:val="single" w:color="C9CEDA" w:sz="2"/>
+              <w:right w:val="none" w:color="FFFFFF" w:sz="0"/>
+            </w:tcBorders>
+            <w:tcMar>
+              <w:top w:type="dxa" w:w="58"/>
+              <w:left w:type="dxa" w:w="88"/>
+              <w:bottom w:type="dxa" w:w="58"/>
+              <w:right w:type="dxa" w:w="88"/>
+            </w:tcMar>
+          </w:tcPr>
+          <w:p>
+            <w:pPr>
+              <w:spacing w:after="0" w:before="0" w:line="248"/>
+              <w:jc w:val="left"/>
+            </w:pPr>
+            <w:r>
+              <w:rPr>
+                <w:rFonts w:ascii="Yu Gothic" w:cs="Yu Gothic" w:eastAsia="Yu Gothic" w:hAnsi="Yu Gothic"/>
+                <w:b w:val="false"/>
+                <w:bCs w:val="false"/>
+                <w:i w:val="false"/>
+                <w:iCs w:val="false"/>
+                <w:color w:val="1B1F27"/>
+                <w:sz w:val="16"/>
+                <w:szCs w:val="16"/>
+              </w:rPr>
+              <w:t xml:space="preserve">化学</w:t>
+            </w:r>
+          </w:p>
+        </w:tc>
+        <w:tc>
+          <w:tcPr>
+            <w:tcW w:type="dxa" w:w="2550"/>
+            <w:tcBorders>
+              <w:top w:val="single" w:color="C9CEDA" w:sz="2"/>
+              <w:left w:val="none" w:color="FFFFFF" w:sz="0"/>
+              <w:bottom w:val="single" w:color="C9CEDA" w:sz="2"/>
+              <w:right w:val="none" w:color="FFFFFF" w:sz="0"/>
+            </w:tcBorders>
+            <w:tcMar>
+              <w:top w:type="dxa" w:w="58"/>
+              <w:left w:type="dxa" w:w="88"/>
+              <w:bottom w:type="dxa" w:w="58"/>
+              <w:right w:type="dxa" w:w="88"/>
+            </w:tcMar>
+          </w:tcPr>
+          <w:p>
+            <w:pPr>
+              <w:spacing w:after="0" w:before="0" w:line="248"/>
+              <w:jc w:val="right"/>
+            </w:pPr>
+            <w:r>
+              <w:rPr>
+                <w:rFonts w:ascii="Yu Gothic" w:cs="Yu Gothic" w:eastAsia="Yu Gothic" w:hAnsi="Yu Gothic"/>
+                <w:b w:val="false"/>
+                <w:bCs w:val="false"/>
+                <w:i w:val="false"/>
+                <w:iCs w:val="false"/>
+                <w:color w:val="1B1F27"/>
+                <w:sz w:val="16"/>
+                <w:szCs w:val="16"/>
+              </w:rPr>
+              <w:t xml:space="preserve">98.0%</w:t>
+            </w:r>
+          </w:p>
+        </w:tc>
+      </w:tr>
+      <w:tr>
+        <w:tc>
+          <w:tcPr>
+            <w:tcW w:type="dxa" w:w="2553"/>
+            <w:tcBorders>
+              <w:top w:val="single" w:color="C9CEDA" w:sz="2"/>
+              <w:left w:val="none" w:color="FFFFFF" w:sz="0"/>
+              <w:bottom w:val="single" w:color="C9CEDA" w:sz="2"/>
+              <w:right w:val="none" w:color="FFFFFF" w:sz="0"/>
+            </w:tcBorders>
+            <w:shd w:fill="F7F8FB" w:color="auto" w:val="clear"/>
+            <w:tcMar>
+              <w:top w:type="dxa" w:w="58"/>
+              <w:left w:type="dxa" w:w="88"/>
+              <w:bottom w:type="dxa" w:w="58"/>
+              <w:right w:type="dxa" w:w="88"/>
+            </w:tcMar>
+          </w:tcPr>
+          <w:p>
+            <w:pPr>
+              <w:spacing w:after="0" w:before="0" w:line="248"/>
+              <w:jc w:val="left"/>
+            </w:pPr>
+            <w:r>
+              <w:rPr>
+                <w:rFonts w:ascii="Yu Gothic" w:cs="Yu Gothic" w:eastAsia="Yu Gothic" w:hAnsi="Yu Gothic"/>
+                <w:b w:val="false"/>
+                <w:bCs w:val="false"/>
+                <w:i w:val="false"/>
+                <w:iCs w:val="false"/>
+                <w:color w:val="1B1F27"/>
+                <w:sz w:val="16"/>
+                <w:szCs w:val="16"/>
+              </w:rPr>
+              <w:t xml:space="preserve">情報・通信業</w:t>
+            </w:r>
+          </w:p>
+        </w:tc>
+        <w:tc>
+          <w:tcPr>
+            <w:tcW w:type="dxa" w:w="2550"/>
+            <w:tcBorders>
+              <w:top w:val="single" w:color="C9CEDA" w:sz="2"/>
+              <w:left w:val="none" w:color="FFFFFF" w:sz="0"/>
+              <w:bottom w:val="single" w:color="C9CEDA" w:sz="2"/>
+              <w:right w:val="none" w:color="FFFFFF" w:sz="0"/>
+            </w:tcBorders>
+            <w:shd w:fill="F7F8FB" w:color="auto" w:val="clear"/>
+            <w:tcMar>
+              <w:top w:type="dxa" w:w="58"/>
+              <w:left w:type="dxa" w:w="88"/>
+              <w:bottom w:type="dxa" w:w="58"/>
+              <w:right w:type="dxa" w:w="88"/>
+            </w:tcMar>
+          </w:tcPr>
+          <w:p>
+            <w:pPr>
+              <w:spacing w:after="0" w:before="0" w:line="248"/>
+              <w:jc w:val="right"/>
+            </w:pPr>
+            <w:r>
+              <w:rPr>
+                <w:rFonts w:ascii="Yu Gothic" w:cs="Yu Gothic" w:eastAsia="Yu Gothic" w:hAnsi="Yu Gothic"/>
+                <w:b w:val="false"/>
+                <w:bCs w:val="false"/>
+                <w:i w:val="false"/>
+                <w:iCs w:val="false"/>
+                <w:color w:val="1B1F27"/>
+                <w:sz w:val="16"/>
+                <w:szCs w:val="16"/>
+              </w:rPr>
+              <w:t xml:space="preserve">56.8%</w:t>
+            </w:r>
+          </w:p>
+        </w:tc>
+        <w:tc>
+          <w:tcPr>
+            <w:tcW w:type="dxa" w:w="2553"/>
+            <w:tcBorders>
+              <w:top w:val="single" w:color="C9CEDA" w:sz="2"/>
+              <w:left w:val="none" w:color="FFFFFF" w:sz="0"/>
+              <w:bottom w:val="single" w:color="C9CEDA" w:sz="2"/>
+              <w:right w:val="none" w:color="FFFFFF" w:sz="0"/>
+            </w:tcBorders>
+            <w:shd w:fill="F7F8FB" w:color="auto" w:val="clear"/>
+            <w:tcMar>
+              <w:top w:type="dxa" w:w="58"/>
+              <w:left w:type="dxa" w:w="88"/>
+              <w:bottom w:type="dxa" w:w="58"/>
+              <w:right w:type="dxa" w:w="88"/>
+            </w:tcMar>
+          </w:tcPr>
+          <w:p>
+            <w:pPr>
+              <w:spacing w:after="0" w:before="0" w:line="248"/>
+              <w:jc w:val="left"/>
+            </w:pPr>
+            <w:r>
+              <w:rPr>
+                <w:rFonts w:ascii="Yu Gothic" w:cs="Yu Gothic" w:eastAsia="Yu Gothic" w:hAnsi="Yu Gothic"/>
+                <w:b w:val="false"/>
+                <w:bCs w:val="false"/>
+                <w:i w:val="false"/>
+                <w:iCs w:val="false"/>
+                <w:color w:val="1B1F27"/>
+                <w:sz w:val="16"/>
+                <w:szCs w:val="16"/>
+              </w:rPr>
+              <w:t xml:space="preserve">機械</w:t>
+            </w:r>
+          </w:p>
+        </w:tc>
+        <w:tc>
+          <w:tcPr>
+            <w:tcW w:type="dxa" w:w="2550"/>
+            <w:tcBorders>
+              <w:top w:val="single" w:color="C9CEDA" w:sz="2"/>
+              <w:left w:val="none" w:color="FFFFFF" w:sz="0"/>
+              <w:bottom w:val="single" w:color="C9CEDA" w:sz="2"/>
+              <w:right w:val="none" w:color="FFFFFF" w:sz="0"/>
+            </w:tcBorders>
+            <w:shd w:fill="F7F8FB" w:color="auto" w:val="clear"/>
+            <w:tcMar>
+              <w:top w:type="dxa" w:w="58"/>
+              <w:left w:type="dxa" w:w="88"/>
+              <w:bottom w:type="dxa" w:w="58"/>
+              <w:right w:type="dxa" w:w="88"/>
+            </w:tcMar>
+          </w:tcPr>
+          <w:p>
+            <w:pPr>
+              <w:spacing w:after="0" w:before="0" w:line="248"/>
+              <w:jc w:val="right"/>
+            </w:pPr>
+            <w:r>
+              <w:rPr>
+                <w:rFonts w:ascii="Yu Gothic" w:cs="Yu Gothic" w:eastAsia="Yu Gothic" w:hAnsi="Yu Gothic"/>
+                <w:b w:val="false"/>
+                <w:bCs w:val="false"/>
+                <w:i w:val="false"/>
+                <w:iCs w:val="false"/>
+                <w:color w:val="1B1F27"/>
+                <w:sz w:val="16"/>
+                <w:szCs w:val="16"/>
+              </w:rPr>
+              <w:t xml:space="preserve">97.6%</w:t>
+            </w:r>
+          </w:p>
+        </w:tc>
+      </w:tr>
+    </w:tbl>
+    <w:p>
+      <w:pPr>
+        <w:pBdr>
+          <w:left w:val="single" w:color="1F5B4E" w:sz="18" w:space="10"/>
+        </w:pBdr>
+        <w:shd w:fill="E6F0EC" w:color="auto" w:val="clear"/>
+        <w:spacing w:after="190" w:before="170" w:line="300"/>
+        <w:ind w:left="130" w:right="130"/>
+      </w:pPr>
+      <w:r>
+        <w:rPr>
+          <w:rFonts w:ascii="Yu Gothic" w:cs="Yu Gothic" w:eastAsia="Yu Gothic" w:hAnsi="Yu Gothic"/>
+          <w:b w:val="false"/>
+          <w:bCs w:val="false"/>
+          <w:i w:val="false"/>
+          <w:iCs w:val="false"/>
+          <w:color w:val="1B1F27"/>
+          <w:sz w:val="18"/>
+          <w:szCs w:val="18"/>
+        </w:rPr>
+        <w:t xml:space="preserve">この軸の位置づけ — 本軸が測っているのは「イノベーションへの投資量」であって、「構造変化の恩恵を受けるかどうか」そのものではない。研究開発をしていても報われるとは限らないし、研究開発を伴わない構造変化の受益者もいる。この読み替えを承知したうえで使う必要がある。</w:t>
+      </w:r>
+    </w:p>
+    <w:p>
+      <w:pPr>
+        <w:spacing w:after="100" w:before="220"/>
+      </w:pPr>
+      <w:r>
+        <w:rPr>
+          <w:rFonts w:ascii="Yu Gothic" w:cs="Yu Gothic" w:eastAsia="Yu Gothic" w:hAnsi="Yu Gothic"/>
+          <w:b/>
+          <w:bCs/>
+          <w:i w:val="false"/>
+          <w:iCs w:val="false"/>
+          <w:color w:val="1B1F27"/>
+          <w:sz w:val="18"/>
+          <w:szCs w:val="18"/>
+        </w:rPr>
+        <w:t xml:space="preserve">本来使うべき指標と、使えなかった理由</w:t>
+      </w:r>
+    </w:p>
+    <w:p>
+      <w:pPr>
+        <w:spacing w:after="130" w:before="0" w:line="300"/>
+        <w:jc w:val="left"/>
+      </w:pPr>
+      <w:r>
+        <w:rPr>
+          <w:rFonts w:ascii="Yu Gothic" w:cs="Yu Gothic" w:eastAsia="Yu Gothic" w:hAnsi="Yu Gothic"/>
+          <w:b w:val="false"/>
+          <w:bCs w:val="false"/>
+          <w:i w:val="false"/>
+          <w:iCs w:val="false"/>
+          <w:color w:val="1B1F27"/>
+          <w:sz w:val="18"/>
+          <w:szCs w:val="18"/>
+        </w:rPr>
+        <w:t xml:space="preserve">「構造変化の恩恵」を直接測る学術指標は存在する。Caskurlu, Hoberg &amp; Phillips (2024) は特許のテキストを機械学習で埋め込み、複数産業にまたがる技術的破壊を事前に検出する指標を構成した。ただしこれは米国の特許データベースを前提としており、日本企業・手元データでは実装できない。研究開発集約度は、実装できる範囲で最も出典の確かな代替である。</w:t>
+      </w:r>
+    </w:p>
     <w:p>
       <w:pPr>
         <w:spacing w:after="150" w:before="110" w:line="285"/>
@@ -9557,7 +15351,7 @@
           <w:sz w:val="16"/>
           <w:szCs w:val="16"/>
         </w:rPr>
-        <w:t xml:space="preserve">本軸は「イノベーションへの投資量」を測るものであって、「構造変化の恩恵を受けるか」そのものではない。この読み替えは第13章に記載する。</w:t>
+        <w:t xml:space="preserve">注意点。研究開発集約度は業種性が強く、33業種の分類だけで62%が説明できる。ただし以前のキーワード方式（同99.4%）と比べれば、38%は個社固有の情報になっている。</w:t>
       </w:r>
     </w:p>
     <w:p>
@@ -9608,7 +15402,7 @@
           <w:sz w:val="17"/>
           <w:szCs w:val="17"/>
         </w:rPr>
-        <w:t xml:space="preserve">Basu (1977) Journal of Finance 32(3) ／ Fama &amp; French (1992) Journal of Finance 47(2) ／ Greenblatt (2005) The Little Book That Beats the Market</w:t>
+        <w:t xml:space="preserve">Basu (1977) Journal of Finance 32(3), pp.663-682／Fama &amp; French (1992) Journal of Finance 47(2), pp.427-465／Greenblatt (2005) The Little Book That Beats the Market</w:t>
       </w:r>
     </w:p>
     <w:p>
@@ -9627,103 +15421,559 @@
           <w:sz w:val="18"/>
           <w:szCs w:val="18"/>
         </w:rPr>
-        <w:t xml:space="preserve">3つの古典的な割安尺度を順位化して平均する。分子が利益・自己資本・EBITと異なるので、一つの会計項目のクセに引きずられにくい。</w:t>
+        <w:t xml:space="preserve">「高すぎないか」を測る。同じ会社でも、買う値段が違えば投資としての成否は変わる。割安さの指標は古くから研究されており、本方式では性質の異なる3つを併用する。</w:t>
       </w:r>
     </w:p>
+    <w:tbl>
+      <w:tblPr>
+        <w:tblW w:type="dxa" w:w="10206"/>
+        <w:tblBorders>
+          <w:top w:val="single" w:color="auto" w:sz="4"/>
+          <w:left w:val="single" w:color="auto" w:sz="4"/>
+          <w:bottom w:val="single" w:color="auto" w:sz="4"/>
+          <w:right w:val="single" w:color="auto" w:sz="4"/>
+          <w:insideH w:val="single" w:color="auto" w:sz="4"/>
+          <w:insideV w:val="single" w:color="auto" w:sz="4"/>
+        </w:tblBorders>
+      </w:tblPr>
+      <w:tblGrid>
+        <w:gridCol w:w="9106"/>
+        <w:gridCol w:w="1100"/>
+      </w:tblGrid>
+      <w:tr>
+        <w:tc>
+          <w:tcPr>
+            <w:tcW w:type="dxa" w:w="9106"/>
+            <w:tcBorders>
+              <w:top w:val="none" w:color="FFFFFF" w:sz="0"/>
+              <w:left w:val="none" w:color="FFFFFF" w:sz="0"/>
+              <w:bottom w:val="none" w:color="FFFFFF" w:sz="0"/>
+              <w:right w:val="none" w:color="FFFFFF" w:sz="0"/>
+            </w:tcBorders>
+            <w:tcMar>
+              <w:top w:type="dxa" w:w="90"/>
+              <w:left w:type="dxa" w:w="0"/>
+              <w:bottom w:type="dxa" w:w="90"/>
+              <w:right w:type="dxa" w:w="0"/>
+            </w:tcMar>
+          </w:tcPr>
+          <w:p>
+            <w:pPr>
+              <w:spacing w:after="0" w:before="0"/>
+              <w:jc w:val="center"/>
+            </w:pPr>
+            <w:r>
+              <w:drawing>
+                <wp:inline distT="0" distB="0" distL="0" distR="0">
+                  <wp:extent cx="3762375" cy="342900"/>
+                  <wp:effectExtent t="0" r="0" b="0" l="0"/>
+                  <wp:docPr id="1" name="" descr="" title=""/>
+                  <wp:cNvGraphicFramePr>
+                    <a:graphicFrameLocks xmlns:a="http://schemas.openxmlformats.org/drawingml/2006/main" noChangeAspect="1"/>
+                  </wp:cNvGraphicFramePr>
+                  <a:graphic xmlns:a="http://schemas.openxmlformats.org/drawingml/2006/main">
+                    <a:graphicData uri="http://schemas.openxmlformats.org/drawingml/2006/picture">
+                      <pic:pic xmlns:pic="http://schemas.openxmlformats.org/drawingml/2006/picture">
+                        <pic:nvPicPr>
+                          <pic:cNvPr id="0" name="" descr=""/>
+                          <pic:cNvPicPr>
+                            <a:picLocks noChangeAspect="1" noChangeArrowheads="1"/>
+                          </pic:cNvPicPr>
+                        </pic:nvPicPr>
+                        <pic:blipFill>
+                          <a:blip r:embed="rId19" cstate="none"/>
+                          <a:srcRect/>
+                          <a:stretch>
+                            <a:fillRect/>
+                          </a:stretch>
+                        </pic:blipFill>
+                        <pic:spPr bwMode="auto">
+                          <a:xfrm>
+                            <a:off x="0" y="0"/>
+                            <a:ext cx="3762375" cy="342900"/>
+                          </a:xfrm>
+                          <a:prstGeom prst="rect">
+                            <a:avLst/>
+                          </a:prstGeom>
+                        </pic:spPr>
+                      </pic:pic>
+                    </a:graphicData>
+                  </a:graphic>
+                </wp:inline>
+              </w:drawing>
+            </w:r>
+          </w:p>
+        </w:tc>
+        <w:tc>
+          <w:tcPr>
+            <w:tcW w:type="dxa" w:w="1100"/>
+            <w:tcBorders>
+              <w:top w:val="none" w:color="FFFFFF" w:sz="0"/>
+              <w:left w:val="none" w:color="FFFFFF" w:sz="0"/>
+              <w:bottom w:val="none" w:color="FFFFFF" w:sz="0"/>
+              <w:right w:val="none" w:color="FFFFFF" w:sz="0"/>
+            </w:tcBorders>
+            <w:tcMar>
+              <w:top w:type="dxa" w:w="90"/>
+              <w:left w:type="dxa" w:w="0"/>
+              <w:bottom w:type="dxa" w:w="90"/>
+              <w:right w:type="dxa" w:w="0"/>
+            </w:tcMar>
+            <w:vAlign w:val="center"/>
+          </w:tcPr>
+          <w:p>
+            <w:pPr>
+              <w:spacing w:after="0" w:before="0"/>
+              <w:jc w:val="right"/>
+            </w:pPr>
+            <w:r>
+              <w:rPr>
+                <w:rFonts w:ascii="Yu Gothic" w:cs="Yu Gothic" w:eastAsia="Yu Gothic" w:hAnsi="Yu Gothic"/>
+                <w:b w:val="false"/>
+                <w:bCs w:val="false"/>
+                <w:i w:val="false"/>
+                <w:iCs w:val="false"/>
+                <w:color w:val="1B1F27"/>
+                <w:sz w:val="17"/>
+                <w:szCs w:val="17"/>
+              </w:rPr>
+              <w:t xml:space="preserve">(14)</w:t>
+            </w:r>
+          </w:p>
+        </w:tc>
+      </w:tr>
+    </w:tbl>
     <w:p>
       <w:pPr>
-        <w:shd w:fill="F2F4F8" w:color="auto" w:val="clear"/>
-        <w:spacing w:after="0" w:before="140" w:line="265"/>
-        <w:ind w:left="130" w:right="130"/>
+        <w:spacing w:after="130" w:before="20"/>
+        <w:jc w:val="center"/>
       </w:pPr>
       <w:r>
         <w:rPr>
-          <w:rFonts w:ascii="SFMono-Regular" w:cs="SFMono-Regular" w:eastAsia="SFMono-Regular" w:hAnsi="SFMono-Regular"/>
-          <w:color w:val="1B1F27"/>
+          <w:rFonts w:ascii="Yu Gothic" w:cs="Yu Gothic" w:eastAsia="Yu Gothic" w:hAnsi="Yu Gothic"/>
+          <w:b w:val="false"/>
+          <w:bCs w:val="false"/>
+          <w:i w:val="false"/>
+          <w:iCs w:val="false"/>
+          <w:color w:val="5B6373"/>
           <w:sz w:val="15"/>
           <w:szCs w:val="15"/>
         </w:rPr>
-        <w:t xml:space="preserve">Price = 平均( 順位(E/P), 順位(B/M), 順位(EBIT/EV) )</w:t>
+        <w:t xml:space="preserve">④Price の定義。3つの割安尺度の順位点の平均。</w:t>
       </w:r>
     </w:p>
+    <w:tbl>
+      <w:tblPr>
+        <w:tblW w:type="dxa" w:w="10206"/>
+        <w:tblBorders>
+          <w:top w:val="single" w:color="auto" w:sz="4"/>
+          <w:left w:val="single" w:color="auto" w:sz="4"/>
+          <w:bottom w:val="single" w:color="auto" w:sz="4"/>
+          <w:right w:val="single" w:color="auto" w:sz="4"/>
+          <w:insideH w:val="single" w:color="auto" w:sz="4"/>
+          <w:insideV w:val="single" w:color="auto" w:sz="4"/>
+        </w:tblBorders>
+      </w:tblPr>
+      <w:tblGrid>
+        <w:gridCol w:w="9106"/>
+        <w:gridCol w:w="1100"/>
+      </w:tblGrid>
+      <w:tr>
+        <w:tc>
+          <w:tcPr>
+            <w:tcW w:type="dxa" w:w="9106"/>
+            <w:tcBorders>
+              <w:top w:val="none" w:color="FFFFFF" w:sz="0"/>
+              <w:left w:val="none" w:color="FFFFFF" w:sz="0"/>
+              <w:bottom w:val="none" w:color="FFFFFF" w:sz="0"/>
+              <w:right w:val="none" w:color="FFFFFF" w:sz="0"/>
+            </w:tcBorders>
+            <w:tcMar>
+              <w:top w:type="dxa" w:w="90"/>
+              <w:left w:type="dxa" w:w="0"/>
+              <w:bottom w:type="dxa" w:w="90"/>
+              <w:right w:type="dxa" w:w="0"/>
+            </w:tcMar>
+          </w:tcPr>
+          <w:p>
+            <w:pPr>
+              <w:spacing w:after="0" w:before="0"/>
+              <w:jc w:val="center"/>
+            </w:pPr>
+            <w:r>
+              <w:drawing>
+                <wp:inline distT="0" distB="0" distL="0" distR="0">
+                  <wp:extent cx="2714625" cy="400050"/>
+                  <wp:effectExtent t="0" r="0" b="0" l="0"/>
+                  <wp:docPr id="1" name="" descr="" title=""/>
+                  <wp:cNvGraphicFramePr>
+                    <a:graphicFrameLocks xmlns:a="http://schemas.openxmlformats.org/drawingml/2006/main" noChangeAspect="1"/>
+                  </wp:cNvGraphicFramePr>
+                  <a:graphic xmlns:a="http://schemas.openxmlformats.org/drawingml/2006/main">
+                    <a:graphicData uri="http://schemas.openxmlformats.org/drawingml/2006/picture">
+                      <pic:pic xmlns:pic="http://schemas.openxmlformats.org/drawingml/2006/picture">
+                        <pic:nvPicPr>
+                          <pic:cNvPr id="0" name="" descr=""/>
+                          <pic:cNvPicPr>
+                            <a:picLocks noChangeAspect="1" noChangeArrowheads="1"/>
+                          </pic:cNvPicPr>
+                        </pic:nvPicPr>
+                        <pic:blipFill>
+                          <a:blip r:embed="rId20" cstate="none"/>
+                          <a:srcRect/>
+                          <a:stretch>
+                            <a:fillRect/>
+                          </a:stretch>
+                        </pic:blipFill>
+                        <pic:spPr bwMode="auto">
+                          <a:xfrm>
+                            <a:off x="0" y="0"/>
+                            <a:ext cx="2714625" cy="400050"/>
+                          </a:xfrm>
+                          <a:prstGeom prst="rect">
+                            <a:avLst/>
+                          </a:prstGeom>
+                        </pic:spPr>
+                      </pic:pic>
+                    </a:graphicData>
+                  </a:graphic>
+                </wp:inline>
+              </w:drawing>
+            </w:r>
+          </w:p>
+        </w:tc>
+        <w:tc>
+          <w:tcPr>
+            <w:tcW w:type="dxa" w:w="1100"/>
+            <w:tcBorders>
+              <w:top w:val="none" w:color="FFFFFF" w:sz="0"/>
+              <w:left w:val="none" w:color="FFFFFF" w:sz="0"/>
+              <w:bottom w:val="none" w:color="FFFFFF" w:sz="0"/>
+              <w:right w:val="none" w:color="FFFFFF" w:sz="0"/>
+            </w:tcBorders>
+            <w:tcMar>
+              <w:top w:type="dxa" w:w="90"/>
+              <w:left w:type="dxa" w:w="0"/>
+              <w:bottom w:type="dxa" w:w="90"/>
+              <w:right w:type="dxa" w:w="0"/>
+            </w:tcMar>
+            <w:vAlign w:val="center"/>
+          </w:tcPr>
+          <w:p>
+            <w:pPr>
+              <w:spacing w:after="0" w:before="0"/>
+              <w:jc w:val="right"/>
+            </w:pPr>
+            <w:r>
+              <w:rPr>
+                <w:rFonts w:ascii="Yu Gothic" w:cs="Yu Gothic" w:eastAsia="Yu Gothic" w:hAnsi="Yu Gothic"/>
+                <w:b w:val="false"/>
+                <w:bCs w:val="false"/>
+                <w:i w:val="false"/>
+                <w:iCs w:val="false"/>
+                <w:color w:val="1B1F27"/>
+                <w:sz w:val="17"/>
+                <w:szCs w:val="17"/>
+              </w:rPr>
+              <w:t xml:space="preserve">(15)</w:t>
+            </w:r>
+          </w:p>
+        </w:tc>
+      </w:tr>
+    </w:tbl>
     <w:p>
       <w:pPr>
-        <w:shd w:fill="F2F4F8" w:color="auto" w:val="clear"/>
-        <w:spacing w:after="0" w:before="0" w:line="265"/>
-        <w:ind w:left="130" w:right="130"/>
+        <w:spacing w:after="130" w:before="20"/>
+        <w:jc w:val="center"/>
       </w:pPr>
       <w:r>
         <w:rPr>
-          <w:rFonts w:ascii="SFMono-Regular" w:cs="SFMono-Regular" w:eastAsia="SFMono-Regular" w:hAnsi="SFMono-Regular"/>
-          <w:color w:val="1B1F27"/>
+          <w:rFonts w:ascii="Yu Gothic" w:cs="Yu Gothic" w:eastAsia="Yu Gothic" w:hAnsi="Yu Gothic"/>
+          <w:b w:val="false"/>
+          <w:bCs w:val="false"/>
+          <w:i w:val="false"/>
+          <w:iCs w:val="false"/>
+          <w:color w:val="5B6373"/>
           <w:sz w:val="15"/>
           <w:szCs w:val="15"/>
         </w:rPr>
-        <w:t xml:space="preserve"> </w:t>
+        <w:t xml:space="preserve">益回り（Basu 1977）と純資産倍率の逆数（Fama &amp; French 1992）。</w:t>
       </w:r>
     </w:p>
+    <w:tbl>
+      <w:tblPr>
+        <w:tblW w:type="dxa" w:w="10206"/>
+        <w:tblBorders>
+          <w:top w:val="single" w:color="auto" w:sz="4"/>
+          <w:left w:val="single" w:color="auto" w:sz="4"/>
+          <w:bottom w:val="single" w:color="auto" w:sz="4"/>
+          <w:right w:val="single" w:color="auto" w:sz="4"/>
+          <w:insideH w:val="single" w:color="auto" w:sz="4"/>
+          <w:insideV w:val="single" w:color="auto" w:sz="4"/>
+        </w:tblBorders>
+      </w:tblPr>
+      <w:tblGrid>
+        <w:gridCol w:w="9106"/>
+        <w:gridCol w:w="1100"/>
+      </w:tblGrid>
+      <w:tr>
+        <w:tc>
+          <w:tcPr>
+            <w:tcW w:type="dxa" w:w="9106"/>
+            <w:tcBorders>
+              <w:top w:val="none" w:color="FFFFFF" w:sz="0"/>
+              <w:left w:val="none" w:color="FFFFFF" w:sz="0"/>
+              <w:bottom w:val="none" w:color="FFFFFF" w:sz="0"/>
+              <w:right w:val="none" w:color="FFFFFF" w:sz="0"/>
+            </w:tcBorders>
+            <w:tcMar>
+              <w:top w:type="dxa" w:w="90"/>
+              <w:left w:type="dxa" w:w="0"/>
+              <w:bottom w:type="dxa" w:w="90"/>
+              <w:right w:type="dxa" w:w="0"/>
+            </w:tcMar>
+          </w:tcPr>
+          <w:p>
+            <w:pPr>
+              <w:spacing w:after="0" w:before="0"/>
+              <w:jc w:val="center"/>
+            </w:pPr>
+            <w:r>
+              <w:drawing>
+                <wp:inline distT="0" distB="0" distL="0" distR="0">
+                  <wp:extent cx="4391025" cy="390525"/>
+                  <wp:effectExtent t="0" r="0" b="0" l="0"/>
+                  <wp:docPr id="1" name="" descr="" title=""/>
+                  <wp:cNvGraphicFramePr>
+                    <a:graphicFrameLocks xmlns:a="http://schemas.openxmlformats.org/drawingml/2006/main" noChangeAspect="1"/>
+                  </wp:cNvGraphicFramePr>
+                  <a:graphic xmlns:a="http://schemas.openxmlformats.org/drawingml/2006/main">
+                    <a:graphicData uri="http://schemas.openxmlformats.org/drawingml/2006/picture">
+                      <pic:pic xmlns:pic="http://schemas.openxmlformats.org/drawingml/2006/picture">
+                        <pic:nvPicPr>
+                          <pic:cNvPr id="0" name="" descr=""/>
+                          <pic:cNvPicPr>
+                            <a:picLocks noChangeAspect="1" noChangeArrowheads="1"/>
+                          </pic:cNvPicPr>
+                        </pic:nvPicPr>
+                        <pic:blipFill>
+                          <a:blip r:embed="rId21" cstate="none"/>
+                          <a:srcRect/>
+                          <a:stretch>
+                            <a:fillRect/>
+                          </a:stretch>
+                        </pic:blipFill>
+                        <pic:spPr bwMode="auto">
+                          <a:xfrm>
+                            <a:off x="0" y="0"/>
+                            <a:ext cx="4391025" cy="390525"/>
+                          </a:xfrm>
+                          <a:prstGeom prst="rect">
+                            <a:avLst/>
+                          </a:prstGeom>
+                        </pic:spPr>
+                      </pic:pic>
+                    </a:graphicData>
+                  </a:graphic>
+                </wp:inline>
+              </w:drawing>
+            </w:r>
+          </w:p>
+        </w:tc>
+        <w:tc>
+          <w:tcPr>
+            <w:tcW w:type="dxa" w:w="1100"/>
+            <w:tcBorders>
+              <w:top w:val="none" w:color="FFFFFF" w:sz="0"/>
+              <w:left w:val="none" w:color="FFFFFF" w:sz="0"/>
+              <w:bottom w:val="none" w:color="FFFFFF" w:sz="0"/>
+              <w:right w:val="none" w:color="FFFFFF" w:sz="0"/>
+            </w:tcBorders>
+            <w:tcMar>
+              <w:top w:type="dxa" w:w="90"/>
+              <w:left w:type="dxa" w:w="0"/>
+              <w:bottom w:type="dxa" w:w="90"/>
+              <w:right w:type="dxa" w:w="0"/>
+            </w:tcMar>
+            <w:vAlign w:val="center"/>
+          </w:tcPr>
+          <w:p>
+            <w:pPr>
+              <w:spacing w:after="0" w:before="0"/>
+              <w:jc w:val="right"/>
+            </w:pPr>
+            <w:r>
+              <w:rPr>
+                <w:rFonts w:ascii="Yu Gothic" w:cs="Yu Gothic" w:eastAsia="Yu Gothic" w:hAnsi="Yu Gothic"/>
+                <w:b w:val="false"/>
+                <w:bCs w:val="false"/>
+                <w:i w:val="false"/>
+                <w:iCs w:val="false"/>
+                <w:color w:val="1B1F27"/>
+                <w:sz w:val="17"/>
+                <w:szCs w:val="17"/>
+              </w:rPr>
+              <w:t xml:space="preserve">(16)</w:t>
+            </w:r>
+          </w:p>
+        </w:tc>
+      </w:tr>
+    </w:tbl>
     <w:p>
       <w:pPr>
-        <w:shd w:fill="F2F4F8" w:color="auto" w:val="clear"/>
-        <w:spacing w:after="0" w:before="0" w:line="265"/>
-        <w:ind w:left="130" w:right="130"/>
+        <w:spacing w:after="130" w:before="20"/>
+        <w:jc w:val="center"/>
       </w:pPr>
       <w:r>
         <w:rPr>
-          <w:rFonts w:ascii="SFMono-Regular" w:cs="SFMono-Regular" w:eastAsia="SFMono-Regular" w:hAnsi="SFMono-Regular"/>
-          <w:color w:val="1B1F27"/>
+          <w:rFonts w:ascii="Yu Gothic" w:cs="Yu Gothic" w:eastAsia="Yu Gothic" w:hAnsi="Yu Gothic"/>
+          <w:b w:val="false"/>
+          <w:bCs w:val="false"/>
+          <w:i w:val="false"/>
+          <w:iCs w:val="false"/>
+          <w:color w:val="5B6373"/>
           <w:sz w:val="15"/>
           <w:szCs w:val="15"/>
         </w:rPr>
-        <w:t xml:space="preserve">E/P     = 当期純利益 ÷ 時価総額      （Basu 1977）</w:t>
+        <w:t xml:space="preserve">企業価値に対する営業利益（Greenblatt 2005）。借入と手元現金を調整した割安さ。</w:t>
       </w:r>
     </w:p>
+    <w:tbl>
+      <w:tblPr>
+        <w:tblW w:type="dxa" w:w="10206"/>
+        <w:tblBorders>
+          <w:top w:val="single" w:color="auto" w:sz="4"/>
+          <w:left w:val="single" w:color="auto" w:sz="4"/>
+          <w:bottom w:val="single" w:color="auto" w:sz="4"/>
+          <w:right w:val="single" w:color="auto" w:sz="4"/>
+          <w:insideH w:val="single" w:color="auto" w:sz="4"/>
+          <w:insideV w:val="single" w:color="auto" w:sz="4"/>
+        </w:tblBorders>
+      </w:tblPr>
+      <w:tblGrid>
+        <w:gridCol w:w="9106"/>
+        <w:gridCol w:w="1100"/>
+      </w:tblGrid>
+      <w:tr>
+        <w:tc>
+          <w:tcPr>
+            <w:tcW w:type="dxa" w:w="9106"/>
+            <w:tcBorders>
+              <w:top w:val="none" w:color="FFFFFF" w:sz="0"/>
+              <w:left w:val="none" w:color="FFFFFF" w:sz="0"/>
+              <w:bottom w:val="none" w:color="FFFFFF" w:sz="0"/>
+              <w:right w:val="none" w:color="FFFFFF" w:sz="0"/>
+            </w:tcBorders>
+            <w:tcMar>
+              <w:top w:type="dxa" w:w="90"/>
+              <w:left w:type="dxa" w:w="0"/>
+              <w:bottom w:type="dxa" w:w="90"/>
+              <w:right w:type="dxa" w:w="0"/>
+            </w:tcMar>
+          </w:tcPr>
+          <w:p>
+            <w:pPr>
+              <w:spacing w:after="0" w:before="0"/>
+              <w:jc w:val="center"/>
+            </w:pPr>
+            <w:r>
+              <w:drawing>
+                <wp:inline distT="0" distB="0" distL="0" distR="0">
+                  <wp:extent cx="1495425" cy="276225"/>
+                  <wp:effectExtent t="0" r="0" b="0" l="0"/>
+                  <wp:docPr id="1" name="" descr="" title=""/>
+                  <wp:cNvGraphicFramePr>
+                    <a:graphicFrameLocks xmlns:a="http://schemas.openxmlformats.org/drawingml/2006/main" noChangeAspect="1"/>
+                  </wp:cNvGraphicFramePr>
+                  <a:graphic xmlns:a="http://schemas.openxmlformats.org/drawingml/2006/main">
+                    <a:graphicData uri="http://schemas.openxmlformats.org/drawingml/2006/picture">
+                      <pic:pic xmlns:pic="http://schemas.openxmlformats.org/drawingml/2006/picture">
+                        <pic:nvPicPr>
+                          <pic:cNvPr id="0" name="" descr=""/>
+                          <pic:cNvPicPr>
+                            <a:picLocks noChangeAspect="1" noChangeArrowheads="1"/>
+                          </pic:cNvPicPr>
+                        </pic:nvPicPr>
+                        <pic:blipFill>
+                          <a:blip r:embed="rId22" cstate="none"/>
+                          <a:srcRect/>
+                          <a:stretch>
+                            <a:fillRect/>
+                          </a:stretch>
+                        </pic:blipFill>
+                        <pic:spPr bwMode="auto">
+                          <a:xfrm>
+                            <a:off x="0" y="0"/>
+                            <a:ext cx="1495425" cy="276225"/>
+                          </a:xfrm>
+                          <a:prstGeom prst="rect">
+                            <a:avLst/>
+                          </a:prstGeom>
+                        </pic:spPr>
+                      </pic:pic>
+                    </a:graphicData>
+                  </a:graphic>
+                </wp:inline>
+              </w:drawing>
+            </w:r>
+          </w:p>
+        </w:tc>
+        <w:tc>
+          <w:tcPr>
+            <w:tcW w:type="dxa" w:w="1100"/>
+            <w:tcBorders>
+              <w:top w:val="none" w:color="FFFFFF" w:sz="0"/>
+              <w:left w:val="none" w:color="FFFFFF" w:sz="0"/>
+              <w:bottom w:val="none" w:color="FFFFFF" w:sz="0"/>
+              <w:right w:val="none" w:color="FFFFFF" w:sz="0"/>
+            </w:tcBorders>
+            <w:tcMar>
+              <w:top w:type="dxa" w:w="90"/>
+              <w:left w:type="dxa" w:w="0"/>
+              <w:bottom w:type="dxa" w:w="90"/>
+              <w:right w:type="dxa" w:w="0"/>
+            </w:tcMar>
+            <w:vAlign w:val="center"/>
+          </w:tcPr>
+          <w:p>
+            <w:pPr>
+              <w:spacing w:after="0" w:before="0"/>
+              <w:jc w:val="right"/>
+            </w:pPr>
+            <w:r>
+              <w:rPr>
+                <w:rFonts w:ascii="Yu Gothic" w:cs="Yu Gothic" w:eastAsia="Yu Gothic" w:hAnsi="Yu Gothic"/>
+                <w:b w:val="false"/>
+                <w:bCs w:val="false"/>
+                <w:i w:val="false"/>
+                <w:iCs w:val="false"/>
+                <w:color w:val="1B1F27"/>
+                <w:sz w:val="17"/>
+                <w:szCs w:val="17"/>
+              </w:rPr>
+              <w:t xml:space="preserve">(17)</w:t>
+            </w:r>
+          </w:p>
+        </w:tc>
+      </w:tr>
+    </w:tbl>
     <w:p>
       <w:pPr>
-        <w:shd w:fill="F2F4F8" w:color="auto" w:val="clear"/>
-        <w:spacing w:after="0" w:before="0" w:line="265"/>
-        <w:ind w:left="130" w:right="130"/>
+        <w:spacing w:after="130" w:before="20"/>
+        <w:jc w:val="center"/>
       </w:pPr>
       <w:r>
         <w:rPr>
-          <w:rFonts w:ascii="SFMono-Regular" w:cs="SFMono-Regular" w:eastAsia="SFMono-Regular" w:hAnsi="SFMono-Regular"/>
-          <w:color w:val="1B1F27"/>
+          <w:rFonts w:ascii="Yu Gothic" w:cs="Yu Gothic" w:eastAsia="Yu Gothic" w:hAnsi="Yu Gothic"/>
+          <w:b w:val="false"/>
+          <w:bCs w:val="false"/>
+          <w:i w:val="false"/>
+          <w:iCs w:val="false"/>
+          <w:color w:val="5B6373"/>
           <w:sz w:val="15"/>
           <w:szCs w:val="15"/>
         </w:rPr>
-        <w:t xml:space="preserve">B/M     = 自己資本 ÷ 時価総額        （Fama-French 1992）</w:t>
-      </w:r>
-    </w:p>
-    <w:p>
-      <w:pPr>
-        <w:shd w:fill="F2F4F8" w:color="auto" w:val="clear"/>
-        <w:spacing w:after="0" w:before="0" w:line="265"/>
-        <w:ind w:left="130" w:right="130"/>
-      </w:pPr>
-      <w:r>
-        <w:rPr>
-          <w:rFonts w:ascii="SFMono-Regular" w:cs="SFMono-Regular" w:eastAsia="SFMono-Regular" w:hAnsi="SFMono-Regular"/>
-          <w:color w:val="1B1F27"/>
-          <w:sz w:val="15"/>
-          <w:szCs w:val="15"/>
-        </w:rPr>
-        <w:t xml:space="preserve">EBIT/EV = 営業利益 ÷ 企業価値        （Greenblatt 2005）</w:t>
-      </w:r>
-    </w:p>
-    <w:p>
-      <w:pPr>
-        <w:shd w:fill="F2F4F8" w:color="auto" w:val="clear"/>
-        <w:spacing w:after="160" w:before="0" w:line="265"/>
-        <w:ind w:left="130" w:right="130"/>
-      </w:pPr>
-      <w:r>
-        <w:rPr>
-          <w:rFonts w:ascii="SFMono-Regular" w:cs="SFMono-Regular" w:eastAsia="SFMono-Regular" w:hAnsi="SFMono-Regular"/>
-          <w:color w:val="1B1F27"/>
-          <w:sz w:val="15"/>
-          <w:szCs w:val="15"/>
-        </w:rPr>
-        <w:t xml:space="preserve">EV      = 時価総額 + 有利子負債 − 現預金</w:t>
+        <w:t xml:space="preserve">時価総額。株式数と株価はどちらも同一時点の実勢値を用いる。</w:t>
       </w:r>
     </w:p>
     <w:p>
@@ -9741,7 +15991,7 @@
           <w:sz w:val="16"/>
           <w:szCs w:val="16"/>
         </w:rPr>
-        <w:t xml:space="preserve">成分の意味</w:t>
+        <w:t xml:space="preserve">3指標の性格の違い</w:t>
       </w:r>
     </w:p>
     <w:tbl>
@@ -9757,9 +16007,10 @@
         </w:tblBorders>
       </w:tblPr>
       <w:tblGrid>
-        <w:gridCol w:w="2700"/>
-        <w:gridCol w:w="5200"/>
-        <w:gridCol w:w="2306"/>
+        <w:gridCol w:w="1700"/>
+        <w:gridCol w:w="2500"/>
+        <w:gridCol w:w="4400"/>
+        <w:gridCol w:w="1606"/>
       </w:tblGrid>
       <w:tr>
         <w:trPr>
@@ -9767,7 +16018,7 @@
         </w:trPr>
         <w:tc>
           <w:tcPr>
-            <w:tcW w:type="dxa" w:w="2700"/>
+            <w:tcW w:type="dxa" w:w="1700"/>
             <w:tcBorders>
               <w:top w:val="single" w:color="C9CEDA" w:sz="2"/>
               <w:left w:val="none" w:color="FFFFFF" w:sz="0"/>
@@ -9798,13 +16049,13 @@
                 <w:sz w:val="16"/>
                 <w:szCs w:val="16"/>
               </w:rPr>
-              <w:t xml:space="preserve">成分</w:t>
-            </w:r>
-          </w:p>
-        </w:tc>
-        <w:tc>
-          <w:tcPr>
-            <w:tcW w:type="dxa" w:w="5200"/>
+              <w:t xml:space="preserve">指標</w:t>
+            </w:r>
+          </w:p>
+        </w:tc>
+        <w:tc>
+          <w:tcPr>
+            <w:tcW w:type="dxa" w:w="2500"/>
             <w:tcBorders>
               <w:top w:val="single" w:color="C9CEDA" w:sz="2"/>
               <w:left w:val="none" w:color="FFFFFF" w:sz="0"/>
@@ -9841,7 +16092,7 @@
         </w:tc>
         <w:tc>
           <w:tcPr>
-            <w:tcW w:type="dxa" w:w="2306"/>
+            <w:tcW w:type="dxa" w:w="4400"/>
             <w:tcBorders>
               <w:top w:val="single" w:color="C9CEDA" w:sz="2"/>
               <w:left w:val="none" w:color="FFFFFF" w:sz="0"/>
@@ -9859,7 +16110,7 @@
           <w:p>
             <w:pPr>
               <w:spacing w:after="0" w:before="0" w:line="248"/>
-              <w:jc w:val="right"/>
+              <w:jc w:val="left"/>
             </w:pPr>
             <w:r>
               <w:rPr>
@@ -9872,6 +16123,43 @@
                 <w:sz w:val="16"/>
                 <w:szCs w:val="16"/>
               </w:rPr>
+              <w:t xml:space="preserve">強みと弱み</w:t>
+            </w:r>
+          </w:p>
+        </w:tc>
+        <w:tc>
+          <w:tcPr>
+            <w:tcW w:type="dxa" w:w="1606"/>
+            <w:tcBorders>
+              <w:top w:val="single" w:color="C9CEDA" w:sz="2"/>
+              <w:left w:val="none" w:color="FFFFFF" w:sz="0"/>
+              <w:bottom w:val="single" w:color="C9CEDA" w:sz="2"/>
+              <w:right w:val="none" w:color="FFFFFF" w:sz="0"/>
+            </w:tcBorders>
+            <w:shd w:fill="E6F0EC" w:color="auto" w:val="clear"/>
+            <w:tcMar>
+              <w:top w:type="dxa" w:w="58"/>
+              <w:left w:type="dxa" w:w="88"/>
+              <w:bottom w:type="dxa" w:w="58"/>
+              <w:right w:type="dxa" w:w="88"/>
+            </w:tcMar>
+          </w:tcPr>
+          <w:p>
+            <w:pPr>
+              <w:spacing w:after="0" w:before="0" w:line="248"/>
+              <w:jc w:val="right"/>
+            </w:pPr>
+            <w:r>
+              <w:rPr>
+                <w:rFonts w:ascii="Yu Gothic" w:cs="Yu Gothic" w:eastAsia="Yu Gothic" w:hAnsi="Yu Gothic"/>
+                <w:b/>
+                <w:bCs/>
+                <w:i w:val="false"/>
+                <w:iCs w:val="false"/>
+                <w:color w:val="1B1F27"/>
+                <w:sz w:val="16"/>
+                <w:szCs w:val="16"/>
+              </w:rPr>
               <w:t xml:space="preserve">取得率</w:t>
             </w:r>
           </w:p>
@@ -9880,7 +16168,7 @@
       <w:tr>
         <w:tc>
           <w:tcPr>
-            <w:tcW w:type="dxa" w:w="2700"/>
+            <w:tcW w:type="dxa" w:w="1700"/>
             <w:tcBorders>
               <w:top w:val="single" w:color="C9CEDA" w:sz="2"/>
               <w:left w:val="none" w:color="FFFFFF" w:sz="0"/>
@@ -9910,13 +16198,13 @@
                 <w:sz w:val="16"/>
                 <w:szCs w:val="16"/>
               </w:rPr>
-              <w:t xml:space="preserve">E/P（益回り）</w:t>
-            </w:r>
-          </w:p>
-        </w:tc>
-        <w:tc>
-          <w:tcPr>
-            <w:tcW w:type="dxa" w:w="5200"/>
+              <w:t xml:space="preserve">E/P</w:t>
+            </w:r>
+          </w:p>
+        </w:tc>
+        <w:tc>
+          <w:tcPr>
+            <w:tcW w:type="dxa" w:w="2500"/>
             <w:tcBorders>
               <w:top w:val="single" w:color="C9CEDA" w:sz="2"/>
               <w:left w:val="none" w:color="FFFFFF" w:sz="0"/>
@@ -9952,7 +16240,43 @@
         </w:tc>
         <w:tc>
           <w:tcPr>
-            <w:tcW w:type="dxa" w:w="2306"/>
+            <w:tcW w:type="dxa" w:w="4400"/>
+            <w:tcBorders>
+              <w:top w:val="single" w:color="C9CEDA" w:sz="2"/>
+              <w:left w:val="none" w:color="FFFFFF" w:sz="0"/>
+              <w:bottom w:val="single" w:color="C9CEDA" w:sz="2"/>
+              <w:right w:val="none" w:color="FFFFFF" w:sz="0"/>
+            </w:tcBorders>
+            <w:tcMar>
+              <w:top w:type="dxa" w:w="58"/>
+              <w:left w:type="dxa" w:w="88"/>
+              <w:bottom w:type="dxa" w:w="58"/>
+              <w:right w:type="dxa" w:w="88"/>
+            </w:tcMar>
+          </w:tcPr>
+          <w:p>
+            <w:pPr>
+              <w:spacing w:after="0" w:before="0" w:line="248"/>
+              <w:jc w:val="left"/>
+            </w:pPr>
+            <w:r>
+              <w:rPr>
+                <w:rFonts w:ascii="Yu Gothic" w:cs="Yu Gothic" w:eastAsia="Yu Gothic" w:hAnsi="Yu Gothic"/>
+                <w:b w:val="false"/>
+                <w:bCs w:val="false"/>
+                <w:i w:val="false"/>
+                <w:iCs w:val="false"/>
+                <w:color w:val="1B1F27"/>
+                <w:sz w:val="16"/>
+                <w:szCs w:val="16"/>
+              </w:rPr>
+              <w:t xml:space="preserve">直感的。ただし特別損益や税効果で振れる</w:t>
+            </w:r>
+          </w:p>
+        </w:tc>
+        <w:tc>
+          <w:tcPr>
+            <w:tcW w:type="dxa" w:w="1606"/>
             <w:tcBorders>
               <w:top w:val="single" w:color="C9CEDA" w:sz="2"/>
               <w:left w:val="none" w:color="FFFFFF" w:sz="0"/>
@@ -9990,7 +16314,7 @@
       <w:tr>
         <w:tc>
           <w:tcPr>
-            <w:tcW w:type="dxa" w:w="2700"/>
+            <w:tcW w:type="dxa" w:w="1700"/>
             <w:tcBorders>
               <w:top w:val="single" w:color="C9CEDA" w:sz="2"/>
               <w:left w:val="none" w:color="FFFFFF" w:sz="0"/>
@@ -10027,7 +16351,7 @@
         </w:tc>
         <w:tc>
           <w:tcPr>
-            <w:tcW w:type="dxa" w:w="5200"/>
+            <w:tcW w:type="dxa" w:w="2500"/>
             <w:tcBorders>
               <w:top w:val="single" w:color="C9CEDA" w:sz="2"/>
               <w:left w:val="none" w:color="FFFFFF" w:sz="0"/>
@@ -10058,13 +16382,50 @@
                 <w:sz w:val="16"/>
                 <w:szCs w:val="16"/>
               </w:rPr>
-              <w:t xml:space="preserve">自己資本 ÷ 時価総額（PBRの逆数）</w:t>
-            </w:r>
-          </w:p>
-        </w:tc>
-        <w:tc>
-          <w:tcPr>
-            <w:tcW w:type="dxa" w:w="2306"/>
+              <w:t xml:space="preserve">自己資本 ÷ 時価総額</w:t>
+            </w:r>
+          </w:p>
+        </w:tc>
+        <w:tc>
+          <w:tcPr>
+            <w:tcW w:type="dxa" w:w="4400"/>
+            <w:tcBorders>
+              <w:top w:val="single" w:color="C9CEDA" w:sz="2"/>
+              <w:left w:val="none" w:color="FFFFFF" w:sz="0"/>
+              <w:bottom w:val="single" w:color="C9CEDA" w:sz="2"/>
+              <w:right w:val="none" w:color="FFFFFF" w:sz="0"/>
+            </w:tcBorders>
+            <w:shd w:fill="F7F8FB" w:color="auto" w:val="clear"/>
+            <w:tcMar>
+              <w:top w:type="dxa" w:w="58"/>
+              <w:left w:type="dxa" w:w="88"/>
+              <w:bottom w:type="dxa" w:w="58"/>
+              <w:right w:type="dxa" w:w="88"/>
+            </w:tcMar>
+          </w:tcPr>
+          <w:p>
+            <w:pPr>
+              <w:spacing w:after="0" w:before="0" w:line="248"/>
+              <w:jc w:val="left"/>
+            </w:pPr>
+            <w:r>
+              <w:rPr>
+                <w:rFonts w:ascii="Yu Gothic" w:cs="Yu Gothic" w:eastAsia="Yu Gothic" w:hAnsi="Yu Gothic"/>
+                <w:b w:val="false"/>
+                <w:bCs w:val="false"/>
+                <w:i w:val="false"/>
+                <w:iCs w:val="false"/>
+                <w:color w:val="1B1F27"/>
+                <w:sz w:val="16"/>
+                <w:szCs w:val="16"/>
+              </w:rPr>
+              <w:t xml:space="preserve">会計上の純資産が基準なので安定。ただし無形資産の多い会社を過小評価する</w:t>
+            </w:r>
+          </w:p>
+        </w:tc>
+        <w:tc>
+          <w:tcPr>
+            <w:tcW w:type="dxa" w:w="1606"/>
             <w:tcBorders>
               <w:top w:val="single" w:color="C9CEDA" w:sz="2"/>
               <w:left w:val="none" w:color="FFFFFF" w:sz="0"/>
@@ -10103,7 +16464,7 @@
       <w:tr>
         <w:tc>
           <w:tcPr>
-            <w:tcW w:type="dxa" w:w="2700"/>
+            <w:tcW w:type="dxa" w:w="1700"/>
             <w:tcBorders>
               <w:top w:val="single" w:color="C9CEDA" w:sz="2"/>
               <w:left w:val="none" w:color="FFFFFF" w:sz="0"/>
@@ -10139,7 +16500,7 @@
         </w:tc>
         <w:tc>
           <w:tcPr>
-            <w:tcW w:type="dxa" w:w="5200"/>
+            <w:tcW w:type="dxa" w:w="2500"/>
             <w:tcBorders>
               <w:top w:val="single" w:color="C9CEDA" w:sz="2"/>
               <w:left w:val="none" w:color="FFFFFF" w:sz="0"/>
@@ -10175,7 +16536,43 @@
         </w:tc>
         <w:tc>
           <w:tcPr>
-            <w:tcW w:type="dxa" w:w="2306"/>
+            <w:tcW w:type="dxa" w:w="4400"/>
+            <w:tcBorders>
+              <w:top w:val="single" w:color="C9CEDA" w:sz="2"/>
+              <w:left w:val="none" w:color="FFFFFF" w:sz="0"/>
+              <w:bottom w:val="single" w:color="C9CEDA" w:sz="2"/>
+              <w:right w:val="none" w:color="FFFFFF" w:sz="0"/>
+            </w:tcBorders>
+            <w:tcMar>
+              <w:top w:type="dxa" w:w="58"/>
+              <w:left w:type="dxa" w:w="88"/>
+              <w:bottom w:type="dxa" w:w="58"/>
+              <w:right w:type="dxa" w:w="88"/>
+            </w:tcMar>
+          </w:tcPr>
+          <w:p>
+            <w:pPr>
+              <w:spacing w:after="0" w:before="0" w:line="248"/>
+              <w:jc w:val="left"/>
+            </w:pPr>
+            <w:r>
+              <w:rPr>
+                <w:rFonts w:ascii="Yu Gothic" w:cs="Yu Gothic" w:eastAsia="Yu Gothic" w:hAnsi="Yu Gothic"/>
+                <w:b w:val="false"/>
+                <w:bCs w:val="false"/>
+                <w:i w:val="false"/>
+                <w:iCs w:val="false"/>
+                <w:color w:val="1B1F27"/>
+                <w:sz w:val="16"/>
+                <w:szCs w:val="16"/>
+              </w:rPr>
+              <w:t xml:space="preserve">資本構成の違いを吸収できる。ただし有利子負債の取得率に依存する</w:t>
+            </w:r>
+          </w:p>
+        </w:tc>
+        <w:tc>
+          <w:tcPr>
+            <w:tcW w:type="dxa" w:w="1606"/>
             <w:tcBorders>
               <w:top w:val="single" w:color="C9CEDA" w:sz="2"/>
               <w:left w:val="none" w:color="FFFFFF" w:sz="0"/>
@@ -10211,6 +16608,66 @@
         </w:tc>
       </w:tr>
     </w:tbl>
+    <w:p>
+      <w:pPr>
+        <w:pBdr>
+          <w:left w:val="single" w:color="1F5B4E" w:sz="18" w:space="10"/>
+        </w:pBdr>
+        <w:shd w:fill="E6F0EC" w:color="auto" w:val="clear"/>
+        <w:spacing w:after="190" w:before="170" w:line="300"/>
+        <w:ind w:left="130" w:right="130"/>
+      </w:pPr>
+      <w:r>
+        <w:rPr>
+          <w:rFonts w:ascii="Yu Gothic" w:cs="Yu Gothic" w:eastAsia="Yu Gothic" w:hAnsi="Yu Gothic"/>
+          <w:b w:val="false"/>
+          <w:bCs w:val="false"/>
+          <w:i w:val="false"/>
+          <w:iCs w:val="false"/>
+          <w:color w:val="1B1F27"/>
+          <w:sz w:val="18"/>
+          <w:szCs w:val="18"/>
+        </w:rPr>
+        <w:t xml:space="preserve">直感 — E/P は「株主が受け取る利益」、EBIT/EV は「債権者と株主が合わせて受け取る利益」を、それぞれの支払対価で割ったものである。借入の多い会社は前者では安く見え、後者では安く見えない。3つ並べるのは、どれか1つの会計項目のクセで順位が決まるのを避けるためである。</w:t>
+      </w:r>
+    </w:p>
+    <w:p>
+      <w:pPr>
+        <w:spacing w:after="100" w:before="220"/>
+      </w:pPr>
+      <w:r>
+        <w:rPr>
+          <w:rFonts w:ascii="Yu Gothic" w:cs="Yu Gothic" w:eastAsia="Yu Gothic" w:hAnsi="Yu Gothic"/>
+          <w:b/>
+          <w:bCs/>
+          <w:i w:val="false"/>
+          <w:iCs w:val="false"/>
+          <w:color w:val="1B1F27"/>
+          <w:sz w:val="18"/>
+          <w:szCs w:val="18"/>
+        </w:rPr>
+        <w:t xml:space="preserve">時価総額の作り方に注意が要る</w:t>
+      </w:r>
+    </w:p>
+    <w:p>
+      <w:pPr>
+        <w:spacing w:after="130" w:before="0" w:line="300"/>
+        <w:jc w:val="left"/>
+      </w:pPr>
+      <w:r>
+        <w:rPr>
+          <w:rFonts w:ascii="Yu Gothic" w:cs="Yu Gothic" w:eastAsia="Yu Gothic" w:hAnsi="Yu Gothic"/>
+          <w:b w:val="false"/>
+          <w:bCs w:val="false"/>
+          <w:i w:val="false"/>
+          <w:iCs w:val="false"/>
+          <w:color w:val="1B1F27"/>
+          <w:sz w:val="18"/>
+          <w:szCs w:val="18"/>
+        </w:rPr>
+        <w:t xml:space="preserve">式(17)の株式数と株価は、必ず同じ時点の値でなければならない。株価データは株式分割を遡って調整するが、有価証券報告書の株式数は提出時点の値である。提出後に分割した会社をそのまま計算すると、時価総額が分割比率のぶん過小になり「異常に割安」と誤判定される。母集団では216社で提出後の分割を検出しており、実勢の株式数に置き換えたうえで計算している。</w:t>
+      </w:r>
+    </w:p>
     <w:p>
       <w:pPr>
         <w:spacing w:after="150" w:before="110" w:line="285"/>
@@ -10226,13 +16683,8 @@
           <w:sz w:val="16"/>
           <w:szCs w:val="16"/>
         </w:rPr>
-        <w:t xml:space="preserve">EBIT/EV を足しても、E/P と B/M だけの版と順位相関0.94〜0.96でほぼ一致する。有利子負債の取得率が82%であることを踏まえ、外す選択も合理的である。</w:t>
+        <w:t xml:space="preserve">注意点。EBIT/EVを外してE/PとB/Mだけにしても、順位相関は0.94〜0.96でほとんど変わらない。有利子負債の取得率が82%であることを踏まえると、2指標に絞る選択も同じくらい妥当である。</w:t>
       </w:r>
-    </w:p>
-    <w:p>
-      <w:pPr>
-        <w:pageBreakBefore/>
-      </w:pPr>
     </w:p>
     <w:p>
       <w:pPr>
@@ -10258,50 +16710,435 @@
     </w:p>
     <w:p>
       <w:pPr>
-        <w:shd w:fill="F2F4F8" w:color="auto" w:val="clear"/>
-        <w:spacing w:after="0" w:before="140" w:line="265"/>
-        <w:ind w:left="130" w:right="130"/>
+        <w:spacing w:after="130" w:before="0" w:line="300"/>
+        <w:jc w:val="left"/>
       </w:pPr>
       <w:r>
         <w:rPr>
-          <w:rFonts w:ascii="SFMono-Regular" w:cs="SFMono-Regular" w:eastAsia="SFMono-Regular" w:hAnsi="SFMono-Regular"/>
+          <w:rFonts w:ascii="Yu Gothic" w:cs="Yu Gothic" w:eastAsia="Yu Gothic" w:hAnsi="Yu Gothic"/>
+          <w:b w:val="false"/>
+          <w:bCs w:val="false"/>
+          <w:i w:val="false"/>
+          <w:iCs w:val="false"/>
           <w:color w:val="1B1F27"/>
+          <w:sz w:val="18"/>
+          <w:szCs w:val="18"/>
+        </w:rPr>
+        <w:t xml:space="preserve">4つの軸はそれぞれ0〜100点の順位点になっている。単位が揃っているので、そのまま重み付けて足すことができる。</w:t>
+      </w:r>
+    </w:p>
+    <w:tbl>
+      <w:tblPr>
+        <w:tblW w:type="dxa" w:w="10206"/>
+        <w:tblBorders>
+          <w:top w:val="single" w:color="auto" w:sz="4"/>
+          <w:left w:val="single" w:color="auto" w:sz="4"/>
+          <w:bottom w:val="single" w:color="auto" w:sz="4"/>
+          <w:right w:val="single" w:color="auto" w:sz="4"/>
+          <w:insideH w:val="single" w:color="auto" w:sz="4"/>
+          <w:insideV w:val="single" w:color="auto" w:sz="4"/>
+        </w:tblBorders>
+      </w:tblPr>
+      <w:tblGrid>
+        <w:gridCol w:w="9106"/>
+        <w:gridCol w:w="1100"/>
+      </w:tblGrid>
+      <w:tr>
+        <w:tc>
+          <w:tcPr>
+            <w:tcW w:type="dxa" w:w="9106"/>
+            <w:tcBorders>
+              <w:top w:val="none" w:color="FFFFFF" w:sz="0"/>
+              <w:left w:val="none" w:color="FFFFFF" w:sz="0"/>
+              <w:bottom w:val="none" w:color="FFFFFF" w:sz="0"/>
+              <w:right w:val="none" w:color="FFFFFF" w:sz="0"/>
+            </w:tcBorders>
+            <w:tcMar>
+              <w:top w:type="dxa" w:w="90"/>
+              <w:left w:type="dxa" w:w="0"/>
+              <w:bottom w:type="dxa" w:w="90"/>
+              <w:right w:type="dxa" w:w="0"/>
+            </w:tcMar>
+          </w:tcPr>
+          <w:p>
+            <w:pPr>
+              <w:spacing w:after="0" w:before="0"/>
+              <w:jc w:val="center"/>
+            </w:pPr>
+            <w:r>
+              <w:drawing>
+                <wp:inline distT="0" distB="0" distL="0" distR="0">
+                  <wp:extent cx="2381250" cy="419100"/>
+                  <wp:effectExtent t="0" r="0" b="0" l="0"/>
+                  <wp:docPr id="1" name="" descr="" title=""/>
+                  <wp:cNvGraphicFramePr>
+                    <a:graphicFrameLocks xmlns:a="http://schemas.openxmlformats.org/drawingml/2006/main" noChangeAspect="1"/>
+                  </wp:cNvGraphicFramePr>
+                  <a:graphic xmlns:a="http://schemas.openxmlformats.org/drawingml/2006/main">
+                    <a:graphicData uri="http://schemas.openxmlformats.org/drawingml/2006/picture">
+                      <pic:pic xmlns:pic="http://schemas.openxmlformats.org/drawingml/2006/picture">
+                        <pic:nvPicPr>
+                          <pic:cNvPr id="0" name="" descr=""/>
+                          <pic:cNvPicPr>
+                            <a:picLocks noChangeAspect="1" noChangeArrowheads="1"/>
+                          </pic:cNvPicPr>
+                        </pic:nvPicPr>
+                        <pic:blipFill>
+                          <a:blip r:embed="rId23" cstate="none"/>
+                          <a:srcRect/>
+                          <a:stretch>
+                            <a:fillRect/>
+                          </a:stretch>
+                        </pic:blipFill>
+                        <pic:spPr bwMode="auto">
+                          <a:xfrm>
+                            <a:off x="0" y="0"/>
+                            <a:ext cx="2381250" cy="419100"/>
+                          </a:xfrm>
+                          <a:prstGeom prst="rect">
+                            <a:avLst/>
+                          </a:prstGeom>
+                        </pic:spPr>
+                      </pic:pic>
+                    </a:graphicData>
+                  </a:graphic>
+                </wp:inline>
+              </w:drawing>
+            </w:r>
+          </w:p>
+        </w:tc>
+        <w:tc>
+          <w:tcPr>
+            <w:tcW w:type="dxa" w:w="1100"/>
+            <w:tcBorders>
+              <w:top w:val="none" w:color="FFFFFF" w:sz="0"/>
+              <w:left w:val="none" w:color="FFFFFF" w:sz="0"/>
+              <w:bottom w:val="none" w:color="FFFFFF" w:sz="0"/>
+              <w:right w:val="none" w:color="FFFFFF" w:sz="0"/>
+            </w:tcBorders>
+            <w:tcMar>
+              <w:top w:type="dxa" w:w="90"/>
+              <w:left w:type="dxa" w:w="0"/>
+              <w:bottom w:type="dxa" w:w="90"/>
+              <w:right w:type="dxa" w:w="0"/>
+            </w:tcMar>
+            <w:vAlign w:val="center"/>
+          </w:tcPr>
+          <w:p>
+            <w:pPr>
+              <w:spacing w:after="0" w:before="0"/>
+              <w:jc w:val="right"/>
+            </w:pPr>
+            <w:r>
+              <w:rPr>
+                <w:rFonts w:ascii="Yu Gothic" w:cs="Yu Gothic" w:eastAsia="Yu Gothic" w:hAnsi="Yu Gothic"/>
+                <w:b w:val="false"/>
+                <w:bCs w:val="false"/>
+                <w:i w:val="false"/>
+                <w:iCs w:val="false"/>
+                <w:color w:val="1B1F27"/>
+                <w:sz w:val="17"/>
+                <w:szCs w:val="17"/>
+              </w:rPr>
+              <w:t xml:space="preserve">(1)</w:t>
+            </w:r>
+          </w:p>
+        </w:tc>
+      </w:tr>
+    </w:tbl>
+    <w:p>
+      <w:pPr>
+        <w:spacing w:after="130" w:before="20"/>
+        <w:jc w:val="center"/>
+      </w:pPr>
+      <w:r>
+        <w:rPr>
+          <w:rFonts w:ascii="Yu Gothic" w:cs="Yu Gothic" w:eastAsia="Yu Gothic" w:hAnsi="Yu Gothic"/>
+          <w:b w:val="false"/>
+          <w:bCs w:val="false"/>
+          <w:i w:val="false"/>
+          <w:iCs w:val="false"/>
+          <w:color w:val="5B6373"/>
           <w:sz w:val="15"/>
           <w:szCs w:val="15"/>
         </w:rPr>
-        <w:t xml:space="preserve">総合点 = 0.25×Moat + 0.25×Change + 0.25×Future + 0.25×Price</w:t>
+        <w:t xml:space="preserve">順位点。母集団 N 社の中での順位を0〜100に写す。</w:t>
       </w:r>
     </w:p>
+    <w:tbl>
+      <w:tblPr>
+        <w:tblW w:type="dxa" w:w="10206"/>
+        <w:tblBorders>
+          <w:top w:val="single" w:color="auto" w:sz="4"/>
+          <w:left w:val="single" w:color="auto" w:sz="4"/>
+          <w:bottom w:val="single" w:color="auto" w:sz="4"/>
+          <w:right w:val="single" w:color="auto" w:sz="4"/>
+          <w:insideH w:val="single" w:color="auto" w:sz="4"/>
+          <w:insideV w:val="single" w:color="auto" w:sz="4"/>
+        </w:tblBorders>
+      </w:tblPr>
+      <w:tblGrid>
+        <w:gridCol w:w="9106"/>
+        <w:gridCol w:w="1100"/>
+      </w:tblGrid>
+      <w:tr>
+        <w:tc>
+          <w:tcPr>
+            <w:tcW w:type="dxa" w:w="9106"/>
+            <w:tcBorders>
+              <w:top w:val="none" w:color="FFFFFF" w:sz="0"/>
+              <w:left w:val="none" w:color="FFFFFF" w:sz="0"/>
+              <w:bottom w:val="none" w:color="FFFFFF" w:sz="0"/>
+              <w:right w:val="none" w:color="FFFFFF" w:sz="0"/>
+            </w:tcBorders>
+            <w:tcMar>
+              <w:top w:type="dxa" w:w="90"/>
+              <w:left w:type="dxa" w:w="0"/>
+              <w:bottom w:type="dxa" w:w="90"/>
+              <w:right w:type="dxa" w:w="0"/>
+            </w:tcMar>
+          </w:tcPr>
+          <w:p>
+            <w:pPr>
+              <w:spacing w:after="0" w:before="0"/>
+              <w:jc w:val="center"/>
+            </w:pPr>
+            <w:r>
+              <w:drawing>
+                <wp:inline distT="0" distB="0" distL="0" distR="0">
+                  <wp:extent cx="2314575" cy="533400"/>
+                  <wp:effectExtent t="0" r="0" b="0" l="0"/>
+                  <wp:docPr id="1" name="" descr="" title=""/>
+                  <wp:cNvGraphicFramePr>
+                    <a:graphicFrameLocks xmlns:a="http://schemas.openxmlformats.org/drawingml/2006/main" noChangeAspect="1"/>
+                  </wp:cNvGraphicFramePr>
+                  <a:graphic xmlns:a="http://schemas.openxmlformats.org/drawingml/2006/main">
+                    <a:graphicData uri="http://schemas.openxmlformats.org/drawingml/2006/picture">
+                      <pic:pic xmlns:pic="http://schemas.openxmlformats.org/drawingml/2006/picture">
+                        <pic:nvPicPr>
+                          <pic:cNvPr id="0" name="" descr=""/>
+                          <pic:cNvPicPr>
+                            <a:picLocks noChangeAspect="1" noChangeArrowheads="1"/>
+                          </pic:cNvPicPr>
+                        </pic:nvPicPr>
+                        <pic:blipFill>
+                          <a:blip r:embed="rId24" cstate="none"/>
+                          <a:srcRect/>
+                          <a:stretch>
+                            <a:fillRect/>
+                          </a:stretch>
+                        </pic:blipFill>
+                        <pic:spPr bwMode="auto">
+                          <a:xfrm>
+                            <a:off x="0" y="0"/>
+                            <a:ext cx="2314575" cy="533400"/>
+                          </a:xfrm>
+                          <a:prstGeom prst="rect">
+                            <a:avLst/>
+                          </a:prstGeom>
+                        </pic:spPr>
+                      </pic:pic>
+                    </a:graphicData>
+                  </a:graphic>
+                </wp:inline>
+              </w:drawing>
+            </w:r>
+          </w:p>
+        </w:tc>
+        <w:tc>
+          <w:tcPr>
+            <w:tcW w:type="dxa" w:w="1100"/>
+            <w:tcBorders>
+              <w:top w:val="none" w:color="FFFFFF" w:sz="0"/>
+              <w:left w:val="none" w:color="FFFFFF" w:sz="0"/>
+              <w:bottom w:val="none" w:color="FFFFFF" w:sz="0"/>
+              <w:right w:val="none" w:color="FFFFFF" w:sz="0"/>
+            </w:tcBorders>
+            <w:tcMar>
+              <w:top w:type="dxa" w:w="90"/>
+              <w:left w:type="dxa" w:w="0"/>
+              <w:bottom w:type="dxa" w:w="90"/>
+              <w:right w:type="dxa" w:w="0"/>
+            </w:tcMar>
+            <w:vAlign w:val="center"/>
+          </w:tcPr>
+          <w:p>
+            <w:pPr>
+              <w:spacing w:after="0" w:before="0"/>
+              <w:jc w:val="right"/>
+            </w:pPr>
+            <w:r>
+              <w:rPr>
+                <w:rFonts w:ascii="Yu Gothic" w:cs="Yu Gothic" w:eastAsia="Yu Gothic" w:hAnsi="Yu Gothic"/>
+                <w:b w:val="false"/>
+                <w:bCs w:val="false"/>
+                <w:i w:val="false"/>
+                <w:iCs w:val="false"/>
+                <w:color w:val="1B1F27"/>
+                <w:sz w:val="17"/>
+                <w:szCs w:val="17"/>
+              </w:rPr>
+              <w:t xml:space="preserve">(2)</w:t>
+            </w:r>
+          </w:p>
+        </w:tc>
+      </w:tr>
+    </w:tbl>
     <w:p>
       <w:pPr>
-        <w:shd w:fill="F2F4F8" w:color="auto" w:val="clear"/>
-        <w:spacing w:after="0" w:before="0" w:line="265"/>
-        <w:ind w:left="130" w:right="130"/>
+        <w:spacing w:after="130" w:before="20"/>
+        <w:jc w:val="center"/>
       </w:pPr>
       <w:r>
         <w:rPr>
-          <w:rFonts w:ascii="SFMono-Regular" w:cs="SFMono-Regular" w:eastAsia="SFMono-Regular" w:hAnsi="SFMono-Regular"/>
-          <w:color w:val="1B1F27"/>
+          <w:rFonts w:ascii="Yu Gothic" w:cs="Yu Gothic" w:eastAsia="Yu Gothic" w:hAnsi="Yu Gothic"/>
+          <w:b w:val="false"/>
+          <w:bCs w:val="false"/>
+          <w:i w:val="false"/>
+          <w:iCs w:val="false"/>
+          <w:color w:val="5B6373"/>
           <w:sz w:val="15"/>
           <w:szCs w:val="15"/>
         </w:rPr>
-        <w:t xml:space="preserve"> </w:t>
+        <w:t xml:space="preserve">各軸の作り方。成分の順位点を単純平均する。欠測した成分は集合 K から外す。</w:t>
       </w:r>
     </w:p>
+    <w:tbl>
+      <w:tblPr>
+        <w:tblW w:type="dxa" w:w="10206"/>
+        <w:tblBorders>
+          <w:top w:val="single" w:color="auto" w:sz="4"/>
+          <w:left w:val="single" w:color="auto" w:sz="4"/>
+          <w:bottom w:val="single" w:color="auto" w:sz="4"/>
+          <w:right w:val="single" w:color="auto" w:sz="4"/>
+          <w:insideH w:val="single" w:color="auto" w:sz="4"/>
+          <w:insideV w:val="single" w:color="auto" w:sz="4"/>
+        </w:tblBorders>
+      </w:tblPr>
+      <w:tblGrid>
+        <w:gridCol w:w="9106"/>
+        <w:gridCol w:w="1100"/>
+      </w:tblGrid>
+      <w:tr>
+        <w:tc>
+          <w:tcPr>
+            <w:tcW w:type="dxa" w:w="9106"/>
+            <w:tcBorders>
+              <w:top w:val="none" w:color="FFFFFF" w:sz="0"/>
+              <w:left w:val="none" w:color="FFFFFF" w:sz="0"/>
+              <w:bottom w:val="none" w:color="FFFFFF" w:sz="0"/>
+              <w:right w:val="none" w:color="FFFFFF" w:sz="0"/>
+            </w:tcBorders>
+            <w:tcMar>
+              <w:top w:type="dxa" w:w="90"/>
+              <w:left w:type="dxa" w:w="0"/>
+              <w:bottom w:type="dxa" w:w="90"/>
+              <w:right w:type="dxa" w:w="0"/>
+            </w:tcMar>
+          </w:tcPr>
+          <w:p>
+            <w:pPr>
+              <w:spacing w:after="0" w:before="0"/>
+              <w:jc w:val="center"/>
+            </w:pPr>
+            <w:r>
+              <w:drawing>
+                <wp:inline distT="0" distB="0" distL="0" distR="0">
+                  <wp:extent cx="4905375" cy="276225"/>
+                  <wp:effectExtent t="0" r="0" b="0" l="0"/>
+                  <wp:docPr id="1" name="" descr="" title=""/>
+                  <wp:cNvGraphicFramePr>
+                    <a:graphicFrameLocks xmlns:a="http://schemas.openxmlformats.org/drawingml/2006/main" noChangeAspect="1"/>
+                  </wp:cNvGraphicFramePr>
+                  <a:graphic xmlns:a="http://schemas.openxmlformats.org/drawingml/2006/main">
+                    <a:graphicData uri="http://schemas.openxmlformats.org/drawingml/2006/picture">
+                      <pic:pic xmlns:pic="http://schemas.openxmlformats.org/drawingml/2006/picture">
+                        <pic:nvPicPr>
+                          <pic:cNvPr id="0" name="" descr=""/>
+                          <pic:cNvPicPr>
+                            <a:picLocks noChangeAspect="1" noChangeArrowheads="1"/>
+                          </pic:cNvPicPr>
+                        </pic:nvPicPr>
+                        <pic:blipFill>
+                          <a:blip r:embed="rId25" cstate="none"/>
+                          <a:srcRect/>
+                          <a:stretch>
+                            <a:fillRect/>
+                          </a:stretch>
+                        </pic:blipFill>
+                        <pic:spPr bwMode="auto">
+                          <a:xfrm>
+                            <a:off x="0" y="0"/>
+                            <a:ext cx="4905375" cy="276225"/>
+                          </a:xfrm>
+                          <a:prstGeom prst="rect">
+                            <a:avLst/>
+                          </a:prstGeom>
+                        </pic:spPr>
+                      </pic:pic>
+                    </a:graphicData>
+                  </a:graphic>
+                </wp:inline>
+              </w:drawing>
+            </w:r>
+          </w:p>
+        </w:tc>
+        <w:tc>
+          <w:tcPr>
+            <w:tcW w:type="dxa" w:w="1100"/>
+            <w:tcBorders>
+              <w:top w:val="none" w:color="FFFFFF" w:sz="0"/>
+              <w:left w:val="none" w:color="FFFFFF" w:sz="0"/>
+              <w:bottom w:val="none" w:color="FFFFFF" w:sz="0"/>
+              <w:right w:val="none" w:color="FFFFFF" w:sz="0"/>
+            </w:tcBorders>
+            <w:tcMar>
+              <w:top w:type="dxa" w:w="90"/>
+              <w:left w:type="dxa" w:w="0"/>
+              <w:bottom w:type="dxa" w:w="90"/>
+              <w:right w:type="dxa" w:w="0"/>
+            </w:tcMar>
+            <w:vAlign w:val="center"/>
+          </w:tcPr>
+          <w:p>
+            <w:pPr>
+              <w:spacing w:after="0" w:before="0"/>
+              <w:jc w:val="right"/>
+            </w:pPr>
+            <w:r>
+              <w:rPr>
+                <w:rFonts w:ascii="Yu Gothic" w:cs="Yu Gothic" w:eastAsia="Yu Gothic" w:hAnsi="Yu Gothic"/>
+                <w:b w:val="false"/>
+                <w:bCs w:val="false"/>
+                <w:i w:val="false"/>
+                <w:iCs w:val="false"/>
+                <w:color w:val="1B1F27"/>
+                <w:sz w:val="17"/>
+                <w:szCs w:val="17"/>
+              </w:rPr>
+              <w:t xml:space="preserve">(18)</w:t>
+            </w:r>
+          </w:p>
+        </w:tc>
+      </w:tr>
+    </w:tbl>
     <w:p>
       <w:pPr>
-        <w:shd w:fill="F2F4F8" w:color="auto" w:val="clear"/>
-        <w:spacing w:after="160" w:before="0" w:line="265"/>
-        <w:ind w:left="130" w:right="130"/>
+        <w:spacing w:after="130" w:before="20"/>
+        <w:jc w:val="center"/>
       </w:pPr>
       <w:r>
         <w:rPr>
-          <w:rFonts w:ascii="SFMono-Regular" w:cs="SFMono-Regular" w:eastAsia="SFMono-Regular" w:hAnsi="SFMono-Regular"/>
-          <w:color w:val="1B1F27"/>
+          <w:rFonts w:ascii="Yu Gothic" w:cs="Yu Gothic" w:eastAsia="Yu Gothic" w:hAnsi="Yu Gothic"/>
+          <w:b w:val="false"/>
+          <w:bCs w:val="false"/>
+          <w:i w:val="false"/>
+          <w:iCs w:val="false"/>
+          <w:color w:val="5B6373"/>
           <w:sz w:val="15"/>
           <w:szCs w:val="15"/>
         </w:rPr>
-        <w:t xml:space="preserve">各軸はいずれも0〜100点なので、総合点も0〜100点になる</w:t>
+        <w:t xml:space="preserve">総合点。4軸を等しく25%ずつ配分する。</w:t>
       </w:r>
     </w:p>
     <w:p>
@@ -10320,7 +17157,145 @@
           <w:sz w:val="18"/>
           <w:szCs w:val="18"/>
         </w:rPr>
-        <w:t xml:space="preserve">どれか一つの軸に賭けるのではなく、四方向から等しく評価するという考え方に基づく。ただし「等しく配点する」ことと「等しく効く」ことは別である。</w:t>
+        <w:t xml:space="preserve">等重みを採るのは、どれか一つの軸に賭けないためである。Greenblatt (2005) も、資本利益率と益回りという2つの順位を等重みで合算する方式を採っている。ただし「等しく配点する」ことと「等しく効く」ことは別である。</w:t>
+      </w:r>
+    </w:p>
+    <w:tbl>
+      <w:tblPr>
+        <w:tblW w:type="dxa" w:w="10206"/>
+        <w:tblBorders>
+          <w:top w:val="single" w:color="auto" w:sz="4"/>
+          <w:left w:val="single" w:color="auto" w:sz="4"/>
+          <w:bottom w:val="single" w:color="auto" w:sz="4"/>
+          <w:right w:val="single" w:color="auto" w:sz="4"/>
+          <w:insideH w:val="single" w:color="auto" w:sz="4"/>
+          <w:insideV w:val="single" w:color="auto" w:sz="4"/>
+        </w:tblBorders>
+      </w:tblPr>
+      <w:tblGrid>
+        <w:gridCol w:w="9106"/>
+        <w:gridCol w:w="1100"/>
+      </w:tblGrid>
+      <w:tr>
+        <w:tc>
+          <w:tcPr>
+            <w:tcW w:type="dxa" w:w="9106"/>
+            <w:tcBorders>
+              <w:top w:val="none" w:color="FFFFFF" w:sz="0"/>
+              <w:left w:val="none" w:color="FFFFFF" w:sz="0"/>
+              <w:bottom w:val="none" w:color="FFFFFF" w:sz="0"/>
+              <w:right w:val="none" w:color="FFFFFF" w:sz="0"/>
+            </w:tcBorders>
+            <w:tcMar>
+              <w:top w:type="dxa" w:w="90"/>
+              <w:left w:type="dxa" w:w="0"/>
+              <w:bottom w:type="dxa" w:w="90"/>
+              <w:right w:type="dxa" w:w="0"/>
+            </w:tcMar>
+          </w:tcPr>
+          <w:p>
+            <w:pPr>
+              <w:spacing w:after="0" w:before="0"/>
+              <w:jc w:val="center"/>
+            </w:pPr>
+            <w:r>
+              <w:drawing>
+                <wp:inline distT="0" distB="0" distL="0" distR="0">
+                  <wp:extent cx="3343275" cy="476250"/>
+                  <wp:effectExtent t="0" r="0" b="0" l="0"/>
+                  <wp:docPr id="1" name="" descr="" title=""/>
+                  <wp:cNvGraphicFramePr>
+                    <a:graphicFrameLocks xmlns:a="http://schemas.openxmlformats.org/drawingml/2006/main" noChangeAspect="1"/>
+                  </wp:cNvGraphicFramePr>
+                  <a:graphic xmlns:a="http://schemas.openxmlformats.org/drawingml/2006/main">
+                    <a:graphicData uri="http://schemas.openxmlformats.org/drawingml/2006/picture">
+                      <pic:pic xmlns:pic="http://schemas.openxmlformats.org/drawingml/2006/picture">
+                        <pic:nvPicPr>
+                          <pic:cNvPr id="0" name="" descr=""/>
+                          <pic:cNvPicPr>
+                            <a:picLocks noChangeAspect="1" noChangeArrowheads="1"/>
+                          </pic:cNvPicPr>
+                        </pic:nvPicPr>
+                        <pic:blipFill>
+                          <a:blip r:embed="rId26" cstate="none"/>
+                          <a:srcRect/>
+                          <a:stretch>
+                            <a:fillRect/>
+                          </a:stretch>
+                        </pic:blipFill>
+                        <pic:spPr bwMode="auto">
+                          <a:xfrm>
+                            <a:off x="0" y="0"/>
+                            <a:ext cx="3343275" cy="476250"/>
+                          </a:xfrm>
+                          <a:prstGeom prst="rect">
+                            <a:avLst/>
+                          </a:prstGeom>
+                        </pic:spPr>
+                      </pic:pic>
+                    </a:graphicData>
+                  </a:graphic>
+                </wp:inline>
+              </w:drawing>
+            </w:r>
+          </w:p>
+        </w:tc>
+        <w:tc>
+          <w:tcPr>
+            <w:tcW w:type="dxa" w:w="1100"/>
+            <w:tcBorders>
+              <w:top w:val="none" w:color="FFFFFF" w:sz="0"/>
+              <w:left w:val="none" w:color="FFFFFF" w:sz="0"/>
+              <w:bottom w:val="none" w:color="FFFFFF" w:sz="0"/>
+              <w:right w:val="none" w:color="FFFFFF" w:sz="0"/>
+            </w:tcBorders>
+            <w:tcMar>
+              <w:top w:type="dxa" w:w="90"/>
+              <w:left w:type="dxa" w:w="0"/>
+              <w:bottom w:type="dxa" w:w="90"/>
+              <w:right w:type="dxa" w:w="0"/>
+            </w:tcMar>
+            <w:vAlign w:val="center"/>
+          </w:tcPr>
+          <w:p>
+            <w:pPr>
+              <w:spacing w:after="0" w:before="0"/>
+              <w:jc w:val="right"/>
+            </w:pPr>
+            <w:r>
+              <w:rPr>
+                <w:rFonts w:ascii="Yu Gothic" w:cs="Yu Gothic" w:eastAsia="Yu Gothic" w:hAnsi="Yu Gothic"/>
+                <w:b w:val="false"/>
+                <w:bCs w:val="false"/>
+                <w:i w:val="false"/>
+                <w:iCs w:val="false"/>
+                <w:color w:val="1B1F27"/>
+                <w:sz w:val="17"/>
+                <w:szCs w:val="17"/>
+              </w:rPr>
+              <w:t xml:space="preserve">(19)</w:t>
+            </w:r>
+          </w:p>
+        </w:tc>
+      </w:tr>
+    </w:tbl>
+    <w:p>
+      <w:pPr>
+        <w:spacing w:after="130" w:before="20"/>
+        <w:jc w:val="center"/>
+      </w:pPr>
+      <w:r>
+        <w:rPr>
+          <w:rFonts w:ascii="Yu Gothic" w:cs="Yu Gothic" w:eastAsia="Yu Gothic" w:hAnsi="Yu Gothic"/>
+          <w:b w:val="false"/>
+          <w:bCs w:val="false"/>
+          <w:i w:val="false"/>
+          <w:iCs w:val="false"/>
+          <w:color w:val="5B6373"/>
+          <w:sz w:val="15"/>
+          <w:szCs w:val="15"/>
+        </w:rPr>
+        <w:t xml:space="preserve">実効寄与。各軸が総合点のばらつきをどれだけ説明しているか。合計は1になる。</w:t>
       </w:r>
     </w:p>
     <w:p>
@@ -13200,66 +20175,178 @@
     </w:p>
     <w:p>
       <w:pPr>
-        <w:shd w:fill="F2F4F8" w:color="auto" w:val="clear"/>
-        <w:spacing w:after="0" w:before="140" w:line="265"/>
-        <w:ind w:left="130" w:right="130"/>
+        <w:spacing w:after="130" w:before="0" w:line="300"/>
+        <w:jc w:val="left"/>
       </w:pPr>
       <w:r>
         <w:rPr>
-          <w:rFonts w:ascii="SFMono-Regular" w:cs="SFMono-Regular" w:eastAsia="SFMono-Regular" w:hAnsi="SFMono-Regular"/>
+          <w:rFonts w:ascii="Yu Gothic" w:cs="Yu Gothic" w:eastAsia="Yu Gothic" w:hAnsi="Yu Gothic"/>
+          <w:b w:val="false"/>
+          <w:bCs w:val="false"/>
+          <w:i w:val="false"/>
+          <w:iCs w:val="false"/>
           <w:color w:val="1B1F27"/>
+          <w:sz w:val="18"/>
+          <w:szCs w:val="18"/>
+        </w:rPr>
+        <w:t xml:space="preserve">20社を均等5%で持つことを目標にする。ただし日本株は100株単位でしか買えないため、目標ちょうどにはならない。各銘柄について、目標額に最も近い単元数を選ぶ。</w:t>
+      </w:r>
+    </w:p>
+    <w:tbl>
+      <w:tblPr>
+        <w:tblW w:type="dxa" w:w="10206"/>
+        <w:tblBorders>
+          <w:top w:val="single" w:color="auto" w:sz="4"/>
+          <w:left w:val="single" w:color="auto" w:sz="4"/>
+          <w:bottom w:val="single" w:color="auto" w:sz="4"/>
+          <w:right w:val="single" w:color="auto" w:sz="4"/>
+          <w:insideH w:val="single" w:color="auto" w:sz="4"/>
+          <w:insideV w:val="single" w:color="auto" w:sz="4"/>
+        </w:tblBorders>
+      </w:tblPr>
+      <w:tblGrid>
+        <w:gridCol w:w="9106"/>
+        <w:gridCol w:w="1100"/>
+      </w:tblGrid>
+      <w:tr>
+        <w:tc>
+          <w:tcPr>
+            <w:tcW w:type="dxa" w:w="9106"/>
+            <w:tcBorders>
+              <w:top w:val="none" w:color="FFFFFF" w:sz="0"/>
+              <w:left w:val="none" w:color="FFFFFF" w:sz="0"/>
+              <w:bottom w:val="none" w:color="FFFFFF" w:sz="0"/>
+              <w:right w:val="none" w:color="FFFFFF" w:sz="0"/>
+            </w:tcBorders>
+            <w:tcMar>
+              <w:top w:type="dxa" w:w="90"/>
+              <w:left w:type="dxa" w:w="0"/>
+              <w:bottom w:type="dxa" w:w="90"/>
+              <w:right w:type="dxa" w:w="0"/>
+            </w:tcMar>
+          </w:tcPr>
+          <w:p>
+            <w:pPr>
+              <w:spacing w:after="0" w:before="0"/>
+              <w:jc w:val="center"/>
+            </w:pPr>
+            <w:r>
+              <w:drawing>
+                <wp:inline distT="0" distB="0" distL="0" distR="0">
+                  <wp:extent cx="4514850" cy="381000"/>
+                  <wp:effectExtent t="0" r="0" b="0" l="0"/>
+                  <wp:docPr id="1" name="" descr="" title=""/>
+                  <wp:cNvGraphicFramePr>
+                    <a:graphicFrameLocks xmlns:a="http://schemas.openxmlformats.org/drawingml/2006/main" noChangeAspect="1"/>
+                  </wp:cNvGraphicFramePr>
+                  <a:graphic xmlns:a="http://schemas.openxmlformats.org/drawingml/2006/main">
+                    <a:graphicData uri="http://schemas.openxmlformats.org/drawingml/2006/picture">
+                      <pic:pic xmlns:pic="http://schemas.openxmlformats.org/drawingml/2006/picture">
+                        <pic:nvPicPr>
+                          <pic:cNvPr id="0" name="" descr=""/>
+                          <pic:cNvPicPr>
+                            <a:picLocks noChangeAspect="1" noChangeArrowheads="1"/>
+                          </pic:cNvPicPr>
+                        </pic:nvPicPr>
+                        <pic:blipFill>
+                          <a:blip r:embed="rId27" cstate="none"/>
+                          <a:srcRect/>
+                          <a:stretch>
+                            <a:fillRect/>
+                          </a:stretch>
+                        </pic:blipFill>
+                        <pic:spPr bwMode="auto">
+                          <a:xfrm>
+                            <a:off x="0" y="0"/>
+                            <a:ext cx="4514850" cy="381000"/>
+                          </a:xfrm>
+                          <a:prstGeom prst="rect">
+                            <a:avLst/>
+                          </a:prstGeom>
+                        </pic:spPr>
+                      </pic:pic>
+                    </a:graphicData>
+                  </a:graphic>
+                </wp:inline>
+              </w:drawing>
+            </w:r>
+          </w:p>
+        </w:tc>
+        <w:tc>
+          <w:tcPr>
+            <w:tcW w:type="dxa" w:w="1100"/>
+            <w:tcBorders>
+              <w:top w:val="none" w:color="FFFFFF" w:sz="0"/>
+              <w:left w:val="none" w:color="FFFFFF" w:sz="0"/>
+              <w:bottom w:val="none" w:color="FFFFFF" w:sz="0"/>
+              <w:right w:val="none" w:color="FFFFFF" w:sz="0"/>
+            </w:tcBorders>
+            <w:tcMar>
+              <w:top w:type="dxa" w:w="90"/>
+              <w:left w:type="dxa" w:w="0"/>
+              <w:bottom w:type="dxa" w:w="90"/>
+              <w:right w:type="dxa" w:w="0"/>
+            </w:tcMar>
+            <w:vAlign w:val="center"/>
+          </w:tcPr>
+          <w:p>
+            <w:pPr>
+              <w:spacing w:after="0" w:before="0"/>
+              <w:jc w:val="right"/>
+            </w:pPr>
+            <w:r>
+              <w:rPr>
+                <w:rFonts w:ascii="Yu Gothic" w:cs="Yu Gothic" w:eastAsia="Yu Gothic" w:hAnsi="Yu Gothic"/>
+                <w:b w:val="false"/>
+                <w:bCs w:val="false"/>
+                <w:i w:val="false"/>
+                <w:iCs w:val="false"/>
+                <w:color w:val="1B1F27"/>
+                <w:sz w:val="17"/>
+                <w:szCs w:val="17"/>
+              </w:rPr>
+              <w:t xml:space="preserve">(20)</w:t>
+            </w:r>
+          </w:p>
+        </w:tc>
+      </w:tr>
+    </w:tbl>
+    <w:p>
+      <w:pPr>
+        <w:spacing w:after="130" w:before="20"/>
+        <w:jc w:val="center"/>
+      </w:pPr>
+      <w:r>
+        <w:rPr>
+          <w:rFonts w:ascii="Yu Gothic" w:cs="Yu Gothic" w:eastAsia="Yu Gothic" w:hAnsi="Yu Gothic"/>
+          <w:b w:val="false"/>
+          <w:bCs w:val="false"/>
+          <w:i w:val="false"/>
+          <w:iCs w:val="false"/>
+          <w:color w:val="5B6373"/>
           <w:sz w:val="15"/>
           <w:szCs w:val="15"/>
         </w:rPr>
-        <w:t xml:space="preserve">1銘柄あたりの目標投資額 = 5,000,000円 × 5% = 250,000円</w:t>
+        <w:t xml:space="preserve">C は投資枠500万円、P は株価、n は単元数。1銘柄の投資額は枠の8%を超えない。</w:t>
       </w:r>
     </w:p>
     <w:p>
       <w:pPr>
-        <w:shd w:fill="F2F4F8" w:color="auto" w:val="clear"/>
-        <w:spacing w:after="0" w:before="0" w:line="265"/>
-        <w:ind w:left="130" w:right="130"/>
+        <w:spacing w:after="130" w:before="0" w:line="300"/>
+        <w:jc w:val="left"/>
       </w:pPr>
       <w:r>
         <w:rPr>
-          <w:rFonts w:ascii="SFMono-Regular" w:cs="SFMono-Regular" w:eastAsia="SFMono-Regular" w:hAnsi="SFMono-Regular"/>
+          <w:rFonts w:ascii="Yu Gothic" w:cs="Yu Gothic" w:eastAsia="Yu Gothic" w:hAnsi="Yu Gothic"/>
+          <w:b w:val="false"/>
+          <w:bCs w:val="false"/>
+          <w:i w:val="false"/>
+          <w:iCs w:val="false"/>
           <w:color w:val="1B1F27"/>
-          <w:sz w:val="15"/>
-          <w:szCs w:val="15"/>
+          <w:sz w:val="18"/>
+          <w:szCs w:val="18"/>
         </w:rPr>
-        <w:t xml:space="preserve">単元数 = round( 250,000 ÷ (株価 × 100) )   ただし最低1単元</w:t>
-      </w:r>
-    </w:p>
-    <w:p>
-      <w:pPr>
-        <w:shd w:fill="F2F4F8" w:color="auto" w:val="clear"/>
-        <w:spacing w:after="0" w:before="0" w:line="265"/>
-        <w:ind w:left="130" w:right="130"/>
-      </w:pPr>
-      <w:r>
-        <w:rPr>
-          <w:rFonts w:ascii="SFMono-Regular" w:cs="SFMono-Regular" w:eastAsia="SFMono-Regular" w:hAnsi="SFMono-Regular"/>
-          <w:color w:val="1B1F27"/>
-          <w:sz w:val="15"/>
-          <w:szCs w:val="15"/>
-        </w:rPr>
-        <w:t xml:space="preserve">1銘柄の投資額が400,000円（上限8%）を超えたら単元数を減らす</w:t>
-      </w:r>
-    </w:p>
-    <w:p>
-      <w:pPr>
-        <w:shd w:fill="F2F4F8" w:color="auto" w:val="clear"/>
-        <w:spacing w:after="160" w:before="0" w:line="265"/>
-        <w:ind w:left="130" w:right="130"/>
-      </w:pPr>
-      <w:r>
-        <w:rPr>
-          <w:rFonts w:ascii="SFMono-Regular" w:cs="SFMono-Regular" w:eastAsia="SFMono-Regular" w:hAnsi="SFMono-Regular"/>
-          <w:color w:val="1B1F27"/>
-          <w:sz w:val="15"/>
-          <w:szCs w:val="15"/>
-        </w:rPr>
-        <w:t xml:space="preserve">余った現金は、目標250,000円から最も下振れている銘柄へ1単元ずつ配る</w:t>
+        <w:t xml:space="preserve">この計算で余った現金は、目標額から最も下振れている銘柄へ1単元ずつ配っていく。上限8%に達した銘柄はそれ以上増やさない。</w:t>
       </w:r>
     </w:p>
     <w:p>
